--- a/backend/models/comercial/Proposta técnica hidrojateamento.docx
+++ b/backend/models/comercial/Proposta técnica hidrojateamento.docx
@@ -3071,7 +3071,7 @@
           <w:ilvl w:val="0"/>
           <w:numId w:val="2"/>
         </w:numPr>
-        <w:spacing w:after="0" w:line="240" w:lineRule="auto"/>
+        <w:spacing w:after="120" w:line="240" w:lineRule="auto" w:before="0"/>
         <w:jc w:val="both"/>
       </w:pPr>
       <w:r>
@@ -3084,14 +3084,6 @@
         </w:rPr>
         <w:t>- Descrição dos serviços que serão executados:</w:t>
       </w:r>
-    </w:p>
-    <w:p>
-      <w:pPr>
-        <w:pStyle w:val="PargrafodaLista"/>
-        <w:spacing w:after="0" w:line="240" w:lineRule="auto"/>
-        <w:ind w:left="360"/>
-        <w:jc w:val="both"/>
-      </w:pPr>
     </w:p>
     <w:p>
       <w:pPr>
@@ -3100,7 +3092,7 @@
           <w:ilvl w:val="1"/>
           <w:numId w:val="2"/>
         </w:numPr>
-        <w:spacing w:after="0" w:line="240" w:lineRule="auto"/>
+        <w:spacing w:after="120" w:line="240" w:lineRule="auto" w:before="0"/>
         <w:jc w:val="both"/>
         <w:rPr>
           <w:rFonts w:ascii="Arial" w:hAnsi="Arial" w:cs="Arial"/>
@@ -3149,7 +3141,7 @@
           <w:ilvl w:val="1"/>
           <w:numId w:val="2"/>
         </w:numPr>
-        <w:spacing w:after="0" w:line="240" w:lineRule="auto"/>
+        <w:spacing w:after="120" w:line="240" w:lineRule="auto" w:before="0"/>
         <w:jc w:val="both"/>
         <w:rPr>
           <w:rFonts w:ascii="Arial" w:hAnsi="Arial" w:cs="Arial"/>
@@ -3164,7 +3156,7 @@
     <w:p>
       <w:pPr>
         <w:pStyle w:val="PargrafodaLista"/>
-        <w:spacing w:after="0" w:line="240" w:lineRule="auto"/>
+        <w:spacing w:after="120" w:line="240" w:lineRule="auto" w:before="0"/>
         <w:ind w:left="1068"/>
         <w:jc w:val="both"/>
         <w:rPr>
@@ -3173,43 +3165,6 @@
           <w:szCs w:val="20"/>
         </w:rPr>
       </w:pPr>
-    </w:p>
-    <w:p>
-      <w:pPr>
-        <w:spacing w:after="0" w:line="240" w:lineRule="auto"/>
-        <w:jc w:val="both"/>
-        <w:rPr>
-          <w:rFonts w:ascii="Arial" w:hAnsi="Arial" w:cs="Arial"/>
-          <w:sz w:val="20"/>
-          <w:szCs w:val="20"/>
-        </w:rPr>
-      </w:pPr>
-    </w:p>
-    <w:p>
-      <w:pPr>
-        <w:pStyle w:val="PargrafodaLista"/>
-        <w:spacing w:after="0" w:line="240" w:lineRule="auto"/>
-        <w:ind w:left="1068"/>
-        <w:jc w:val="both"/>
-        <w:rPr>
-          <w:rFonts w:ascii="Arial" w:hAnsi="Arial" w:cs="Arial"/>
-          <w:sz w:val="20"/>
-          <w:szCs w:val="20"/>
-        </w:rPr>
-      </w:pPr>
-    </w:p>
-    <w:p>
-      <w:pPr>
-        <w:pStyle w:val="PargrafodaLista"/>
-        <w:spacing w:after="0" w:line="240" w:lineRule="auto"/>
-        <w:ind w:left="1068"/>
-        <w:jc w:val="both"/>
-        <w:rPr>
-          <w:rFonts w:ascii="Arial" w:hAnsi="Arial" w:cs="Arial"/>
-          <w:sz w:val="20"/>
-          <w:szCs w:val="20"/>
-        </w:rPr>
-      </w:pPr>
       <w:r>
         <w:rPr>
           <w:rFonts w:ascii="Arial" w:hAnsi="Arial" w:cs="Arial"/>
@@ -3219,28 +3174,6 @@
         </w:rPr>
         <w:t xml:space="preserve">hidrojateamento em tubulações deverá utilizar estritamente máximo 20k de pressão (é proibido 40k). </w:t>
       </w:r>
-    </w:p>
-    <w:p>
-      <w:pPr>
-        <w:rPr>
-          <w:rFonts w:ascii="Arial" w:eastAsia="Arial" w:hAnsi="Arial"/>
-          <w:b/>
-          <w:bCs/>
-          <w:sz w:val="20"/>
-          <w:szCs w:val="20"/>
-        </w:rPr>
-      </w:pPr>
-    </w:p>
-    <w:p>
-      <w:pPr>
-        <w:rPr>
-          <w:rFonts w:ascii="Arial" w:eastAsia="Arial" w:hAnsi="Arial"/>
-          <w:b/>
-          <w:bCs/>
-          <w:sz w:val="20"/>
-          <w:szCs w:val="20"/>
-        </w:rPr>
-      </w:pPr>
     </w:p>
     <w:p>
       <w:pPr>
@@ -3255,6 +3188,7 @@
           <w:sz w:val="20"/>
           <w:szCs w:val="20"/>
         </w:rPr>
+        <w:spacing w:before="0" w:after="120"/>
       </w:pPr>
       <w:r>
         <w:rPr>
@@ -3277,18 +3211,6 @@
         </w:rPr>
         <w:t>Matriz geral de responsabilidade</w:t>
       </w:r>
-    </w:p>
-    <w:p>
-      <w:pPr>
-        <w:pStyle w:val="PargrafodaLista"/>
-        <w:ind w:left="360"/>
-        <w:rPr>
-          <w:rFonts w:ascii="Arial" w:hAnsi="Arial" w:cs="Arial"/>
-          <w:b/>
-          <w:sz w:val="20"/>
-          <w:szCs w:val="20"/>
-        </w:rPr>
-      </w:pPr>
     </w:p>
     <w:bookmarkEnd w:id="1"/>
     <w:p>
@@ -3304,6 +3226,7 @@
           <w:sz w:val="20"/>
           <w:szCs w:val="20"/>
         </w:rPr>
+        <w:spacing w:before="0" w:after="120"/>
       </w:pPr>
       <w:r>
         <w:rPr>
@@ -4566,7 +4489,7 @@
           </w:tcPr>
           <w:p>
             <w:pPr>
-              <w:spacing w:before="100" w:beforeAutospacing="1" w:after="3840" w:line="240" w:lineRule="auto"/>
+              <w:spacing w:before="0" w:after="120" w:line="240" w:lineRule="auto"/>
               <w:jc w:val="both"/>
               <w:rPr>
                 <w:rFonts w:ascii="Arial" w:eastAsia="Arial" w:hAnsi="Arial" w:cs="Arial"/>
@@ -4593,18 +4516,6 @@
     <w:p>
       <w:pPr>
         <w:pStyle w:val="PargrafodaLista"/>
-        <w:ind w:left="1068"/>
-        <w:rPr>
-          <w:rFonts w:ascii="Arial" w:hAnsi="Arial" w:cs="Arial"/>
-          <w:b/>
-          <w:sz w:val="20"/>
-          <w:szCs w:val="20"/>
-        </w:rPr>
-      </w:pPr>
-    </w:p>
-    <w:p>
-      <w:pPr>
-        <w:pStyle w:val="PargrafodaLista"/>
         <w:numPr>
           <w:ilvl w:val="1"/>
           <w:numId w:val="2"/>
@@ -4615,6 +4526,7 @@
           <w:sz w:val="20"/>
           <w:szCs w:val="20"/>
         </w:rPr>
+        <w:spacing w:before="0" w:after="120"/>
       </w:pPr>
       <w:r>
         <w:rPr>
@@ -4949,34 +4861,12 @@
     </w:tbl>
     <w:p>
       <w:pPr>
-        <w:spacing w:after="0" w:line="240" w:lineRule="auto"/>
-        <w:jc w:val="both"/>
-        <w:rPr>
-          <w:rFonts w:ascii="Arial" w:eastAsia="Arial" w:hAnsi="Arial"/>
-          <w:sz w:val="20"/>
-          <w:szCs w:val="20"/>
-        </w:rPr>
-      </w:pPr>
-    </w:p>
-    <w:p>
-      <w:pPr>
-        <w:spacing w:after="0" w:line="240" w:lineRule="auto"/>
-        <w:jc w:val="both"/>
-        <w:rPr>
-          <w:rFonts w:ascii="Arial" w:eastAsia="Arial" w:hAnsi="Arial"/>
-          <w:sz w:val="20"/>
-          <w:szCs w:val="20"/>
-        </w:rPr>
-      </w:pPr>
-    </w:p>
-    <w:p>
-      <w:pPr>
         <w:pStyle w:val="PargrafodaLista"/>
         <w:numPr>
           <w:ilvl w:val="0"/>
           <w:numId w:val="2"/>
         </w:numPr>
-        <w:spacing w:after="0" w:line="240" w:lineRule="auto"/>
+        <w:spacing w:after="120" w:line="240" w:lineRule="auto" w:before="0"/>
         <w:jc w:val="both"/>
       </w:pPr>
       <w:r>
@@ -4999,14 +4889,6 @@
         </w:rPr>
         <w:t>:</w:t>
       </w:r>
-    </w:p>
-    <w:p>
-      <w:pPr>
-        <w:pStyle w:val="PargrafodaLista"/>
-        <w:spacing w:after="0" w:line="240" w:lineRule="auto"/>
-        <w:ind w:left="360"/>
-        <w:jc w:val="both"/>
-      </w:pPr>
     </w:p>
     <w:p>
       <w:pPr>
@@ -5015,7 +4897,7 @@
           <w:ilvl w:val="1"/>
           <w:numId w:val="2"/>
         </w:numPr>
-        <w:spacing w:after="0" w:line="240" w:lineRule="auto"/>
+        <w:spacing w:after="120" w:line="240" w:lineRule="auto" w:before="0"/>
         <w:jc w:val="both"/>
       </w:pPr>
       <w:r>
@@ -5055,14 +4937,6 @@
         </w:rPr>
         <w:t>após o recebimento do pedido de compras ou assinatura do contrato.</w:t>
       </w:r>
-    </w:p>
-    <w:p>
-      <w:pPr>
-        <w:pStyle w:val="PargrafodaLista"/>
-        <w:spacing w:after="0" w:line="240" w:lineRule="auto"/>
-        <w:ind w:left="1068"/>
-        <w:jc w:val="both"/>
-      </w:pPr>
     </w:p>
     <w:p>
       <w:pPr>
@@ -5071,7 +4945,7 @@
           <w:ilvl w:val="2"/>
           <w:numId w:val="2"/>
         </w:numPr>
-        <w:spacing w:after="0" w:line="240" w:lineRule="auto"/>
+        <w:spacing w:after="120" w:line="240" w:lineRule="auto" w:before="0"/>
         <w:jc w:val="both"/>
       </w:pPr>
       <w:r>
@@ -5081,37 +4955,6 @@
           <w:szCs w:val="20"/>
         </w:rPr>
         <w:t xml:space="preserve">O texto acima deve ser válido a cada mudança de data para atendimento.  </w:t>
-      </w:r>
-    </w:p>
-    <w:p>
-      <w:pPr>
-        <w:spacing w:after="0" w:line="240" w:lineRule="auto"/>
-        <w:jc w:val="both"/>
-        <w:rPr>
-          <w:rFonts w:ascii="Arial" w:eastAsia="Arial" w:hAnsi="Arial"/>
-        </w:rPr>
-      </w:pPr>
-      <w:r>
-        <w:rPr>
-          <w:rFonts w:ascii="Arial" w:eastAsia="Arial" w:hAnsi="Arial"/>
-          <w:sz w:val="20"/>
-          <w:szCs w:val="20"/>
-        </w:rPr>
-        <w:t xml:space="preserve"> </w:t>
-      </w:r>
-    </w:p>
-    <w:p>
-      <w:pPr>
-        <w:spacing w:after="0" w:line="240" w:lineRule="auto"/>
-        <w:jc w:val="both"/>
-      </w:pPr>
-      <w:r>
-        <w:rPr>
-          <w:rFonts w:ascii="Arial" w:eastAsia="Arial" w:hAnsi="Arial"/>
-          <w:sz w:val="20"/>
-          <w:szCs w:val="20"/>
-        </w:rPr>
-        <w:t xml:space="preserve"> </w:t>
       </w:r>
     </w:p>
     <w:p>
@@ -5121,7 +4964,7 @@
           <w:ilvl w:val="0"/>
           <w:numId w:val="2"/>
         </w:numPr>
-        <w:spacing w:after="0" w:line="240" w:lineRule="auto"/>
+        <w:spacing w:after="120" w:line="240" w:lineRule="auto" w:before="0"/>
         <w:jc w:val="both"/>
       </w:pPr>
       <w:r>
@@ -5134,14 +4977,6 @@
         </w:rPr>
         <w:t>- Prazo para execução dos serviços:</w:t>
       </w:r>
-    </w:p>
-    <w:p>
-      <w:pPr>
-        <w:pStyle w:val="PargrafodaLista"/>
-        <w:spacing w:after="0" w:line="240" w:lineRule="auto"/>
-        <w:ind w:left="360"/>
-        <w:jc w:val="both"/>
-      </w:pPr>
     </w:p>
     <w:p>
       <w:pPr>
@@ -5149,7 +4984,7 @@
         <w:autoSpaceDE w:val="0"/>
         <w:autoSpaceDN w:val="0"/>
         <w:adjustRightInd w:val="0"/>
-        <w:spacing w:after="0" w:line="240" w:lineRule="auto"/>
+        <w:spacing w:after="120" w:line="240" w:lineRule="auto" w:before="0"/>
         <w:ind w:left="360"/>
         <w:jc w:val="both"/>
         <w:rPr>
@@ -5166,14 +5001,6 @@
         </w:rPr>
         <w:t>O cronograma apresentado leva em consideração a disponibilidade de todas as frentes de serviço prontas e liberadas para a equipe Filtrovali. É importante ressaltar que qualquer indisponibilidade das frentes de serviço para a equipe da Filtrovali poderá resultar em alterações no cronograma.</w:t>
       </w:r>
-    </w:p>
-    <w:p>
-      <w:pPr>
-        <w:pStyle w:val="PargrafodaLista"/>
-        <w:spacing w:after="0" w:line="240" w:lineRule="auto"/>
-        <w:ind w:left="360"/>
-        <w:jc w:val="both"/>
-      </w:pPr>
     </w:p>
     <w:p>
       <w:pPr>
@@ -5182,7 +5009,7 @@
           <w:ilvl w:val="1"/>
           <w:numId w:val="2"/>
         </w:numPr>
-        <w:spacing w:after="0" w:line="240" w:lineRule="auto"/>
+        <w:spacing w:after="120" w:line="240" w:lineRule="auto" w:before="0"/>
         <w:jc w:val="both"/>
       </w:pPr>
       <w:r>
@@ -5210,14 +5037,6 @@
         </w:rPr>
         <w:t xml:space="preserve"> dia(s);</w:t>
       </w:r>
-    </w:p>
-    <w:p>
-      <w:pPr>
-        <w:pStyle w:val="PargrafodaLista"/>
-        <w:spacing w:after="0" w:line="240" w:lineRule="auto"/>
-        <w:ind w:left="1068"/>
-        <w:jc w:val="both"/>
-      </w:pPr>
     </w:p>
     <w:p>
       <w:pPr>
@@ -5226,7 +5045,7 @@
           <w:ilvl w:val="2"/>
           <w:numId w:val="2"/>
         </w:numPr>
-        <w:spacing w:after="0" w:line="240" w:lineRule="auto"/>
+        <w:spacing w:after="120" w:line="240" w:lineRule="auto" w:before="0"/>
         <w:jc w:val="both"/>
       </w:pPr>
       <w:r>
@@ -5254,14 +5073,6 @@
         </w:rPr>
         <w:t xml:space="preserve"> dia(s);</w:t>
       </w:r>
-    </w:p>
-    <w:p>
-      <w:pPr>
-        <w:pStyle w:val="PargrafodaLista"/>
-        <w:spacing w:after="0" w:line="240" w:lineRule="auto"/>
-        <w:ind w:left="2136"/>
-        <w:jc w:val="both"/>
-      </w:pPr>
     </w:p>
     <w:p>
       <w:pPr>
@@ -5270,7 +5081,7 @@
           <w:ilvl w:val="2"/>
           <w:numId w:val="2"/>
         </w:numPr>
-        <w:spacing w:after="0" w:line="240" w:lineRule="auto"/>
+        <w:spacing w:after="120" w:line="240" w:lineRule="auto" w:before="0"/>
         <w:jc w:val="both"/>
       </w:pPr>
       <w:r>
@@ -5298,14 +5109,6 @@
         </w:rPr>
         <w:t xml:space="preserve"> dia(as)</w:t>
       </w:r>
-    </w:p>
-    <w:p>
-      <w:pPr>
-        <w:pStyle w:val="PargrafodaLista"/>
-        <w:spacing w:after="0" w:line="240" w:lineRule="auto"/>
-        <w:ind w:left="1068"/>
-        <w:jc w:val="both"/>
-      </w:pPr>
     </w:p>
     <w:p>
       <w:pPr>
@@ -5314,7 +5117,7 @@
           <w:ilvl w:val="1"/>
           <w:numId w:val="2"/>
         </w:numPr>
-        <w:spacing w:after="0" w:line="240" w:lineRule="auto"/>
+        <w:spacing w:after="120" w:line="240" w:lineRule="auto" w:before="0"/>
         <w:jc w:val="both"/>
       </w:pPr>
       <w:r>
@@ -5345,13 +5148,7 @@
     </w:p>
     <w:p>
       <w:pPr>
-        <w:spacing w:after="0" w:line="240" w:lineRule="auto"/>
-        <w:jc w:val="both"/>
-      </w:pPr>
-    </w:p>
-    <w:p>
-      <w:pPr>
-        <w:spacing w:after="0" w:line="240" w:lineRule="auto"/>
+        <w:spacing w:after="120" w:line="240" w:lineRule="auto" w:before="0"/>
         <w:ind w:firstLine="708"/>
         <w:jc w:val="both"/>
       </w:pPr>
@@ -5362,31 +5159,6 @@
           <w:szCs w:val="20"/>
         </w:rPr>
         <w:t>NOTA: O prazo de deslocamento não está incluso ao prazo previsto de permanência em obra.</w:t>
-      </w:r>
-    </w:p>
-    <w:p>
-      <w:pPr>
-        <w:spacing w:after="0" w:line="240" w:lineRule="auto"/>
-        <w:jc w:val="both"/>
-        <w:rPr>
-          <w:rFonts w:ascii="Arial" w:eastAsia="Arial" w:hAnsi="Arial"/>
-          <w:sz w:val="20"/>
-          <w:szCs w:val="20"/>
-        </w:rPr>
-      </w:pPr>
-    </w:p>
-    <w:p>
-      <w:pPr>
-        <w:spacing w:after="0" w:line="240" w:lineRule="auto"/>
-        <w:jc w:val="both"/>
-      </w:pPr>
-      <w:r>
-        <w:rPr>
-          <w:rFonts w:ascii="Arial" w:eastAsia="Arial" w:hAnsi="Arial"/>
-          <w:sz w:val="20"/>
-          <w:szCs w:val="20"/>
-        </w:rPr>
-        <w:t xml:space="preserve"> </w:t>
       </w:r>
     </w:p>
     <w:p>
@@ -5396,7 +5168,7 @@
           <w:ilvl w:val="0"/>
           <w:numId w:val="2"/>
         </w:numPr>
-        <w:spacing w:after="0" w:line="240" w:lineRule="auto"/>
+        <w:spacing w:after="120" w:line="240" w:lineRule="auto" w:before="0"/>
         <w:jc w:val="both"/>
       </w:pPr>
       <w:r>
@@ -5413,37 +5185,18 @@
     <w:p>
       <w:pPr>
         <w:pStyle w:val="PargrafodaLista"/>
-        <w:spacing w:after="0" w:line="240" w:lineRule="auto"/>
+        <w:spacing w:after="120" w:line="240" w:lineRule="auto" w:before="0"/>
         <w:ind w:left="360"/>
         <w:jc w:val="both"/>
+      </w:pPr>
+      <w:r>
         <w:rPr>
           <w:rFonts w:ascii="Arial" w:eastAsia="Arial" w:hAnsi="Arial"/>
           <w:sz w:val="20"/>
           <w:szCs w:val="20"/>
         </w:rPr>
-      </w:pPr>
-    </w:p>
-    <w:p>
-      <w:pPr>
-        <w:pStyle w:val="PargrafodaLista"/>
-        <w:spacing w:after="0" w:line="240" w:lineRule="auto"/>
-        <w:ind w:left="360"/>
-        <w:jc w:val="both"/>
-      </w:pPr>
-      <w:r>
-        <w:rPr>
-          <w:rFonts w:ascii="Arial" w:eastAsia="Arial" w:hAnsi="Arial"/>
-          <w:sz w:val="20"/>
-          <w:szCs w:val="20"/>
-        </w:rPr>
         <w:t xml:space="preserve">O horário de entrada e saída das equipes em obra é flexível podendo se adaptar ao horário do projeto em questão, desde que não ultrapasse 44 horas semanais conforme normas previstas na CLT. </w:t>
       </w:r>
-    </w:p>
-    <w:p>
-      <w:pPr>
-        <w:spacing w:after="0" w:line="240" w:lineRule="auto"/>
-        <w:jc w:val="both"/>
-      </w:pPr>
     </w:p>
     <w:p>
       <w:pPr>
@@ -5452,7 +5205,7 @@
           <w:ilvl w:val="1"/>
           <w:numId w:val="2"/>
         </w:numPr>
-        <w:spacing w:after="0" w:line="240" w:lineRule="auto"/>
+        <w:spacing w:after="120" w:line="240" w:lineRule="auto" w:before="0"/>
         <w:jc w:val="both"/>
       </w:pPr>
       <w:r>
@@ -5487,14 +5240,6 @@
         </w:rPr>
         <w:t xml:space="preserve"> </w:t>
       </w:r>
-    </w:p>
-    <w:p>
-      <w:pPr>
-        <w:pStyle w:val="PargrafodaLista"/>
-        <w:spacing w:after="0" w:line="240" w:lineRule="auto"/>
-        <w:ind w:left="1068"/>
-        <w:jc w:val="both"/>
-      </w:pPr>
     </w:p>
     <w:p>
       <w:pPr>
@@ -5503,7 +5248,7 @@
           <w:ilvl w:val="2"/>
           <w:numId w:val="2"/>
         </w:numPr>
-        <w:spacing w:after="0" w:line="360" w:lineRule="auto"/>
+        <w:spacing w:after="120" w:line="360" w:lineRule="auto" w:before="0"/>
         <w:jc w:val="both"/>
       </w:pPr>
       <w:r>
@@ -5522,7 +5267,7 @@
           <w:ilvl w:val="2"/>
           <w:numId w:val="2"/>
         </w:numPr>
-        <w:spacing w:after="0" w:line="360" w:lineRule="auto"/>
+        <w:spacing w:after="120" w:line="360" w:lineRule="auto" w:before="0"/>
         <w:jc w:val="both"/>
       </w:pPr>
       <w:r>
@@ -5541,7 +5286,7 @@
           <w:ilvl w:val="1"/>
           <w:numId w:val="2"/>
         </w:numPr>
-        <w:spacing w:after="0" w:line="240" w:lineRule="auto"/>
+        <w:spacing w:after="120" w:line="240" w:lineRule="auto" w:before="0"/>
         <w:jc w:val="both"/>
       </w:pPr>
       <w:r>
@@ -5584,14 +5329,6 @@
         </w:rPr>
         <w:t xml:space="preserve"> </w:t>
       </w:r>
-    </w:p>
-    <w:p>
-      <w:pPr>
-        <w:pStyle w:val="PargrafodaLista"/>
-        <w:spacing w:after="0" w:line="240" w:lineRule="auto"/>
-        <w:ind w:left="1068"/>
-        <w:jc w:val="both"/>
-      </w:pPr>
     </w:p>
     <w:p>
       <w:pPr>
@@ -5600,7 +5337,7 @@
           <w:ilvl w:val="2"/>
           <w:numId w:val="2"/>
         </w:numPr>
-        <w:spacing w:after="0" w:line="360" w:lineRule="auto"/>
+        <w:spacing w:after="120" w:line="360" w:lineRule="auto" w:before="0"/>
         <w:jc w:val="both"/>
         <w:rPr>
           <w:rFonts w:ascii="Arial" w:eastAsia="Arial" w:hAnsi="Arial"/>
@@ -5626,7 +5363,7 @@
     </w:p>
     <w:p>
       <w:pPr>
-        <w:spacing w:after="0" w:line="240" w:lineRule="auto"/>
+        <w:spacing w:after="120" w:line="240" w:lineRule="auto" w:before="0"/>
         <w:ind w:firstLine="708"/>
         <w:jc w:val="both"/>
         <w:rPr>
@@ -5643,36 +5380,6 @@
         </w:rPr>
         <w:t xml:space="preserve">Notas: Os trabalhos em horas extras (sábados, domingos, feriados e além do previsto no item 6.1) poderão ser executados quando solicitado pela Contratante. Será feito o registro em RDO, indicado no campo Horas Extras e lançado na medição como adicional. </w:t>
       </w:r>
-    </w:p>
-    <w:p>
-      <w:pPr>
-        <w:autoSpaceDE w:val="0"/>
-        <w:autoSpaceDN w:val="0"/>
-        <w:adjustRightInd w:val="0"/>
-        <w:spacing w:after="0" w:line="240" w:lineRule="auto"/>
-        <w:jc w:val="both"/>
-        <w:rPr>
-          <w:rFonts w:ascii="Arial" w:hAnsi="Arial" w:cs="Arial"/>
-          <w:b/>
-          <w:sz w:val="20"/>
-          <w:szCs w:val="20"/>
-        </w:rPr>
-      </w:pPr>
-    </w:p>
-    <w:p>
-      <w:pPr>
-        <w:autoSpaceDE w:val="0"/>
-        <w:autoSpaceDN w:val="0"/>
-        <w:adjustRightInd w:val="0"/>
-        <w:spacing w:after="0" w:line="240" w:lineRule="auto"/>
-        <w:jc w:val="both"/>
-        <w:rPr>
-          <w:rFonts w:ascii="Arial" w:hAnsi="Arial" w:cs="Arial"/>
-          <w:b/>
-          <w:sz w:val="20"/>
-          <w:szCs w:val="20"/>
-        </w:rPr>
-      </w:pPr>
     </w:p>
     <w:p>
       <w:pPr>
@@ -5684,7 +5391,7 @@
         <w:autoSpaceDE w:val="0"/>
         <w:autoSpaceDN w:val="0"/>
         <w:adjustRightInd w:val="0"/>
-        <w:spacing w:after="0" w:line="240" w:lineRule="auto"/>
+        <w:spacing w:after="120" w:line="240" w:lineRule="auto" w:before="0"/>
         <w:jc w:val="both"/>
         <w:rPr>
           <w:rFonts w:ascii="Arial" w:hAnsi="Arial" w:cs="Arial"/>
@@ -5712,7 +5419,7 @@
         <w:autoSpaceDE w:val="0"/>
         <w:autoSpaceDN w:val="0"/>
         <w:adjustRightInd w:val="0"/>
-        <w:spacing w:after="0" w:line="240" w:lineRule="auto"/>
+        <w:spacing w:after="120" w:line="240" w:lineRule="auto" w:before="0"/>
         <w:jc w:val="both"/>
         <w:rPr>
           <w:rFonts w:ascii="Arial" w:hAnsi="Arial" w:cs="Arial"/>
@@ -5730,20 +5437,6 @@
         </w:rPr>
         <w:t>- Relatórios:</w:t>
       </w:r>
-    </w:p>
-    <w:p>
-      <w:pPr>
-        <w:autoSpaceDE w:val="0"/>
-        <w:autoSpaceDN w:val="0"/>
-        <w:adjustRightInd w:val="0"/>
-        <w:spacing w:after="0" w:line="240" w:lineRule="auto"/>
-        <w:jc w:val="both"/>
-        <w:rPr>
-          <w:rFonts w:ascii="Arial" w:hAnsi="Arial" w:cs="Arial"/>
-          <w:sz w:val="20"/>
-          <w:szCs w:val="20"/>
-        </w:rPr>
-      </w:pPr>
     </w:p>
     <w:p>
       <w:pPr>
@@ -5755,7 +5448,7 @@
         <w:autoSpaceDE w:val="0"/>
         <w:autoSpaceDN w:val="0"/>
         <w:adjustRightInd w:val="0"/>
-        <w:spacing w:after="0" w:line="240" w:lineRule="auto"/>
+        <w:spacing w:after="120" w:line="240" w:lineRule="auto" w:before="0"/>
         <w:jc w:val="both"/>
         <w:rPr>
           <w:rFonts w:ascii="Arial" w:hAnsi="Arial" w:cs="Arial"/>
@@ -5777,21 +5470,7 @@
         <w:autoSpaceDE w:val="0"/>
         <w:autoSpaceDN w:val="0"/>
         <w:adjustRightInd w:val="0"/>
-        <w:spacing w:after="0" w:line="240" w:lineRule="auto"/>
-        <w:jc w:val="both"/>
-        <w:rPr>
-          <w:rFonts w:ascii="Arial" w:hAnsi="Arial" w:cs="Arial"/>
-          <w:sz w:val="20"/>
-          <w:szCs w:val="20"/>
-        </w:rPr>
-      </w:pPr>
-    </w:p>
-    <w:p>
-      <w:pPr>
-        <w:autoSpaceDE w:val="0"/>
-        <w:autoSpaceDN w:val="0"/>
-        <w:adjustRightInd w:val="0"/>
-        <w:spacing w:after="0" w:line="240" w:lineRule="auto"/>
+        <w:spacing w:after="120" w:line="240" w:lineRule="auto" w:before="0"/>
         <w:ind w:firstLine="708"/>
         <w:jc w:val="both"/>
         <w:rPr>
@@ -5808,51 +5487,6 @@
         </w:rPr>
         <w:t>Obs: Visando a redução de tempo e retrabalho com manutenção de relatórios, os relatórios abaixo só serão elaborados e entregues após a regularização e aprovação dos RDOs.</w:t>
       </w:r>
-    </w:p>
-    <w:p>
-      <w:pPr>
-        <w:autoSpaceDE w:val="0"/>
-        <w:autoSpaceDN w:val="0"/>
-        <w:adjustRightInd w:val="0"/>
-        <w:spacing w:after="0" w:line="240" w:lineRule="auto"/>
-        <w:ind w:firstLine="708"/>
-        <w:jc w:val="both"/>
-        <w:rPr>
-          <w:rFonts w:ascii="Arial" w:hAnsi="Arial" w:cs="Arial"/>
-          <w:sz w:val="20"/>
-          <w:szCs w:val="20"/>
-        </w:rPr>
-      </w:pPr>
-    </w:p>
-    <w:p>
-      <w:pPr>
-        <w:autoSpaceDE w:val="0"/>
-        <w:autoSpaceDN w:val="0"/>
-        <w:adjustRightInd w:val="0"/>
-        <w:spacing w:after="0" w:line="240" w:lineRule="auto"/>
-        <w:jc w:val="both"/>
-        <w:rPr>
-          <w:rFonts w:ascii="Arial" w:hAnsi="Arial" w:cs="Arial"/>
-          <w:sz w:val="20"/>
-          <w:szCs w:val="20"/>
-        </w:rPr>
-      </w:pPr>
-    </w:p>
-    <w:p>
-      <w:pPr>
-        <w:autoSpaceDE w:val="0"/>
-        <w:autoSpaceDN w:val="0"/>
-        <w:adjustRightInd w:val="0"/>
-        <w:spacing w:after="0" w:line="240" w:lineRule="auto"/>
-        <w:jc w:val="both"/>
-        <w:rPr>
-          <w:rFonts w:ascii="Arial" w:hAnsi="Arial" w:cs="Arial"/>
-          <w:b/>
-          <w:bCs/>
-          <w:sz w:val="20"/>
-          <w:szCs w:val="20"/>
-        </w:rPr>
-      </w:pPr>
     </w:p>
     <w:p>
       <w:pPr>
@@ -5864,7 +5498,7 @@
         <w:autoSpaceDE w:val="0"/>
         <w:autoSpaceDN w:val="0"/>
         <w:adjustRightInd w:val="0"/>
-        <w:spacing w:after="0" w:line="240" w:lineRule="auto"/>
+        <w:spacing w:after="120" w:line="240" w:lineRule="auto" w:before="0"/>
         <w:jc w:val="both"/>
         <w:rPr>
           <w:rFonts w:ascii="Arial" w:hAnsi="Arial" w:cs="Arial"/>
@@ -5884,18 +5518,6 @@
         </w:rPr>
         <w:t>- Validade da proposta:</w:t>
       </w:r>
-    </w:p>
-    <w:p>
-      <w:pPr>
-        <w:spacing w:after="0" w:line="240" w:lineRule="auto"/>
-        <w:ind w:firstLine="708"/>
-        <w:jc w:val="both"/>
-        <w:rPr>
-          <w:rFonts w:ascii="Arial" w:hAnsi="Arial" w:cs="Arial"/>
-          <w:sz w:val="20"/>
-          <w:szCs w:val="20"/>
-        </w:rPr>
-      </w:pPr>
     </w:p>
     <w:p>
       <w:pPr>
@@ -5904,7 +5526,7 @@
           <w:ilvl w:val="1"/>
           <w:numId w:val="2"/>
         </w:numPr>
-        <w:spacing w:after="0" w:line="240" w:lineRule="auto"/>
+        <w:spacing w:after="120" w:line="240" w:lineRule="auto" w:before="0"/>
         <w:jc w:val="both"/>
         <w:rPr>
           <w:rFonts w:ascii="Arial" w:hAnsi="Arial" w:cs="Arial"/>
@@ -5947,30 +5569,6 @@
         </w:rPr>
         <w:t>dias após a emissão.</w:t>
       </w:r>
-    </w:p>
-    <w:p>
-      <w:pPr>
-        <w:spacing w:after="0" w:line="240" w:lineRule="auto"/>
-        <w:ind w:firstLine="708"/>
-        <w:jc w:val="both"/>
-        <w:rPr>
-          <w:rFonts w:ascii="Arial" w:hAnsi="Arial" w:cs="Arial"/>
-          <w:sz w:val="20"/>
-          <w:szCs w:val="20"/>
-        </w:rPr>
-      </w:pPr>
-    </w:p>
-    <w:p>
-      <w:pPr>
-        <w:spacing w:after="0" w:line="240" w:lineRule="auto"/>
-        <w:ind w:firstLine="708"/>
-        <w:jc w:val="both"/>
-        <w:rPr>
-          <w:rFonts w:ascii="Arial" w:hAnsi="Arial" w:cs="Arial"/>
-          <w:sz w:val="20"/>
-          <w:szCs w:val="20"/>
-        </w:rPr>
-      </w:pPr>
     </w:p>
     <w:p>
       <w:pPr>
@@ -5982,7 +5580,7 @@
         <w:autoSpaceDE w:val="0"/>
         <w:autoSpaceDN w:val="0"/>
         <w:adjustRightInd w:val="0"/>
-        <w:spacing w:after="0" w:line="240" w:lineRule="auto"/>
+        <w:spacing w:after="120" w:line="240" w:lineRule="auto" w:before="0"/>
         <w:jc w:val="both"/>
         <w:rPr>
           <w:rFonts w:ascii="Arial" w:hAnsi="Arial" w:cs="Arial"/>
@@ -6000,21 +5598,6 @@
         </w:rPr>
         <w:t>- Observações:</w:t>
       </w:r>
-    </w:p>
-    <w:p>
-      <w:pPr>
-        <w:autoSpaceDE w:val="0"/>
-        <w:autoSpaceDN w:val="0"/>
-        <w:adjustRightInd w:val="0"/>
-        <w:spacing w:after="0" w:line="240" w:lineRule="auto"/>
-        <w:jc w:val="both"/>
-        <w:rPr>
-          <w:rFonts w:ascii="Arial" w:hAnsi="Arial" w:cs="Arial"/>
-          <w:b/>
-          <w:sz w:val="20"/>
-          <w:szCs w:val="20"/>
-        </w:rPr>
-      </w:pPr>
     </w:p>
     <w:p>
       <w:pPr>
@@ -6026,7 +5609,7 @@
         <w:autoSpaceDE w:val="0"/>
         <w:autoSpaceDN w:val="0"/>
         <w:adjustRightInd w:val="0"/>
-        <w:spacing w:after="0" w:line="240" w:lineRule="auto"/>
+        <w:spacing w:after="120" w:line="240" w:lineRule="auto" w:before="0"/>
         <w:jc w:val="both"/>
         <w:rPr>
           <w:rFonts w:ascii="Arial" w:hAnsi="Arial" w:cs="Arial"/>
@@ -6058,17 +5641,6 @@
         </w:rPr>
         <w:t>.1 (dias trabalhados), descontinuidade dos serviços e ou caso nossa equipe de campo fique na obra aguardando frente de serviços por motivos não imputáveis a Filtrovali será relatado e indicado em RDO (no campo Stand-by - uma diária corresponde a - 08hrs);</w:t>
       </w:r>
-    </w:p>
-    <w:p>
-      <w:pPr>
-        <w:spacing w:after="0" w:line="240" w:lineRule="auto"/>
-        <w:jc w:val="both"/>
-        <w:rPr>
-          <w:rFonts w:ascii="Arial" w:hAnsi="Arial" w:cs="Arial"/>
-          <w:sz w:val="20"/>
-          <w:szCs w:val="20"/>
-        </w:rPr>
-      </w:pPr>
     </w:p>
     <w:p>
       <w:pPr>
@@ -6077,7 +5649,7 @@
           <w:ilvl w:val="1"/>
           <w:numId w:val="2"/>
         </w:numPr>
-        <w:spacing w:after="0" w:line="240" w:lineRule="auto"/>
+        <w:spacing w:after="120" w:line="240" w:lineRule="auto" w:before="0"/>
         <w:rPr>
           <w:rFonts w:ascii="Arial" w:hAnsi="Arial" w:cs="Arial"/>
           <w:sz w:val="20"/>
@@ -6092,16 +5664,6 @@
         </w:rPr>
         <w:t>A proposta deverá fazer parte integrante do contrato;</w:t>
       </w:r>
-    </w:p>
-    <w:p>
-      <w:pPr>
-        <w:spacing w:after="0" w:line="240" w:lineRule="auto"/>
-        <w:rPr>
-          <w:rFonts w:ascii="Arial" w:hAnsi="Arial" w:cs="Arial"/>
-          <w:sz w:val="20"/>
-          <w:szCs w:val="20"/>
-        </w:rPr>
-      </w:pPr>
     </w:p>
     <w:p>
       <w:pPr>
@@ -6110,7 +5672,7 @@
           <w:ilvl w:val="1"/>
           <w:numId w:val="2"/>
         </w:numPr>
-        <w:spacing w:after="0" w:line="240" w:lineRule="auto"/>
+        <w:spacing w:after="120" w:line="240" w:lineRule="auto" w:before="0"/>
         <w:jc w:val="both"/>
         <w:rPr>
           <w:rFonts w:ascii="Arial" w:hAnsi="Arial" w:cs="Arial"/>
@@ -6167,17 +5729,6 @@
         </w:rPr>
         <w:t>;</w:t>
       </w:r>
-    </w:p>
-    <w:p>
-      <w:pPr>
-        <w:pStyle w:val="PargrafodaLista"/>
-        <w:rPr>
-          <w:rFonts w:ascii="Arial" w:hAnsi="Arial" w:cs="Arial"/>
-          <w:b/>
-          <w:sz w:val="20"/>
-          <w:szCs w:val="20"/>
-        </w:rPr>
-      </w:pPr>
     </w:p>
     <w:p>
       <w:pPr>
@@ -6186,7 +5737,7 @@
           <w:ilvl w:val="1"/>
           <w:numId w:val="2"/>
         </w:numPr>
-        <w:spacing w:after="0" w:line="240" w:lineRule="auto"/>
+        <w:spacing w:after="120" w:line="240" w:lineRule="auto" w:before="0"/>
         <w:jc w:val="both"/>
         <w:rPr>
           <w:rFonts w:ascii="Arial" w:hAnsi="Arial" w:cs="Arial"/>

--- a/backend/models/comercial/Proposta técnica hidrojateamento.docx
+++ b/backend/models/comercial/Proposta técnica hidrojateamento.docx
@@ -129,6 +129,11 @@
                         <w:txbxContent>
                           <w:p>
                             <w:r>
+                              <w:rPr>
+                                <w:rFonts w:ascii="Arial" w:hAnsi="Arial" w:cs="Arial"/>
+                                <w:sz w:val="24"/>
+                                <w:szCs w:val="24"/>
+                              </w:rPr>
                               <w:t xml:space="preserve">                                                          </w:t>
                             </w:r>
                           </w:p>
@@ -161,6 +166,11 @@
                   <w:txbxContent>
                     <w:p>
                       <w:r>
+                        <w:rPr>
+                          <w:rFonts w:ascii="Arial" w:hAnsi="Arial" w:cs="Arial"/>
+                          <w:sz w:val="24"/>
+                          <w:szCs w:val="24"/>
+                        </w:rPr>
                         <w:t xml:space="preserve">                                                          </w:t>
                       </w:r>
                     </w:p>
@@ -1123,6 +1133,1256 @@
     </w:p>
     <w:p>
       <w:pPr>
+        <w:spacing w:after="0" w:line="240" w:lineRule="auto"/>
+        <w:jc w:val="center"/>
+        <w:rPr>
+          <w:rFonts w:ascii="Arial" w:hAnsi="Arial" w:cs="Arial"/>
+          <w:b w:val="true"/>
+          <w:bCs w:val="true"/>
+          <w:sz w:val="24"/>
+          <w:szCs w:val="24"/>
+        </w:rPr>
+      </w:pPr>
+      <w:r>
+        <w:rPr>
+          <w:rFonts w:ascii="Arial" w:hAnsi="Arial" w:cs="Arial"/>
+          <w:b w:val="true"/>
+          <w:bCs w:val="true"/>
+          <w:sz w:val="24"/>
+          <w:szCs w:val="24"/>
+        </w:rPr>
+        <w:t>ÍNDICE</w:t>
+      </w:r>
+    </w:p>
+    <w:p>
+      <w:pPr>
+        <w:spacing w:after="0" w:line="240" w:lineRule="auto"/>
+        <w:jc w:val="center"/>
+        <w:rPr>
+          <w:rFonts w:ascii="Arial" w:hAnsi="Arial" w:cs="Arial"/>
+          <w:b/>
+          <w:bCs/>
+          <w:sz w:val="24"/>
+          <w:szCs w:val="24"/>
+        </w:rPr>
+      </w:pPr>
+    </w:p>
+    <w:sdt>
+      <w:sdtPr>
+        <w:id w:val="-2057846480"/>
+        <w:docPartObj>
+          <w:docPartGallery w:val="Table of Contents"/>
+          <w:docPartUnique/>
+        </w:docPartObj>
+      </w:sdtPr>
+      <w:sdtEndPr/>
+      <w:sdtContent>
+        <w:p>
+          <w:pPr>
+            <w:pStyle w:val="Sumrio1"/>
+            <w:tabs>
+              <w:tab w:val="left" w:pos="440"/>
+              <w:tab w:val="right" w:pos="10763"/>
+            </w:tabs>
+            <w:rPr>
+              <w:rFonts w:eastAsiaTheme="minorEastAsia" w:cstheme="minorBidi"/>
+              <w:b w:val="0"/>
+              <w:bCs w:val="0"/>
+              <w:noProof/>
+              <w:kern w:val="2"/>
+              <w:sz w:val="32"/>
+              <w:szCs w:val="32"/>
+              <w:lang w:eastAsia="ko-KR"/>
+              <w14:ligatures w14:val="standardContextual"/>
+            </w:rPr>
+          </w:pPr>
+          <w:r>
+            <w:rPr>
+              <w:rStyle w:val="Hyperlink"/>
+              <w:noProof/>
+              <w:sz w:val="24"/>
+              <w:szCs w:val="24"/>
+            </w:rPr>
+            <w:fldChar w:fldCharType="begin" w:dirty="true"/>
+          </w:r>
+          <w:r>
+            <w:rPr>
+              <w:rStyle w:val="Hyperlink"/>
+              <w:noProof/>
+              <w:sz w:val="24"/>
+              <w:szCs w:val="24"/>
+            </w:rPr>
+            <w:instrText xml:space="preserve"> TOC \o "1-1" \h \z \u </w:instrText>
+          </w:r>
+          <w:r>
+            <w:rPr>
+              <w:rStyle w:val="Hyperlink"/>
+              <w:noProof/>
+              <w:sz w:val="24"/>
+              <w:szCs w:val="24"/>
+            </w:rPr>
+            <w:fldChar w:fldCharType="separate"/>
+          </w:r>
+          <w:hyperlink w:anchor="_TocStyleFinal1" w:history="1">
+            <w:r>
+              <w:rPr>
+                <w:rStyle w:val="Hyperlink"/>
+                <w:noProof/>
+                <w:sz w:val="24"/>
+                <w:szCs w:val="24"/>
+              </w:rPr>
+              <w:t xml:space="preserve">1</w:t>
+            </w:r>
+            <w:r>
+              <w:rPr>
+                <w:rStyle w:val="Hyperlink"/>
+                <w:noProof/>
+                <w:sz w:val="24"/>
+                <w:szCs w:val="24"/>
+              </w:rPr>
+              <w:tab/>
+            </w:r>
+            <w:r>
+              <w:rPr>
+                <w:rStyle w:val="Hyperlink"/>
+                <w:noProof/>
+                <w:sz w:val="24"/>
+                <w:szCs w:val="24"/>
+              </w:rPr>
+              <w:t xml:space="preserve">Filtrovali é a escolha certa para a sua obra</w:t>
+            </w:r>
+            <w:r>
+              <w:rPr>
+                <w:rStyle w:val="Hyperlink"/>
+                <w:noProof/>
+                <w:sz w:val="24"/>
+                <w:szCs w:val="24"/>
+              </w:rPr>
+              <w:tab/>
+            </w:r>
+            <w:r>
+              <w:rPr>
+                <w:rStyle w:val="Hyperlink"/>
+                <w:noProof/>
+                <w:sz w:val="24"/>
+                <w:szCs w:val="24"/>
+              </w:rPr>
+              <w:fldChar w:fldCharType="begin"/>
+            </w:r>
+            <w:r>
+              <w:rPr>
+                <w:rStyle w:val="Hyperlink"/>
+                <w:noProof/>
+                <w:sz w:val="24"/>
+                <w:szCs w:val="24"/>
+              </w:rPr>
+              <w:instrText xml:space="preserve"> PAGEREF _TocStyleFinal1 \h </w:instrText>
+            </w:r>
+            <w:r>
+              <w:rPr>
+                <w:rStyle w:val="Hyperlink"/>
+                <w:noProof/>
+                <w:sz w:val="24"/>
+                <w:szCs w:val="24"/>
+              </w:rPr>
+              <w:fldChar w:fldCharType="separate"/>
+            </w:r>
+            <w:r>
+              <w:rPr>
+                <w:rStyle w:val="Hyperlink"/>
+                <w:noProof/>
+                <w:sz w:val="24"/>
+                <w:szCs w:val="24"/>
+              </w:rPr>
+              <w:t xml:space="preserve">3</w:t>
+            </w:r>
+            <w:r>
+              <w:rPr>
+                <w:rStyle w:val="Hyperlink"/>
+                <w:noProof/>
+                <w:sz w:val="24"/>
+                <w:szCs w:val="24"/>
+              </w:rPr>
+              <w:fldChar w:fldCharType="end"/>
+            </w:r>
+          </w:hyperlink>
+        </w:p>
+        <w:p>
+          <w:pPr>
+            <w:pStyle w:val="Sumrio1"/>
+            <w:tabs>
+              <w:tab w:val="left" w:pos="440"/>
+              <w:tab w:val="right" w:pos="10763"/>
+            </w:tabs>
+            <w:rPr>
+              <w:rFonts w:eastAsiaTheme="minorEastAsia" w:cstheme="minorBidi"/>
+              <w:b w:val="0"/>
+              <w:bCs w:val="0"/>
+              <w:noProof/>
+              <w:kern w:val="2"/>
+              <w:sz w:val="32"/>
+              <w:szCs w:val="32"/>
+              <w:lang w:eastAsia="ko-KR"/>
+              <w14:ligatures w14:val="standardContextual"/>
+            </w:rPr>
+          </w:pPr>
+          <w:hyperlink w:anchor="_TocStyleFinal2" w:history="1">
+            <w:r>
+              <w:rPr>
+                <w:rStyle w:val="Hyperlink"/>
+                <w:noProof/>
+                <w:sz w:val="24"/>
+                <w:szCs w:val="24"/>
+              </w:rPr>
+              <w:t xml:space="preserve">2</w:t>
+            </w:r>
+            <w:r>
+              <w:rPr>
+                <w:rStyle w:val="Hyperlink"/>
+                <w:noProof/>
+                <w:sz w:val="24"/>
+                <w:szCs w:val="24"/>
+              </w:rPr>
+              <w:tab/>
+            </w:r>
+            <w:r>
+              <w:rPr>
+                <w:rStyle w:val="Hyperlink"/>
+                <w:noProof/>
+                <w:sz w:val="24"/>
+                <w:szCs w:val="24"/>
+              </w:rPr>
+              <w:t xml:space="preserve">- Descrição dos serviços que serão executados:</w:t>
+            </w:r>
+            <w:r>
+              <w:rPr>
+                <w:rStyle w:val="Hyperlink"/>
+                <w:noProof/>
+                <w:sz w:val="24"/>
+                <w:szCs w:val="24"/>
+              </w:rPr>
+              <w:tab/>
+            </w:r>
+            <w:r>
+              <w:rPr>
+                <w:rStyle w:val="Hyperlink"/>
+                <w:noProof/>
+                <w:sz w:val="24"/>
+                <w:szCs w:val="24"/>
+              </w:rPr>
+              <w:fldChar w:fldCharType="begin"/>
+            </w:r>
+            <w:r>
+              <w:rPr>
+                <w:rStyle w:val="Hyperlink"/>
+                <w:noProof/>
+                <w:sz w:val="24"/>
+                <w:szCs w:val="24"/>
+              </w:rPr>
+              <w:instrText xml:space="preserve"> PAGEREF _TocStyleFinal2 \h </w:instrText>
+            </w:r>
+            <w:r>
+              <w:rPr>
+                <w:rStyle w:val="Hyperlink"/>
+                <w:noProof/>
+                <w:sz w:val="24"/>
+                <w:szCs w:val="24"/>
+              </w:rPr>
+              <w:fldChar w:fldCharType="separate"/>
+            </w:r>
+            <w:r>
+              <w:rPr>
+                <w:rStyle w:val="Hyperlink"/>
+                <w:noProof/>
+                <w:sz w:val="24"/>
+                <w:szCs w:val="24"/>
+              </w:rPr>
+              <w:t xml:space="preserve">4</w:t>
+            </w:r>
+            <w:r>
+              <w:rPr>
+                <w:rStyle w:val="Hyperlink"/>
+                <w:noProof/>
+                <w:sz w:val="24"/>
+                <w:szCs w:val="24"/>
+              </w:rPr>
+              <w:fldChar w:fldCharType="end"/>
+            </w:r>
+          </w:hyperlink>
+        </w:p>
+        <w:p>
+          <w:pPr>
+            <w:pStyle w:val="Sumrio1"/>
+            <w:tabs>
+              <w:tab w:val="left" w:pos="440"/>
+              <w:tab w:val="right" w:pos="10763"/>
+            </w:tabs>
+            <w:rPr>
+              <w:rFonts w:eastAsiaTheme="minorEastAsia" w:cstheme="minorBidi"/>
+              <w:b w:val="0"/>
+              <w:bCs w:val="0"/>
+              <w:noProof/>
+              <w:kern w:val="2"/>
+              <w:sz w:val="32"/>
+              <w:szCs w:val="32"/>
+              <w:lang w:eastAsia="ko-KR"/>
+              <w14:ligatures w14:val="standardContextual"/>
+            </w:rPr>
+          </w:pPr>
+          <w:hyperlink w:anchor="_TocStyleFinal3" w:history="1">
+            <w:r>
+              <w:rPr>
+                <w:rStyle w:val="Hyperlink"/>
+                <w:noProof/>
+                <w:sz w:val="24"/>
+                <w:szCs w:val="24"/>
+              </w:rPr>
+              <w:t xml:space="preserve">3</w:t>
+            </w:r>
+            <w:r>
+              <w:rPr>
+                <w:rStyle w:val="Hyperlink"/>
+                <w:noProof/>
+                <w:sz w:val="24"/>
+                <w:szCs w:val="24"/>
+              </w:rPr>
+              <w:tab/>
+            </w:r>
+            <w:r>
+              <w:rPr>
+                <w:rStyle w:val="Hyperlink"/>
+                <w:noProof/>
+                <w:sz w:val="24"/>
+                <w:szCs w:val="24"/>
+              </w:rPr>
+              <w:t xml:space="preserve">- Matriz geral de responsabilidade</w:t>
+            </w:r>
+            <w:r>
+              <w:rPr>
+                <w:rStyle w:val="Hyperlink"/>
+                <w:noProof/>
+                <w:sz w:val="24"/>
+                <w:szCs w:val="24"/>
+              </w:rPr>
+              <w:tab/>
+            </w:r>
+            <w:r>
+              <w:rPr>
+                <w:rStyle w:val="Hyperlink"/>
+                <w:noProof/>
+                <w:sz w:val="24"/>
+                <w:szCs w:val="24"/>
+              </w:rPr>
+              <w:fldChar w:fldCharType="begin"/>
+            </w:r>
+            <w:r>
+              <w:rPr>
+                <w:rStyle w:val="Hyperlink"/>
+                <w:noProof/>
+                <w:sz w:val="24"/>
+                <w:szCs w:val="24"/>
+              </w:rPr>
+              <w:instrText xml:space="preserve"> PAGEREF _TocStyleFinal3 \h </w:instrText>
+            </w:r>
+            <w:r>
+              <w:rPr>
+                <w:rStyle w:val="Hyperlink"/>
+                <w:noProof/>
+                <w:sz w:val="24"/>
+                <w:szCs w:val="24"/>
+              </w:rPr>
+              <w:fldChar w:fldCharType="separate"/>
+            </w:r>
+            <w:r>
+              <w:rPr>
+                <w:rStyle w:val="Hyperlink"/>
+                <w:noProof/>
+                <w:sz w:val="24"/>
+                <w:szCs w:val="24"/>
+              </w:rPr>
+              <w:t xml:space="preserve">5</w:t>
+            </w:r>
+            <w:r>
+              <w:rPr>
+                <w:rStyle w:val="Hyperlink"/>
+                <w:noProof/>
+                <w:sz w:val="24"/>
+                <w:szCs w:val="24"/>
+              </w:rPr>
+              <w:fldChar w:fldCharType="end"/>
+            </w:r>
+          </w:hyperlink>
+        </w:p>
+        <w:p>
+          <w:pPr>
+            <w:pStyle w:val="Sumrio1"/>
+            <w:tabs>
+              <w:tab w:val="left" w:pos="440"/>
+              <w:tab w:val="right" w:pos="10763"/>
+            </w:tabs>
+            <w:rPr>
+              <w:rFonts w:eastAsiaTheme="minorEastAsia" w:cstheme="minorBidi"/>
+              <w:b w:val="0"/>
+              <w:bCs w:val="0"/>
+              <w:noProof/>
+              <w:kern w:val="2"/>
+              <w:sz w:val="32"/>
+              <w:szCs w:val="32"/>
+              <w:lang w:eastAsia="ko-KR"/>
+              <w14:ligatures w14:val="standardContextual"/>
+            </w:rPr>
+          </w:pPr>
+          <w:hyperlink w:anchor="_TocStyleFinal4" w:history="1">
+            <w:r>
+              <w:rPr>
+                <w:rStyle w:val="Hyperlink"/>
+                <w:noProof/>
+                <w:sz w:val="24"/>
+                <w:szCs w:val="24"/>
+              </w:rPr>
+              <w:t xml:space="preserve">4</w:t>
+            </w:r>
+            <w:r>
+              <w:rPr>
+                <w:rStyle w:val="Hyperlink"/>
+                <w:noProof/>
+                <w:sz w:val="24"/>
+                <w:szCs w:val="24"/>
+              </w:rPr>
+              <w:tab/>
+            </w:r>
+            <w:r>
+              <w:rPr>
+                <w:rStyle w:val="Hyperlink"/>
+                <w:noProof/>
+                <w:sz w:val="24"/>
+                <w:szCs w:val="24"/>
+              </w:rPr>
+              <w:t xml:space="preserve">- Previsão de atendimento:</w:t>
+            </w:r>
+            <w:r>
+              <w:rPr>
+                <w:rStyle w:val="Hyperlink"/>
+                <w:noProof/>
+                <w:sz w:val="24"/>
+                <w:szCs w:val="24"/>
+              </w:rPr>
+              <w:tab/>
+            </w:r>
+            <w:r>
+              <w:rPr>
+                <w:rStyle w:val="Hyperlink"/>
+                <w:noProof/>
+                <w:sz w:val="24"/>
+                <w:szCs w:val="24"/>
+              </w:rPr>
+              <w:fldChar w:fldCharType="begin"/>
+            </w:r>
+            <w:r>
+              <w:rPr>
+                <w:rStyle w:val="Hyperlink"/>
+                <w:noProof/>
+                <w:sz w:val="24"/>
+                <w:szCs w:val="24"/>
+              </w:rPr>
+              <w:instrText xml:space="preserve"> PAGEREF _TocStyleFinal4 \h </w:instrText>
+            </w:r>
+            <w:r>
+              <w:rPr>
+                <w:rStyle w:val="Hyperlink"/>
+                <w:noProof/>
+                <w:sz w:val="24"/>
+                <w:szCs w:val="24"/>
+              </w:rPr>
+              <w:fldChar w:fldCharType="separate"/>
+            </w:r>
+            <w:r>
+              <w:rPr>
+                <w:rStyle w:val="Hyperlink"/>
+                <w:noProof/>
+                <w:sz w:val="24"/>
+                <w:szCs w:val="24"/>
+              </w:rPr>
+              <w:t xml:space="preserve">6</w:t>
+            </w:r>
+            <w:r>
+              <w:rPr>
+                <w:rStyle w:val="Hyperlink"/>
+                <w:noProof/>
+                <w:sz w:val="24"/>
+                <w:szCs w:val="24"/>
+              </w:rPr>
+              <w:fldChar w:fldCharType="end"/>
+            </w:r>
+          </w:hyperlink>
+        </w:p>
+        <w:p>
+          <w:pPr>
+            <w:pStyle w:val="Sumrio1"/>
+            <w:tabs>
+              <w:tab w:val="left" w:pos="440"/>
+              <w:tab w:val="right" w:pos="10763"/>
+            </w:tabs>
+            <w:rPr>
+              <w:rFonts w:eastAsiaTheme="minorEastAsia" w:cstheme="minorBidi"/>
+              <w:b w:val="0"/>
+              <w:bCs w:val="0"/>
+              <w:noProof/>
+              <w:kern w:val="2"/>
+              <w:sz w:val="32"/>
+              <w:szCs w:val="32"/>
+              <w:lang w:eastAsia="ko-KR"/>
+              <w14:ligatures w14:val="standardContextual"/>
+            </w:rPr>
+          </w:pPr>
+          <w:hyperlink w:anchor="_TocStyleFinal5" w:history="1">
+            <w:r>
+              <w:rPr>
+                <w:rStyle w:val="Hyperlink"/>
+                <w:noProof/>
+                <w:sz w:val="24"/>
+                <w:szCs w:val="24"/>
+              </w:rPr>
+              <w:t xml:space="preserve">5</w:t>
+            </w:r>
+            <w:r>
+              <w:rPr>
+                <w:rStyle w:val="Hyperlink"/>
+                <w:noProof/>
+                <w:sz w:val="24"/>
+                <w:szCs w:val="24"/>
+              </w:rPr>
+              <w:tab/>
+            </w:r>
+            <w:r>
+              <w:rPr>
+                <w:rStyle w:val="Hyperlink"/>
+                <w:noProof/>
+                <w:sz w:val="24"/>
+                <w:szCs w:val="24"/>
+              </w:rPr>
+              <w:t xml:space="preserve">- Prazo para execução dos serviços:</w:t>
+            </w:r>
+            <w:r>
+              <w:rPr>
+                <w:rStyle w:val="Hyperlink"/>
+                <w:noProof/>
+                <w:sz w:val="24"/>
+                <w:szCs w:val="24"/>
+              </w:rPr>
+              <w:tab/>
+            </w:r>
+            <w:r>
+              <w:rPr>
+                <w:rStyle w:val="Hyperlink"/>
+                <w:noProof/>
+                <w:sz w:val="24"/>
+                <w:szCs w:val="24"/>
+              </w:rPr>
+              <w:fldChar w:fldCharType="begin"/>
+            </w:r>
+            <w:r>
+              <w:rPr>
+                <w:rStyle w:val="Hyperlink"/>
+                <w:noProof/>
+                <w:sz w:val="24"/>
+                <w:szCs w:val="24"/>
+              </w:rPr>
+              <w:instrText xml:space="preserve"> PAGEREF _TocStyleFinal5 \h </w:instrText>
+            </w:r>
+            <w:r>
+              <w:rPr>
+                <w:rStyle w:val="Hyperlink"/>
+                <w:noProof/>
+                <w:sz w:val="24"/>
+                <w:szCs w:val="24"/>
+              </w:rPr>
+              <w:fldChar w:fldCharType="separate"/>
+            </w:r>
+            <w:r>
+              <w:rPr>
+                <w:rStyle w:val="Hyperlink"/>
+                <w:noProof/>
+                <w:sz w:val="24"/>
+                <w:szCs w:val="24"/>
+              </w:rPr>
+              <w:t xml:space="preserve">6</w:t>
+            </w:r>
+            <w:r>
+              <w:rPr>
+                <w:rStyle w:val="Hyperlink"/>
+                <w:noProof/>
+                <w:sz w:val="24"/>
+                <w:szCs w:val="24"/>
+              </w:rPr>
+              <w:fldChar w:fldCharType="end"/>
+            </w:r>
+          </w:hyperlink>
+        </w:p>
+        <w:p>
+          <w:pPr>
+            <w:pStyle w:val="Sumrio1"/>
+            <w:tabs>
+              <w:tab w:val="left" w:pos="440"/>
+              <w:tab w:val="right" w:pos="10763"/>
+            </w:tabs>
+            <w:rPr>
+              <w:rFonts w:eastAsiaTheme="minorEastAsia" w:cstheme="minorBidi"/>
+              <w:b w:val="0"/>
+              <w:bCs w:val="0"/>
+              <w:noProof/>
+              <w:kern w:val="2"/>
+              <w:sz w:val="32"/>
+              <w:szCs w:val="32"/>
+              <w:lang w:eastAsia="ko-KR"/>
+              <w14:ligatures w14:val="standardContextual"/>
+            </w:rPr>
+          </w:pPr>
+          <w:hyperlink w:anchor="_TocStyleFinal6" w:history="1">
+            <w:r>
+              <w:rPr>
+                <w:rStyle w:val="Hyperlink"/>
+                <w:noProof/>
+                <w:sz w:val="24"/>
+                <w:szCs w:val="24"/>
+              </w:rPr>
+              <w:t xml:space="preserve">6</w:t>
+            </w:r>
+            <w:r>
+              <w:rPr>
+                <w:rStyle w:val="Hyperlink"/>
+                <w:noProof/>
+                <w:sz w:val="24"/>
+                <w:szCs w:val="24"/>
+              </w:rPr>
+              <w:tab/>
+            </w:r>
+            <w:r>
+              <w:rPr>
+                <w:rStyle w:val="Hyperlink"/>
+                <w:noProof/>
+                <w:sz w:val="24"/>
+                <w:szCs w:val="24"/>
+              </w:rPr>
+              <w:t xml:space="preserve">- Jornada de trabalho:</w:t>
+            </w:r>
+            <w:r>
+              <w:rPr>
+                <w:rStyle w:val="Hyperlink"/>
+                <w:noProof/>
+                <w:sz w:val="24"/>
+                <w:szCs w:val="24"/>
+              </w:rPr>
+              <w:tab/>
+            </w:r>
+            <w:r>
+              <w:rPr>
+                <w:rStyle w:val="Hyperlink"/>
+                <w:noProof/>
+                <w:sz w:val="24"/>
+                <w:szCs w:val="24"/>
+              </w:rPr>
+              <w:fldChar w:fldCharType="begin"/>
+            </w:r>
+            <w:r>
+              <w:rPr>
+                <w:rStyle w:val="Hyperlink"/>
+                <w:noProof/>
+                <w:sz w:val="24"/>
+                <w:szCs w:val="24"/>
+              </w:rPr>
+              <w:instrText xml:space="preserve"> PAGEREF _TocStyleFinal6 \h </w:instrText>
+            </w:r>
+            <w:r>
+              <w:rPr>
+                <w:rStyle w:val="Hyperlink"/>
+                <w:noProof/>
+                <w:sz w:val="24"/>
+                <w:szCs w:val="24"/>
+              </w:rPr>
+              <w:fldChar w:fldCharType="separate"/>
+            </w:r>
+            <w:r>
+              <w:rPr>
+                <w:rStyle w:val="Hyperlink"/>
+                <w:noProof/>
+                <w:sz w:val="24"/>
+                <w:szCs w:val="24"/>
+              </w:rPr>
+              <w:t xml:space="preserve">7</w:t>
+            </w:r>
+            <w:r>
+              <w:rPr>
+                <w:rStyle w:val="Hyperlink"/>
+                <w:noProof/>
+                <w:sz w:val="24"/>
+                <w:szCs w:val="24"/>
+              </w:rPr>
+              <w:fldChar w:fldCharType="end"/>
+            </w:r>
+          </w:hyperlink>
+        </w:p>
+        <w:p>
+          <w:pPr>
+            <w:pStyle w:val="Sumrio1"/>
+            <w:tabs>
+              <w:tab w:val="left" w:pos="440"/>
+              <w:tab w:val="right" w:pos="10763"/>
+            </w:tabs>
+            <w:rPr>
+              <w:rFonts w:eastAsiaTheme="minorEastAsia" w:cstheme="minorBidi"/>
+              <w:b w:val="0"/>
+              <w:bCs w:val="0"/>
+              <w:noProof/>
+              <w:kern w:val="2"/>
+              <w:sz w:val="32"/>
+              <w:szCs w:val="32"/>
+              <w:lang w:eastAsia="ko-KR"/>
+              <w14:ligatures w14:val="standardContextual"/>
+            </w:rPr>
+          </w:pPr>
+          <w:hyperlink w:anchor="_TocStyleFinal7" w:history="1">
+            <w:r>
+              <w:rPr>
+                <w:rStyle w:val="Hyperlink"/>
+                <w:noProof/>
+                <w:sz w:val="24"/>
+                <w:szCs w:val="24"/>
+              </w:rPr>
+              <w:t xml:space="preserve">7</w:t>
+            </w:r>
+            <w:r>
+              <w:rPr>
+                <w:rStyle w:val="Hyperlink"/>
+                <w:noProof/>
+                <w:sz w:val="24"/>
+                <w:szCs w:val="24"/>
+              </w:rPr>
+              <w:tab/>
+            </w:r>
+            <w:r>
+              <w:rPr>
+                <w:rStyle w:val="Hyperlink"/>
+                <w:noProof/>
+                <w:sz w:val="24"/>
+                <w:szCs w:val="24"/>
+              </w:rPr>
+              <w:t xml:space="preserve">- Escopo Técnico:</w:t>
+            </w:r>
+            <w:r>
+              <w:rPr>
+                <w:rStyle w:val="Hyperlink"/>
+                <w:noProof/>
+                <w:sz w:val="24"/>
+                <w:szCs w:val="24"/>
+              </w:rPr>
+              <w:tab/>
+            </w:r>
+            <w:r>
+              <w:rPr>
+                <w:rStyle w:val="Hyperlink"/>
+                <w:noProof/>
+                <w:sz w:val="24"/>
+                <w:szCs w:val="24"/>
+              </w:rPr>
+              <w:fldChar w:fldCharType="begin"/>
+            </w:r>
+            <w:r>
+              <w:rPr>
+                <w:rStyle w:val="Hyperlink"/>
+                <w:noProof/>
+                <w:sz w:val="24"/>
+                <w:szCs w:val="24"/>
+              </w:rPr>
+              <w:instrText xml:space="preserve"> PAGEREF _TocStyleFinal7 \h </w:instrText>
+            </w:r>
+            <w:r>
+              <w:rPr>
+                <w:rStyle w:val="Hyperlink"/>
+                <w:noProof/>
+                <w:sz w:val="24"/>
+                <w:szCs w:val="24"/>
+              </w:rPr>
+              <w:fldChar w:fldCharType="separate"/>
+            </w:r>
+            <w:r>
+              <w:rPr>
+                <w:rStyle w:val="Hyperlink"/>
+                <w:noProof/>
+                <w:sz w:val="24"/>
+                <w:szCs w:val="24"/>
+              </w:rPr>
+              <w:t xml:space="preserve">7</w:t>
+            </w:r>
+            <w:r>
+              <w:rPr>
+                <w:rStyle w:val="Hyperlink"/>
+                <w:noProof/>
+                <w:sz w:val="24"/>
+                <w:szCs w:val="24"/>
+              </w:rPr>
+              <w:fldChar w:fldCharType="end"/>
+            </w:r>
+          </w:hyperlink>
+        </w:p>
+        <w:p>
+          <w:pPr>
+            <w:pStyle w:val="Sumrio1"/>
+            <w:tabs>
+              <w:tab w:val="left" w:pos="440"/>
+              <w:tab w:val="right" w:pos="10763"/>
+            </w:tabs>
+            <w:rPr>
+              <w:rFonts w:eastAsiaTheme="minorEastAsia" w:cstheme="minorBidi"/>
+              <w:b w:val="0"/>
+              <w:bCs w:val="0"/>
+              <w:noProof/>
+              <w:kern w:val="2"/>
+              <w:sz w:val="32"/>
+              <w:szCs w:val="32"/>
+              <w:lang w:eastAsia="ko-KR"/>
+              <w14:ligatures w14:val="standardContextual"/>
+            </w:rPr>
+          </w:pPr>
+          <w:hyperlink w:anchor="_TocStyleFinal8" w:history="1">
+            <w:r>
+              <w:rPr>
+                <w:rStyle w:val="Hyperlink"/>
+                <w:noProof/>
+                <w:sz w:val="24"/>
+                <w:szCs w:val="24"/>
+              </w:rPr>
+              <w:t xml:space="preserve">8</w:t>
+            </w:r>
+            <w:r>
+              <w:rPr>
+                <w:rStyle w:val="Hyperlink"/>
+                <w:noProof/>
+                <w:sz w:val="24"/>
+                <w:szCs w:val="24"/>
+              </w:rPr>
+              <w:tab/>
+            </w:r>
+            <w:r>
+              <w:rPr>
+                <w:rStyle w:val="Hyperlink"/>
+                <w:noProof/>
+                <w:sz w:val="24"/>
+                <w:szCs w:val="24"/>
+              </w:rPr>
+              <w:t xml:space="preserve">- Relatórios:</w:t>
+            </w:r>
+            <w:r>
+              <w:rPr>
+                <w:rStyle w:val="Hyperlink"/>
+                <w:noProof/>
+                <w:sz w:val="24"/>
+                <w:szCs w:val="24"/>
+              </w:rPr>
+              <w:tab/>
+            </w:r>
+            <w:r>
+              <w:rPr>
+                <w:rStyle w:val="Hyperlink"/>
+                <w:noProof/>
+                <w:sz w:val="24"/>
+                <w:szCs w:val="24"/>
+              </w:rPr>
+              <w:fldChar w:fldCharType="begin"/>
+            </w:r>
+            <w:r>
+              <w:rPr>
+                <w:rStyle w:val="Hyperlink"/>
+                <w:noProof/>
+                <w:sz w:val="24"/>
+                <w:szCs w:val="24"/>
+              </w:rPr>
+              <w:instrText xml:space="preserve"> PAGEREF _TocStyleFinal8 \h </w:instrText>
+            </w:r>
+            <w:r>
+              <w:rPr>
+                <w:rStyle w:val="Hyperlink"/>
+                <w:noProof/>
+                <w:sz w:val="24"/>
+                <w:szCs w:val="24"/>
+              </w:rPr>
+              <w:fldChar w:fldCharType="separate"/>
+            </w:r>
+            <w:r>
+              <w:rPr>
+                <w:rStyle w:val="Hyperlink"/>
+                <w:noProof/>
+                <w:sz w:val="24"/>
+                <w:szCs w:val="24"/>
+              </w:rPr>
+              <w:t xml:space="preserve">7</w:t>
+            </w:r>
+            <w:r>
+              <w:rPr>
+                <w:rStyle w:val="Hyperlink"/>
+                <w:noProof/>
+                <w:sz w:val="24"/>
+                <w:szCs w:val="24"/>
+              </w:rPr>
+              <w:fldChar w:fldCharType="end"/>
+            </w:r>
+          </w:hyperlink>
+        </w:p>
+        <w:p>
+          <w:pPr>
+            <w:pStyle w:val="Sumrio1"/>
+            <w:tabs>
+              <w:tab w:val="left" w:pos="440"/>
+              <w:tab w:val="right" w:pos="10763"/>
+            </w:tabs>
+            <w:rPr>
+              <w:rFonts w:eastAsiaTheme="minorEastAsia" w:cstheme="minorBidi"/>
+              <w:b w:val="0"/>
+              <w:bCs w:val="0"/>
+              <w:noProof/>
+              <w:kern w:val="2"/>
+              <w:sz w:val="32"/>
+              <w:szCs w:val="32"/>
+              <w:lang w:eastAsia="ko-KR"/>
+              <w14:ligatures w14:val="standardContextual"/>
+            </w:rPr>
+          </w:pPr>
+          <w:hyperlink w:anchor="_TocStyleFinal9" w:history="1">
+            <w:r>
+              <w:rPr>
+                <w:rStyle w:val="Hyperlink"/>
+                <w:noProof/>
+                <w:sz w:val="24"/>
+                <w:szCs w:val="24"/>
+              </w:rPr>
+              <w:t xml:space="preserve">9</w:t>
+            </w:r>
+            <w:r>
+              <w:rPr>
+                <w:rStyle w:val="Hyperlink"/>
+                <w:noProof/>
+                <w:sz w:val="24"/>
+                <w:szCs w:val="24"/>
+              </w:rPr>
+              <w:tab/>
+            </w:r>
+            <w:r>
+              <w:rPr>
+                <w:rStyle w:val="Hyperlink"/>
+                <w:noProof/>
+                <w:sz w:val="24"/>
+                <w:szCs w:val="24"/>
+              </w:rPr>
+              <w:t xml:space="preserve">- Validade da proposta:</w:t>
+            </w:r>
+            <w:r>
+              <w:rPr>
+                <w:rStyle w:val="Hyperlink"/>
+                <w:noProof/>
+                <w:sz w:val="24"/>
+                <w:szCs w:val="24"/>
+              </w:rPr>
+              <w:tab/>
+            </w:r>
+            <w:r>
+              <w:rPr>
+                <w:rStyle w:val="Hyperlink"/>
+                <w:noProof/>
+                <w:sz w:val="24"/>
+                <w:szCs w:val="24"/>
+              </w:rPr>
+              <w:fldChar w:fldCharType="begin"/>
+            </w:r>
+            <w:r>
+              <w:rPr>
+                <w:rStyle w:val="Hyperlink"/>
+                <w:noProof/>
+                <w:sz w:val="24"/>
+                <w:szCs w:val="24"/>
+              </w:rPr>
+              <w:instrText xml:space="preserve"> PAGEREF _TocStyleFinal9 \h </w:instrText>
+            </w:r>
+            <w:r>
+              <w:rPr>
+                <w:rStyle w:val="Hyperlink"/>
+                <w:noProof/>
+                <w:sz w:val="24"/>
+                <w:szCs w:val="24"/>
+              </w:rPr>
+              <w:fldChar w:fldCharType="separate"/>
+            </w:r>
+            <w:r>
+              <w:rPr>
+                <w:rStyle w:val="Hyperlink"/>
+                <w:noProof/>
+                <w:sz w:val="24"/>
+                <w:szCs w:val="24"/>
+              </w:rPr>
+              <w:t xml:space="preserve">7</w:t>
+            </w:r>
+            <w:r>
+              <w:rPr>
+                <w:rStyle w:val="Hyperlink"/>
+                <w:noProof/>
+                <w:sz w:val="24"/>
+                <w:szCs w:val="24"/>
+              </w:rPr>
+              <w:fldChar w:fldCharType="end"/>
+            </w:r>
+          </w:hyperlink>
+        </w:p>
+        <w:p>
+          <w:pPr>
+            <w:pStyle w:val="Sumrio1"/>
+            <w:tabs>
+              <w:tab w:val="left" w:pos="660"/>
+              <w:tab w:val="right" w:pos="10763"/>
+            </w:tabs>
+            <w:rPr>
+              <w:rFonts w:eastAsiaTheme="minorEastAsia" w:cstheme="minorBidi"/>
+              <w:b w:val="0"/>
+              <w:bCs w:val="0"/>
+              <w:noProof/>
+              <w:kern w:val="2"/>
+              <w:sz w:val="32"/>
+              <w:szCs w:val="32"/>
+              <w:lang w:eastAsia="ko-KR"/>
+              <w14:ligatures w14:val="standardContextual"/>
+            </w:rPr>
+          </w:pPr>
+          <w:hyperlink w:anchor="_TocStyleFinal10" w:history="1">
+            <w:r>
+              <w:rPr>
+                <w:rStyle w:val="Hyperlink"/>
+                <w:rFonts w:eastAsia="Arial"/>
+                <w:noProof/>
+                <w:sz w:val="24"/>
+                <w:szCs w:val="24"/>
+              </w:rPr>
+              <w:t xml:space="preserve">10</w:t>
+            </w:r>
+            <w:r>
+              <w:rPr>
+                <w:rStyle w:val="Hyperlink"/>
+                <w:rFonts w:eastAsia="Arial"/>
+                <w:noProof/>
+                <w:sz w:val="24"/>
+                <w:szCs w:val="24"/>
+              </w:rPr>
+              <w:tab/>
+            </w:r>
+            <w:r>
+              <w:rPr>
+                <w:rStyle w:val="Hyperlink"/>
+                <w:rFonts w:eastAsia="Arial"/>
+                <w:noProof/>
+                <w:sz w:val="24"/>
+                <w:szCs w:val="24"/>
+              </w:rPr>
+              <w:t xml:space="preserve">- Observações:</w:t>
+            </w:r>
+            <w:r>
+              <w:rPr>
+                <w:rStyle w:val="Hyperlink"/>
+                <w:rFonts w:eastAsia="Arial"/>
+                <w:noProof/>
+                <w:sz w:val="24"/>
+                <w:szCs w:val="24"/>
+              </w:rPr>
+              <w:tab/>
+            </w:r>
+            <w:r>
+              <w:rPr>
+                <w:rStyle w:val="Hyperlink"/>
+                <w:rFonts w:eastAsia="Arial"/>
+                <w:noProof/>
+                <w:sz w:val="24"/>
+                <w:szCs w:val="24"/>
+              </w:rPr>
+              <w:fldChar w:fldCharType="begin"/>
+            </w:r>
+            <w:r>
+              <w:rPr>
+                <w:rStyle w:val="Hyperlink"/>
+                <w:rFonts w:eastAsia="Arial"/>
+                <w:noProof/>
+                <w:sz w:val="24"/>
+                <w:szCs w:val="24"/>
+              </w:rPr>
+              <w:instrText xml:space="preserve"> PAGEREF _TocStyleFinal10 \h </w:instrText>
+            </w:r>
+            <w:r>
+              <w:rPr>
+                <w:rStyle w:val="Hyperlink"/>
+                <w:rFonts w:eastAsia="Arial"/>
+                <w:noProof/>
+                <w:sz w:val="24"/>
+                <w:szCs w:val="24"/>
+              </w:rPr>
+              <w:fldChar w:fldCharType="separate"/>
+            </w:r>
+            <w:r>
+              <w:rPr>
+                <w:rStyle w:val="Hyperlink"/>
+                <w:rFonts w:eastAsia="Arial"/>
+                <w:noProof/>
+                <w:sz w:val="24"/>
+                <w:szCs w:val="24"/>
+              </w:rPr>
+              <w:t xml:space="preserve">7</w:t>
+            </w:r>
+            <w:r>
+              <w:rPr>
+                <w:rStyle w:val="Hyperlink"/>
+                <w:rFonts w:eastAsia="Arial"/>
+                <w:noProof/>
+                <w:sz w:val="24"/>
+                <w:szCs w:val="24"/>
+              </w:rPr>
+              <w:fldChar w:fldCharType="end"/>
+            </w:r>
+          </w:hyperlink>
+          <w:r>
+            <w:rPr>
+              <w:sz w:val="24"/>
+              <w:szCs w:val="24"/>
+            </w:rPr>
+            <w:fldChar w:fldCharType="end"/>
+          </w:r>
+        </w:p>
+      </w:sdtContent>
+    </w:sdt>
+    <w:p>
+      <w:pPr>
+        <w:pStyle w:val="Ttulo1"/>
+        <w:pageBreakBefore/>
+        <w:rPr>
+          <w:rFonts w:ascii="Arial" w:hAnsi="Arial" w:cs="Arial"/>
+          <w:b w:val="true"/>
+          <w:sz w:val="24"/>
+          <w:szCs w:val="24"/>
+          <w:bCs w:val="true"/>
+        </w:rPr>
+      </w:pPr>
+      <w:bookmarkStart w:id="2" w:name="_TocStyleFinal1"/>
+      <w:bookmarkStart w:id="1" w:name="_Hlk219203928"/>
+      <w:r>
+        <w:rPr>
+          <w:rFonts w:ascii="Arial" w:hAnsi="Arial" w:cs="Arial"/>
+          <w:b w:val="true"/>
+          <w:bCs w:val="true"/>
+          <w:sz w:val="24"/>
+          <w:szCs w:val="24"/>
+        </w:rPr>
+        <w:t>Filtrovali é a escolha certa</w:t>
+      </w:r>
+      <w:r>
+        <w:rPr>
+          <w:rFonts w:ascii="Arial" w:hAnsi="Arial" w:cs="Arial"/>
+          <w:b w:val="true"/>
+          <w:bCs w:val="true"/>
+          <w:sz w:val="24"/>
+          <w:szCs w:val="24"/>
+        </w:rPr>
+        <w:t xml:space="preserve"> para a sua obra</w:t>
+      </w:r>
+      <w:bookmarkEnd w:id="2"/>
+    </w:p>
+    <w:p>
+      <w:pPr>
+        <w:autoSpaceDE w:val="0"/>
+        <w:autoSpaceDN w:val="0"/>
+        <w:adjustRightInd w:val="0"/>
+        <w:spacing w:after="0" w:line="240" w:lineRule="auto"/>
+        <w:rPr>
+          <w:rFonts w:ascii="Arial" w:hAnsi="Arial" w:cs="Arial"/>
+          <w:b/>
+          <w:bCs/>
+          <w:sz w:val="24"/>
+          <w:szCs w:val="24"/>
+        </w:rPr>
+      </w:pPr>
+    </w:p>
+    <w:p>
+      <w:pPr>
+        <w:autoSpaceDE w:val="0"/>
+        <w:autoSpaceDN w:val="0"/>
+        <w:adjustRightInd w:val="0"/>
+        <w:spacing w:after="0" w:line="240" w:lineRule="auto"/>
+        <w:ind w:firstLine="708"/>
+        <w:rPr>
+          <w:rFonts w:ascii="Arial" w:hAnsi="Arial" w:cs="Arial"/>
+          <w:sz w:val="24"/>
+          <w:szCs w:val="24"/>
+        </w:rPr>
+      </w:pPr>
+      <w:r>
+        <w:rPr>
+          <w:rFonts w:ascii="Arial" w:hAnsi="Arial" w:cs="Arial"/>
+          <w:sz w:val="24"/>
+          <w:szCs w:val="24"/>
+        </w:rPr>
+        <w:t xml:space="preserve">São </w:t>
+      </w:r>
+      <w:r>
+        <w:rPr>
+          <w:rFonts w:ascii="Arial" w:hAnsi="Arial" w:cs="Arial"/>
+          <w:sz w:val="24"/>
+          <w:szCs w:val="24"/>
+        </w:rPr>
+        <w:t>2</w:t>
+      </w:r>
+      <w:r>
+        <w:rPr>
+          <w:rFonts w:ascii="Arial" w:hAnsi="Arial" w:cs="Arial"/>
+          <w:sz w:val="24"/>
+          <w:szCs w:val="24"/>
+        </w:rPr>
+        <w:t>1</w:t>
+      </w:r>
+      <w:r>
+        <w:rPr>
+          <w:rFonts w:ascii="Arial" w:hAnsi="Arial" w:cs="Arial"/>
+          <w:sz w:val="24"/>
+          <w:szCs w:val="24"/>
+        </w:rPr>
+        <w:t xml:space="preserve"> anos de história </w:t>
+      </w:r>
+      <w:r>
+        <w:rPr>
+          <w:rFonts w:ascii="Arial" w:hAnsi="Arial" w:cs="Arial"/>
+          <w:sz w:val="24"/>
+          <w:szCs w:val="24"/>
+        </w:rPr>
+        <w:t>e entregas de</w:t>
+      </w:r>
+      <w:r>
+        <w:rPr>
+          <w:rFonts w:ascii="Arial" w:hAnsi="Arial" w:cs="Arial"/>
+          <w:sz w:val="24"/>
+          <w:szCs w:val="24"/>
+        </w:rPr>
+        <w:t xml:space="preserve"> soluções </w:t>
+      </w:r>
+      <w:r>
+        <w:rPr>
+          <w:rFonts w:ascii="Arial" w:hAnsi="Arial" w:cs="Arial"/>
+          <w:sz w:val="24"/>
+          <w:szCs w:val="24"/>
+        </w:rPr>
+        <w:t>industriais, com:</w:t>
+      </w:r>
+      <w:r>
+        <w:rPr>
+          <w:rFonts w:ascii="Arial" w:hAnsi="Arial" w:cs="Arial"/>
+          <w:sz w:val="24"/>
+          <w:szCs w:val="24"/>
+        </w:rPr>
+        <w:t xml:space="preserve"> excelência, segurança, qualidade e eficiência.</w:t>
+      </w:r>
+    </w:p>
+    <w:p>
+      <w:pPr>
         <w:autoSpaceDE w:val="0"/>
         <w:autoSpaceDN w:val="0"/>
         <w:adjustRightInd w:val="0"/>
@@ -1132,765 +2392,8 @@
           <w:rFonts w:ascii="Arial" w:hAnsi="Arial" w:cs="Arial"/>
           <w:b/>
           <w:bCs/>
-          <w:sz w:val="26"/>
-          <w:szCs w:val="26"/>
-        </w:rPr>
-      </w:pPr>
-      <w:r>
-        <w:rPr>
-          <w:rFonts w:ascii="Arial" w:hAnsi="Arial" w:cs="Arial"/>
-          <w:b/>
-          <w:bCs/>
-          <w:sz w:val="26"/>
-          <w:szCs w:val="26"/>
-        </w:rPr>
-        <w:t>ÍNDICE</w:t>
-      </w:r>
-    </w:p>
-    <w:p>
-      <w:pPr>
-        <w:autoSpaceDE w:val="0"/>
-        <w:autoSpaceDN w:val="0"/>
-        <w:adjustRightInd w:val="0"/>
-        <w:spacing w:after="0" w:line="240" w:lineRule="auto"/>
-        <w:jc w:val="center"/>
-        <w:rPr>
-          <w:rFonts w:ascii="Arial" w:hAnsi="Arial" w:cs="Arial"/>
-          <w:b/>
-          <w:bCs/>
-          <w:sz w:val="20"/>
-          <w:szCs w:val="20"/>
-        </w:rPr>
-      </w:pPr>
-    </w:p>
-    <w:p>
-      <w:pPr>
-        <w:autoSpaceDE w:val="0"/>
-        <w:autoSpaceDN w:val="0"/>
-        <w:adjustRightInd w:val="0"/>
-        <w:spacing w:after="0" w:line="240" w:lineRule="auto"/>
-        <w:jc w:val="center"/>
-        <w:rPr>
-          <w:rFonts w:ascii="Arial" w:hAnsi="Arial" w:cs="Arial"/>
-          <w:b/>
-          <w:bCs/>
-          <w:sz w:val="20"/>
-          <w:szCs w:val="20"/>
-        </w:rPr>
-      </w:pPr>
-    </w:p>
-    <w:p>
-      <w:pPr>
-        <w:autoSpaceDE w:val="0"/>
-        <w:autoSpaceDN w:val="0"/>
-        <w:adjustRightInd w:val="0"/>
-        <w:spacing w:after="0" w:line="240" w:lineRule="auto"/>
-        <w:rPr>
-          <w:rFonts w:ascii="Arial" w:hAnsi="Arial" w:cs="Arial"/>
-          <w:sz w:val="20"/>
-          <w:szCs w:val="20"/>
-        </w:rPr>
-      </w:pPr>
-    </w:p>
-    <w:p>
-      <w:pPr>
-        <w:pStyle w:val="PargrafodaLista"/>
-        <w:numPr>
-          <w:ilvl w:val="0"/>
-          <w:numId w:val="7"/>
-        </w:numPr>
-        <w:autoSpaceDE w:val="0"/>
-        <w:autoSpaceDN w:val="0"/>
-        <w:adjustRightInd w:val="0"/>
-        <w:spacing w:after="0" w:line="240" w:lineRule="auto"/>
-        <w:rPr>
-          <w:rFonts w:ascii="Arial" w:hAnsi="Arial" w:cs="Arial"/>
-          <w:b/>
-          <w:bCs/>
-          <w:sz w:val="20"/>
-          <w:szCs w:val="20"/>
-        </w:rPr>
-      </w:pPr>
-      <w:r>
-        <w:rPr>
-          <w:rFonts w:ascii="Arial" w:hAnsi="Arial" w:cs="Arial"/>
-          <w:b/>
-          <w:bCs/>
-          <w:sz w:val="20"/>
-          <w:szCs w:val="20"/>
-        </w:rPr>
-        <w:t>Filtrovali é a escolha certa para sua obra</w:t>
-      </w:r>
-    </w:p>
-    <w:p>
-      <w:pPr>
-        <w:pStyle w:val="PargrafodaLista"/>
-        <w:autoSpaceDE w:val="0"/>
-        <w:autoSpaceDN w:val="0"/>
-        <w:adjustRightInd w:val="0"/>
-        <w:spacing w:after="0" w:line="240" w:lineRule="auto"/>
-        <w:rPr>
-          <w:rFonts w:ascii="Arial" w:hAnsi="Arial" w:cs="Arial"/>
-          <w:b/>
-          <w:bCs/>
-          <w:sz w:val="20"/>
-          <w:szCs w:val="20"/>
-        </w:rPr>
-      </w:pPr>
-    </w:p>
-    <w:p>
-      <w:pPr>
-        <w:pStyle w:val="PargrafodaLista"/>
-        <w:numPr>
-          <w:ilvl w:val="0"/>
-          <w:numId w:val="7"/>
-        </w:numPr>
-        <w:autoSpaceDE w:val="0"/>
-        <w:autoSpaceDN w:val="0"/>
-        <w:adjustRightInd w:val="0"/>
-        <w:spacing w:after="0" w:line="240" w:lineRule="auto"/>
-        <w:jc w:val="both"/>
-        <w:rPr>
-          <w:rFonts w:ascii="Arial" w:hAnsi="Arial" w:cs="Arial"/>
-          <w:b/>
-          <w:sz w:val="20"/>
-          <w:szCs w:val="20"/>
-        </w:rPr>
-      </w:pPr>
-      <w:r>
-        <w:rPr>
-          <w:rFonts w:ascii="Arial" w:hAnsi="Arial" w:cs="Arial"/>
-          <w:b/>
-          <w:sz w:val="20"/>
-          <w:szCs w:val="20"/>
-        </w:rPr>
-        <w:t>Descrição dos serviços que serão executados</w:t>
-      </w:r>
-    </w:p>
-    <w:p>
-      <w:pPr>
-        <w:autoSpaceDE w:val="0"/>
-        <w:autoSpaceDN w:val="0"/>
-        <w:adjustRightInd w:val="0"/>
-        <w:spacing w:after="0" w:line="240" w:lineRule="auto"/>
-        <w:rPr>
-          <w:rFonts w:ascii="Arial" w:hAnsi="Arial" w:cs="Arial"/>
-          <w:sz w:val="20"/>
-          <w:szCs w:val="20"/>
-        </w:rPr>
-      </w:pPr>
-    </w:p>
-    <w:p>
-      <w:pPr>
-        <w:pStyle w:val="PargrafodaLista"/>
-        <w:numPr>
-          <w:ilvl w:val="0"/>
-          <w:numId w:val="7"/>
-        </w:numPr>
-        <w:spacing w:after="0" w:line="240" w:lineRule="auto"/>
-        <w:jc w:val="both"/>
-      </w:pPr>
-      <w:r>
-        <w:rPr>
-          <w:rFonts w:ascii="Arial" w:hAnsi="Arial" w:cs="Arial"/>
-          <w:b/>
-          <w:bCs/>
-          <w:color w:val="000000"/>
-          <w:sz w:val="20"/>
-          <w:szCs w:val="20"/>
-        </w:rPr>
-        <w:t>Matriz geral de responsabilidade</w:t>
-      </w:r>
-    </w:p>
-    <w:p>
-      <w:pPr>
-        <w:autoSpaceDE w:val="0"/>
-        <w:autoSpaceDN w:val="0"/>
-        <w:adjustRightInd w:val="0"/>
-        <w:spacing w:after="0" w:line="240" w:lineRule="auto"/>
-        <w:jc w:val="both"/>
-        <w:rPr>
-          <w:rFonts w:ascii="Arial" w:hAnsi="Arial" w:cs="Arial"/>
-          <w:b/>
-          <w:sz w:val="20"/>
-          <w:szCs w:val="20"/>
-        </w:rPr>
-      </w:pPr>
-    </w:p>
-    <w:p>
-      <w:pPr>
-        <w:pStyle w:val="PargrafodaLista"/>
-        <w:numPr>
-          <w:ilvl w:val="0"/>
-          <w:numId w:val="7"/>
-        </w:numPr>
-        <w:autoSpaceDE w:val="0"/>
-        <w:autoSpaceDN w:val="0"/>
-        <w:adjustRightInd w:val="0"/>
-        <w:spacing w:after="0" w:line="240" w:lineRule="auto"/>
-        <w:jc w:val="both"/>
-        <w:rPr>
-          <w:rFonts w:ascii="Arial" w:hAnsi="Arial" w:cs="Arial"/>
-          <w:b/>
-          <w:sz w:val="20"/>
-          <w:szCs w:val="20"/>
-        </w:rPr>
-      </w:pPr>
-      <w:r>
-        <w:rPr>
-          <w:rFonts w:ascii="Arial" w:hAnsi="Arial" w:cs="Arial"/>
-          <w:b/>
-          <w:sz w:val="20"/>
-          <w:szCs w:val="20"/>
-        </w:rPr>
-        <w:t>Previsão de atendimento</w:t>
-      </w:r>
-    </w:p>
-    <w:p>
-      <w:pPr>
-        <w:autoSpaceDE w:val="0"/>
-        <w:autoSpaceDN w:val="0"/>
-        <w:adjustRightInd w:val="0"/>
-        <w:spacing w:after="0" w:line="240" w:lineRule="auto"/>
-        <w:jc w:val="both"/>
-        <w:rPr>
-          <w:rFonts w:ascii="Arial" w:hAnsi="Arial" w:cs="Arial"/>
-          <w:b/>
-          <w:sz w:val="20"/>
-          <w:szCs w:val="20"/>
-        </w:rPr>
-      </w:pPr>
-    </w:p>
-    <w:p>
-      <w:pPr>
-        <w:pStyle w:val="PargrafodaLista"/>
-        <w:numPr>
-          <w:ilvl w:val="0"/>
-          <w:numId w:val="7"/>
-        </w:numPr>
-        <w:autoSpaceDE w:val="0"/>
-        <w:autoSpaceDN w:val="0"/>
-        <w:adjustRightInd w:val="0"/>
-        <w:spacing w:after="0" w:line="240" w:lineRule="auto"/>
-        <w:jc w:val="both"/>
-        <w:rPr>
-          <w:rFonts w:ascii="Arial" w:hAnsi="Arial" w:cs="Arial"/>
-          <w:b/>
-          <w:sz w:val="20"/>
-          <w:szCs w:val="20"/>
-        </w:rPr>
-      </w:pPr>
-      <w:r>
-        <w:rPr>
-          <w:rFonts w:ascii="Arial" w:hAnsi="Arial" w:cs="Arial"/>
-          <w:b/>
-          <w:sz w:val="20"/>
-          <w:szCs w:val="20"/>
-        </w:rPr>
-        <w:t>Prazo para execução dos serviços</w:t>
-      </w:r>
-    </w:p>
-    <w:p>
-      <w:pPr>
-        <w:autoSpaceDE w:val="0"/>
-        <w:autoSpaceDN w:val="0"/>
-        <w:adjustRightInd w:val="0"/>
-        <w:spacing w:after="0" w:line="240" w:lineRule="auto"/>
-        <w:jc w:val="both"/>
-        <w:rPr>
-          <w:rFonts w:ascii="Arial" w:hAnsi="Arial" w:cs="Arial"/>
-          <w:b/>
-          <w:sz w:val="20"/>
-          <w:szCs w:val="20"/>
-        </w:rPr>
-      </w:pPr>
-    </w:p>
-    <w:p>
-      <w:pPr>
-        <w:pStyle w:val="PargrafodaLista"/>
-        <w:numPr>
-          <w:ilvl w:val="0"/>
-          <w:numId w:val="7"/>
-        </w:numPr>
-        <w:autoSpaceDE w:val="0"/>
-        <w:autoSpaceDN w:val="0"/>
-        <w:adjustRightInd w:val="0"/>
-        <w:spacing w:after="0" w:line="240" w:lineRule="auto"/>
-        <w:jc w:val="both"/>
-        <w:rPr>
-          <w:rFonts w:ascii="Arial" w:hAnsi="Arial" w:cs="Arial"/>
-          <w:b/>
-          <w:sz w:val="20"/>
-          <w:szCs w:val="20"/>
-        </w:rPr>
-      </w:pPr>
-      <w:r>
-        <w:rPr>
-          <w:rFonts w:ascii="Arial" w:hAnsi="Arial" w:cs="Arial"/>
-          <w:b/>
-          <w:sz w:val="20"/>
-          <w:szCs w:val="20"/>
-        </w:rPr>
-        <w:t>Jornada de trabalho</w:t>
-      </w:r>
-    </w:p>
-    <w:p>
-      <w:pPr>
-        <w:autoSpaceDE w:val="0"/>
-        <w:autoSpaceDN w:val="0"/>
-        <w:adjustRightInd w:val="0"/>
-        <w:spacing w:after="0" w:line="240" w:lineRule="auto"/>
-        <w:jc w:val="both"/>
-        <w:rPr>
-          <w:rFonts w:ascii="Arial" w:hAnsi="Arial" w:cs="Arial"/>
-          <w:b/>
-          <w:sz w:val="20"/>
-          <w:szCs w:val="20"/>
-        </w:rPr>
-      </w:pPr>
-    </w:p>
-    <w:p>
-      <w:pPr>
-        <w:pStyle w:val="PargrafodaLista"/>
-        <w:numPr>
-          <w:ilvl w:val="0"/>
-          <w:numId w:val="7"/>
-        </w:numPr>
-        <w:autoSpaceDE w:val="0"/>
-        <w:autoSpaceDN w:val="0"/>
-        <w:adjustRightInd w:val="0"/>
-        <w:spacing w:after="0" w:line="240" w:lineRule="auto"/>
-        <w:jc w:val="both"/>
-        <w:rPr>
-          <w:rFonts w:ascii="Arial" w:hAnsi="Arial" w:cs="Arial"/>
-          <w:sz w:val="20"/>
-          <w:szCs w:val="20"/>
-        </w:rPr>
-      </w:pPr>
-      <w:r>
-        <w:rPr>
-          <w:rFonts w:ascii="Arial" w:hAnsi="Arial" w:cs="Arial"/>
-          <w:b/>
-          <w:sz w:val="20"/>
-          <w:szCs w:val="20"/>
-        </w:rPr>
-        <w:t>Escopo Técnico</w:t>
-      </w:r>
-    </w:p>
-    <w:p>
-      <w:pPr>
-        <w:autoSpaceDE w:val="0"/>
-        <w:autoSpaceDN w:val="0"/>
-        <w:adjustRightInd w:val="0"/>
-        <w:spacing w:after="0" w:line="240" w:lineRule="auto"/>
-        <w:jc w:val="both"/>
-        <w:rPr>
-          <w:rFonts w:ascii="Arial" w:hAnsi="Arial" w:cs="Arial"/>
-          <w:b/>
-          <w:sz w:val="20"/>
-          <w:szCs w:val="20"/>
-        </w:rPr>
-      </w:pPr>
-    </w:p>
-    <w:p>
-      <w:pPr>
-        <w:pStyle w:val="PargrafodaLista"/>
-        <w:numPr>
-          <w:ilvl w:val="0"/>
-          <w:numId w:val="7"/>
-        </w:numPr>
-        <w:autoSpaceDE w:val="0"/>
-        <w:autoSpaceDN w:val="0"/>
-        <w:adjustRightInd w:val="0"/>
-        <w:spacing w:after="0" w:line="240" w:lineRule="auto"/>
-        <w:jc w:val="both"/>
-        <w:rPr>
-          <w:rFonts w:ascii="Arial" w:hAnsi="Arial" w:cs="Arial"/>
-          <w:b/>
-          <w:sz w:val="20"/>
-          <w:szCs w:val="20"/>
-        </w:rPr>
-      </w:pPr>
-      <w:r>
-        <w:rPr>
-          <w:rFonts w:ascii="Arial" w:hAnsi="Arial" w:cs="Arial"/>
-          <w:b/>
-          <w:sz w:val="20"/>
-          <w:szCs w:val="20"/>
-        </w:rPr>
-        <w:t>Relatórios</w:t>
-      </w:r>
-    </w:p>
-    <w:p>
-      <w:pPr>
-        <w:autoSpaceDE w:val="0"/>
-        <w:autoSpaceDN w:val="0"/>
-        <w:adjustRightInd w:val="0"/>
-        <w:spacing w:after="0" w:line="240" w:lineRule="auto"/>
-        <w:jc w:val="both"/>
-        <w:rPr>
-          <w:rFonts w:ascii="Arial" w:hAnsi="Arial" w:cs="Arial"/>
-          <w:b/>
-          <w:sz w:val="20"/>
-          <w:szCs w:val="20"/>
-        </w:rPr>
-      </w:pPr>
-    </w:p>
-    <w:p>
-      <w:pPr>
-        <w:pStyle w:val="PargrafodaLista"/>
-        <w:numPr>
-          <w:ilvl w:val="0"/>
-          <w:numId w:val="7"/>
-        </w:numPr>
-        <w:autoSpaceDE w:val="0"/>
-        <w:autoSpaceDN w:val="0"/>
-        <w:adjustRightInd w:val="0"/>
-        <w:spacing w:after="0" w:line="240" w:lineRule="auto"/>
-        <w:jc w:val="both"/>
-        <w:rPr>
-          <w:rFonts w:ascii="Arial" w:hAnsi="Arial" w:cs="Arial"/>
-          <w:b/>
-          <w:sz w:val="20"/>
-          <w:szCs w:val="20"/>
-        </w:rPr>
-      </w:pPr>
-      <w:r>
-        <w:rPr>
-          <w:rFonts w:ascii="Arial" w:hAnsi="Arial" w:cs="Arial"/>
-          <w:b/>
-          <w:sz w:val="20"/>
-          <w:szCs w:val="20"/>
-        </w:rPr>
-        <w:t>Validade da proposta</w:t>
-      </w:r>
-    </w:p>
-    <w:p>
-      <w:pPr>
-        <w:autoSpaceDE w:val="0"/>
-        <w:autoSpaceDN w:val="0"/>
-        <w:adjustRightInd w:val="0"/>
-        <w:spacing w:after="0" w:line="240" w:lineRule="auto"/>
-        <w:jc w:val="both"/>
-        <w:rPr>
-          <w:rFonts w:ascii="Arial" w:hAnsi="Arial" w:cs="Arial"/>
-          <w:b/>
-          <w:sz w:val="20"/>
-          <w:szCs w:val="20"/>
-        </w:rPr>
-      </w:pPr>
-    </w:p>
-    <w:p>
-      <w:pPr>
-        <w:pStyle w:val="PargrafodaLista"/>
-        <w:numPr>
-          <w:ilvl w:val="0"/>
-          <w:numId w:val="7"/>
-        </w:numPr>
-        <w:autoSpaceDE w:val="0"/>
-        <w:autoSpaceDN w:val="0"/>
-        <w:adjustRightInd w:val="0"/>
-        <w:spacing w:after="0" w:line="240" w:lineRule="auto"/>
-        <w:jc w:val="both"/>
-        <w:rPr>
-          <w:rFonts w:ascii="Arial" w:hAnsi="Arial" w:cs="Arial"/>
-          <w:b/>
-          <w:sz w:val="20"/>
-          <w:szCs w:val="20"/>
-        </w:rPr>
-      </w:pPr>
-      <w:r>
-        <w:rPr>
-          <w:rFonts w:ascii="Arial" w:hAnsi="Arial" w:cs="Arial"/>
-          <w:b/>
-          <w:sz w:val="20"/>
-          <w:szCs w:val="20"/>
-        </w:rPr>
-        <w:t>Observações</w:t>
-      </w:r>
-    </w:p>
-    <w:p>
-      <w:pPr>
-        <w:autoSpaceDE w:val="0"/>
-        <w:autoSpaceDN w:val="0"/>
-        <w:adjustRightInd w:val="0"/>
-        <w:spacing w:after="0" w:line="240" w:lineRule="auto"/>
-        <w:jc w:val="both"/>
-        <w:rPr>
-          <w:rFonts w:ascii="Arial" w:hAnsi="Arial" w:cs="Arial"/>
-          <w:b/>
-          <w:sz w:val="20"/>
-          <w:szCs w:val="20"/>
-        </w:rPr>
-      </w:pPr>
-    </w:p>
-    <w:p>
-      <w:pPr>
-        <w:autoSpaceDE w:val="0"/>
-        <w:autoSpaceDN w:val="0"/>
-        <w:adjustRightInd w:val="0"/>
-        <w:spacing w:after="0" w:line="240" w:lineRule="auto"/>
-        <w:jc w:val="both"/>
-        <w:rPr>
-          <w:rFonts w:ascii="Arial" w:hAnsi="Arial" w:cs="Arial"/>
-          <w:b/>
-          <w:sz w:val="20"/>
-          <w:szCs w:val="20"/>
-        </w:rPr>
-      </w:pPr>
-    </w:p>
-    <w:p>
-      <w:pPr>
-        <w:autoSpaceDE w:val="0"/>
-        <w:autoSpaceDN w:val="0"/>
-        <w:adjustRightInd w:val="0"/>
-        <w:spacing w:after="0" w:line="240" w:lineRule="auto"/>
-        <w:jc w:val="both"/>
-        <w:rPr>
-          <w:rFonts w:ascii="Arial" w:hAnsi="Arial" w:cs="Arial"/>
-          <w:b/>
-          <w:sz w:val="20"/>
-          <w:szCs w:val="20"/>
-        </w:rPr>
-      </w:pPr>
-    </w:p>
-    <w:p>
-      <w:pPr>
-        <w:autoSpaceDE w:val="0"/>
-        <w:autoSpaceDN w:val="0"/>
-        <w:adjustRightInd w:val="0"/>
-        <w:spacing w:after="0" w:line="240" w:lineRule="auto"/>
-        <w:jc w:val="both"/>
-        <w:rPr>
-          <w:rFonts w:ascii="Arial" w:hAnsi="Arial" w:cs="Arial"/>
-          <w:b/>
-          <w:sz w:val="20"/>
-          <w:szCs w:val="20"/>
-        </w:rPr>
-      </w:pPr>
-    </w:p>
-    <w:p>
-      <w:pPr>
-        <w:autoSpaceDE w:val="0"/>
-        <w:autoSpaceDN w:val="0"/>
-        <w:adjustRightInd w:val="0"/>
-        <w:spacing w:after="0" w:line="240" w:lineRule="auto"/>
-        <w:jc w:val="both"/>
-        <w:rPr>
-          <w:rFonts w:ascii="Arial" w:hAnsi="Arial" w:cs="Arial"/>
-          <w:b/>
-          <w:sz w:val="20"/>
-          <w:szCs w:val="20"/>
-        </w:rPr>
-      </w:pPr>
-    </w:p>
-    <w:p>
-      <w:pPr>
-        <w:autoSpaceDE w:val="0"/>
-        <w:autoSpaceDN w:val="0"/>
-        <w:adjustRightInd w:val="0"/>
-        <w:spacing w:after="0" w:line="240" w:lineRule="auto"/>
-        <w:jc w:val="both"/>
-        <w:rPr>
-          <w:rFonts w:ascii="Arial" w:hAnsi="Arial" w:cs="Arial"/>
-          <w:b/>
-          <w:sz w:val="20"/>
-          <w:szCs w:val="20"/>
-        </w:rPr>
-      </w:pPr>
-    </w:p>
-    <w:p>
-      <w:pPr>
-        <w:autoSpaceDE w:val="0"/>
-        <w:autoSpaceDN w:val="0"/>
-        <w:adjustRightInd w:val="0"/>
-        <w:spacing w:after="0" w:line="240" w:lineRule="auto"/>
-        <w:jc w:val="both"/>
-        <w:rPr>
-          <w:rFonts w:ascii="Arial" w:hAnsi="Arial" w:cs="Arial"/>
-          <w:b/>
-          <w:sz w:val="20"/>
-          <w:szCs w:val="20"/>
-        </w:rPr>
-      </w:pPr>
-    </w:p>
-    <w:p>
-      <w:pPr>
-        <w:autoSpaceDE w:val="0"/>
-        <w:autoSpaceDN w:val="0"/>
-        <w:adjustRightInd w:val="0"/>
-        <w:spacing w:after="0" w:line="240" w:lineRule="auto"/>
-        <w:jc w:val="both"/>
-        <w:rPr>
-          <w:rFonts w:ascii="Arial" w:hAnsi="Arial" w:cs="Arial"/>
-          <w:b/>
-          <w:sz w:val="20"/>
-          <w:szCs w:val="20"/>
-        </w:rPr>
-      </w:pPr>
-    </w:p>
-    <w:p>
-      <w:pPr>
-        <w:autoSpaceDE w:val="0"/>
-        <w:autoSpaceDN w:val="0"/>
-        <w:adjustRightInd w:val="0"/>
-        <w:spacing w:after="0" w:line="240" w:lineRule="auto"/>
-        <w:jc w:val="both"/>
-        <w:rPr>
-          <w:rFonts w:ascii="Arial" w:hAnsi="Arial" w:cs="Arial"/>
-          <w:b/>
-          <w:sz w:val="20"/>
-          <w:szCs w:val="20"/>
-        </w:rPr>
-      </w:pPr>
-    </w:p>
-    <w:p>
-      <w:pPr>
-        <w:pStyle w:val="PargrafodaLista"/>
-        <w:numPr>
-          <w:ilvl w:val="0"/>
-          <w:numId w:val="4"/>
-        </w:numPr>
-        <w:autoSpaceDE w:val="0"/>
-        <w:autoSpaceDN w:val="0"/>
-        <w:adjustRightInd w:val="0"/>
-        <w:spacing w:after="0" w:line="240" w:lineRule="auto"/>
-        <w:rPr>
-          <w:rFonts w:ascii="Arial" w:hAnsi="Arial" w:cs="Arial"/>
-          <w:b/>
-          <w:bCs/>
-          <w:sz w:val="20"/>
-          <w:szCs w:val="20"/>
-        </w:rPr>
-      </w:pPr>
-      <w:bookmarkStart w:id="1" w:name="_Hlk219203928"/>
-      <w:r>
-        <w:rPr>
-          <w:rFonts w:ascii="Arial" w:hAnsi="Arial" w:cs="Arial"/>
-          <w:b/>
-          <w:bCs/>
-          <w:sz w:val="20"/>
-          <w:szCs w:val="20"/>
-        </w:rPr>
-        <w:t>Filtrovali é a escolha certa</w:t>
-      </w:r>
-      <w:r>
-        <w:rPr>
-          <w:rFonts w:ascii="Arial" w:hAnsi="Arial" w:cs="Arial"/>
-          <w:b/>
-          <w:bCs/>
-          <w:sz w:val="20"/>
-          <w:szCs w:val="20"/>
-        </w:rPr>
-        <w:t xml:space="preserve"> para a sua obra</w:t>
-      </w:r>
-    </w:p>
-    <w:p>
-      <w:pPr>
-        <w:autoSpaceDE w:val="0"/>
-        <w:autoSpaceDN w:val="0"/>
-        <w:adjustRightInd w:val="0"/>
-        <w:spacing w:after="0" w:line="240" w:lineRule="auto"/>
-        <w:rPr>
-          <w:rFonts w:ascii="Arial" w:hAnsi="Arial" w:cs="Arial"/>
-          <w:b/>
-          <w:bCs/>
-          <w:sz w:val="20"/>
-          <w:szCs w:val="20"/>
-        </w:rPr>
-      </w:pPr>
-    </w:p>
-    <w:p>
-      <w:pPr>
-        <w:autoSpaceDE w:val="0"/>
-        <w:autoSpaceDN w:val="0"/>
-        <w:adjustRightInd w:val="0"/>
-        <w:spacing w:after="0" w:line="240" w:lineRule="auto"/>
-        <w:ind w:firstLine="708"/>
-        <w:rPr>
-          <w:rFonts w:ascii="Arial" w:hAnsi="Arial" w:cs="Arial"/>
-          <w:sz w:val="20"/>
-          <w:szCs w:val="20"/>
-        </w:rPr>
-      </w:pPr>
-      <w:r>
-        <w:rPr>
-          <w:rFonts w:ascii="Arial" w:hAnsi="Arial" w:cs="Arial"/>
-          <w:sz w:val="20"/>
-          <w:szCs w:val="20"/>
-        </w:rPr>
-        <w:t xml:space="preserve">São </w:t>
-      </w:r>
-      <w:r>
-        <w:rPr>
-          <w:rFonts w:ascii="Arial" w:hAnsi="Arial" w:cs="Arial"/>
-          <w:sz w:val="20"/>
-          <w:szCs w:val="20"/>
-        </w:rPr>
-        <w:t>2</w:t>
-      </w:r>
-      <w:r>
-        <w:rPr>
-          <w:rFonts w:ascii="Arial" w:hAnsi="Arial" w:cs="Arial"/>
-          <w:sz w:val="20"/>
-          <w:szCs w:val="20"/>
-        </w:rPr>
-        <w:t>1</w:t>
-      </w:r>
-      <w:r>
-        <w:rPr>
-          <w:rFonts w:ascii="Arial" w:hAnsi="Arial" w:cs="Arial"/>
-          <w:sz w:val="20"/>
-          <w:szCs w:val="20"/>
-        </w:rPr>
-        <w:t xml:space="preserve"> anos de história </w:t>
-      </w:r>
-      <w:r>
-        <w:rPr>
-          <w:rFonts w:ascii="Arial" w:hAnsi="Arial" w:cs="Arial"/>
-          <w:sz w:val="20"/>
-          <w:szCs w:val="20"/>
-        </w:rPr>
-        <w:t>e entregas de</w:t>
-      </w:r>
-      <w:r>
-        <w:rPr>
-          <w:rFonts w:ascii="Arial" w:hAnsi="Arial" w:cs="Arial"/>
-          <w:sz w:val="20"/>
-          <w:szCs w:val="20"/>
-        </w:rPr>
-        <w:t xml:space="preserve"> soluções </w:t>
-      </w:r>
-      <w:r>
-        <w:rPr>
-          <w:rFonts w:ascii="Arial" w:hAnsi="Arial" w:cs="Arial"/>
-          <w:sz w:val="20"/>
-          <w:szCs w:val="20"/>
-        </w:rPr>
-        <w:t>industriais, com:</w:t>
-      </w:r>
-      <w:r>
-        <w:rPr>
-          <w:rFonts w:ascii="Arial" w:hAnsi="Arial" w:cs="Arial"/>
-          <w:sz w:val="20"/>
-          <w:szCs w:val="20"/>
-        </w:rPr>
-        <w:t xml:space="preserve"> excelência, segurança, qualidade e eficiência.</w:t>
-      </w:r>
-    </w:p>
-    <w:p>
-      <w:pPr>
-        <w:autoSpaceDE w:val="0"/>
-        <w:autoSpaceDN w:val="0"/>
-        <w:adjustRightInd w:val="0"/>
-        <w:spacing w:after="0" w:line="240" w:lineRule="auto"/>
-        <w:jc w:val="center"/>
-        <w:rPr>
-          <w:rFonts w:ascii="Arial" w:hAnsi="Arial" w:cs="Arial"/>
-          <w:b/>
-          <w:bCs/>
-          <w:sz w:val="20"/>
-          <w:szCs w:val="20"/>
+          <w:sz w:val="24"/>
+          <w:szCs w:val="24"/>
         </w:rPr>
       </w:pPr>
       <w:r>
@@ -1955,24 +2458,22 @@
     </w:p>
     <w:p>
       <w:pPr>
-        <w:pStyle w:val="PargrafodaLista"/>
-        <w:numPr>
-          <w:ilvl w:val="1"/>
-          <w:numId w:val="2"/>
-        </w:numPr>
-        <w:rPr>
-          <w:rFonts w:ascii="Arial" w:hAnsi="Arial" w:cs="Arial"/>
-          <w:b/>
-          <w:sz w:val="20"/>
-          <w:szCs w:val="20"/>
-        </w:rPr>
-      </w:pPr>
-      <w:r>
-        <w:rPr>
-          <w:rFonts w:ascii="Arial" w:hAnsi="Arial" w:cs="Arial"/>
-          <w:b/>
-          <w:sz w:val="20"/>
-          <w:szCs w:val="20"/>
+        <w:pStyle w:val="Ttulo2"/>
+        <w:rPr>
+          <w:rFonts w:ascii="Arial" w:hAnsi="Arial" w:cs="Arial"/>
+          <w:b w:val="true"/>
+          <w:sz w:val="24"/>
+          <w:szCs w:val="24"/>
+          <w:bCs w:val="true"/>
+        </w:rPr>
+      </w:pPr>
+      <w:r>
+        <w:rPr>
+          <w:rFonts w:ascii="Arial" w:hAnsi="Arial" w:cs="Arial"/>
+          <w:b w:val="true"/>
+          <w:sz w:val="24"/>
+          <w:szCs w:val="24"/>
+          <w:bCs w:val="true"/>
         </w:rPr>
         <w:t>- Tradição, excelência e referência em serviços industriais</w:t>
       </w:r>
@@ -1984,8 +2485,8 @@
         <w:rPr>
           <w:rFonts w:ascii="Arial" w:hAnsi="Arial" w:cs="Arial"/>
           <w:b/>
-          <w:sz w:val="20"/>
-          <w:szCs w:val="20"/>
+          <w:sz w:val="24"/>
+          <w:szCs w:val="24"/>
         </w:rPr>
       </w:pPr>
     </w:p>
@@ -2027,16 +2528,17 @@
               <w:rPr>
                 <w:rFonts w:ascii="Arial" w:hAnsi="Arial" w:cs="Arial"/>
                 <w:b/>
-                <w:sz w:val="20"/>
-                <w:szCs w:val="20"/>
-              </w:rPr>
+                <w:sz w:val="24"/>
+                <w:szCs w:val="24"/>
+              </w:rPr>
+              <w:spacing w:line="240" w:lineRule="auto"/>
             </w:pPr>
             <w:r>
               <w:rPr>
                 <w:rFonts w:ascii="Arial" w:hAnsi="Arial" w:cs="Arial"/>
                 <w:bCs/>
-                <w:sz w:val="20"/>
-                <w:szCs w:val="20"/>
+                <w:sz w:val="24"/>
+                <w:szCs w:val="24"/>
               </w:rPr>
               <w:t>Limpeza química de tubulações e reservatórios (decapagem e passivação)</w:t>
             </w:r>
@@ -2057,16 +2559,17 @@
               <w:rPr>
                 <w:rFonts w:ascii="Arial" w:hAnsi="Arial" w:cs="Arial"/>
                 <w:b/>
-                <w:sz w:val="20"/>
-                <w:szCs w:val="20"/>
-              </w:rPr>
+                <w:sz w:val="24"/>
+                <w:szCs w:val="24"/>
+              </w:rPr>
+              <w:spacing w:line="240" w:lineRule="auto"/>
             </w:pPr>
             <w:r>
               <w:rPr>
                 <w:rFonts w:ascii="Arial" w:hAnsi="Arial" w:cs="Arial"/>
                 <w:bCs/>
-                <w:sz w:val="20"/>
-                <w:szCs w:val="20"/>
+                <w:sz w:val="24"/>
+                <w:szCs w:val="24"/>
               </w:rPr>
               <w:t>Flushing primário</w:t>
             </w:r>
@@ -2092,16 +2595,17 @@
               <w:rPr>
                 <w:rFonts w:ascii="Arial" w:hAnsi="Arial" w:cs="Arial"/>
                 <w:b/>
-                <w:sz w:val="20"/>
-                <w:szCs w:val="20"/>
-              </w:rPr>
+                <w:sz w:val="24"/>
+                <w:szCs w:val="24"/>
+              </w:rPr>
+              <w:spacing w:line="240" w:lineRule="auto"/>
             </w:pPr>
             <w:r>
               <w:rPr>
                 <w:rFonts w:ascii="Arial" w:hAnsi="Arial" w:cs="Arial"/>
                 <w:bCs/>
-                <w:sz w:val="20"/>
-                <w:szCs w:val="20"/>
+                <w:sz w:val="24"/>
+                <w:szCs w:val="24"/>
               </w:rPr>
               <w:t>Flushing secundário</w:t>
             </w:r>
@@ -2122,16 +2626,17 @@
               <w:rPr>
                 <w:rFonts w:ascii="Arial" w:hAnsi="Arial" w:cs="Arial"/>
                 <w:b/>
-                <w:sz w:val="20"/>
-                <w:szCs w:val="20"/>
-              </w:rPr>
+                <w:sz w:val="24"/>
+                <w:szCs w:val="24"/>
+              </w:rPr>
+              <w:spacing w:line="240" w:lineRule="auto"/>
             </w:pPr>
             <w:r>
               <w:rPr>
                 <w:rFonts w:ascii="Arial" w:hAnsi="Arial" w:cs="Arial"/>
                 <w:bCs/>
-                <w:sz w:val="20"/>
-                <w:szCs w:val="20"/>
+                <w:sz w:val="24"/>
+                <w:szCs w:val="24"/>
               </w:rPr>
               <w:t xml:space="preserve">Passagem de </w:t>
             </w:r>
@@ -2139,8 +2644,8 @@
               <w:rPr>
                 <w:rFonts w:ascii="Arial" w:hAnsi="Arial" w:cs="Arial"/>
                 <w:bCs/>
-                <w:sz w:val="20"/>
-                <w:szCs w:val="20"/>
+                <w:sz w:val="24"/>
+                <w:szCs w:val="24"/>
               </w:rPr>
               <w:t>PIG</w:t>
             </w:r>
@@ -2148,8 +2653,8 @@
               <w:rPr>
                 <w:rFonts w:ascii="Arial" w:hAnsi="Arial" w:cs="Arial"/>
                 <w:bCs/>
-                <w:sz w:val="20"/>
-                <w:szCs w:val="20"/>
+                <w:sz w:val="24"/>
+                <w:szCs w:val="24"/>
               </w:rPr>
               <w:t xml:space="preserve"> de espuma</w:t>
             </w:r>
@@ -2175,16 +2680,17 @@
               <w:rPr>
                 <w:rFonts w:ascii="Arial" w:hAnsi="Arial" w:cs="Arial"/>
                 <w:b/>
-                <w:sz w:val="20"/>
-                <w:szCs w:val="20"/>
-              </w:rPr>
+                <w:sz w:val="24"/>
+                <w:szCs w:val="24"/>
+              </w:rPr>
+              <w:spacing w:line="240" w:lineRule="auto"/>
             </w:pPr>
             <w:r>
               <w:rPr>
                 <w:rFonts w:ascii="Arial" w:hAnsi="Arial" w:cs="Arial"/>
                 <w:bCs/>
-                <w:sz w:val="20"/>
-                <w:szCs w:val="20"/>
+                <w:sz w:val="24"/>
+                <w:szCs w:val="24"/>
               </w:rPr>
               <w:t>Filtragem absoluta</w:t>
             </w:r>
@@ -2205,16 +2711,17 @@
               <w:rPr>
                 <w:rFonts w:ascii="Arial" w:hAnsi="Arial" w:cs="Arial"/>
                 <w:b/>
-                <w:sz w:val="20"/>
-                <w:szCs w:val="20"/>
-              </w:rPr>
+                <w:sz w:val="24"/>
+                <w:szCs w:val="24"/>
+              </w:rPr>
+              <w:spacing w:line="240" w:lineRule="auto"/>
             </w:pPr>
             <w:r>
               <w:rPr>
                 <w:rFonts w:ascii="Arial" w:hAnsi="Arial" w:cs="Arial"/>
                 <w:bCs/>
-                <w:sz w:val="20"/>
-                <w:szCs w:val="20"/>
+                <w:sz w:val="24"/>
+                <w:szCs w:val="24"/>
               </w:rPr>
               <w:t>T</w:t>
             </w:r>
@@ -2222,8 +2729,8 @@
               <w:rPr>
                 <w:rFonts w:ascii="Arial" w:hAnsi="Arial" w:cs="Arial"/>
                 <w:bCs/>
-                <w:sz w:val="20"/>
-                <w:szCs w:val="20"/>
+                <w:sz w:val="24"/>
+                <w:szCs w:val="24"/>
               </w:rPr>
               <w:t>este de pressão (teste hidrostático)</w:t>
             </w:r>
@@ -2249,16 +2756,17 @@
               <w:rPr>
                 <w:rFonts w:ascii="Arial" w:hAnsi="Arial" w:cs="Arial"/>
                 <w:bCs/>
-                <w:sz w:val="20"/>
-                <w:szCs w:val="20"/>
-              </w:rPr>
+                <w:sz w:val="24"/>
+                <w:szCs w:val="24"/>
+              </w:rPr>
+              <w:spacing w:line="240" w:lineRule="auto"/>
             </w:pPr>
             <w:r>
               <w:rPr>
                 <w:rFonts w:ascii="Arial" w:hAnsi="Arial" w:cs="Arial"/>
                 <w:bCs/>
-                <w:sz w:val="20"/>
-                <w:szCs w:val="20"/>
+                <w:sz w:val="24"/>
+                <w:szCs w:val="24"/>
               </w:rPr>
               <w:t xml:space="preserve">Centrifugação e </w:t>
             </w:r>
@@ -2266,8 +2774,8 @@
               <w:rPr>
                 <w:rFonts w:ascii="Arial" w:hAnsi="Arial" w:cs="Arial"/>
                 <w:bCs/>
-                <w:sz w:val="20"/>
-                <w:szCs w:val="20"/>
+                <w:sz w:val="24"/>
+                <w:szCs w:val="24"/>
               </w:rPr>
               <w:t>desidratação de óleo</w:t>
             </w:r>
@@ -2284,9 +2792,10 @@
               <w:rPr>
                 <w:rFonts w:ascii="Arial" w:hAnsi="Arial" w:cs="Arial"/>
                 <w:bCs/>
-                <w:sz w:val="20"/>
-                <w:szCs w:val="20"/>
-              </w:rPr>
+                <w:sz w:val="24"/>
+                <w:szCs w:val="24"/>
+              </w:rPr>
+              <w:spacing w:line="240" w:lineRule="auto"/>
             </w:pPr>
           </w:p>
         </w:tc>
@@ -2298,8 +2807,8 @@
         <w:rPr>
           <w:rFonts w:ascii="Arial" w:hAnsi="Arial" w:cs="Arial"/>
           <w:b/>
-          <w:sz w:val="20"/>
-          <w:szCs w:val="20"/>
+          <w:sz w:val="24"/>
+          <w:szCs w:val="24"/>
         </w:rPr>
       </w:pPr>
     </w:p>
@@ -2335,9 +2844,10 @@
               <w:rPr>
                 <w:rFonts w:ascii="Arial" w:hAnsi="Arial" w:cs="Arial"/>
                 <w:b/>
-                <w:sz w:val="20"/>
-                <w:szCs w:val="20"/>
-              </w:rPr>
+                <w:sz w:val="24"/>
+                <w:szCs w:val="24"/>
+              </w:rPr>
+              <w:spacing w:line="240" w:lineRule="auto"/>
             </w:pPr>
             <w:r>
               <w:rPr>
@@ -2405,9 +2915,10 @@
               <w:rPr>
                 <w:rFonts w:ascii="Arial" w:hAnsi="Arial" w:cs="Arial"/>
                 <w:b/>
-                <w:sz w:val="20"/>
-                <w:szCs w:val="20"/>
-              </w:rPr>
+                <w:sz w:val="24"/>
+                <w:szCs w:val="24"/>
+              </w:rPr>
+              <w:spacing w:line="240" w:lineRule="auto"/>
             </w:pPr>
             <w:r>
               <w:rPr>
@@ -2466,9 +2977,10 @@
               <w:rPr>
                 <w:rFonts w:ascii="Arial" w:hAnsi="Arial" w:cs="Arial"/>
                 <w:b/>
-                <w:sz w:val="20"/>
-                <w:szCs w:val="20"/>
-              </w:rPr>
+                <w:sz w:val="24"/>
+                <w:szCs w:val="24"/>
+              </w:rPr>
+              <w:spacing w:line="240" w:lineRule="auto"/>
             </w:pPr>
             <w:r>
               <w:rPr>
@@ -2527,9 +3039,10 @@
               <w:rPr>
                 <w:rFonts w:ascii="Arial" w:hAnsi="Arial" w:cs="Arial"/>
                 <w:b/>
-                <w:sz w:val="20"/>
-                <w:szCs w:val="20"/>
-              </w:rPr>
+                <w:sz w:val="24"/>
+                <w:szCs w:val="24"/>
+              </w:rPr>
+              <w:spacing w:line="240" w:lineRule="auto"/>
             </w:pPr>
             <w:r>
               <w:rPr>
@@ -2585,72 +3098,79 @@
         <w:rPr>
           <w:rFonts w:ascii="Arial" w:hAnsi="Arial" w:cs="Arial"/>
           <w:b/>
-          <w:sz w:val="20"/>
-          <w:szCs w:val="20"/>
+          <w:sz w:val="24"/>
+          <w:szCs w:val="24"/>
         </w:rPr>
       </w:pPr>
     </w:p>
     <w:p>
       <w:pPr>
-        <w:ind w:firstLine="708"/>
-        <w:rPr>
-          <w:rFonts w:ascii="Arial" w:hAnsi="Arial" w:cs="Arial"/>
-          <w:b/>
-          <w:sz w:val="20"/>
-          <w:szCs w:val="20"/>
-        </w:rPr>
-      </w:pPr>
-      <w:r>
-        <w:rPr>
-          <w:rFonts w:ascii="Arial" w:hAnsi="Arial" w:cs="Arial"/>
-          <w:b/>
-          <w:sz w:val="20"/>
-          <w:szCs w:val="20"/>
-        </w:rPr>
-        <w:t xml:space="preserve">1.2 </w:t>
-      </w:r>
-      <w:r>
-        <w:rPr>
-          <w:rFonts w:ascii="Arial" w:hAnsi="Arial" w:cs="Arial"/>
-          <w:b/>
-          <w:sz w:val="20"/>
-          <w:szCs w:val="20"/>
+        <w:pStyle w:val="Ttulo2"/>
+        <w:rPr>
+          <w:rFonts w:ascii="Arial" w:hAnsi="Arial" w:cs="Arial"/>
+          <w:sz w:val="24"/>
+          <w:szCs w:val="24"/>
+          <w:b w:val="true"/>
+          <w:bCs w:val="true"/>
+        </w:rPr>
+      </w:pPr>
+      <w:r>
+        <w:rPr>
+          <w:rFonts w:ascii="Arial" w:hAnsi="Arial" w:cs="Arial"/>
+          <w:b w:val="true"/>
+          <w:sz w:val="24"/>
+          <w:szCs w:val="24"/>
+          <w:bCs w:val="true"/>
+        </w:rPr>
+        <w:t xml:space="preserve"/>
+      </w:r>
+      <w:r>
+        <w:rPr>
+          <w:rFonts w:ascii="Arial" w:hAnsi="Arial" w:cs="Arial"/>
+          <w:b w:val="true"/>
+          <w:sz w:val="24"/>
+          <w:szCs w:val="24"/>
+          <w:bCs w:val="true"/>
         </w:rPr>
         <w:t>-</w:t>
       </w:r>
       <w:r>
         <w:rPr>
           <w:rFonts w:ascii="Arial" w:hAnsi="Arial" w:cs="Arial"/>
-          <w:b/>
-          <w:sz w:val="20"/>
-          <w:szCs w:val="20"/>
+          <w:b w:val="true"/>
+          <w:sz w:val="24"/>
+          <w:szCs w:val="24"/>
+          <w:bCs w:val="true"/>
         </w:rPr>
         <w:t xml:space="preserve"> </w:t>
       </w:r>
       <w:r>
         <w:rPr>
           <w:rFonts w:ascii="Arial" w:hAnsi="Arial" w:cs="Arial"/>
-          <w:b/>
-          <w:sz w:val="20"/>
-          <w:szCs w:val="20"/>
+          <w:b w:val="true"/>
+          <w:sz w:val="24"/>
+          <w:szCs w:val="24"/>
+          <w:bCs w:val="true"/>
         </w:rPr>
         <w:t>Equipamentos modernos, revisados e</w:t>
       </w:r>
       <w:r>
         <w:rPr>
           <w:rFonts w:ascii="Arial" w:hAnsi="Arial" w:cs="Arial"/>
-          <w:b/>
-          <w:sz w:val="20"/>
-          <w:szCs w:val="20"/>
+          <w:b w:val="true"/>
+          <w:sz w:val="24"/>
+          <w:szCs w:val="24"/>
+          <w:bCs w:val="true"/>
         </w:rPr>
         <w:t xml:space="preserve"> alto desempenho e tecnologia</w:t>
       </w:r>
       <w:r>
         <w:rPr>
           <w:rFonts w:ascii="Arial" w:hAnsi="Arial" w:cs="Arial"/>
-          <w:b/>
-          <w:sz w:val="20"/>
-          <w:szCs w:val="20"/>
+          <w:b w:val="true"/>
+          <w:sz w:val="24"/>
+          <w:szCs w:val="24"/>
+          <w:bCs w:val="true"/>
         </w:rPr>
         <w:t xml:space="preserve"> para atender qualquer demanda.</w:t>
       </w:r>
@@ -2689,9 +3209,10 @@
               <w:rPr>
                 <w:rFonts w:ascii="Arial" w:hAnsi="Arial" w:cs="Arial"/>
                 <w:bCs/>
-                <w:sz w:val="20"/>
-                <w:szCs w:val="20"/>
-              </w:rPr>
+                <w:sz w:val="24"/>
+                <w:szCs w:val="24"/>
+              </w:rPr>
+              <w:spacing w:line="240" w:lineRule="auto"/>
             </w:pPr>
             <w:r>
               <w:rPr>
@@ -2748,9 +3269,10 @@
               <w:rPr>
                 <w:rFonts w:ascii="Arial" w:hAnsi="Arial" w:cs="Arial"/>
                 <w:bCs/>
-                <w:sz w:val="20"/>
-                <w:szCs w:val="20"/>
-              </w:rPr>
+                <w:sz w:val="24"/>
+                <w:szCs w:val="24"/>
+              </w:rPr>
+              <w:spacing w:line="240" w:lineRule="auto"/>
             </w:pPr>
             <w:r>
               <w:rPr>
@@ -2808,9 +3330,10 @@
               <w:rPr>
                 <w:rFonts w:ascii="Arial" w:hAnsi="Arial" w:cs="Arial"/>
                 <w:bCs/>
-                <w:sz w:val="20"/>
-                <w:szCs w:val="20"/>
-              </w:rPr>
+                <w:sz w:val="24"/>
+                <w:szCs w:val="24"/>
+              </w:rPr>
+              <w:spacing w:line="240" w:lineRule="auto"/>
             </w:pPr>
             <w:r>
               <w:rPr>
@@ -2868,9 +3391,10 @@
               <w:rPr>
                 <w:rFonts w:ascii="Arial" w:hAnsi="Arial" w:cs="Arial"/>
                 <w:bCs/>
-                <w:sz w:val="20"/>
-                <w:szCs w:val="20"/>
-              </w:rPr>
+                <w:sz w:val="24"/>
+                <w:szCs w:val="24"/>
+              </w:rPr>
+              <w:spacing w:line="240" w:lineRule="auto"/>
             </w:pPr>
             <w:r>
               <w:rPr>
@@ -2949,8 +3473,8 @@
         <w:rPr>
           <w:rFonts w:ascii="Arial" w:hAnsi="Arial" w:cs="Arial"/>
           <w:bCs/>
-          <w:sz w:val="20"/>
-          <w:szCs w:val="20"/>
+          <w:sz w:val="24"/>
+          <w:szCs w:val="24"/>
         </w:rPr>
       </w:pPr>
     </w:p>
@@ -2959,31 +3483,29 @@
         <w:rPr>
           <w:rFonts w:ascii="Arial" w:hAnsi="Arial" w:cs="Arial"/>
           <w:bCs/>
-          <w:sz w:val="20"/>
-          <w:szCs w:val="20"/>
+          <w:sz w:val="24"/>
+          <w:szCs w:val="24"/>
         </w:rPr>
       </w:pPr>
     </w:p>
     <w:p>
       <w:pPr>
-        <w:pStyle w:val="PargrafodaLista"/>
-        <w:numPr>
-          <w:ilvl w:val="1"/>
-          <w:numId w:val="4"/>
-        </w:numPr>
-        <w:rPr>
-          <w:rFonts w:ascii="Arial" w:hAnsi="Arial" w:cs="Arial"/>
-          <w:b/>
-          <w:sz w:val="20"/>
-          <w:szCs w:val="20"/>
-        </w:rPr>
-      </w:pPr>
-      <w:r>
-        <w:rPr>
-          <w:rFonts w:ascii="Arial" w:hAnsi="Arial" w:cs="Arial"/>
-          <w:b/>
-          <w:sz w:val="20"/>
-          <w:szCs w:val="20"/>
+        <w:pStyle w:val="Ttulo2"/>
+        <w:rPr>
+          <w:rFonts w:ascii="Arial" w:hAnsi="Arial" w:cs="Arial"/>
+          <w:sz w:val="24"/>
+          <w:szCs w:val="24"/>
+          <w:b w:val="true"/>
+          <w:bCs w:val="true"/>
+        </w:rPr>
+      </w:pPr>
+      <w:r>
+        <w:rPr>
+          <w:rFonts w:ascii="Arial" w:hAnsi="Arial" w:cs="Arial"/>
+          <w:b w:val="true"/>
+          <w:sz w:val="24"/>
+          <w:szCs w:val="24"/>
+          <w:bCs w:val="true"/>
         </w:rPr>
         <w:t>- Clientes que confiam e atestam a excelência da Filtrovali</w:t>
       </w:r>
@@ -2995,8 +3517,8 @@
         <w:rPr>
           <w:rFonts w:ascii="Arial" w:hAnsi="Arial" w:cs="Arial"/>
           <w:b/>
-          <w:sz w:val="20"/>
-          <w:szCs w:val="20"/>
+          <w:sz w:val="24"/>
+          <w:szCs w:val="24"/>
         </w:rPr>
       </w:pPr>
       <w:r>
@@ -3056,33 +3578,93 @@
     <w:p>
       <w:pPr>
         <w:rPr>
-          <w:rFonts w:ascii="Arial" w:eastAsia="Arial" w:hAnsi="Arial"/>
+          <w:rFonts w:ascii="Arial" w:hAnsi="Arial" w:cs="Arial"/>
           <w:b/>
           <w:bCs/>
-          <w:sz w:val="20"/>
-          <w:szCs w:val="20"/>
+          <w:sz w:val="24"/>
+          <w:szCs w:val="24"/>
         </w:rPr>
       </w:pPr>
     </w:p>
     <w:p>
       <w:pPr>
-        <w:pStyle w:val="PargrafodaLista"/>
-        <w:numPr>
-          <w:ilvl w:val="0"/>
-          <w:numId w:val="2"/>
-        </w:numPr>
-        <w:spacing w:after="120" w:line="240" w:lineRule="auto" w:before="0"/>
+        <w:pStyle w:val="Ttulo1"/>
+        <w:spacing w:after="120"/>
         <w:jc w:val="both"/>
-      </w:pPr>
-      <w:r>
-        <w:rPr>
-          <w:rFonts w:ascii="Arial" w:eastAsia="Arial" w:hAnsi="Arial"/>
-          <w:b/>
-          <w:bCs/>
-          <w:sz w:val="20"/>
-          <w:szCs w:val="20"/>
+        <w:rPr>
+          <w:rFonts w:ascii="Arial" w:hAnsi="Arial" w:cs="Arial"/>
+          <w:sz w:val="24"/>
+          <w:szCs w:val="24"/>
+          <w:b w:val="true"/>
+          <w:bCs w:val="true"/>
+        </w:rPr>
+      </w:pPr>
+      <w:bookmarkStart w:id="3" w:name="_TocStyleFinal2"/>
+      <w:r>
+        <w:rPr>
+          <w:rFonts w:ascii="Arial" w:hAnsi="Arial" w:cs="Arial"/>
+          <w:b w:val="true"/>
+          <w:bCs w:val="true"/>
+          <w:sz w:val="24"/>
+          <w:szCs w:val="24"/>
         </w:rPr>
         <w:t>- Descrição dos serviços que serão executados:</w:t>
+      </w:r>
+      <w:bookmarkEnd w:id="3"/>
+    </w:p>
+    <w:p>
+      <w:pPr>
+        <w:pStyle w:val="Ttulo2"/>
+        <w:spacing w:after="120"/>
+        <w:jc w:val="both"/>
+        <w:rPr>
+          <w:rFonts w:ascii="Arial" w:hAnsi="Arial" w:cs="Arial"/>
+          <w:sz w:val="24"/>
+          <w:szCs w:val="24"/>
+          <w:b w:val="true"/>
+          <w:bCs w:val="true"/>
+        </w:rPr>
+      </w:pPr>
+      <w:r>
+        <w:rPr>
+          <w:rFonts w:ascii="Arial" w:hAnsi="Arial" w:cs="Arial"/>
+          <w:sz w:val="24"/>
+          <w:szCs w:val="24"/>
+          <w:b w:val="true"/>
+          <w:bCs w:val="true"/>
+        </w:rPr>
+        <w:t xml:space="preserve">{{servico}}</w:t>
+      </w:r>
+      <w:r>
+        <w:rPr>
+          <w:rFonts w:ascii="Arial" w:hAnsi="Arial" w:cs="Arial"/>
+          <w:sz w:val="24"/>
+          <w:szCs w:val="24"/>
+          <w:b w:val="true"/>
+          <w:bCs w:val="true"/>
+        </w:rPr>
+        <w:t xml:space="preserve"/>
+      </w:r>
+      <w:r>
+        <w:rPr>
+          <w:rFonts w:ascii="Arial" w:hAnsi="Arial" w:cs="Arial"/>
+          <w:color w:val="EE0000"/>
+          <w:sz w:val="24"/>
+          <w:szCs w:val="24"/>
+          <w:b w:val="true"/>
+          <w:bCs w:val="true"/>
+        </w:rPr>
+        <w:t xml:space="preserve"/>
+      </w:r>
+      <w:r>
+        <w:rPr>
+          <w:rFonts w:ascii="Arial" w:hAnsi="Arial" w:cs="Arial"/>
+          <w:sz w:val="24"/>
+          <w:szCs w:val="24"/>
+          <w:b w:val="true"/>
+          <w:bCs w:val="true"/>
+        </w:rPr>
+        <w:t/>
       </w:r>
     </w:p>
     <w:p>
@@ -3092,160 +3674,112 @@
           <w:ilvl w:val="1"/>
           <w:numId w:val="2"/>
         </w:numPr>
-        <w:spacing w:after="120" w:line="240" w:lineRule="auto" w:before="0"/>
+        <w:spacing w:after="120" w:line="360" w:lineRule="auto"/>
         <w:jc w:val="both"/>
         <w:rPr>
           <w:rFonts w:ascii="Arial" w:hAnsi="Arial" w:cs="Arial"/>
-          <w:sz w:val="20"/>
-          <w:szCs w:val="20"/>
-        </w:rPr>
-      </w:pPr>
-      <w:r>
-        <w:rPr>
-          <w:rFonts w:ascii="Arial" w:hAnsi="Arial" w:cs="Arial"/>
-          <w:sz w:val="20"/>
-          <w:szCs w:val="20"/>
-        </w:rPr>
-        <w:t xml:space="preserve">{{servico}}</w:t>
-      </w:r>
-      <w:r>
-        <w:rPr>
-          <w:rFonts w:ascii="Arial" w:hAnsi="Arial" w:cs="Arial"/>
-          <w:sz w:val="20"/>
-          <w:szCs w:val="20"/>
-        </w:rPr>
-        <w:t xml:space="preserve"/>
-      </w:r>
-      <w:r>
-        <w:rPr>
-          <w:rFonts w:ascii="Arial" w:hAnsi="Arial" w:cs="Arial"/>
-          <w:color w:val="EE0000"/>
-          <w:sz w:val="20"/>
-          <w:szCs w:val="20"/>
-        </w:rPr>
-        <w:t xml:space="preserve"/>
-      </w:r>
-      <w:r>
-        <w:rPr>
-          <w:rFonts w:ascii="Arial" w:hAnsi="Arial" w:cs="Arial"/>
-          <w:sz w:val="20"/>
-          <w:szCs w:val="20"/>
-        </w:rPr>
-        <w:t/>
+          <w:sz w:val="24"/>
+          <w:szCs w:val="24"/>
+        </w:rPr>
+      </w:pPr>
+      <w:r>
+        <w:rPr>
+          <w:rFonts w:ascii="Arial" w:hAnsi="Arial" w:cs="Arial"/>
+          <w:sz w:val="24"/>
+          <w:szCs w:val="24"/>
+        </w:rPr>
+        <w:t>{{escopo_blocos}}</w:t>
       </w:r>
     </w:p>
     <w:p>
       <w:pPr>
         <w:pStyle w:val="PargrafodaLista"/>
-        <w:numPr>
-          <w:ilvl w:val="1"/>
-          <w:numId w:val="2"/>
-        </w:numPr>
-        <w:spacing w:after="120" w:line="240" w:lineRule="auto" w:before="0"/>
+        <w:spacing w:after="120" w:line="360" w:lineRule="auto" w:before="0"/>
+        <w:ind w:left="1068"/>
         <w:jc w:val="both"/>
         <w:rPr>
           <w:rFonts w:ascii="Arial" w:hAnsi="Arial" w:cs="Arial"/>
-          <w:sz w:val="20"/>
-          <w:szCs w:val="20"/>
-        </w:rPr>
-      </w:pPr>
-      <w:r>
-        <w:t>{{escopo_blocos}}</w:t>
+          <w:sz w:val="24"/>
+          <w:szCs w:val="24"/>
+        </w:rPr>
+      </w:pPr>
+      <w:r>
+        <w:rPr>
+          <w:rFonts w:ascii="Arial" w:hAnsi="Arial" w:cs="Arial"/>
+          <w:color w:val="EE0000"/>
+          <w:sz w:val="24"/>
+          <w:szCs w:val="24"/>
+        </w:rPr>
+        <w:t xml:space="preserve">hidrojateamento em tubulações deverá utilizar estritamente máximo 20k de pressão (é proibido 40k). </w:t>
       </w:r>
     </w:p>
     <w:p>
       <w:pPr>
-        <w:pStyle w:val="PargrafodaLista"/>
-        <w:spacing w:after="120" w:line="240" w:lineRule="auto" w:before="0"/>
-        <w:ind w:left="1068"/>
-        <w:jc w:val="both"/>
-        <w:rPr>
-          <w:rFonts w:ascii="Arial" w:hAnsi="Arial" w:cs="Arial"/>
-          <w:sz w:val="20"/>
-          <w:szCs w:val="20"/>
-        </w:rPr>
-      </w:pPr>
-      <w:r>
-        <w:rPr>
-          <w:rFonts w:ascii="Arial" w:hAnsi="Arial" w:cs="Arial"/>
-          <w:color w:val="EE0000"/>
-          <w:sz w:val="20"/>
-          <w:szCs w:val="20"/>
-        </w:rPr>
-        <w:t xml:space="preserve">hidrojateamento em tubulações deverá utilizar estritamente máximo 20k de pressão (é proibido 40k). </w:t>
-      </w:r>
-    </w:p>
-    <w:p>
-      <w:pPr>
-        <w:pStyle w:val="PargrafodaLista"/>
-        <w:numPr>
-          <w:ilvl w:val="0"/>
-          <w:numId w:val="2"/>
-        </w:numPr>
-        <w:rPr>
-          <w:rFonts w:ascii="Arial" w:hAnsi="Arial" w:cs="Arial"/>
-          <w:b/>
-          <w:sz w:val="20"/>
-          <w:szCs w:val="20"/>
-        </w:rPr>
-        <w:spacing w:before="0" w:after="120"/>
-      </w:pPr>
-      <w:r>
-        <w:rPr>
-          <w:rFonts w:ascii="Arial" w:eastAsia="Arial" w:hAnsi="Arial"/>
-          <w:b/>
-          <w:bCs/>
-          <w:sz w:val="20"/>
-          <w:szCs w:val="20"/>
+        <w:pStyle w:val="Ttulo1"/>
+        <w:spacing w:after="120"/>
+        <w:rPr>
+          <w:rFonts w:ascii="Arial" w:hAnsi="Arial" w:cs="Arial"/>
+          <w:sz w:val="24"/>
+          <w:szCs w:val="24"/>
+          <w:b w:val="true"/>
+          <w:bCs w:val="true"/>
+        </w:rPr>
+      </w:pPr>
+      <w:bookmarkStart w:id="4" w:name="_TocStyleFinal3"/>
+      <w:r>
+        <w:rPr>
+          <w:rFonts w:ascii="Arial" w:hAnsi="Arial" w:cs="Arial"/>
+          <w:b w:val="true"/>
+          <w:bCs w:val="true"/>
+          <w:sz w:val="24"/>
+          <w:szCs w:val="24"/>
         </w:rPr>
         <w:t xml:space="preserve">- </w:t>
       </w:r>
       <w:r>
         <w:rPr>
           <w:rFonts w:ascii="Arial" w:hAnsi="Arial" w:cs="Arial"/>
-          <w:b/>
-          <w:bCs/>
+          <w:b w:val="true"/>
+          <w:bCs w:val="true"/>
           <w:color w:val="000000"/>
-          <w:sz w:val="20"/>
-          <w:szCs w:val="20"/>
+          <w:sz w:val="24"/>
+          <w:szCs w:val="24"/>
         </w:rPr>
         <w:t>Matriz geral de responsabilidade</w:t>
       </w:r>
+      <w:bookmarkEnd w:id="4"/>
     </w:p>
     <w:bookmarkEnd w:id="1"/>
     <w:p>
       <w:pPr>
-        <w:pStyle w:val="PargrafodaLista"/>
-        <w:numPr>
-          <w:ilvl w:val="1"/>
-          <w:numId w:val="2"/>
-        </w:numPr>
-        <w:rPr>
-          <w:rFonts w:ascii="Arial" w:hAnsi="Arial" w:cs="Arial"/>
-          <w:b/>
-          <w:sz w:val="20"/>
-          <w:szCs w:val="20"/>
-        </w:rPr>
-        <w:spacing w:before="0" w:after="120"/>
-      </w:pPr>
-      <w:r>
-        <w:rPr>
-          <w:rFonts w:ascii="Arial" w:hAnsi="Arial" w:cs="Arial"/>
-          <w:b/>
-          <w:bCs/>
+        <w:pStyle w:val="Ttulo2"/>
+        <w:spacing w:after="120"/>
+        <w:rPr>
+          <w:rFonts w:ascii="Arial" w:hAnsi="Arial" w:cs="Arial"/>
+          <w:sz w:val="24"/>
+          <w:szCs w:val="24"/>
+          <w:b w:val="true"/>
+          <w:bCs w:val="true"/>
+        </w:rPr>
+      </w:pPr>
+      <w:r>
+        <w:rPr>
+          <w:rFonts w:ascii="Arial" w:hAnsi="Arial" w:cs="Arial"/>
+          <w:b w:val="true"/>
+          <w:bCs w:val="true"/>
           <w:color w:val="000000"/>
-          <w:sz w:val="20"/>
-          <w:szCs w:val="20"/>
+          <w:sz w:val="24"/>
+          <w:szCs w:val="24"/>
         </w:rPr>
         <w:t>Responsabilidade da Filtrovali</w:t>
       </w:r>
       <w:r>
         <w:rPr>
-          <w:rFonts w:ascii="Arial" w:eastAsia="Arial" w:hAnsi="Arial"/>
-          <w:b/>
-          <w:bCs/>
-          <w:sz w:val="20"/>
-          <w:szCs w:val="20"/>
+          <w:rFonts w:ascii="Arial" w:hAnsi="Arial" w:cs="Arial"/>
+          <w:b w:val="true"/>
+          <w:bCs w:val="true"/>
+          <w:sz w:val="24"/>
+          <w:szCs w:val="24"/>
         </w:rPr>
         <w:t>:</w:t>
       </w:r>
@@ -3286,27 +3820,27 @@
           </w:tcPr>
           <w:p>
             <w:pPr>
-              <w:spacing w:after="0" w:line="240" w:lineRule="auto"/>
+              <w:spacing w:after="0" w:line="360" w:lineRule="auto"/>
               <w:jc w:val="center"/>
               <w:rPr>
-                <w:rFonts w:ascii="Arial" w:eastAsia="Arial" w:hAnsi="Arial" w:cs="Arial"/>
+                <w:rFonts w:ascii="Arial" w:hAnsi="Arial" w:cs="Arial"/>
                 <w:b/>
                 <w:bCs/>
                 <w:color w:val="FFFFFF" w:themeColor="background1"/>
-                <w:sz w:val="20"/>
-                <w:szCs w:val="20"/>
                 <w:lang w:eastAsia="pt-BR"/>
+                <w:sz w:val="24"/>
+                <w:szCs w:val="24"/>
               </w:rPr>
             </w:pPr>
             <w:r>
               <w:rPr>
-                <w:rFonts w:ascii="Arial" w:eastAsia="Arial" w:hAnsi="Arial" w:cs="Arial"/>
+                <w:rFonts w:ascii="Arial" w:hAnsi="Arial" w:cs="Arial"/>
                 <w:b/>
                 <w:bCs/>
                 <w:color w:val="FFFFFF" w:themeColor="background1"/>
-                <w:sz w:val="20"/>
-                <w:szCs w:val="20"/>
                 <w:lang w:eastAsia="pt-BR"/>
+                <w:sz w:val="24"/>
+                <w:szCs w:val="24"/>
               </w:rPr>
               <w:t>Item</w:t>
             </w:r>
@@ -3328,27 +3862,27 @@
           </w:tcPr>
           <w:p>
             <w:pPr>
-              <w:spacing w:after="0" w:line="240" w:lineRule="auto"/>
+              <w:spacing w:after="0" w:line="360" w:lineRule="auto"/>
               <w:jc w:val="center"/>
               <w:rPr>
-                <w:rFonts w:ascii="Arial" w:eastAsia="Arial" w:hAnsi="Arial" w:cs="Arial"/>
+                <w:rFonts w:ascii="Arial" w:hAnsi="Arial" w:cs="Arial"/>
                 <w:b/>
                 <w:bCs/>
                 <w:color w:val="FFFFFF" w:themeColor="background1"/>
-                <w:sz w:val="20"/>
-                <w:szCs w:val="20"/>
                 <w:lang w:eastAsia="pt-BR"/>
+                <w:sz w:val="24"/>
+                <w:szCs w:val="24"/>
               </w:rPr>
             </w:pPr>
             <w:r>
               <w:rPr>
-                <w:rFonts w:ascii="Arial" w:eastAsia="Arial" w:hAnsi="Arial" w:cs="Arial"/>
+                <w:rFonts w:ascii="Arial" w:hAnsi="Arial" w:cs="Arial"/>
                 <w:b/>
                 <w:bCs/>
                 <w:color w:val="FFFFFF" w:themeColor="background1"/>
-                <w:sz w:val="20"/>
-                <w:szCs w:val="20"/>
                 <w:lang w:eastAsia="pt-BR"/>
+                <w:sz w:val="24"/>
+                <w:szCs w:val="24"/>
               </w:rPr>
               <w:t>ESCOPO</w:t>
             </w:r>
@@ -3370,27 +3904,27 @@
           </w:tcPr>
           <w:p>
             <w:pPr>
-              <w:spacing w:after="0" w:line="240" w:lineRule="auto"/>
+              <w:spacing w:after="0" w:line="360" w:lineRule="auto"/>
               <w:jc w:val="center"/>
               <w:rPr>
-                <w:rFonts w:ascii="Arial" w:eastAsia="Arial" w:hAnsi="Arial" w:cs="Arial"/>
+                <w:rFonts w:ascii="Arial" w:hAnsi="Arial" w:cs="Arial"/>
                 <w:b/>
                 <w:bCs/>
                 <w:color w:val="FFFFFF" w:themeColor="background1"/>
-                <w:sz w:val="20"/>
-                <w:szCs w:val="20"/>
                 <w:lang w:eastAsia="pt-BR"/>
+                <w:sz w:val="24"/>
+                <w:szCs w:val="24"/>
               </w:rPr>
             </w:pPr>
             <w:r>
               <w:rPr>
-                <w:rFonts w:ascii="Arial" w:eastAsia="Arial" w:hAnsi="Arial" w:cs="Arial"/>
+                <w:rFonts w:ascii="Arial" w:hAnsi="Arial" w:cs="Arial"/>
                 <w:b/>
                 <w:bCs/>
                 <w:color w:val="FFFFFF" w:themeColor="background1"/>
-                <w:sz w:val="20"/>
-                <w:szCs w:val="20"/>
                 <w:lang w:eastAsia="pt-BR"/>
+                <w:sz w:val="24"/>
+                <w:szCs w:val="24"/>
               </w:rPr>
               <w:t>NOTA</w:t>
             </w:r>
@@ -3418,26 +3952,26 @@
           </w:tcPr>
           <w:p>
             <w:pPr>
-              <w:spacing w:before="120" w:after="0" w:line="240" w:lineRule="auto"/>
-              <w:rPr>
-                <w:rFonts w:ascii="Arial" w:eastAsia="Arial" w:hAnsi="Arial" w:cs="Arial"/>
+              <w:spacing w:before="120" w:after="0" w:line="360" w:lineRule="auto"/>
+              <w:rPr>
+                <w:rFonts w:ascii="Arial" w:hAnsi="Arial" w:cs="Arial"/>
                 <w:b/>
                 <w:bCs/>
                 <w:color w:val="000000"/>
-                <w:sz w:val="16"/>
-                <w:szCs w:val="16"/>
                 <w:lang w:eastAsia="pt-BR"/>
+                <w:sz w:val="24"/>
+                <w:szCs w:val="24"/>
               </w:rPr>
             </w:pPr>
             <w:r>
               <w:rPr>
-                <w:rFonts w:ascii="Arial" w:eastAsia="Arial" w:hAnsi="Arial" w:cs="Arial"/>
+                <w:rFonts w:ascii="Arial" w:hAnsi="Arial" w:cs="Arial"/>
                 <w:b/>
                 <w:bCs/>
                 <w:color w:val="000000"/>
-                <w:sz w:val="16"/>
-                <w:szCs w:val="16"/>
                 <w:lang w:eastAsia="pt-BR"/>
+                <w:sz w:val="24"/>
+                <w:szCs w:val="24"/>
               </w:rPr>
               <w:t xml:space="preserve">{{categoria_filtrovali}}</w:t>
             </w:r>
@@ -3469,14 +4003,14 @@
                 <w:ilvl w:val="0"/>
                 <w:numId w:val="5"/>
               </w:numPr>
-              <w:spacing w:before="120" w:after="0" w:line="240" w:lineRule="auto"/>
+              <w:spacing w:before="120" w:after="0" w:line="360" w:lineRule="auto"/>
               <w:jc w:val="center"/>
               <w:rPr>
-                <w:rFonts w:ascii="Arial" w:eastAsia="Arial" w:hAnsi="Arial" w:cs="Arial"/>
+                <w:rFonts w:ascii="Arial" w:hAnsi="Arial" w:cs="Arial"/>
                 <w:color w:val="000000"/>
-                <w:sz w:val="16"/>
-                <w:szCs w:val="16"/>
                 <w:lang w:eastAsia="pt-BR"/>
+                <w:sz w:val="24"/>
+                <w:szCs w:val="24"/>
               </w:rPr>
             </w:pPr>
           </w:p>
@@ -3497,40 +4031,40 @@
             <w:pPr>
               <w:spacing w:before="120" w:after="0" w:line="360" w:lineRule="auto"/>
               <w:rPr>
-                <w:rFonts w:ascii="Arial" w:eastAsia="Arial" w:hAnsi="Arial" w:cs="Arial"/>
+                <w:rFonts w:ascii="Arial" w:hAnsi="Arial" w:cs="Arial"/>
                 <w:color w:val="000000"/>
-                <w:sz w:val="16"/>
-                <w:szCs w:val="16"/>
                 <w:lang w:eastAsia="pt-BR"/>
+                <w:sz w:val="24"/>
+                <w:szCs w:val="24"/>
               </w:rPr>
             </w:pPr>
             <w:r>
               <w:rPr>
-                <w:rFonts w:ascii="Arial" w:eastAsia="Arial" w:hAnsi="Arial" w:cs="Arial"/>
+                <w:rFonts w:ascii="Arial" w:hAnsi="Arial" w:cs="Arial"/>
                 <w:color w:val="000000"/>
-                <w:sz w:val="16"/>
-                <w:szCs w:val="16"/>
                 <w:lang w:eastAsia="pt-BR"/>
+                <w:sz w:val="24"/>
+                <w:szCs w:val="24"/>
               </w:rPr>
               <w:t xml:space="preserve">{{escopo_filtrovali}}</w:t>
             </w:r>
             <w:r>
               <w:rPr>
-                <w:rFonts w:ascii="Arial" w:eastAsia="Arial" w:hAnsi="Arial" w:cs="Arial"/>
+                <w:rFonts w:ascii="Arial" w:hAnsi="Arial" w:cs="Arial"/>
                 <w:color w:val="000000"/>
-                <w:sz w:val="16"/>
-                <w:szCs w:val="16"/>
                 <w:lang w:eastAsia="pt-BR"/>
+                <w:sz w:val="24"/>
+                <w:szCs w:val="24"/>
               </w:rPr>
               <w:t/>
             </w:r>
             <w:r>
               <w:rPr>
-                <w:rFonts w:ascii="Arial" w:eastAsia="Arial" w:hAnsi="Arial" w:cs="Arial"/>
+                <w:rFonts w:ascii="Arial" w:hAnsi="Arial" w:cs="Arial"/>
                 <w:color w:val="000000"/>
-                <w:sz w:val="16"/>
-                <w:szCs w:val="16"/>
                 <w:lang w:eastAsia="pt-BR"/>
+                <w:sz w:val="24"/>
+                <w:szCs w:val="24"/>
               </w:rPr>
               <w:t/>
             </w:r>
@@ -3552,72 +4086,72 @@
               </w:numPr>
               <w:spacing w:before="120" w:after="0" w:line="360" w:lineRule="auto"/>
               <w:rPr>
-                <w:rFonts w:ascii="Arial" w:eastAsia="Arial" w:hAnsi="Arial" w:cs="Arial"/>
+                <w:rFonts w:ascii="Arial" w:hAnsi="Arial" w:cs="Arial"/>
                 <w:b/>
                 <w:bCs/>
                 <w:color w:val="000000"/>
-                <w:sz w:val="16"/>
-                <w:szCs w:val="16"/>
                 <w:lang w:eastAsia="pt-BR"/>
+                <w:sz w:val="24"/>
+                <w:szCs w:val="24"/>
               </w:rPr>
             </w:pPr>
             <w:r>
               <w:rPr>
-                <w:rFonts w:ascii="Arial" w:eastAsia="Arial" w:hAnsi="Arial" w:cs="Arial"/>
+                <w:rFonts w:ascii="Arial" w:hAnsi="Arial" w:cs="Arial"/>
                 <w:b/>
                 <w:bCs/>
                 <w:color w:val="000000"/>
-                <w:sz w:val="16"/>
-                <w:szCs w:val="16"/>
                 <w:lang w:eastAsia="pt-BR"/>
+                <w:sz w:val="24"/>
+                <w:szCs w:val="24"/>
               </w:rPr>
               <w:t/>
             </w:r>
             <w:r>
               <w:rPr>
-                <w:rFonts w:ascii="Arial" w:eastAsia="Arial" w:hAnsi="Arial" w:cs="Arial"/>
+                <w:rFonts w:ascii="Arial" w:hAnsi="Arial" w:cs="Arial"/>
                 <w:b/>
                 <w:bCs/>
                 <w:color w:val="000000"/>
-                <w:sz w:val="16"/>
-                <w:szCs w:val="16"/>
                 <w:lang w:eastAsia="pt-BR"/>
+                <w:sz w:val="24"/>
+                <w:szCs w:val="24"/>
               </w:rPr>
               <w:t xml:space="preserve"/>
             </w:r>
             <w:r>
               <w:rPr>
-                <w:rFonts w:ascii="Arial" w:eastAsia="Arial" w:hAnsi="Arial" w:cs="Arial"/>
+                <w:rFonts w:ascii="Arial" w:hAnsi="Arial" w:cs="Arial"/>
                 <w:b/>
                 <w:bCs/>
                 <w:color w:val="000000"/>
-                <w:sz w:val="16"/>
-                <w:szCs w:val="16"/>
                 <w:lang w:eastAsia="pt-BR"/>
+                <w:sz w:val="24"/>
+                <w:szCs w:val="24"/>
               </w:rPr>
               <w:t/>
             </w:r>
             <w:r>
               <w:rPr>
-                <w:rFonts w:ascii="Arial" w:eastAsia="Arial" w:hAnsi="Arial" w:cs="Arial"/>
+                <w:rFonts w:ascii="Arial" w:hAnsi="Arial" w:cs="Arial"/>
                 <w:b/>
                 <w:bCs/>
                 <w:color w:val="000000"/>
-                <w:sz w:val="16"/>
-                <w:szCs w:val="16"/>
                 <w:lang w:eastAsia="pt-BR"/>
+                <w:sz w:val="24"/>
+                <w:szCs w:val="24"/>
               </w:rPr>
               <w:t xml:space="preserve"/>
             </w:r>
             <w:r>
               <w:rPr>
-                <w:rFonts w:ascii="Arial" w:eastAsia="Arial" w:hAnsi="Arial" w:cs="Arial"/>
+                <w:rFonts w:ascii="Arial" w:hAnsi="Arial" w:cs="Arial"/>
                 <w:b/>
                 <w:bCs/>
                 <w:color w:val="EE0000"/>
-                <w:sz w:val="16"/>
-                <w:szCs w:val="16"/>
                 <w:lang w:eastAsia="pt-BR"/>
+                <w:sz w:val="24"/>
+                <w:szCs w:val="24"/>
               </w:rPr>
               <w:t/>
             </w:r>
@@ -3632,20 +4166,20 @@
               <w:spacing w:before="120" w:after="0" w:line="360" w:lineRule="auto"/>
               <w:ind w:left="1063"/>
               <w:rPr>
-                <w:rFonts w:ascii="Arial" w:eastAsia="Arial" w:hAnsi="Arial" w:cs="Arial"/>
+                <w:rFonts w:ascii="Arial" w:hAnsi="Arial" w:cs="Arial"/>
                 <w:color w:val="000000"/>
-                <w:sz w:val="16"/>
-                <w:szCs w:val="16"/>
                 <w:lang w:eastAsia="pt-BR"/>
+                <w:sz w:val="24"/>
+                <w:szCs w:val="24"/>
               </w:rPr>
             </w:pPr>
             <w:r>
               <w:rPr>
-                <w:rFonts w:ascii="Arial" w:eastAsia="Arial" w:hAnsi="Arial" w:cs="Arial"/>
+                <w:rFonts w:ascii="Arial" w:hAnsi="Arial" w:cs="Arial"/>
                 <w:color w:val="000000"/>
-                <w:sz w:val="16"/>
-                <w:szCs w:val="16"/>
                 <w:lang w:eastAsia="pt-BR"/>
+                <w:sz w:val="24"/>
+                <w:szCs w:val="24"/>
               </w:rPr>
               <w:t/>
             </w:r>
@@ -3660,20 +4194,20 @@
               <w:spacing w:before="120" w:after="0" w:line="360" w:lineRule="auto"/>
               <w:ind w:left="1063"/>
               <w:rPr>
-                <w:rFonts w:ascii="Arial" w:eastAsia="Arial" w:hAnsi="Arial" w:cs="Arial"/>
+                <w:rFonts w:ascii="Arial" w:hAnsi="Arial" w:cs="Arial"/>
                 <w:color w:val="000000"/>
-                <w:sz w:val="16"/>
-                <w:szCs w:val="16"/>
                 <w:lang w:eastAsia="pt-BR"/>
+                <w:sz w:val="24"/>
+                <w:szCs w:val="24"/>
               </w:rPr>
             </w:pPr>
             <w:r>
               <w:rPr>
-                <w:rFonts w:ascii="Arial" w:eastAsia="Arial" w:hAnsi="Arial" w:cs="Arial"/>
+                <w:rFonts w:ascii="Arial" w:hAnsi="Arial" w:cs="Arial"/>
                 <w:color w:val="000000"/>
-                <w:sz w:val="16"/>
-                <w:szCs w:val="16"/>
                 <w:lang w:eastAsia="pt-BR"/>
+                <w:sz w:val="24"/>
+                <w:szCs w:val="24"/>
               </w:rPr>
               <w:t/>
             </w:r>
@@ -3688,20 +4222,20 @@
               <w:spacing w:before="120" w:after="0" w:line="360" w:lineRule="auto"/>
               <w:ind w:left="1063"/>
               <w:rPr>
-                <w:rFonts w:ascii="Arial" w:eastAsia="Arial" w:hAnsi="Arial" w:cs="Arial"/>
+                <w:rFonts w:ascii="Arial" w:hAnsi="Arial" w:cs="Arial"/>
                 <w:color w:val="000000"/>
-                <w:sz w:val="16"/>
-                <w:szCs w:val="16"/>
                 <w:lang w:eastAsia="pt-BR"/>
+                <w:sz w:val="24"/>
+                <w:szCs w:val="24"/>
               </w:rPr>
             </w:pPr>
             <w:r>
               <w:rPr>
-                <w:rFonts w:ascii="Arial" w:eastAsia="Arial" w:hAnsi="Arial" w:cs="Arial"/>
+                <w:rFonts w:ascii="Arial" w:hAnsi="Arial" w:cs="Arial"/>
                 <w:color w:val="000000"/>
-                <w:sz w:val="16"/>
-                <w:szCs w:val="16"/>
                 <w:lang w:eastAsia="pt-BR"/>
+                <w:sz w:val="24"/>
+                <w:szCs w:val="24"/>
               </w:rPr>
               <w:t/>
             </w:r>
@@ -3716,50 +4250,50 @@
               <w:spacing w:before="120" w:after="0" w:line="360" w:lineRule="auto"/>
               <w:ind w:left="1063"/>
               <w:rPr>
-                <w:rFonts w:ascii="Arial" w:eastAsia="Arial" w:hAnsi="Arial" w:cs="Arial"/>
+                <w:rFonts w:ascii="Arial" w:hAnsi="Arial" w:cs="Arial"/>
                 <w:color w:val="2F5496" w:themeColor="accent5" w:themeShade="BF"/>
-                <w:sz w:val="16"/>
-                <w:szCs w:val="16"/>
                 <w:lang w:eastAsia="pt-BR"/>
+                <w:sz w:val="24"/>
+                <w:szCs w:val="24"/>
               </w:rPr>
             </w:pPr>
             <w:r>
               <w:rPr>
-                <w:rFonts w:ascii="Arial" w:eastAsia="Arial" w:hAnsi="Arial" w:cs="Arial"/>
+                <w:rFonts w:ascii="Arial" w:hAnsi="Arial" w:cs="Arial"/>
                 <w:color w:val="000000"/>
-                <w:sz w:val="16"/>
-                <w:szCs w:val="16"/>
                 <w:lang w:eastAsia="pt-BR"/>
+                <w:sz w:val="24"/>
+                <w:szCs w:val="24"/>
               </w:rPr>
               <w:t xml:space="preserve"/>
             </w:r>
             <w:r>
               <w:rPr>
-                <w:rFonts w:ascii="Arial" w:eastAsia="Arial" w:hAnsi="Arial" w:cs="Arial"/>
+                <w:rFonts w:ascii="Arial" w:hAnsi="Arial" w:cs="Arial"/>
                 <w:color w:val="EE0000"/>
-                <w:sz w:val="16"/>
-                <w:szCs w:val="16"/>
                 <w:lang w:eastAsia="pt-BR"/>
+                <w:sz w:val="24"/>
+                <w:szCs w:val="24"/>
               </w:rPr>
               <w:t/>
             </w:r>
             <w:r>
               <w:rPr>
-                <w:rFonts w:ascii="Arial" w:eastAsia="Arial" w:hAnsi="Arial" w:cs="Arial"/>
+                <w:rFonts w:ascii="Arial" w:hAnsi="Arial" w:cs="Arial"/>
                 <w:color w:val="EE0000"/>
-                <w:sz w:val="16"/>
-                <w:szCs w:val="16"/>
                 <w:lang w:eastAsia="pt-BR"/>
+                <w:sz w:val="24"/>
+                <w:szCs w:val="24"/>
               </w:rPr>
               <w:t xml:space="preserve"/>
             </w:r>
             <w:r>
               <w:rPr>
-                <w:rFonts w:ascii="Arial" w:eastAsia="Arial" w:hAnsi="Arial" w:cs="Arial"/>
+                <w:rFonts w:ascii="Arial" w:hAnsi="Arial" w:cs="Arial"/>
                 <w:color w:val="2F5496" w:themeColor="accent5" w:themeShade="BF"/>
-                <w:sz w:val="16"/>
-                <w:szCs w:val="16"/>
                 <w:lang w:eastAsia="pt-BR"/>
+                <w:sz w:val="24"/>
+                <w:szCs w:val="24"/>
               </w:rPr>
               <w:t/>
             </w:r>
@@ -3773,48 +4307,48 @@
               </w:numPr>
               <w:spacing w:before="120" w:after="0" w:line="360" w:lineRule="auto"/>
               <w:rPr>
-                <w:rFonts w:ascii="Arial" w:eastAsia="Arial" w:hAnsi="Arial" w:cs="Arial"/>
+                <w:rFonts w:ascii="Arial" w:hAnsi="Arial" w:cs="Arial"/>
                 <w:b/>
                 <w:bCs/>
                 <w:color w:val="000000"/>
-                <w:sz w:val="16"/>
-                <w:szCs w:val="16"/>
                 <w:lang w:eastAsia="pt-BR"/>
+                <w:sz w:val="24"/>
+                <w:szCs w:val="24"/>
               </w:rPr>
             </w:pPr>
             <w:r>
               <w:rPr>
-                <w:rFonts w:ascii="Arial" w:eastAsia="Arial" w:hAnsi="Arial" w:cs="Arial"/>
+                <w:rFonts w:ascii="Arial" w:hAnsi="Arial" w:cs="Arial"/>
                 <w:b/>
                 <w:bCs/>
                 <w:color w:val="000000"/>
-                <w:sz w:val="16"/>
-                <w:szCs w:val="16"/>
                 <w:lang w:eastAsia="pt-BR"/>
+                <w:sz w:val="24"/>
+                <w:szCs w:val="24"/>
               </w:rPr>
               <w:t/>
             </w:r>
             <w:r>
               <w:rPr>
-                <w:rFonts w:ascii="Arial" w:eastAsia="Arial" w:hAnsi="Arial" w:cs="Arial"/>
+                <w:rFonts w:ascii="Arial" w:hAnsi="Arial" w:cs="Arial"/>
                 <w:b/>
                 <w:bCs/>
                 <w:color w:val="000000"/>
-                <w:sz w:val="16"/>
-                <w:szCs w:val="16"/>
                 <w:lang w:eastAsia="pt-BR"/>
+                <w:sz w:val="24"/>
+                <w:szCs w:val="24"/>
               </w:rPr>
               <w:t xml:space="preserve"/>
             </w:r>
             <w:r>
               <w:rPr>
-                <w:rFonts w:ascii="Arial" w:eastAsia="Arial" w:hAnsi="Arial" w:cs="Arial"/>
+                <w:rFonts w:ascii="Arial" w:hAnsi="Arial" w:cs="Arial"/>
                 <w:b/>
                 <w:bCs/>
                 <w:color w:val="EE0000"/>
-                <w:sz w:val="16"/>
-                <w:szCs w:val="16"/>
                 <w:lang w:eastAsia="pt-BR"/>
+                <w:sz w:val="24"/>
+                <w:szCs w:val="24"/>
               </w:rPr>
               <w:t/>
             </w:r>
@@ -3829,20 +4363,20 @@
               <w:spacing w:before="120" w:after="0" w:line="360" w:lineRule="auto"/>
               <w:ind w:left="1063"/>
               <w:rPr>
-                <w:rFonts w:ascii="Arial" w:eastAsia="Arial" w:hAnsi="Arial" w:cs="Arial"/>
+                <w:rFonts w:ascii="Arial" w:hAnsi="Arial" w:cs="Arial"/>
                 <w:color w:val="000000"/>
-                <w:sz w:val="16"/>
-                <w:szCs w:val="16"/>
                 <w:lang w:eastAsia="pt-BR"/>
+                <w:sz w:val="24"/>
+                <w:szCs w:val="24"/>
               </w:rPr>
             </w:pPr>
             <w:r>
               <w:rPr>
-                <w:rFonts w:ascii="Arial" w:eastAsia="Arial" w:hAnsi="Arial" w:cs="Arial"/>
+                <w:rFonts w:ascii="Arial" w:hAnsi="Arial" w:cs="Arial"/>
                 <w:color w:val="000000"/>
-                <w:sz w:val="16"/>
-                <w:szCs w:val="16"/>
                 <w:lang w:eastAsia="pt-BR"/>
+                <w:sz w:val="24"/>
+                <w:szCs w:val="24"/>
               </w:rPr>
               <w:t/>
             </w:r>
@@ -3857,20 +4391,20 @@
               <w:spacing w:before="120" w:after="0" w:line="360" w:lineRule="auto"/>
               <w:ind w:left="1063"/>
               <w:rPr>
-                <w:rFonts w:ascii="Arial" w:eastAsia="Arial" w:hAnsi="Arial" w:cs="Arial"/>
+                <w:rFonts w:ascii="Arial" w:hAnsi="Arial" w:cs="Arial"/>
                 <w:color w:val="000000"/>
-                <w:sz w:val="16"/>
-                <w:szCs w:val="16"/>
                 <w:lang w:eastAsia="pt-BR"/>
+                <w:sz w:val="24"/>
+                <w:szCs w:val="24"/>
               </w:rPr>
             </w:pPr>
             <w:r>
               <w:rPr>
-                <w:rFonts w:ascii="Arial" w:eastAsia="Arial" w:hAnsi="Arial" w:cs="Arial"/>
+                <w:rFonts w:ascii="Arial" w:hAnsi="Arial" w:cs="Arial"/>
                 <w:color w:val="000000"/>
-                <w:sz w:val="16"/>
-                <w:szCs w:val="16"/>
                 <w:lang w:eastAsia="pt-BR"/>
+                <w:sz w:val="24"/>
+                <w:szCs w:val="24"/>
               </w:rPr>
               <w:t/>
             </w:r>
@@ -3885,20 +4419,20 @@
               <w:spacing w:before="120" w:after="0" w:line="360" w:lineRule="auto"/>
               <w:ind w:left="1063"/>
               <w:rPr>
-                <w:rFonts w:ascii="Arial" w:eastAsia="Arial" w:hAnsi="Arial" w:cs="Arial"/>
+                <w:rFonts w:ascii="Arial" w:hAnsi="Arial" w:cs="Arial"/>
                 <w:color w:val="000000"/>
-                <w:sz w:val="16"/>
-                <w:szCs w:val="16"/>
                 <w:lang w:eastAsia="pt-BR"/>
+                <w:sz w:val="24"/>
+                <w:szCs w:val="24"/>
               </w:rPr>
             </w:pPr>
             <w:r>
               <w:rPr>
-                <w:rFonts w:ascii="Arial" w:eastAsia="Arial" w:hAnsi="Arial" w:cs="Arial"/>
+                <w:rFonts w:ascii="Arial" w:hAnsi="Arial" w:cs="Arial"/>
                 <w:color w:val="000000"/>
-                <w:sz w:val="16"/>
-                <w:szCs w:val="16"/>
                 <w:lang w:eastAsia="pt-BR"/>
+                <w:sz w:val="24"/>
+                <w:szCs w:val="24"/>
               </w:rPr>
               <w:t/>
             </w:r>
@@ -3913,50 +4447,50 @@
               <w:spacing w:before="120" w:after="0" w:line="360" w:lineRule="auto"/>
               <w:ind w:left="1063"/>
               <w:rPr>
-                <w:rFonts w:ascii="Arial" w:eastAsia="Arial" w:hAnsi="Arial" w:cs="Arial"/>
+                <w:rFonts w:ascii="Arial" w:hAnsi="Arial" w:cs="Arial"/>
                 <w:color w:val="2F5496" w:themeColor="accent5" w:themeShade="BF"/>
-                <w:sz w:val="16"/>
-                <w:szCs w:val="16"/>
                 <w:lang w:eastAsia="pt-BR"/>
+                <w:sz w:val="24"/>
+                <w:szCs w:val="24"/>
               </w:rPr>
             </w:pPr>
             <w:r>
               <w:rPr>
-                <w:rFonts w:ascii="Arial" w:eastAsia="Arial" w:hAnsi="Arial" w:cs="Arial"/>
+                <w:rFonts w:ascii="Arial" w:hAnsi="Arial" w:cs="Arial"/>
                 <w:color w:val="000000"/>
-                <w:sz w:val="16"/>
-                <w:szCs w:val="16"/>
                 <w:lang w:eastAsia="pt-BR"/>
+                <w:sz w:val="24"/>
+                <w:szCs w:val="24"/>
               </w:rPr>
               <w:t xml:space="preserve"/>
             </w:r>
             <w:r>
               <w:rPr>
-                <w:rFonts w:ascii="Arial" w:eastAsia="Arial" w:hAnsi="Arial" w:cs="Arial"/>
+                <w:rFonts w:ascii="Arial" w:hAnsi="Arial" w:cs="Arial"/>
                 <w:color w:val="EE0000"/>
-                <w:sz w:val="16"/>
-                <w:szCs w:val="16"/>
                 <w:lang w:eastAsia="pt-BR"/>
+                <w:sz w:val="24"/>
+                <w:szCs w:val="24"/>
               </w:rPr>
               <w:t/>
             </w:r>
             <w:r>
               <w:rPr>
-                <w:rFonts w:ascii="Arial" w:eastAsia="Arial" w:hAnsi="Arial" w:cs="Arial"/>
+                <w:rFonts w:ascii="Arial" w:hAnsi="Arial" w:cs="Arial"/>
                 <w:color w:val="EE0000"/>
-                <w:sz w:val="16"/>
-                <w:szCs w:val="16"/>
                 <w:lang w:eastAsia="pt-BR"/>
+                <w:sz w:val="24"/>
+                <w:szCs w:val="24"/>
               </w:rPr>
               <w:t xml:space="preserve"/>
             </w:r>
             <w:r>
               <w:rPr>
-                <w:rFonts w:ascii="Arial" w:eastAsia="Arial" w:hAnsi="Arial" w:cs="Arial"/>
+                <w:rFonts w:ascii="Arial" w:hAnsi="Arial" w:cs="Arial"/>
                 <w:color w:val="2F5496" w:themeColor="accent5" w:themeShade="BF"/>
-                <w:sz w:val="16"/>
-                <w:szCs w:val="16"/>
                 <w:lang w:eastAsia="pt-BR"/>
+                <w:sz w:val="24"/>
+                <w:szCs w:val="24"/>
               </w:rPr>
               <w:t/>
             </w:r>
@@ -3970,60 +4504,60 @@
               </w:numPr>
               <w:spacing w:before="120" w:after="0" w:line="360" w:lineRule="auto"/>
               <w:rPr>
-                <w:rFonts w:ascii="Arial" w:eastAsia="Arial" w:hAnsi="Arial" w:cs="Arial"/>
+                <w:rFonts w:ascii="Arial" w:hAnsi="Arial" w:cs="Arial"/>
                 <w:b/>
                 <w:bCs/>
                 <w:color w:val="000000"/>
-                <w:sz w:val="16"/>
-                <w:szCs w:val="16"/>
                 <w:lang w:eastAsia="pt-BR"/>
+                <w:sz w:val="24"/>
+                <w:szCs w:val="24"/>
               </w:rPr>
             </w:pPr>
             <w:r>
               <w:rPr>
-                <w:rFonts w:ascii="Arial" w:eastAsia="Arial" w:hAnsi="Arial" w:cs="Arial"/>
+                <w:rFonts w:ascii="Arial" w:hAnsi="Arial" w:cs="Arial"/>
                 <w:b/>
                 <w:bCs/>
                 <w:color w:val="000000"/>
-                <w:sz w:val="16"/>
-                <w:szCs w:val="16"/>
                 <w:lang w:eastAsia="pt-BR"/>
+                <w:sz w:val="24"/>
+                <w:szCs w:val="24"/>
               </w:rPr>
               <w:t/>
             </w:r>
             <w:r>
               <w:rPr>
-                <w:rFonts w:ascii="Arial" w:eastAsia="Arial" w:hAnsi="Arial" w:cs="Arial"/>
+                <w:rFonts w:ascii="Arial" w:hAnsi="Arial" w:cs="Arial"/>
                 <w:b/>
                 <w:bCs/>
                 <w:color w:val="000000"/>
-                <w:sz w:val="16"/>
-                <w:szCs w:val="16"/>
                 <w:lang w:eastAsia="pt-BR"/>
+                <w:sz w:val="24"/>
+                <w:szCs w:val="24"/>
               </w:rPr>
               <w:t xml:space="preserve"/>
             </w:r>
             <w:r>
               <w:rPr>
-                <w:rFonts w:ascii="Arial" w:eastAsia="Arial" w:hAnsi="Arial" w:cs="Arial"/>
+                <w:rFonts w:ascii="Arial" w:hAnsi="Arial" w:cs="Arial"/>
                 <w:b/>
                 <w:bCs/>
                 <w:color w:val="000000"/>
-                <w:sz w:val="16"/>
-                <w:szCs w:val="16"/>
                 <w:lang w:eastAsia="pt-BR"/>
+                <w:sz w:val="24"/>
+                <w:szCs w:val="24"/>
               </w:rPr>
               <w:t/>
             </w:r>
             <w:r>
               <w:rPr>
-                <w:rFonts w:ascii="Arial" w:eastAsia="Arial" w:hAnsi="Arial" w:cs="Arial"/>
+                <w:rFonts w:ascii="Arial" w:hAnsi="Arial" w:cs="Arial"/>
                 <w:b/>
                 <w:bCs/>
                 <w:color w:val="000000"/>
-                <w:sz w:val="16"/>
-                <w:szCs w:val="16"/>
                 <w:lang w:eastAsia="pt-BR"/>
+                <w:sz w:val="24"/>
+                <w:szCs w:val="24"/>
               </w:rPr>
               <w:t xml:space="preserve"/>
             </w:r>
@@ -4038,20 +4572,20 @@
               <w:spacing w:before="120" w:after="0" w:line="360" w:lineRule="auto"/>
               <w:ind w:left="1063"/>
               <w:rPr>
-                <w:rFonts w:ascii="Arial" w:eastAsia="Arial" w:hAnsi="Arial" w:cs="Arial"/>
+                <w:rFonts w:ascii="Arial" w:hAnsi="Arial" w:cs="Arial"/>
                 <w:color w:val="000000"/>
-                <w:sz w:val="16"/>
-                <w:szCs w:val="16"/>
                 <w:lang w:eastAsia="pt-BR"/>
+                <w:sz w:val="24"/>
+                <w:szCs w:val="24"/>
               </w:rPr>
             </w:pPr>
             <w:r>
               <w:rPr>
-                <w:rFonts w:ascii="Arial" w:eastAsia="Arial" w:hAnsi="Arial" w:cs="Arial"/>
+                <w:rFonts w:ascii="Arial" w:hAnsi="Arial" w:cs="Arial"/>
                 <w:color w:val="000000"/>
-                <w:sz w:val="16"/>
-                <w:szCs w:val="16"/>
                 <w:lang w:eastAsia="pt-BR"/>
+                <w:sz w:val="24"/>
+                <w:szCs w:val="24"/>
               </w:rPr>
               <w:t/>
             </w:r>
@@ -4066,20 +4600,20 @@
               <w:spacing w:before="120" w:after="0" w:line="360" w:lineRule="auto"/>
               <w:ind w:left="1063"/>
               <w:rPr>
-                <w:rFonts w:ascii="Arial" w:eastAsia="Arial" w:hAnsi="Arial" w:cs="Arial"/>
+                <w:rFonts w:ascii="Arial" w:hAnsi="Arial" w:cs="Arial"/>
                 <w:color w:val="000000"/>
-                <w:sz w:val="16"/>
-                <w:szCs w:val="16"/>
                 <w:lang w:eastAsia="pt-BR"/>
+                <w:sz w:val="24"/>
+                <w:szCs w:val="24"/>
               </w:rPr>
             </w:pPr>
             <w:r>
               <w:rPr>
-                <w:rFonts w:ascii="Arial" w:eastAsia="Arial" w:hAnsi="Arial" w:cs="Arial"/>
+                <w:rFonts w:ascii="Arial" w:hAnsi="Arial" w:cs="Arial"/>
                 <w:color w:val="000000"/>
-                <w:sz w:val="16"/>
-                <w:szCs w:val="16"/>
                 <w:lang w:eastAsia="pt-BR"/>
+                <w:sz w:val="24"/>
+                <w:szCs w:val="24"/>
               </w:rPr>
               <w:t/>
             </w:r>
@@ -4094,20 +4628,20 @@
               <w:spacing w:before="120" w:after="0" w:line="360" w:lineRule="auto"/>
               <w:ind w:left="1063"/>
               <w:rPr>
-                <w:rFonts w:ascii="Arial" w:eastAsia="Arial" w:hAnsi="Arial" w:cs="Arial"/>
+                <w:rFonts w:ascii="Arial" w:hAnsi="Arial" w:cs="Arial"/>
                 <w:color w:val="000000"/>
-                <w:sz w:val="16"/>
-                <w:szCs w:val="16"/>
                 <w:lang w:eastAsia="pt-BR"/>
+                <w:sz w:val="24"/>
+                <w:szCs w:val="24"/>
               </w:rPr>
             </w:pPr>
             <w:r>
               <w:rPr>
-                <w:rFonts w:ascii="Arial" w:eastAsia="Arial" w:hAnsi="Arial" w:cs="Arial"/>
+                <w:rFonts w:ascii="Arial" w:hAnsi="Arial" w:cs="Arial"/>
                 <w:color w:val="000000"/>
-                <w:sz w:val="16"/>
-                <w:szCs w:val="16"/>
                 <w:lang w:eastAsia="pt-BR"/>
+                <w:sz w:val="24"/>
+                <w:szCs w:val="24"/>
               </w:rPr>
               <w:t/>
             </w:r>
@@ -4122,20 +4656,20 @@
               <w:spacing w:before="120" w:after="0" w:line="360" w:lineRule="auto"/>
               <w:ind w:left="1063"/>
               <w:rPr>
-                <w:rFonts w:ascii="Arial" w:eastAsia="Arial" w:hAnsi="Arial" w:cs="Arial"/>
+                <w:rFonts w:ascii="Arial" w:hAnsi="Arial" w:cs="Arial"/>
                 <w:color w:val="000000"/>
-                <w:sz w:val="16"/>
-                <w:szCs w:val="16"/>
                 <w:lang w:eastAsia="pt-BR"/>
+                <w:sz w:val="24"/>
+                <w:szCs w:val="24"/>
               </w:rPr>
             </w:pPr>
             <w:r>
               <w:rPr>
-                <w:rFonts w:ascii="Arial" w:eastAsia="Arial" w:hAnsi="Arial" w:cs="Arial"/>
+                <w:rFonts w:ascii="Arial" w:hAnsi="Arial" w:cs="Arial"/>
                 <w:color w:val="000000"/>
-                <w:sz w:val="16"/>
-                <w:szCs w:val="16"/>
                 <w:lang w:eastAsia="pt-BR"/>
+                <w:sz w:val="24"/>
+                <w:szCs w:val="24"/>
               </w:rPr>
               <w:t/>
             </w:r>
@@ -4150,50 +4684,50 @@
               <w:spacing w:before="120" w:after="0" w:line="360" w:lineRule="auto"/>
               <w:ind w:left="1063"/>
               <w:rPr>
-                <w:rFonts w:ascii="Arial" w:eastAsia="Arial" w:hAnsi="Arial" w:cs="Arial"/>
+                <w:rFonts w:ascii="Arial" w:hAnsi="Arial" w:cs="Arial"/>
                 <w:color w:val="2F5496" w:themeColor="accent5" w:themeShade="BF"/>
-                <w:sz w:val="16"/>
-                <w:szCs w:val="16"/>
                 <w:lang w:eastAsia="pt-BR"/>
+                <w:sz w:val="24"/>
+                <w:szCs w:val="24"/>
               </w:rPr>
             </w:pPr>
             <w:r>
               <w:rPr>
-                <w:rFonts w:ascii="Arial" w:eastAsia="Arial" w:hAnsi="Arial" w:cs="Arial"/>
+                <w:rFonts w:ascii="Arial" w:hAnsi="Arial" w:cs="Arial"/>
                 <w:color w:val="000000"/>
-                <w:sz w:val="16"/>
-                <w:szCs w:val="16"/>
                 <w:lang w:eastAsia="pt-BR"/>
+                <w:sz w:val="24"/>
+                <w:szCs w:val="24"/>
               </w:rPr>
               <w:t xml:space="preserve"/>
             </w:r>
             <w:r>
               <w:rPr>
-                <w:rFonts w:ascii="Arial" w:eastAsia="Arial" w:hAnsi="Arial" w:cs="Arial"/>
+                <w:rFonts w:ascii="Arial" w:hAnsi="Arial" w:cs="Arial"/>
                 <w:color w:val="EE0000"/>
-                <w:sz w:val="16"/>
-                <w:szCs w:val="16"/>
                 <w:lang w:eastAsia="pt-BR"/>
+                <w:sz w:val="24"/>
+                <w:szCs w:val="24"/>
               </w:rPr>
               <w:t/>
             </w:r>
             <w:r>
               <w:rPr>
-                <w:rFonts w:ascii="Arial" w:eastAsia="Arial" w:hAnsi="Arial" w:cs="Arial"/>
+                <w:rFonts w:ascii="Arial" w:hAnsi="Arial" w:cs="Arial"/>
                 <w:color w:val="EE0000"/>
-                <w:sz w:val="16"/>
-                <w:szCs w:val="16"/>
                 <w:lang w:eastAsia="pt-BR"/>
+                <w:sz w:val="24"/>
+                <w:szCs w:val="24"/>
               </w:rPr>
               <w:t xml:space="preserve"/>
             </w:r>
             <w:r>
               <w:rPr>
-                <w:rFonts w:ascii="Arial" w:eastAsia="Arial" w:hAnsi="Arial" w:cs="Arial"/>
+                <w:rFonts w:ascii="Arial" w:hAnsi="Arial" w:cs="Arial"/>
                 <w:color w:val="2F5496" w:themeColor="accent5" w:themeShade="BF"/>
-                <w:sz w:val="16"/>
-                <w:szCs w:val="16"/>
                 <w:lang w:eastAsia="pt-BR"/>
+                <w:sz w:val="24"/>
+                <w:szCs w:val="24"/>
               </w:rPr>
               <w:t/>
             </w:r>
@@ -4207,48 +4741,48 @@
               </w:numPr>
               <w:spacing w:before="120" w:after="0" w:line="360" w:lineRule="auto"/>
               <w:rPr>
-                <w:rFonts w:ascii="Arial" w:eastAsia="Arial" w:hAnsi="Arial" w:cs="Arial"/>
+                <w:rFonts w:ascii="Arial" w:hAnsi="Arial" w:cs="Arial"/>
                 <w:b/>
                 <w:bCs/>
                 <w:color w:val="000000"/>
-                <w:sz w:val="16"/>
-                <w:szCs w:val="16"/>
                 <w:lang w:eastAsia="pt-BR"/>
+                <w:sz w:val="24"/>
+                <w:szCs w:val="24"/>
               </w:rPr>
             </w:pPr>
             <w:r>
               <w:rPr>
-                <w:rFonts w:ascii="Arial" w:eastAsia="Arial" w:hAnsi="Arial" w:cs="Arial"/>
+                <w:rFonts w:ascii="Arial" w:hAnsi="Arial" w:cs="Arial"/>
                 <w:b/>
                 <w:bCs/>
                 <w:color w:val="000000"/>
-                <w:sz w:val="16"/>
-                <w:szCs w:val="16"/>
                 <w:lang w:eastAsia="pt-BR"/>
+                <w:sz w:val="24"/>
+                <w:szCs w:val="24"/>
               </w:rPr>
               <w:t/>
             </w:r>
             <w:r>
               <w:rPr>
-                <w:rFonts w:ascii="Arial" w:eastAsia="Arial" w:hAnsi="Arial" w:cs="Arial"/>
+                <w:rFonts w:ascii="Arial" w:hAnsi="Arial" w:cs="Arial"/>
                 <w:b/>
                 <w:bCs/>
                 <w:color w:val="000000"/>
-                <w:sz w:val="16"/>
-                <w:szCs w:val="16"/>
                 <w:lang w:eastAsia="pt-BR"/>
+                <w:sz w:val="24"/>
+                <w:szCs w:val="24"/>
               </w:rPr>
               <w:t xml:space="preserve"/>
             </w:r>
             <w:r>
               <w:rPr>
-                <w:rFonts w:ascii="Arial" w:eastAsia="Arial" w:hAnsi="Arial" w:cs="Arial"/>
+                <w:rFonts w:ascii="Arial" w:hAnsi="Arial" w:cs="Arial"/>
                 <w:b/>
                 <w:bCs/>
                 <w:color w:val="000000"/>
-                <w:sz w:val="16"/>
-                <w:szCs w:val="16"/>
                 <w:lang w:eastAsia="pt-BR"/>
+                <w:sz w:val="24"/>
+                <w:szCs w:val="24"/>
               </w:rPr>
               <w:t/>
             </w:r>
@@ -4263,20 +4797,20 @@
               <w:spacing w:before="120" w:after="0" w:line="360" w:lineRule="auto"/>
               <w:ind w:left="1063"/>
               <w:rPr>
-                <w:rFonts w:ascii="Arial" w:eastAsia="Arial" w:hAnsi="Arial" w:cs="Arial"/>
+                <w:rFonts w:ascii="Arial" w:hAnsi="Arial" w:cs="Arial"/>
                 <w:color w:val="000000"/>
-                <w:sz w:val="16"/>
-                <w:szCs w:val="16"/>
                 <w:lang w:eastAsia="pt-BR"/>
+                <w:sz w:val="24"/>
+                <w:szCs w:val="24"/>
               </w:rPr>
             </w:pPr>
             <w:r>
               <w:rPr>
-                <w:rFonts w:ascii="Arial" w:eastAsia="Arial" w:hAnsi="Arial" w:cs="Arial"/>
+                <w:rFonts w:ascii="Arial" w:hAnsi="Arial" w:cs="Arial"/>
                 <w:color w:val="000000"/>
-                <w:sz w:val="16"/>
-                <w:szCs w:val="16"/>
                 <w:lang w:eastAsia="pt-BR"/>
+                <w:sz w:val="24"/>
+                <w:szCs w:val="24"/>
               </w:rPr>
               <w:t/>
             </w:r>
@@ -4291,20 +4825,20 @@
               <w:spacing w:before="120" w:after="0" w:line="360" w:lineRule="auto"/>
               <w:ind w:left="1063"/>
               <w:rPr>
-                <w:rFonts w:ascii="Arial" w:eastAsia="Arial" w:hAnsi="Arial" w:cs="Arial"/>
+                <w:rFonts w:ascii="Arial" w:hAnsi="Arial" w:cs="Arial"/>
                 <w:color w:val="000000"/>
-                <w:sz w:val="16"/>
-                <w:szCs w:val="16"/>
                 <w:lang w:eastAsia="pt-BR"/>
+                <w:sz w:val="24"/>
+                <w:szCs w:val="24"/>
               </w:rPr>
             </w:pPr>
             <w:r>
               <w:rPr>
-                <w:rFonts w:ascii="Arial" w:eastAsia="Arial" w:hAnsi="Arial" w:cs="Arial"/>
+                <w:rFonts w:ascii="Arial" w:hAnsi="Arial" w:cs="Arial"/>
                 <w:color w:val="000000"/>
-                <w:sz w:val="16"/>
-                <w:szCs w:val="16"/>
                 <w:lang w:eastAsia="pt-BR"/>
+                <w:sz w:val="24"/>
+                <w:szCs w:val="24"/>
               </w:rPr>
               <w:t/>
             </w:r>
@@ -4319,20 +4853,20 @@
               <w:spacing w:before="120" w:after="0" w:line="360" w:lineRule="auto"/>
               <w:ind w:left="1063"/>
               <w:rPr>
-                <w:rFonts w:ascii="Arial" w:eastAsia="Arial" w:hAnsi="Arial" w:cs="Arial"/>
+                <w:rFonts w:ascii="Arial" w:hAnsi="Arial" w:cs="Arial"/>
                 <w:color w:val="000000"/>
-                <w:sz w:val="16"/>
-                <w:szCs w:val="16"/>
                 <w:lang w:eastAsia="pt-BR"/>
+                <w:sz w:val="24"/>
+                <w:szCs w:val="24"/>
               </w:rPr>
             </w:pPr>
             <w:r>
               <w:rPr>
-                <w:rFonts w:ascii="Arial" w:eastAsia="Arial" w:hAnsi="Arial" w:cs="Arial"/>
+                <w:rFonts w:ascii="Arial" w:hAnsi="Arial" w:cs="Arial"/>
                 <w:color w:val="000000"/>
-                <w:sz w:val="16"/>
-                <w:szCs w:val="16"/>
                 <w:lang w:eastAsia="pt-BR"/>
+                <w:sz w:val="24"/>
+                <w:szCs w:val="24"/>
               </w:rPr>
               <w:t/>
             </w:r>
@@ -4347,20 +4881,20 @@
               <w:spacing w:before="120" w:after="0" w:line="360" w:lineRule="auto"/>
               <w:ind w:left="1063"/>
               <w:rPr>
-                <w:rFonts w:ascii="Arial" w:eastAsia="Arial" w:hAnsi="Arial" w:cs="Arial"/>
+                <w:rFonts w:ascii="Arial" w:hAnsi="Arial" w:cs="Arial"/>
                 <w:color w:val="000000"/>
-                <w:sz w:val="16"/>
-                <w:szCs w:val="16"/>
                 <w:lang w:eastAsia="pt-BR"/>
+                <w:sz w:val="24"/>
+                <w:szCs w:val="24"/>
               </w:rPr>
             </w:pPr>
             <w:r>
               <w:rPr>
-                <w:rFonts w:ascii="Arial" w:eastAsia="Arial" w:hAnsi="Arial" w:cs="Arial"/>
+                <w:rFonts w:ascii="Arial" w:hAnsi="Arial" w:cs="Arial"/>
                 <w:color w:val="000000"/>
-                <w:sz w:val="16"/>
-                <w:szCs w:val="16"/>
                 <w:lang w:eastAsia="pt-BR"/>
+                <w:sz w:val="24"/>
+                <w:szCs w:val="24"/>
               </w:rPr>
               <w:t/>
             </w:r>
@@ -4375,30 +4909,30 @@
               <w:spacing w:before="120" w:after="0" w:line="360" w:lineRule="auto"/>
               <w:ind w:left="1063"/>
               <w:rPr>
-                <w:rFonts w:ascii="Arial" w:eastAsia="Arial" w:hAnsi="Arial" w:cs="Arial"/>
+                <w:rFonts w:ascii="Arial" w:hAnsi="Arial" w:cs="Arial"/>
                 <w:color w:val="000000"/>
-                <w:sz w:val="16"/>
-                <w:szCs w:val="16"/>
                 <w:lang w:eastAsia="pt-BR"/>
+                <w:sz w:val="24"/>
+                <w:szCs w:val="24"/>
               </w:rPr>
             </w:pPr>
             <w:r>
               <w:rPr>
-                <w:rFonts w:ascii="Arial" w:eastAsia="Arial" w:hAnsi="Arial" w:cs="Arial"/>
+                <w:rFonts w:ascii="Arial" w:hAnsi="Arial" w:cs="Arial"/>
                 <w:color w:val="000000"/>
-                <w:sz w:val="16"/>
-                <w:szCs w:val="16"/>
                 <w:lang w:eastAsia="pt-BR"/>
+                <w:sz w:val="24"/>
+                <w:szCs w:val="24"/>
               </w:rPr>
               <w:t xml:space="preserve"/>
             </w:r>
             <w:r>
               <w:rPr>
-                <w:rFonts w:ascii="Arial" w:eastAsia="Arial" w:hAnsi="Arial" w:cs="Arial"/>
+                <w:rFonts w:ascii="Arial" w:hAnsi="Arial" w:cs="Arial"/>
                 <w:color w:val="EE0000"/>
-                <w:sz w:val="16"/>
-                <w:szCs w:val="16"/>
                 <w:lang w:eastAsia="pt-BR"/>
+                <w:sz w:val="24"/>
+                <w:szCs w:val="24"/>
               </w:rPr>
               <w:t/>
             </w:r>
@@ -4413,50 +4947,50 @@
               <w:spacing w:before="120" w:after="0" w:line="360" w:lineRule="auto"/>
               <w:ind w:left="1063"/>
               <w:rPr>
-                <w:rFonts w:ascii="Arial" w:eastAsia="Arial" w:hAnsi="Arial" w:cs="Arial"/>
+                <w:rFonts w:ascii="Arial" w:hAnsi="Arial" w:cs="Arial"/>
                 <w:color w:val="2F5496" w:themeColor="accent5" w:themeShade="BF"/>
-                <w:sz w:val="16"/>
-                <w:szCs w:val="16"/>
                 <w:lang w:eastAsia="pt-BR"/>
+                <w:sz w:val="24"/>
+                <w:szCs w:val="24"/>
               </w:rPr>
             </w:pPr>
             <w:r>
               <w:rPr>
-                <w:rFonts w:ascii="Arial" w:eastAsia="Arial" w:hAnsi="Arial" w:cs="Arial"/>
+                <w:rFonts w:ascii="Arial" w:hAnsi="Arial" w:cs="Arial"/>
                 <w:color w:val="000000"/>
-                <w:sz w:val="16"/>
-                <w:szCs w:val="16"/>
                 <w:lang w:eastAsia="pt-BR"/>
+                <w:sz w:val="24"/>
+                <w:szCs w:val="24"/>
               </w:rPr>
               <w:t xml:space="preserve"/>
             </w:r>
             <w:r>
               <w:rPr>
-                <w:rFonts w:ascii="Arial" w:eastAsia="Arial" w:hAnsi="Arial" w:cs="Arial"/>
+                <w:rFonts w:ascii="Arial" w:hAnsi="Arial" w:cs="Arial"/>
                 <w:color w:val="EE0000"/>
-                <w:sz w:val="16"/>
-                <w:szCs w:val="16"/>
                 <w:lang w:eastAsia="pt-BR"/>
+                <w:sz w:val="24"/>
+                <w:szCs w:val="24"/>
               </w:rPr>
               <w:t/>
             </w:r>
             <w:r>
               <w:rPr>
-                <w:rFonts w:ascii="Arial" w:eastAsia="Arial" w:hAnsi="Arial" w:cs="Arial"/>
+                <w:rFonts w:ascii="Arial" w:hAnsi="Arial" w:cs="Arial"/>
                 <w:color w:val="EE0000"/>
-                <w:sz w:val="16"/>
-                <w:szCs w:val="16"/>
                 <w:lang w:eastAsia="pt-BR"/>
+                <w:sz w:val="24"/>
+                <w:szCs w:val="24"/>
               </w:rPr>
               <w:t xml:space="preserve"/>
             </w:r>
             <w:r>
               <w:rPr>
-                <w:rFonts w:ascii="Arial" w:eastAsia="Arial" w:hAnsi="Arial" w:cs="Arial"/>
+                <w:rFonts w:ascii="Arial" w:hAnsi="Arial" w:cs="Arial"/>
                 <w:color w:val="2F5496" w:themeColor="accent5" w:themeShade="BF"/>
-                <w:sz w:val="16"/>
-                <w:szCs w:val="16"/>
                 <w:lang w:eastAsia="pt-BR"/>
+                <w:sz w:val="24"/>
+                <w:szCs w:val="24"/>
               </w:rPr>
               <w:t/>
             </w:r>
@@ -4466,11 +5000,11 @@
               <w:pStyle w:val="PargrafodaLista"/>
               <w:spacing w:before="120" w:after="0" w:line="360" w:lineRule="auto"/>
               <w:rPr>
-                <w:rFonts w:ascii="Arial" w:eastAsia="Arial" w:hAnsi="Arial" w:cs="Arial"/>
+                <w:rFonts w:ascii="Arial" w:hAnsi="Arial" w:cs="Arial"/>
                 <w:color w:val="000000"/>
-                <w:sz w:val="16"/>
-                <w:szCs w:val="16"/>
                 <w:lang w:eastAsia="pt-BR"/>
+                <w:sz w:val="24"/>
+                <w:szCs w:val="24"/>
               </w:rPr>
             </w:pPr>
           </w:p>
@@ -4489,23 +5023,23 @@
           </w:tcPr>
           <w:p>
             <w:pPr>
-              <w:spacing w:before="0" w:after="120" w:line="240" w:lineRule="auto"/>
+              <w:spacing w:before="0" w:after="120" w:line="360" w:lineRule="auto"/>
               <w:jc w:val="both"/>
               <w:rPr>
-                <w:rFonts w:ascii="Arial" w:eastAsia="Arial" w:hAnsi="Arial" w:cs="Arial"/>
+                <w:rFonts w:ascii="Arial" w:hAnsi="Arial" w:cs="Arial"/>
                 <w:color w:val="000000"/>
-                <w:sz w:val="16"/>
-                <w:szCs w:val="16"/>
                 <w:lang w:eastAsia="pt-BR"/>
+                <w:sz w:val="24"/>
+                <w:szCs w:val="24"/>
               </w:rPr>
             </w:pPr>
             <w:r>
               <w:rPr>
-                <w:rFonts w:ascii="Arial" w:eastAsia="Arial" w:hAnsi="Arial" w:cs="Arial"/>
+                <w:rFonts w:ascii="Arial" w:hAnsi="Arial" w:cs="Arial"/>
                 <w:color w:val="000000"/>
-                <w:sz w:val="16"/>
-                <w:szCs w:val="16"/>
                 <w:lang w:eastAsia="pt-BR"/>
+                <w:sz w:val="24"/>
+                <w:szCs w:val="24"/>
               </w:rPr>
               <w:t xml:space="preserve">{{nota_filtrovali}}</w:t>
             </w:r>
@@ -4515,37 +5049,34 @@
     </w:tbl>
     <w:p>
       <w:pPr>
-        <w:pStyle w:val="PargrafodaLista"/>
-        <w:numPr>
-          <w:ilvl w:val="1"/>
-          <w:numId w:val="2"/>
-        </w:numPr>
-        <w:rPr>
-          <w:rFonts w:ascii="Arial" w:hAnsi="Arial" w:cs="Arial"/>
-          <w:b/>
-          <w:sz w:val="20"/>
-          <w:szCs w:val="20"/>
-        </w:rPr>
-        <w:spacing w:before="0" w:after="120"/>
-      </w:pPr>
-      <w:r>
-        <w:rPr>
-          <w:rFonts w:ascii="Arial" w:hAnsi="Arial" w:cs="Arial"/>
-          <w:b/>
-          <w:bCs/>
+        <w:pStyle w:val="Ttulo2"/>
+        <w:spacing w:after="120"/>
+        <w:rPr>
+          <w:rFonts w:ascii="Arial" w:hAnsi="Arial" w:cs="Arial"/>
+          <w:sz w:val="24"/>
+          <w:szCs w:val="24"/>
+          <w:b w:val="true"/>
+          <w:bCs w:val="true"/>
+        </w:rPr>
+      </w:pPr>
+      <w:r>
+        <w:rPr>
+          <w:rFonts w:ascii="Arial" w:hAnsi="Arial" w:cs="Arial"/>
+          <w:b w:val="true"/>
+          <w:bCs w:val="true"/>
           <w:color w:val="000000"/>
-          <w:sz w:val="20"/>
-          <w:szCs w:val="20"/>
+          <w:sz w:val="24"/>
+          <w:szCs w:val="24"/>
         </w:rPr>
         <w:t>Responsabilidade do Contratante</w:t>
       </w:r>
       <w:r>
         <w:rPr>
-          <w:rFonts w:ascii="Arial" w:eastAsia="Arial" w:hAnsi="Arial"/>
-          <w:b/>
-          <w:bCs/>
-          <w:sz w:val="20"/>
-          <w:szCs w:val="20"/>
+          <w:rFonts w:ascii="Arial" w:hAnsi="Arial" w:cs="Arial"/>
+          <w:b w:val="true"/>
+          <w:bCs w:val="true"/>
+          <w:sz w:val="24"/>
+          <w:szCs w:val="24"/>
         </w:rPr>
         <w:t>:</w:t>
       </w:r>
@@ -4586,27 +5117,27 @@
           </w:tcPr>
           <w:p>
             <w:pPr>
-              <w:spacing w:after="0" w:line="240" w:lineRule="auto"/>
+              <w:spacing w:after="0" w:line="360" w:lineRule="auto"/>
               <w:jc w:val="center"/>
               <w:rPr>
-                <w:rFonts w:ascii="Arial" w:eastAsia="Arial" w:hAnsi="Arial" w:cs="Arial"/>
+                <w:rFonts w:ascii="Arial" w:hAnsi="Arial" w:cs="Arial"/>
                 <w:b/>
                 <w:bCs/>
                 <w:color w:val="FFFFFF" w:themeColor="background1"/>
-                <w:sz w:val="20"/>
-                <w:szCs w:val="20"/>
                 <w:lang w:eastAsia="pt-BR"/>
+                <w:sz w:val="24"/>
+                <w:szCs w:val="24"/>
               </w:rPr>
             </w:pPr>
             <w:r>
               <w:rPr>
-                <w:rFonts w:ascii="Arial" w:eastAsia="Arial" w:hAnsi="Arial" w:cs="Arial"/>
+                <w:rFonts w:ascii="Arial" w:hAnsi="Arial" w:cs="Arial"/>
                 <w:b/>
                 <w:bCs/>
                 <w:color w:val="FFFFFF" w:themeColor="background1"/>
-                <w:sz w:val="20"/>
-                <w:szCs w:val="20"/>
                 <w:lang w:eastAsia="pt-BR"/>
+                <w:sz w:val="24"/>
+                <w:szCs w:val="24"/>
               </w:rPr>
               <w:t>Item</w:t>
             </w:r>
@@ -4628,27 +5159,27 @@
           </w:tcPr>
           <w:p>
             <w:pPr>
-              <w:spacing w:after="0" w:line="240" w:lineRule="auto"/>
+              <w:spacing w:after="0" w:line="360" w:lineRule="auto"/>
               <w:jc w:val="center"/>
               <w:rPr>
-                <w:rFonts w:ascii="Arial" w:eastAsia="Arial" w:hAnsi="Arial" w:cs="Arial"/>
+                <w:rFonts w:ascii="Arial" w:hAnsi="Arial" w:cs="Arial"/>
                 <w:b/>
                 <w:bCs/>
                 <w:color w:val="FFFFFF" w:themeColor="background1"/>
-                <w:sz w:val="20"/>
-                <w:szCs w:val="20"/>
                 <w:lang w:eastAsia="pt-BR"/>
+                <w:sz w:val="24"/>
+                <w:szCs w:val="24"/>
               </w:rPr>
             </w:pPr>
             <w:r>
               <w:rPr>
-                <w:rFonts w:ascii="Arial" w:eastAsia="Arial" w:hAnsi="Arial" w:cs="Arial"/>
+                <w:rFonts w:ascii="Arial" w:hAnsi="Arial" w:cs="Arial"/>
                 <w:b/>
                 <w:bCs/>
                 <w:color w:val="FFFFFF" w:themeColor="background1"/>
-                <w:sz w:val="20"/>
-                <w:szCs w:val="20"/>
                 <w:lang w:eastAsia="pt-BR"/>
+                <w:sz w:val="24"/>
+                <w:szCs w:val="24"/>
               </w:rPr>
               <w:t>ESCOPO</w:t>
             </w:r>
@@ -4670,27 +5201,27 @@
           </w:tcPr>
           <w:p>
             <w:pPr>
-              <w:spacing w:after="0" w:line="240" w:lineRule="auto"/>
+              <w:spacing w:after="0" w:line="360" w:lineRule="auto"/>
               <w:jc w:val="center"/>
               <w:rPr>
-                <w:rFonts w:ascii="Arial" w:eastAsia="Arial" w:hAnsi="Arial" w:cs="Arial"/>
+                <w:rFonts w:ascii="Arial" w:hAnsi="Arial" w:cs="Arial"/>
                 <w:b/>
                 <w:bCs/>
                 <w:color w:val="FFFFFF" w:themeColor="background1"/>
-                <w:sz w:val="20"/>
-                <w:szCs w:val="20"/>
                 <w:lang w:eastAsia="pt-BR"/>
+                <w:sz w:val="24"/>
+                <w:szCs w:val="24"/>
               </w:rPr>
             </w:pPr>
             <w:r>
               <w:rPr>
-                <w:rFonts w:ascii="Arial" w:eastAsia="Arial" w:hAnsi="Arial" w:cs="Arial"/>
+                <w:rFonts w:ascii="Arial" w:hAnsi="Arial" w:cs="Arial"/>
                 <w:b/>
                 <w:bCs/>
                 <w:color w:val="FFFFFF" w:themeColor="background1"/>
-                <w:sz w:val="20"/>
-                <w:szCs w:val="20"/>
                 <w:lang w:eastAsia="pt-BR"/>
+                <w:sz w:val="24"/>
+                <w:szCs w:val="24"/>
               </w:rPr>
               <w:t>NOTA</w:t>
             </w:r>
@@ -4718,24 +5249,24 @@
           </w:tcPr>
           <w:p>
             <w:pPr>
-              <w:spacing w:before="120" w:after="0" w:line="240" w:lineRule="auto"/>
+              <w:spacing w:before="120" w:after="0" w:line="360" w:lineRule="auto"/>
               <w:jc w:val="both"/>
               <w:rPr>
-                <w:rFonts w:ascii="Arial" w:eastAsia="Arial" w:hAnsi="Arial" w:cs="Arial"/>
+                <w:rFonts w:ascii="Arial" w:hAnsi="Arial" w:cs="Arial"/>
                 <w:color w:val="000000"/>
-                <w:sz w:val="16"/>
-                <w:szCs w:val="16"/>
                 <w:lang w:eastAsia="pt-BR"/>
+                <w:sz w:val="24"/>
+                <w:szCs w:val="24"/>
               </w:rPr>
             </w:pPr>
             <w:r>
               <w:rPr>
-                <w:rFonts w:ascii="Arial" w:eastAsia="Arial" w:hAnsi="Arial" w:cs="Arial"/>
+                <w:rFonts w:ascii="Arial" w:hAnsi="Arial" w:cs="Arial"/>
                 <w:b/>
                 <w:color w:val="000000"/>
-                <w:sz w:val="16"/>
-                <w:szCs w:val="16"/>
                 <w:lang w:eastAsia="pt-BR"/>
+                <w:sz w:val="24"/>
+                <w:szCs w:val="24"/>
               </w:rPr>
               <w:t xml:space="preserve">{{categoria_contratante}}</w:t>
             </w:r>
@@ -4767,14 +5298,14 @@
                 <w:ilvl w:val="0"/>
                 <w:numId w:val="6"/>
               </w:numPr>
-              <w:spacing w:before="120" w:after="0" w:line="240" w:lineRule="auto"/>
+              <w:spacing w:before="120" w:after="0" w:line="360" w:lineRule="auto"/>
               <w:jc w:val="center"/>
               <w:rPr>
-                <w:rFonts w:ascii="Arial" w:eastAsia="Arial" w:hAnsi="Arial" w:cs="Arial"/>
+                <w:rFonts w:ascii="Arial" w:hAnsi="Arial" w:cs="Arial"/>
                 <w:color w:val="000000"/>
-                <w:sz w:val="16"/>
-                <w:szCs w:val="16"/>
                 <w:lang w:eastAsia="pt-BR"/>
+                <w:sz w:val="24"/>
+                <w:szCs w:val="24"/>
               </w:rPr>
             </w:pPr>
           </w:p>
@@ -4795,27 +5326,27 @@
             <w:pPr>
               <w:spacing w:before="120" w:after="0" w:line="360" w:lineRule="auto"/>
               <w:rPr>
-                <w:rFonts w:ascii="Arial" w:eastAsia="Arial" w:hAnsi="Arial" w:cs="Arial"/>
-                <w:sz w:val="16"/>
-                <w:szCs w:val="16"/>
+                <w:rFonts w:ascii="Arial" w:hAnsi="Arial" w:cs="Arial"/>
                 <w:lang w:eastAsia="pt-BR"/>
+                <w:sz w:val="24"/>
+                <w:szCs w:val="24"/>
               </w:rPr>
             </w:pPr>
             <w:r>
               <w:rPr>
                 <w:rFonts w:ascii="Arial" w:hAnsi="Arial" w:cs="Arial"/>
-                <w:sz w:val="16"/>
-                <w:szCs w:val="16"/>
                 <w:lang w:eastAsia="pt-BR"/>
+                <w:sz w:val="24"/>
+                <w:szCs w:val="24"/>
               </w:rPr>
               <w:t xml:space="preserve">{{escopo_contratante}}</w:t>
             </w:r>
             <w:r>
               <w:rPr>
                 <w:rFonts w:ascii="Arial" w:hAnsi="Arial" w:cs="Arial"/>
-                <w:sz w:val="16"/>
-                <w:szCs w:val="16"/>
                 <w:lang w:eastAsia="pt-BR"/>
+                <w:sz w:val="24"/>
+                <w:szCs w:val="24"/>
               </w:rPr>
               <w:t/>
             </w:r>
@@ -4835,23 +5366,23 @@
           </w:tcPr>
           <w:p>
             <w:pPr>
-              <w:spacing w:before="120" w:after="0" w:line="240" w:lineRule="auto"/>
+              <w:spacing w:before="120" w:after="0" w:line="360" w:lineRule="auto"/>
               <w:jc w:val="both"/>
               <w:rPr>
-                <w:rFonts w:ascii="Arial" w:eastAsia="Arial" w:hAnsi="Arial" w:cs="Arial"/>
+                <w:rFonts w:ascii="Arial" w:hAnsi="Arial" w:cs="Arial"/>
                 <w:color w:val="000000"/>
-                <w:sz w:val="16"/>
-                <w:szCs w:val="16"/>
                 <w:lang w:eastAsia="pt-BR"/>
+                <w:sz w:val="24"/>
+                <w:szCs w:val="24"/>
               </w:rPr>
             </w:pPr>
             <w:r>
               <w:rPr>
-                <w:rFonts w:ascii="Arial" w:eastAsia="Arial" w:hAnsi="Arial" w:cs="Arial"/>
+                <w:rFonts w:ascii="Arial" w:hAnsi="Arial" w:cs="Arial"/>
                 <w:color w:val="000000"/>
-                <w:sz w:val="16"/>
-                <w:szCs w:val="16"/>
                 <w:lang w:eastAsia="pt-BR"/>
+                <w:sz w:val="24"/>
+                <w:szCs w:val="24"/>
               </w:rPr>
               <w:t xml:space="preserve">{{nota_contratante}}</w:t>
             </w:r>
@@ -4861,34 +5392,39 @@
     </w:tbl>
     <w:p>
       <w:pPr>
-        <w:pStyle w:val="PargrafodaLista"/>
-        <w:numPr>
-          <w:ilvl w:val="0"/>
-          <w:numId w:val="2"/>
-        </w:numPr>
-        <w:spacing w:after="120" w:line="240" w:lineRule="auto" w:before="0"/>
+        <w:pStyle w:val="Ttulo1"/>
+        <w:spacing w:after="120"/>
         <w:jc w:val="both"/>
-      </w:pPr>
-      <w:r>
-        <w:rPr>
-          <w:rFonts w:ascii="Arial" w:eastAsia="Arial" w:hAnsi="Arial"/>
-          <w:b/>
-          <w:bCs/>
-          <w:sz w:val="20"/>
-          <w:szCs w:val="20"/>
+        <w:rPr>
+          <w:rFonts w:ascii="Arial" w:hAnsi="Arial" w:cs="Arial"/>
+          <w:sz w:val="24"/>
+          <w:szCs w:val="24"/>
+          <w:b w:val="true"/>
+          <w:bCs w:val="true"/>
+        </w:rPr>
+      </w:pPr>
+      <w:bookmarkStart w:id="5" w:name="_TocStyleFinal4"/>
+      <w:r>
+        <w:rPr>
+          <w:rFonts w:ascii="Arial" w:hAnsi="Arial" w:cs="Arial"/>
+          <w:b w:val="true"/>
+          <w:bCs w:val="true"/>
+          <w:sz w:val="24"/>
+          <w:szCs w:val="24"/>
         </w:rPr>
         <w:t>- Previsão de atendimento</w:t>
       </w:r>
       <w:r>
         <w:rPr>
-          <w:rFonts w:ascii="Arial" w:eastAsia="Arial" w:hAnsi="Arial"/>
-          <w:b/>
-          <w:bCs/>
-          <w:sz w:val="20"/>
-          <w:szCs w:val="20"/>
+          <w:rFonts w:ascii="Arial" w:hAnsi="Arial" w:cs="Arial"/>
+          <w:b w:val="true"/>
+          <w:bCs w:val="true"/>
+          <w:sz w:val="24"/>
+          <w:szCs w:val="24"/>
         </w:rPr>
         <w:t>:</w:t>
       </w:r>
+      <w:bookmarkEnd w:id="5"/>
     </w:p>
     <w:p>
       <w:pPr>
@@ -4897,43 +5433,48 @@
           <w:ilvl w:val="1"/>
           <w:numId w:val="2"/>
         </w:numPr>
-        <w:spacing w:after="120" w:line="240" w:lineRule="auto" w:before="0"/>
+        <w:spacing w:after="120" w:line="360" w:lineRule="auto"/>
         <w:jc w:val="both"/>
-      </w:pPr>
-      <w:r>
-        <w:rPr>
-          <w:rFonts w:ascii="Arial" w:eastAsia="Arial" w:hAnsi="Arial"/>
-          <w:sz w:val="20"/>
-          <w:szCs w:val="20"/>
+        <w:rPr>
+          <w:rFonts w:ascii="Arial" w:hAnsi="Arial" w:cs="Arial"/>
+          <w:sz w:val="24"/>
+          <w:szCs w:val="24"/>
+        </w:rPr>
+      </w:pPr>
+      <w:r>
+        <w:rPr>
+          <w:rFonts w:ascii="Arial" w:hAnsi="Arial" w:cs="Arial"/>
+          <w:sz w:val="24"/>
+          <w:szCs w:val="24"/>
         </w:rPr>
         <w:t xml:space="preserve">- </w:t>
       </w:r>
       <w:r>
         <w:rPr>
-          <w:rFonts w:ascii="Arial" w:eastAsia="Arial" w:hAnsi="Arial"/>
+          <w:rFonts w:ascii="Arial" w:hAnsi="Arial" w:cs="Arial"/>
           <w:b/>
           <w:bCs/>
           <w:noProof/>
-          <w:sz w:val="20"/>
-          <w:szCs w:val="20"/>
+          <w:sz w:val="24"/>
+          <w:szCs w:val="24"/>
         </w:rPr>
         <w:t xml:space="preserve">{{prev_atende}}</w:t>
       </w:r>
       <w:r>
         <w:rPr>
-          <w:rFonts w:ascii="Arial" w:eastAsia="Arial" w:hAnsi="Arial"/>
+          <w:rFonts w:ascii="Arial" w:hAnsi="Arial" w:cs="Arial"/>
           <w:b/>
           <w:bCs/>
-          <w:sz w:val="20"/>
-          <w:szCs w:val="20"/>
+          <w:sz w:val="24"/>
+          <w:szCs w:val="24"/>
         </w:rPr>
         <w:t xml:space="preserve"> dias </w:t>
       </w:r>
       <w:r>
         <w:rPr>
-          <w:rFonts w:ascii="Arial" w:eastAsia="Arial" w:hAnsi="Arial"/>
-          <w:sz w:val="20"/>
-          <w:szCs w:val="20"/>
+          <w:rFonts w:ascii="Arial" w:hAnsi="Arial" w:cs="Arial"/>
+          <w:sz w:val="24"/>
+          <w:szCs w:val="24"/>
         </w:rPr>
         <w:t>após o recebimento do pedido de compras ou assinatura do contrato.</w:t>
       </w:r>
@@ -4945,97 +5486,369 @@
           <w:ilvl w:val="2"/>
           <w:numId w:val="2"/>
         </w:numPr>
-        <w:spacing w:after="120" w:line="240" w:lineRule="auto" w:before="0"/>
+        <w:spacing w:after="120" w:line="360" w:lineRule="auto"/>
         <w:jc w:val="both"/>
-      </w:pPr>
-      <w:r>
-        <w:rPr>
-          <w:rFonts w:ascii="Arial" w:eastAsia="Arial" w:hAnsi="Arial"/>
-          <w:sz w:val="20"/>
-          <w:szCs w:val="20"/>
+        <w:rPr>
+          <w:rFonts w:ascii="Arial" w:hAnsi="Arial" w:cs="Arial"/>
+          <w:sz w:val="24"/>
+          <w:szCs w:val="24"/>
+        </w:rPr>
+      </w:pPr>
+      <w:r>
+        <w:rPr>
+          <w:rFonts w:ascii="Arial" w:hAnsi="Arial" w:cs="Arial"/>
+          <w:sz w:val="24"/>
+          <w:szCs w:val="24"/>
         </w:rPr>
         <w:t xml:space="preserve">O texto acima deve ser válido a cada mudança de data para atendimento.  </w:t>
       </w:r>
     </w:p>
     <w:p>
       <w:pPr>
-        <w:pStyle w:val="PargrafodaLista"/>
-        <w:numPr>
-          <w:ilvl w:val="0"/>
-          <w:numId w:val="2"/>
-        </w:numPr>
-        <w:spacing w:after="120" w:line="240" w:lineRule="auto" w:before="0"/>
+        <w:pStyle w:val="Ttulo1"/>
+        <w:spacing w:after="120"/>
         <w:jc w:val="both"/>
-      </w:pPr>
-      <w:r>
-        <w:rPr>
-          <w:rFonts w:ascii="Arial" w:eastAsia="Arial" w:hAnsi="Arial"/>
-          <w:b/>
-          <w:bCs/>
-          <w:sz w:val="20"/>
-          <w:szCs w:val="20"/>
+        <w:rPr>
+          <w:rFonts w:ascii="Arial" w:hAnsi="Arial" w:cs="Arial"/>
+          <w:sz w:val="24"/>
+          <w:szCs w:val="24"/>
+          <w:b w:val="true"/>
+          <w:bCs w:val="true"/>
+        </w:rPr>
+      </w:pPr>
+      <w:bookmarkStart w:id="6" w:name="_TocStyleFinal5"/>
+      <w:r>
+        <w:rPr>
+          <w:rFonts w:ascii="Arial" w:hAnsi="Arial" w:cs="Arial"/>
+          <w:b w:val="true"/>
+          <w:bCs w:val="true"/>
+          <w:sz w:val="24"/>
+          <w:szCs w:val="24"/>
         </w:rPr>
         <w:t>- Prazo para execução dos serviços:</w:t>
       </w:r>
+      <w:bookmarkEnd w:id="6"/>
     </w:p>
     <w:p>
       <w:pPr>
         <w:pStyle w:val="PargrafodaLista"/>
-        <w:autoSpaceDE w:val="0"/>
-        <w:autoSpaceDN w:val="0"/>
-        <w:adjustRightInd w:val="0"/>
-        <w:spacing w:after="120" w:line="240" w:lineRule="auto" w:before="0"/>
+        <w:spacing w:after="120" w:line="360" w:lineRule="auto"/>
         <w:ind w:left="360"/>
         <w:jc w:val="both"/>
         <w:rPr>
           <w:rFonts w:ascii="Arial" w:hAnsi="Arial" w:cs="Arial"/>
-          <w:sz w:val="20"/>
-          <w:szCs w:val="20"/>
-        </w:rPr>
-      </w:pPr>
-      <w:r>
-        <w:rPr>
-          <w:rFonts w:ascii="Arial" w:hAnsi="Arial" w:cs="Arial"/>
-          <w:sz w:val="20"/>
-          <w:szCs w:val="20"/>
+          <w:sz w:val="24"/>
+          <w:szCs w:val="24"/>
+        </w:rPr>
+      </w:pPr>
+      <w:r>
+        <w:rPr>
+          <w:rFonts w:ascii="Arial" w:hAnsi="Arial" w:cs="Arial"/>
+          <w:sz w:val="24"/>
+          <w:szCs w:val="24"/>
         </w:rPr>
         <w:t>O cronograma apresentado leva em consideração a disponibilidade de todas as frentes de serviço prontas e liberadas para a equipe Filtrovali. É importante ressaltar que qualquer indisponibilidade das frentes de serviço para a equipe da Filtrovali poderá resultar em alterações no cronograma.</w:t>
       </w:r>
     </w:p>
     <w:p>
       <w:pPr>
+        <w:pStyle w:val="Ttulo2"/>
+        <w:spacing w:after="120"/>
+        <w:jc w:val="both"/>
+        <w:rPr>
+          <w:rFonts w:ascii="Arial" w:hAnsi="Arial" w:cs="Arial"/>
+          <w:sz w:val="24"/>
+          <w:szCs w:val="24"/>
+          <w:b w:val="true"/>
+          <w:bCs w:val="true"/>
+        </w:rPr>
+      </w:pPr>
+      <w:r>
+        <w:rPr>
+          <w:rFonts w:ascii="Arial" w:hAnsi="Arial" w:cs="Arial"/>
+          <w:sz w:val="24"/>
+          <w:szCs w:val="24"/>
+          <w:b w:val="true"/>
+          <w:bCs w:val="true"/>
+        </w:rPr>
+        <w:t xml:space="preserve">Prazo previsto de permanência em obra (dias corridos) – </w:t>
+      </w:r>
+      <w:r>
+        <w:rPr>
+          <w:rFonts w:ascii="Arial" w:hAnsi="Arial" w:cs="Arial"/>
+          <w:noProof/>
+          <w:sz w:val="24"/>
+          <w:szCs w:val="24"/>
+          <w:b w:val="true"/>
+          <w:bCs w:val="true"/>
+        </w:rPr>
+        <w:t xml:space="preserve">{{n_dias}}</w:t>
+      </w:r>
+      <w:r>
+        <w:rPr>
+          <w:rFonts w:ascii="Arial" w:hAnsi="Arial" w:cs="Arial"/>
+          <w:sz w:val="24"/>
+          <w:szCs w:val="24"/>
+          <w:b w:val="true"/>
+          <w:bCs w:val="true"/>
+        </w:rPr>
+        <w:t xml:space="preserve"> dia(s);</w:t>
+      </w:r>
+    </w:p>
+    <w:p>
+      <w:pPr>
+        <w:pStyle w:val="Ttulo3"/>
+        <w:spacing w:after="120"/>
+        <w:jc w:val="both"/>
+        <w:rPr>
+          <w:rFonts w:ascii="Arial" w:hAnsi="Arial" w:cs="Arial"/>
+          <w:sz w:val="24"/>
+          <w:szCs w:val="24"/>
+          <w:b w:val="true"/>
+          <w:bCs w:val="true"/>
+        </w:rPr>
+      </w:pPr>
+      <w:r>
+        <w:rPr>
+          <w:rFonts w:ascii="Arial" w:hAnsi="Arial" w:cs="Arial"/>
+          <w:sz w:val="24"/>
+          <w:szCs w:val="24"/>
+          <w:b w:val="true"/>
+          <w:bCs w:val="true"/>
+        </w:rPr>
+        <w:t xml:space="preserve">Prazo previsto para integração – </w:t>
+      </w:r>
+      <w:r>
+        <w:rPr>
+          <w:rFonts w:ascii="Arial" w:hAnsi="Arial" w:cs="Arial"/>
+          <w:noProof/>
+          <w:sz w:val="24"/>
+          <w:szCs w:val="24"/>
+          <w:b w:val="true"/>
+          <w:bCs w:val="true"/>
+        </w:rPr>
+        <w:t xml:space="preserve">{{dias_treinamento}}</w:t>
+      </w:r>
+      <w:r>
+        <w:rPr>
+          <w:rFonts w:ascii="Arial" w:hAnsi="Arial" w:cs="Arial"/>
+          <w:sz w:val="24"/>
+          <w:szCs w:val="24"/>
+          <w:b w:val="true"/>
+          <w:bCs w:val="true"/>
+        </w:rPr>
+        <w:t xml:space="preserve"> dia(s);</w:t>
+      </w:r>
+    </w:p>
+    <w:p>
+      <w:pPr>
+        <w:pStyle w:val="Ttulo3"/>
+        <w:spacing w:after="120"/>
+        <w:jc w:val="both"/>
+        <w:rPr>
+          <w:rFonts w:ascii="Arial" w:hAnsi="Arial" w:cs="Arial"/>
+          <w:sz w:val="24"/>
+          <w:szCs w:val="24"/>
+          <w:b w:val="true"/>
+          <w:bCs w:val="true"/>
+        </w:rPr>
+      </w:pPr>
+      <w:r>
+        <w:rPr>
+          <w:rFonts w:ascii="Arial" w:hAnsi="Arial" w:cs="Arial"/>
+          <w:sz w:val="24"/>
+          <w:szCs w:val="24"/>
+          <w:b w:val="true"/>
+          <w:bCs w:val="true"/>
+        </w:rPr>
+        <w:t xml:space="preserve">Prazo previsto de execução dos serviços (dias trabalhados/uteis) – </w:t>
+      </w:r>
+      <w:r>
+        <w:rPr>
+          <w:rFonts w:ascii="Arial" w:hAnsi="Arial" w:cs="Arial"/>
+          <w:noProof/>
+          <w:sz w:val="24"/>
+          <w:szCs w:val="24"/>
+          <w:b w:val="true"/>
+          <w:bCs w:val="true"/>
+        </w:rPr>
+        <w:t xml:space="preserve">{{n_dias_trabalhados}}</w:t>
+      </w:r>
+      <w:r>
+        <w:rPr>
+          <w:rFonts w:ascii="Arial" w:hAnsi="Arial" w:cs="Arial"/>
+          <w:sz w:val="24"/>
+          <w:szCs w:val="24"/>
+          <w:b w:val="true"/>
+          <w:bCs w:val="true"/>
+        </w:rPr>
+        <w:t xml:space="preserve"> dia(as)</w:t>
+      </w:r>
+    </w:p>
+    <w:p>
+      <w:pPr>
+        <w:pStyle w:val="Ttulo2"/>
+        <w:spacing w:after="120"/>
+        <w:jc w:val="both"/>
+        <w:rPr>
+          <w:rFonts w:ascii="Arial" w:hAnsi="Arial" w:cs="Arial"/>
+          <w:sz w:val="24"/>
+          <w:szCs w:val="24"/>
+          <w:b w:val="true"/>
+          <w:bCs w:val="true"/>
+        </w:rPr>
+      </w:pPr>
+      <w:r>
+        <w:rPr>
+          <w:rFonts w:ascii="Arial" w:hAnsi="Arial" w:cs="Arial"/>
+          <w:sz w:val="24"/>
+          <w:szCs w:val="24"/>
+          <w:b w:val="true"/>
+          <w:bCs w:val="true"/>
+        </w:rPr>
+        <w:t xml:space="preserve">Prazo de deslocamento (Mob/desmob) – </w:t>
+      </w:r>
+      <w:r>
+        <w:rPr>
+          <w:rFonts w:ascii="Arial" w:hAnsi="Arial" w:cs="Arial"/>
+          <w:noProof/>
+          <w:sz w:val="24"/>
+          <w:szCs w:val="24"/>
+          <w:b w:val="true"/>
+          <w:bCs w:val="true"/>
+        </w:rPr>
+        <w:t xml:space="preserve">{{dias_mob}}</w:t>
+      </w:r>
+      <w:r>
+        <w:rPr>
+          <w:rFonts w:ascii="Arial" w:hAnsi="Arial" w:cs="Arial"/>
+          <w:sz w:val="24"/>
+          <w:szCs w:val="24"/>
+          <w:b w:val="true"/>
+          <w:bCs w:val="true"/>
+        </w:rPr>
+        <w:t xml:space="preserve"> dia(s).</w:t>
+      </w:r>
+    </w:p>
+    <w:p>
+      <w:pPr>
+        <w:spacing w:after="120" w:line="360" w:lineRule="auto"/>
+        <w:ind w:firstLine="708"/>
+        <w:jc w:val="both"/>
+        <w:rPr>
+          <w:rFonts w:ascii="Arial" w:hAnsi="Arial" w:cs="Arial"/>
+          <w:sz w:val="24"/>
+          <w:szCs w:val="24"/>
+        </w:rPr>
+      </w:pPr>
+      <w:r>
+        <w:rPr>
+          <w:rFonts w:ascii="Arial" w:hAnsi="Arial" w:cs="Arial"/>
+          <w:sz w:val="24"/>
+          <w:szCs w:val="24"/>
+        </w:rPr>
+        <w:t>NOTA: O prazo de deslocamento não está incluso ao prazo previsto de permanência em obra.</w:t>
+      </w:r>
+    </w:p>
+    <w:p>
+      <w:pPr>
+        <w:pStyle w:val="Ttulo1"/>
+        <w:spacing w:after="120"/>
+        <w:jc w:val="both"/>
+        <w:rPr>
+          <w:rFonts w:ascii="Arial" w:hAnsi="Arial" w:cs="Arial"/>
+          <w:sz w:val="24"/>
+          <w:szCs w:val="24"/>
+          <w:b w:val="true"/>
+          <w:bCs w:val="true"/>
+        </w:rPr>
+      </w:pPr>
+      <w:bookmarkStart w:id="7" w:name="_TocStyleFinal6"/>
+      <w:r>
+        <w:rPr>
+          <w:rFonts w:ascii="Arial" w:hAnsi="Arial" w:cs="Arial"/>
+          <w:b w:val="true"/>
+          <w:bCs w:val="true"/>
+          <w:sz w:val="24"/>
+          <w:szCs w:val="24"/>
+        </w:rPr>
+        <w:t>- Jornada de trabalho:</w:t>
+      </w:r>
+      <w:bookmarkEnd w:id="7"/>
+    </w:p>
+    <w:p>
+      <w:pPr>
         <w:pStyle w:val="PargrafodaLista"/>
-        <w:numPr>
-          <w:ilvl w:val="1"/>
-          <w:numId w:val="2"/>
-        </w:numPr>
-        <w:spacing w:after="120" w:line="240" w:lineRule="auto" w:before="0"/>
+        <w:spacing w:after="120" w:line="360" w:lineRule="auto"/>
+        <w:ind w:left="360"/>
         <w:jc w:val="both"/>
-      </w:pPr>
-      <w:r>
-        <w:rPr>
-          <w:rFonts w:ascii="Arial" w:eastAsia="Arial" w:hAnsi="Arial"/>
-          <w:sz w:val="20"/>
-          <w:szCs w:val="20"/>
-        </w:rPr>
-        <w:t xml:space="preserve">Prazo previsto de permanência em obra (dias corridos) – </w:t>
-      </w:r>
-      <w:r>
-        <w:rPr>
-          <w:rFonts w:ascii="Arial" w:eastAsia="Arial" w:hAnsi="Arial"/>
-          <w:noProof/>
-          <w:sz w:val="20"/>
-          <w:szCs w:val="20"/>
-        </w:rPr>
-        <w:t xml:space="preserve">{{n_dias}}</w:t>
-      </w:r>
-      <w:r>
-        <w:rPr>
-          <w:rFonts w:ascii="Arial" w:eastAsia="Arial" w:hAnsi="Arial"/>
-          <w:sz w:val="20"/>
-          <w:szCs w:val="20"/>
-        </w:rPr>
-        <w:t xml:space="preserve"> dia(s);</w:t>
+        <w:rPr>
+          <w:rFonts w:ascii="Arial" w:hAnsi="Arial" w:cs="Arial"/>
+          <w:sz w:val="24"/>
+          <w:szCs w:val="24"/>
+        </w:rPr>
+      </w:pPr>
+      <w:r>
+        <w:rPr>
+          <w:rFonts w:ascii="Arial" w:hAnsi="Arial" w:cs="Arial"/>
+          <w:sz w:val="24"/>
+          <w:szCs w:val="24"/>
+        </w:rPr>
+        <w:t xml:space="preserve">O horário de entrada e saída das equipes em obra é flexível podendo se adaptar ao horário do projeto em questão, desde que não ultrapasse 44 horas semanais conforme normas previstas na CLT. </w:t>
+      </w:r>
+    </w:p>
+    <w:p>
+      <w:pPr>
+        <w:pStyle w:val="Ttulo2"/>
+        <w:spacing w:after="120"/>
+        <w:jc w:val="both"/>
+        <w:rPr>
+          <w:rFonts w:ascii="Arial" w:hAnsi="Arial" w:cs="Arial"/>
+          <w:sz w:val="24"/>
+          <w:szCs w:val="24"/>
+          <w:b w:val="true"/>
+          <w:bCs w:val="true"/>
+        </w:rPr>
+      </w:pPr>
+      <w:r>
+        <w:rPr>
+          <w:rFonts w:ascii="Arial" w:hAnsi="Arial" w:cs="Arial"/>
+          <w:sz w:val="24"/>
+          <w:szCs w:val="24"/>
+          <w:b w:val="true"/>
+          <w:bCs w:val="true"/>
+        </w:rPr>
+        <w:t>Turno diurno</w:t>
+      </w:r>
+      <w:r>
+        <w:rPr>
+          <w:rFonts w:ascii="Arial" w:hAnsi="Arial" w:cs="Arial"/>
+          <w:sz w:val="24"/>
+          <w:szCs w:val="24"/>
+          <w:b w:val="true"/>
+          <w:bCs w:val="true"/>
+        </w:rPr>
+        <w:t xml:space="preserve"> - ONSHORE</w:t>
+      </w:r>
+      <w:r>
+        <w:rPr>
+          <w:rFonts w:ascii="Arial" w:hAnsi="Arial" w:cs="Arial"/>
+          <w:sz w:val="24"/>
+          <w:szCs w:val="24"/>
+          <w:b w:val="true"/>
+          <w:bCs w:val="true"/>
+        </w:rPr>
+        <w:t>:</w:t>
+      </w:r>
+      <w:r>
+        <w:rPr>
+          <w:rFonts w:ascii="Arial" w:hAnsi="Arial" w:cs="Arial"/>
+          <w:sz w:val="24"/>
+          <w:szCs w:val="24"/>
+          <w:b w:val="true"/>
+          <w:bCs w:val="true"/>
+        </w:rPr>
+        <w:t xml:space="preserve"> </w:t>
       </w:r>
     </w:p>
     <w:p>
@@ -5045,33 +5858,21 @@
           <w:ilvl w:val="2"/>
           <w:numId w:val="2"/>
         </w:numPr>
-        <w:spacing w:after="120" w:line="240" w:lineRule="auto" w:before="0"/>
+        <w:spacing w:after="120" w:line="360" w:lineRule="auto"/>
         <w:jc w:val="both"/>
-      </w:pPr>
-      <w:r>
-        <w:rPr>
-          <w:rFonts w:ascii="Arial" w:eastAsia="Arial" w:hAnsi="Arial"/>
-          <w:sz w:val="20"/>
-          <w:szCs w:val="20"/>
-        </w:rPr>
-        <w:t xml:space="preserve">Prazo previsto para integração – </w:t>
-      </w:r>
-      <w:r>
-        <w:rPr>
-          <w:rFonts w:ascii="Arial" w:eastAsia="Arial" w:hAnsi="Arial"/>
-          <w:noProof/>
-          <w:sz w:val="20"/>
-          <w:szCs w:val="20"/>
-        </w:rPr>
-        <w:t xml:space="preserve">{{dias_treinamento}}</w:t>
-      </w:r>
-      <w:r>
-        <w:rPr>
-          <w:rFonts w:ascii="Arial" w:eastAsia="Arial" w:hAnsi="Arial"/>
-          <w:sz w:val="20"/>
-          <w:szCs w:val="20"/>
-        </w:rPr>
-        <w:t xml:space="preserve"> dia(s);</w:t>
+        <w:rPr>
+          <w:rFonts w:ascii="Arial" w:hAnsi="Arial" w:cs="Arial"/>
+          <w:sz w:val="24"/>
+          <w:szCs w:val="24"/>
+        </w:rPr>
+      </w:pPr>
+      <w:r>
+        <w:rPr>
+          <w:rFonts w:ascii="Arial" w:hAnsi="Arial" w:cs="Arial"/>
+          <w:sz w:val="24"/>
+          <w:szCs w:val="24"/>
+        </w:rPr>
+        <w:t>Segunda a quinta feira – 9 horas trabalhadas – 1 hora de intervalo para almoço</w:t>
       </w:r>
     </w:p>
     <w:p>
@@ -5081,162 +5882,83 @@
           <w:ilvl w:val="2"/>
           <w:numId w:val="2"/>
         </w:numPr>
-        <w:spacing w:after="120" w:line="240" w:lineRule="auto" w:before="0"/>
+        <w:spacing w:after="120" w:line="360" w:lineRule="auto"/>
         <w:jc w:val="both"/>
-      </w:pPr>
-      <w:r>
-        <w:rPr>
-          <w:rFonts w:ascii="Arial" w:eastAsia="Arial" w:hAnsi="Arial"/>
-          <w:sz w:val="20"/>
-          <w:szCs w:val="20"/>
-        </w:rPr>
-        <w:t xml:space="preserve">Prazo previsto de execução dos serviços (dias trabalhados/uteis) – </w:t>
-      </w:r>
-      <w:r>
-        <w:rPr>
-          <w:rFonts w:ascii="Arial" w:eastAsia="Arial" w:hAnsi="Arial"/>
-          <w:noProof/>
-          <w:sz w:val="20"/>
-          <w:szCs w:val="20"/>
-        </w:rPr>
-        <w:t xml:space="preserve">{{n_dias_trabalhados}}</w:t>
-      </w:r>
-      <w:r>
-        <w:rPr>
-          <w:rFonts w:ascii="Arial" w:eastAsia="Arial" w:hAnsi="Arial"/>
-          <w:sz w:val="20"/>
-          <w:szCs w:val="20"/>
-        </w:rPr>
-        <w:t xml:space="preserve"> dia(as)</w:t>
+        <w:rPr>
+          <w:rFonts w:ascii="Arial" w:hAnsi="Arial" w:cs="Arial"/>
+          <w:sz w:val="24"/>
+          <w:szCs w:val="24"/>
+        </w:rPr>
+      </w:pPr>
+      <w:r>
+        <w:rPr>
+          <w:rFonts w:ascii="Arial" w:hAnsi="Arial" w:cs="Arial"/>
+          <w:sz w:val="24"/>
+          <w:szCs w:val="24"/>
+        </w:rPr>
+        <w:t>Sexta feira – 8 horas trabalhadas – 1 hora de intervalo para almoço</w:t>
       </w:r>
     </w:p>
     <w:p>
       <w:pPr>
-        <w:pStyle w:val="PargrafodaLista"/>
-        <w:numPr>
-          <w:ilvl w:val="1"/>
-          <w:numId w:val="2"/>
-        </w:numPr>
-        <w:spacing w:after="120" w:line="240" w:lineRule="auto" w:before="0"/>
+        <w:pStyle w:val="Ttulo2"/>
+        <w:spacing w:after="120"/>
         <w:jc w:val="both"/>
-      </w:pPr>
-      <w:r>
-        <w:rPr>
-          <w:rFonts w:ascii="Arial" w:eastAsia="Arial" w:hAnsi="Arial"/>
-          <w:sz w:val="20"/>
-          <w:szCs w:val="20"/>
-        </w:rPr>
-        <w:t xml:space="preserve">Prazo de deslocamento (Mob/desmob) – </w:t>
-      </w:r>
-      <w:r>
-        <w:rPr>
-          <w:rFonts w:ascii="Arial" w:eastAsia="Arial" w:hAnsi="Arial"/>
-          <w:noProof/>
-          <w:sz w:val="20"/>
-          <w:szCs w:val="20"/>
-        </w:rPr>
-        <w:t xml:space="preserve">{{dias_mob}}</w:t>
-      </w:r>
-      <w:r>
-        <w:rPr>
-          <w:rFonts w:ascii="Arial" w:eastAsia="Arial" w:hAnsi="Arial"/>
-          <w:sz w:val="20"/>
-          <w:szCs w:val="20"/>
-        </w:rPr>
-        <w:t xml:space="preserve"> dia(s).</w:t>
-      </w:r>
-    </w:p>
-    <w:p>
-      <w:pPr>
-        <w:spacing w:after="120" w:line="240" w:lineRule="auto" w:before="0"/>
-        <w:ind w:firstLine="708"/>
-        <w:jc w:val="both"/>
-      </w:pPr>
-      <w:r>
-        <w:rPr>
-          <w:rFonts w:ascii="Arial" w:eastAsia="Arial" w:hAnsi="Arial"/>
-          <w:sz w:val="20"/>
-          <w:szCs w:val="20"/>
-        </w:rPr>
-        <w:t>NOTA: O prazo de deslocamento não está incluso ao prazo previsto de permanência em obra.</w:t>
-      </w:r>
-    </w:p>
-    <w:p>
-      <w:pPr>
-        <w:pStyle w:val="PargrafodaLista"/>
-        <w:numPr>
-          <w:ilvl w:val="0"/>
-          <w:numId w:val="2"/>
-        </w:numPr>
-        <w:spacing w:after="120" w:line="240" w:lineRule="auto" w:before="0"/>
-        <w:jc w:val="both"/>
-      </w:pPr>
-      <w:r>
-        <w:rPr>
-          <w:rFonts w:ascii="Arial" w:eastAsia="Arial" w:hAnsi="Arial"/>
-          <w:b/>
-          <w:bCs/>
-          <w:sz w:val="20"/>
-          <w:szCs w:val="20"/>
-        </w:rPr>
-        <w:t>- Jornada de trabalho:</w:t>
-      </w:r>
-    </w:p>
-    <w:p>
-      <w:pPr>
-        <w:pStyle w:val="PargrafodaLista"/>
-        <w:spacing w:after="120" w:line="240" w:lineRule="auto" w:before="0"/>
-        <w:ind w:left="360"/>
-        <w:jc w:val="both"/>
-      </w:pPr>
-      <w:r>
-        <w:rPr>
-          <w:rFonts w:ascii="Arial" w:eastAsia="Arial" w:hAnsi="Arial"/>
-          <w:sz w:val="20"/>
-          <w:szCs w:val="20"/>
-        </w:rPr>
-        <w:t xml:space="preserve">O horário de entrada e saída das equipes em obra é flexível podendo se adaptar ao horário do projeto em questão, desde que não ultrapasse 44 horas semanais conforme normas previstas na CLT. </w:t>
-      </w:r>
-    </w:p>
-    <w:p>
-      <w:pPr>
-        <w:pStyle w:val="PargrafodaLista"/>
-        <w:numPr>
-          <w:ilvl w:val="1"/>
-          <w:numId w:val="2"/>
-        </w:numPr>
-        <w:spacing w:after="120" w:line="240" w:lineRule="auto" w:before="0"/>
-        <w:jc w:val="both"/>
-      </w:pPr>
-      <w:r>
-        <w:rPr>
-          <w:rFonts w:ascii="Arial" w:eastAsia="Arial" w:hAnsi="Arial"/>
-          <w:sz w:val="20"/>
-          <w:szCs w:val="20"/>
+        <w:rPr>
+          <w:rFonts w:ascii="Arial" w:hAnsi="Arial" w:cs="Arial"/>
+          <w:sz w:val="24"/>
+          <w:szCs w:val="24"/>
+          <w:b w:val="true"/>
+          <w:bCs w:val="true"/>
+        </w:rPr>
+      </w:pPr>
+      <w:r>
+        <w:rPr>
+          <w:rFonts w:ascii="Arial" w:hAnsi="Arial" w:cs="Arial"/>
+          <w:sz w:val="24"/>
+          <w:szCs w:val="24"/>
+          <w:b w:val="true"/>
+          <w:bCs w:val="true"/>
+        </w:rPr>
+        <w:t xml:space="preserve"> </w:t>
+      </w:r>
+      <w:r>
+        <w:rPr>
+          <w:rFonts w:ascii="Arial" w:hAnsi="Arial" w:cs="Arial"/>
+          <w:sz w:val="24"/>
+          <w:szCs w:val="24"/>
+          <w:b w:val="true"/>
+          <w:bCs w:val="true"/>
         </w:rPr>
         <w:t>Turno diurno</w:t>
       </w:r>
       <w:r>
         <w:rPr>
-          <w:rFonts w:ascii="Arial" w:eastAsia="Arial" w:hAnsi="Arial"/>
-          <w:sz w:val="20"/>
-          <w:szCs w:val="20"/>
-        </w:rPr>
-        <w:t xml:space="preserve"> - ONSHORE</w:t>
-      </w:r>
-      <w:r>
-        <w:rPr>
-          <w:rFonts w:ascii="Arial" w:eastAsia="Arial" w:hAnsi="Arial"/>
-          <w:sz w:val="20"/>
-          <w:szCs w:val="20"/>
+          <w:rFonts w:ascii="Arial" w:hAnsi="Arial" w:cs="Arial"/>
+          <w:sz w:val="24"/>
+          <w:szCs w:val="24"/>
+          <w:b w:val="true"/>
+          <w:bCs w:val="true"/>
+        </w:rPr>
+        <w:t xml:space="preserve"> - OFFSHORE</w:t>
+      </w:r>
+      <w:r>
+        <w:rPr>
+          <w:rFonts w:ascii="Arial" w:hAnsi="Arial" w:cs="Arial"/>
+          <w:sz w:val="24"/>
+          <w:szCs w:val="24"/>
+          <w:b w:val="true"/>
+          <w:bCs w:val="true"/>
         </w:rPr>
         <w:t>:</w:t>
       </w:r>
       <w:r>
         <w:rPr>
-          <w:rFonts w:ascii="Arial" w:eastAsia="Arial" w:hAnsi="Arial"/>
-          <w:sz w:val="20"/>
-          <w:szCs w:val="20"/>
+          <w:rFonts w:ascii="Arial" w:hAnsi="Arial" w:cs="Arial"/>
+          <w:sz w:val="24"/>
+          <w:szCs w:val="24"/>
+          <w:b w:val="true"/>
+          <w:bCs w:val="true"/>
         </w:rPr>
         <w:t xml:space="preserve"> </w:t>
       </w:r>
@@ -5250,193 +5972,101 @@
         </w:numPr>
         <w:spacing w:after="120" w:line="360" w:lineRule="auto" w:before="0"/>
         <w:jc w:val="both"/>
-      </w:pPr>
-      <w:r>
-        <w:rPr>
-          <w:rFonts w:ascii="Arial" w:eastAsia="Arial" w:hAnsi="Arial"/>
-          <w:sz w:val="20"/>
-          <w:szCs w:val="20"/>
-        </w:rPr>
-        <w:t>Segunda a quinta feira – 9 horas trabalhadas – 1 hora de intervalo para almoço</w:t>
+        <w:rPr>
+          <w:rFonts w:ascii="Arial" w:hAnsi="Arial" w:cs="Arial"/>
+          <w:sz w:val="24"/>
+          <w:szCs w:val="24"/>
+        </w:rPr>
+      </w:pPr>
+      <w:r>
+        <w:rPr>
+          <w:rFonts w:ascii="Arial" w:hAnsi="Arial" w:cs="Arial"/>
+          <w:sz w:val="24"/>
+          <w:szCs w:val="24"/>
+        </w:rPr>
+        <w:lastRenderedPageBreak/>
+        <w:t>Segunda a</w:t>
+      </w:r>
+      <w:r>
+        <w:rPr>
+          <w:rFonts w:ascii="Arial" w:hAnsi="Arial" w:cs="Arial"/>
+          <w:sz w:val="24"/>
+          <w:szCs w:val="24"/>
+        </w:rPr>
+        <w:t xml:space="preserve"> domingo e feriados – 11 horas trabalhadas – 1 hora de intervalo para almoço</w:t>
       </w:r>
     </w:p>
     <w:p>
       <w:pPr>
-        <w:pStyle w:val="PargrafodaLista"/>
-        <w:numPr>
-          <w:ilvl w:val="2"/>
-          <w:numId w:val="2"/>
-        </w:numPr>
-        <w:spacing w:after="120" w:line="360" w:lineRule="auto" w:before="0"/>
+        <w:spacing w:after="120" w:line="360" w:lineRule="auto"/>
+        <w:ind w:firstLine="708"/>
         <w:jc w:val="both"/>
-      </w:pPr>
-      <w:r>
-        <w:rPr>
-          <w:rFonts w:ascii="Arial" w:eastAsia="Arial" w:hAnsi="Arial"/>
-          <w:sz w:val="20"/>
-          <w:szCs w:val="20"/>
-        </w:rPr>
-        <w:t>Sexta feira – 8 horas trabalhadas – 1 hora de intervalo para almoço</w:t>
+        <w:rPr>
+          <w:rFonts w:ascii="Arial" w:hAnsi="Arial" w:cs="Arial"/>
+          <w:sz w:val="24"/>
+          <w:szCs w:val="24"/>
+        </w:rPr>
+      </w:pPr>
+      <w:r>
+        <w:rPr>
+          <w:rFonts w:ascii="Arial" w:hAnsi="Arial" w:cs="Arial"/>
+          <w:sz w:val="24"/>
+          <w:szCs w:val="24"/>
+        </w:rPr>
+        <w:t xml:space="preserve">Notas: Os trabalhos em horas extras (sábados, domingos, feriados e além do previsto no item 6.1) poderão ser executados quando solicitado pela Contratante. Será feito o registro em RDO, indicado no campo Horas Extras e lançado na medição como adicional. </w:t>
       </w:r>
     </w:p>
     <w:p>
       <w:pPr>
-        <w:pStyle w:val="PargrafodaLista"/>
-        <w:numPr>
-          <w:ilvl w:val="1"/>
-          <w:numId w:val="2"/>
-        </w:numPr>
-        <w:spacing w:after="120" w:line="240" w:lineRule="auto" w:before="0"/>
+        <w:pStyle w:val="Ttulo1"/>
+        <w:spacing w:after="120"/>
         <w:jc w:val="both"/>
-      </w:pPr>
-      <w:r>
-        <w:rPr>
-          <w:rFonts w:ascii="Arial" w:eastAsia="Arial" w:hAnsi="Arial"/>
-          <w:sz w:val="20"/>
-          <w:szCs w:val="20"/>
-        </w:rPr>
-        <w:t xml:space="preserve"> </w:t>
-      </w:r>
-      <w:r>
-        <w:rPr>
-          <w:rFonts w:ascii="Arial" w:eastAsia="Arial" w:hAnsi="Arial"/>
-          <w:sz w:val="20"/>
-          <w:szCs w:val="20"/>
-        </w:rPr>
-        <w:t>Turno diurno</w:t>
-      </w:r>
-      <w:r>
-        <w:rPr>
-          <w:rFonts w:ascii="Arial" w:eastAsia="Arial" w:hAnsi="Arial"/>
-          <w:sz w:val="20"/>
-          <w:szCs w:val="20"/>
-        </w:rPr>
-        <w:t xml:space="preserve"> - OFFSHORE</w:t>
-      </w:r>
-      <w:r>
-        <w:rPr>
-          <w:rFonts w:ascii="Arial" w:eastAsia="Arial" w:hAnsi="Arial"/>
-          <w:sz w:val="20"/>
-          <w:szCs w:val="20"/>
-        </w:rPr>
-        <w:t>:</w:t>
-      </w:r>
-      <w:r>
-        <w:rPr>
-          <w:rFonts w:ascii="Arial" w:eastAsia="Arial" w:hAnsi="Arial"/>
-          <w:sz w:val="20"/>
-          <w:szCs w:val="20"/>
-        </w:rPr>
-        <w:t xml:space="preserve"> </w:t>
-      </w:r>
+        <w:rPr>
+          <w:rFonts w:ascii="Arial" w:hAnsi="Arial" w:cs="Arial"/>
+          <w:sz w:val="24"/>
+          <w:szCs w:val="24"/>
+          <w:b w:val="true"/>
+          <w:bCs w:val="true"/>
+        </w:rPr>
+      </w:pPr>
+      <w:bookmarkStart w:id="8" w:name="_TocStyleFinal7"/>
+      <w:r>
+        <w:rPr>
+          <w:rFonts w:ascii="Arial" w:hAnsi="Arial" w:cs="Arial"/>
+          <w:b w:val="true"/>
+          <w:sz w:val="24"/>
+          <w:szCs w:val="24"/>
+          <w:bCs w:val="true"/>
+        </w:rPr>
+        <w:t>- Escopo Técnico:</w:t>
+      </w:r>
+      <w:bookmarkEnd w:id="8"/>
     </w:p>
     <w:p>
       <w:pPr>
-        <w:pStyle w:val="PargrafodaLista"/>
-        <w:numPr>
-          <w:ilvl w:val="2"/>
-          <w:numId w:val="2"/>
-        </w:numPr>
-        <w:spacing w:after="120" w:line="360" w:lineRule="auto" w:before="0"/>
+        <w:pStyle w:val="Ttulo1"/>
+        <w:spacing w:after="120"/>
         <w:jc w:val="both"/>
         <w:rPr>
-          <w:rFonts w:ascii="Arial" w:eastAsia="Arial" w:hAnsi="Arial"/>
-        </w:rPr>
-      </w:pPr>
-      <w:r>
-        <w:rPr>
-          <w:rFonts w:ascii="Arial" w:eastAsia="Arial" w:hAnsi="Arial"/>
-          <w:sz w:val="20"/>
-          <w:szCs w:val="20"/>
-        </w:rPr>
-        <w:lastRenderedPageBreak/>
-        <w:t>Segunda a</w:t>
-      </w:r>
-      <w:r>
-        <w:rPr>
-          <w:rFonts w:ascii="Arial" w:eastAsia="Arial" w:hAnsi="Arial"/>
-          <w:sz w:val="20"/>
-          <w:szCs w:val="20"/>
-        </w:rPr>
-        <w:t xml:space="preserve"> domingo e feriados – 11 horas trabalhadas – 1 hora de intervalo para almoço</w:t>
-      </w:r>
-    </w:p>
-    <w:p>
-      <w:pPr>
-        <w:spacing w:after="120" w:line="240" w:lineRule="auto" w:before="0"/>
-        <w:ind w:firstLine="708"/>
-        <w:jc w:val="both"/>
-        <w:rPr>
-          <w:rFonts w:ascii="Arial" w:eastAsia="Arial" w:hAnsi="Arial"/>
-          <w:sz w:val="20"/>
-          <w:szCs w:val="20"/>
-        </w:rPr>
-      </w:pPr>
-      <w:r>
-        <w:rPr>
-          <w:rFonts w:ascii="Arial" w:eastAsia="Arial" w:hAnsi="Arial"/>
-          <w:sz w:val="20"/>
-          <w:szCs w:val="20"/>
-        </w:rPr>
-        <w:t xml:space="preserve">Notas: Os trabalhos em horas extras (sábados, domingos, feriados e além do previsto no item 6.1) poderão ser executados quando solicitado pela Contratante. Será feito o registro em RDO, indicado no campo Horas Extras e lançado na medição como adicional. </w:t>
-      </w:r>
-    </w:p>
-    <w:p>
-      <w:pPr>
-        <w:pStyle w:val="PargrafodaLista"/>
-        <w:numPr>
-          <w:ilvl w:val="0"/>
-          <w:numId w:val="2"/>
-        </w:numPr>
-        <w:autoSpaceDE w:val="0"/>
-        <w:autoSpaceDN w:val="0"/>
-        <w:adjustRightInd w:val="0"/>
-        <w:spacing w:after="120" w:line="240" w:lineRule="auto" w:before="0"/>
-        <w:jc w:val="both"/>
-        <w:rPr>
-          <w:rFonts w:ascii="Arial" w:hAnsi="Arial" w:cs="Arial"/>
-          <w:sz w:val="20"/>
-          <w:szCs w:val="20"/>
-        </w:rPr>
-      </w:pPr>
-      <w:r>
-        <w:rPr>
-          <w:rFonts w:ascii="Arial" w:hAnsi="Arial" w:cs="Arial"/>
-          <w:b/>
-          <w:sz w:val="20"/>
-          <w:szCs w:val="20"/>
-        </w:rPr>
-        <w:t>- Escopo Técnico:</w:t>
-      </w:r>
-    </w:p>
-    <w:p>
-      <w:pPr>
-        <w:pStyle w:val="PargrafodaLista"/>
-        <w:numPr>
-          <w:ilvl w:val="0"/>
-          <w:numId w:val="2"/>
-        </w:numPr>
-        <w:autoSpaceDE w:val="0"/>
-        <w:autoSpaceDN w:val="0"/>
-        <w:adjustRightInd w:val="0"/>
-        <w:spacing w:after="120" w:line="240" w:lineRule="auto" w:before="0"/>
-        <w:jc w:val="both"/>
-        <w:rPr>
-          <w:rFonts w:ascii="Arial" w:hAnsi="Arial" w:cs="Arial"/>
-          <w:b/>
-          <w:sz w:val="20"/>
-          <w:szCs w:val="20"/>
-        </w:rPr>
-      </w:pPr>
-      <w:r>
-        <w:rPr>
-          <w:rFonts w:ascii="Arial" w:hAnsi="Arial" w:cs="Arial"/>
-          <w:b/>
-          <w:sz w:val="20"/>
-          <w:szCs w:val="20"/>
+          <w:rFonts w:ascii="Arial" w:hAnsi="Arial" w:cs="Arial"/>
+          <w:sz w:val="24"/>
+          <w:szCs w:val="24"/>
+          <w:b w:val="true"/>
+          <w:bCs w:val="true"/>
+        </w:rPr>
+      </w:pPr>
+      <w:bookmarkStart w:id="9" w:name="_TocStyleFinal8"/>
+      <w:r>
+        <w:rPr>
+          <w:rFonts w:ascii="Arial" w:hAnsi="Arial" w:cs="Arial"/>
+          <w:b w:val="true"/>
+          <w:sz w:val="24"/>
+          <w:szCs w:val="24"/>
+          <w:bCs w:val="true"/>
         </w:rPr>
         <w:t>- Relatórios:</w:t>
       </w:r>
+      <w:bookmarkEnd w:id="9"/>
     </w:p>
     <w:p>
       <w:pPr>
@@ -5448,19 +6078,19 @@
         <w:autoSpaceDE w:val="0"/>
         <w:autoSpaceDN w:val="0"/>
         <w:adjustRightInd w:val="0"/>
-        <w:spacing w:after="120" w:line="240" w:lineRule="auto" w:before="0"/>
+        <w:spacing w:after="120" w:line="360" w:lineRule="auto" w:before="0"/>
         <w:jc w:val="both"/>
         <w:rPr>
           <w:rFonts w:ascii="Arial" w:hAnsi="Arial" w:cs="Arial"/>
-          <w:sz w:val="20"/>
-          <w:szCs w:val="20"/>
-        </w:rPr>
-      </w:pPr>
-      <w:r>
-        <w:rPr>
-          <w:rFonts w:ascii="Arial" w:hAnsi="Arial" w:cs="Arial"/>
-          <w:sz w:val="20"/>
-          <w:szCs w:val="20"/>
+          <w:sz w:val="24"/>
+          <w:szCs w:val="24"/>
+        </w:rPr>
+      </w:pPr>
+      <w:r>
+        <w:rPr>
+          <w:rFonts w:ascii="Arial" w:hAnsi="Arial" w:cs="Arial"/>
+          <w:sz w:val="24"/>
+          <w:szCs w:val="24"/>
         </w:rPr>
         <w:t>Será entregue diariamente o RDO (relatório diário de obra) descrevendo quais serviços foram executados referente ao dia de trabalho;</w:t>
       </w:r>
@@ -5470,54 +6100,49 @@
         <w:autoSpaceDE w:val="0"/>
         <w:autoSpaceDN w:val="0"/>
         <w:adjustRightInd w:val="0"/>
-        <w:spacing w:after="120" w:line="240" w:lineRule="auto" w:before="0"/>
+        <w:spacing w:after="120" w:line="360" w:lineRule="auto" w:before="0"/>
         <w:ind w:firstLine="708"/>
         <w:jc w:val="both"/>
         <w:rPr>
           <w:rFonts w:ascii="Arial" w:hAnsi="Arial" w:cs="Arial"/>
-          <w:sz w:val="20"/>
-          <w:szCs w:val="20"/>
-        </w:rPr>
-      </w:pPr>
-      <w:r>
-        <w:rPr>
-          <w:rFonts w:ascii="Arial" w:hAnsi="Arial" w:cs="Arial"/>
-          <w:sz w:val="20"/>
-          <w:szCs w:val="20"/>
+          <w:sz w:val="24"/>
+          <w:szCs w:val="24"/>
+        </w:rPr>
+      </w:pPr>
+      <w:r>
+        <w:rPr>
+          <w:rFonts w:ascii="Arial" w:hAnsi="Arial" w:cs="Arial"/>
+          <w:sz w:val="24"/>
+          <w:szCs w:val="24"/>
         </w:rPr>
         <w:t>Obs: Visando a redução de tempo e retrabalho com manutenção de relatórios, os relatórios abaixo só serão elaborados e entregues após a regularização e aprovação dos RDOs.</w:t>
       </w:r>
     </w:p>
     <w:p>
       <w:pPr>
-        <w:pStyle w:val="PargrafodaLista"/>
-        <w:numPr>
-          <w:ilvl w:val="0"/>
-          <w:numId w:val="2"/>
-        </w:numPr>
-        <w:autoSpaceDE w:val="0"/>
-        <w:autoSpaceDN w:val="0"/>
-        <w:adjustRightInd w:val="0"/>
-        <w:spacing w:after="120" w:line="240" w:lineRule="auto" w:before="0"/>
+        <w:pStyle w:val="Ttulo1"/>
+        <w:spacing w:after="120"/>
         <w:jc w:val="both"/>
         <w:rPr>
           <w:rFonts w:ascii="Arial" w:hAnsi="Arial" w:cs="Arial"/>
-          <w:b/>
-          <w:bCs/>
-          <w:sz w:val="20"/>
-          <w:szCs w:val="20"/>
-        </w:rPr>
-      </w:pPr>
-      <w:r>
-        <w:rPr>
-          <w:rFonts w:ascii="Arial" w:hAnsi="Arial" w:cs="Arial"/>
-          <w:b/>
-          <w:bCs/>
-          <w:sz w:val="20"/>
-          <w:szCs w:val="20"/>
+          <w:sz w:val="24"/>
+          <w:szCs w:val="24"/>
+          <w:b w:val="true"/>
+          <w:bCs w:val="true"/>
+        </w:rPr>
+      </w:pPr>
+      <w:bookmarkStart w:id="10" w:name="_TocStyleFinal9"/>
+      <w:r>
+        <w:rPr>
+          <w:rFonts w:ascii="Arial" w:hAnsi="Arial" w:cs="Arial"/>
+          <w:b w:val="true"/>
+          <w:bCs w:val="true"/>
+          <w:sz w:val="24"/>
+          <w:szCs w:val="24"/>
         </w:rPr>
         <w:t>- Validade da proposta:</w:t>
       </w:r>
+      <w:bookmarkEnd w:id="10"/>
     </w:p>
     <w:p>
       <w:pPr>
@@ -5526,19 +6151,19 @@
           <w:ilvl w:val="1"/>
           <w:numId w:val="2"/>
         </w:numPr>
-        <w:spacing w:after="120" w:line="240" w:lineRule="auto" w:before="0"/>
+        <w:spacing w:after="120" w:line="360" w:lineRule="auto" w:before="0"/>
         <w:jc w:val="both"/>
         <w:rPr>
           <w:rFonts w:ascii="Arial" w:hAnsi="Arial" w:cs="Arial"/>
-          <w:sz w:val="20"/>
-          <w:szCs w:val="20"/>
-        </w:rPr>
-      </w:pPr>
-      <w:r>
-        <w:rPr>
-          <w:rFonts w:ascii="Arial" w:hAnsi="Arial" w:cs="Arial"/>
-          <w:sz w:val="20"/>
-          <w:szCs w:val="20"/>
+          <w:sz w:val="24"/>
+          <w:szCs w:val="24"/>
+        </w:rPr>
+      </w:pPr>
+      <w:r>
+        <w:rPr>
+          <w:rFonts w:ascii="Arial" w:hAnsi="Arial" w:cs="Arial"/>
+          <w:sz w:val="24"/>
+          <w:szCs w:val="24"/>
         </w:rPr>
         <w:t xml:space="preserve">- </w:t>
       </w:r>
@@ -5546,8 +6171,8 @@
         <w:rPr>
           <w:rFonts w:ascii="Arial" w:hAnsi="Arial" w:cs="Arial"/>
           <w:noProof/>
-          <w:sz w:val="20"/>
-          <w:szCs w:val="20"/>
+          <w:sz w:val="24"/>
+          <w:szCs w:val="24"/>
         </w:rPr>
         <w:t xml:space="preserve">{{validadeProp}}</w:t>
       </w:r>
@@ -5556,48 +6181,45 @@
           <w:rFonts w:ascii="Arial" w:hAnsi="Arial" w:cs="Arial"/>
           <w:b/>
           <w:bCs/>
-          <w:sz w:val="20"/>
-          <w:szCs w:val="20"/>
+          <w:sz w:val="24"/>
+          <w:szCs w:val="24"/>
         </w:rPr>
         <w:t xml:space="preserve"> </w:t>
       </w:r>
       <w:r>
         <w:rPr>
           <w:rFonts w:ascii="Arial" w:hAnsi="Arial" w:cs="Arial"/>
-          <w:sz w:val="20"/>
-          <w:szCs w:val="20"/>
+          <w:sz w:val="24"/>
+          <w:szCs w:val="24"/>
         </w:rPr>
         <w:t>dias após a emissão.</w:t>
       </w:r>
     </w:p>
     <w:p>
       <w:pPr>
-        <w:pStyle w:val="PargrafodaLista"/>
-        <w:numPr>
-          <w:ilvl w:val="0"/>
-          <w:numId w:val="2"/>
-        </w:numPr>
-        <w:autoSpaceDE w:val="0"/>
-        <w:autoSpaceDN w:val="0"/>
-        <w:adjustRightInd w:val="0"/>
-        <w:spacing w:after="120" w:line="240" w:lineRule="auto" w:before="0"/>
+        <w:pStyle w:val="Ttulo1"/>
+        <w:spacing w:after="120"/>
         <w:jc w:val="both"/>
         <w:rPr>
           <w:rFonts w:ascii="Arial" w:hAnsi="Arial" w:cs="Arial"/>
-          <w:b/>
-          <w:sz w:val="20"/>
-          <w:szCs w:val="20"/>
-        </w:rPr>
-      </w:pPr>
-      <w:r>
-        <w:rPr>
-          <w:rFonts w:ascii="Arial" w:hAnsi="Arial" w:cs="Arial"/>
-          <w:b/>
-          <w:sz w:val="20"/>
-          <w:szCs w:val="20"/>
+          <w:sz w:val="24"/>
+          <w:szCs w:val="24"/>
+          <w:b w:val="true"/>
+          <w:bCs w:val="true"/>
+        </w:rPr>
+      </w:pPr>
+      <w:bookmarkStart w:id="11" w:name="_TocStyleFinal10"/>
+      <w:r>
+        <w:rPr>
+          <w:rFonts w:ascii="Arial" w:hAnsi="Arial" w:cs="Arial"/>
+          <w:b w:val="true"/>
+          <w:sz w:val="24"/>
+          <w:szCs w:val="24"/>
+          <w:bCs w:val="true"/>
         </w:rPr>
         <w:t>- Observações:</w:t>
       </w:r>
+      <w:bookmarkEnd w:id="11"/>
     </w:p>
     <w:p>
       <w:pPr>
@@ -5609,35 +6231,35 @@
         <w:autoSpaceDE w:val="0"/>
         <w:autoSpaceDN w:val="0"/>
         <w:adjustRightInd w:val="0"/>
-        <w:spacing w:after="120" w:line="240" w:lineRule="auto" w:before="0"/>
+        <w:spacing w:after="120" w:line="360" w:lineRule="auto" w:before="0"/>
         <w:jc w:val="both"/>
         <w:rPr>
           <w:rFonts w:ascii="Arial" w:hAnsi="Arial" w:cs="Arial"/>
-          <w:sz w:val="20"/>
-          <w:szCs w:val="20"/>
-        </w:rPr>
-      </w:pPr>
-      <w:r>
-        <w:rPr>
-          <w:rFonts w:ascii="Arial" w:hAnsi="Arial" w:cs="Arial"/>
-          <w:sz w:val="20"/>
-          <w:szCs w:val="20"/>
+          <w:sz w:val="24"/>
+          <w:szCs w:val="24"/>
+        </w:rPr>
+      </w:pPr>
+      <w:r>
+        <w:rPr>
+          <w:rFonts w:ascii="Arial" w:hAnsi="Arial" w:cs="Arial"/>
+          <w:sz w:val="24"/>
+          <w:szCs w:val="24"/>
         </w:rPr>
         <w:t xml:space="preserve">No caso de prorrogação de prazo conforme item </w:t>
       </w:r>
       <w:r>
         <w:rPr>
           <w:rFonts w:ascii="Arial" w:hAnsi="Arial" w:cs="Arial"/>
-          <w:sz w:val="20"/>
-          <w:szCs w:val="20"/>
+          <w:sz w:val="24"/>
+          <w:szCs w:val="24"/>
         </w:rPr>
         <w:t>5</w:t>
       </w:r>
       <w:r>
         <w:rPr>
           <w:rFonts w:ascii="Arial" w:hAnsi="Arial" w:cs="Arial"/>
-          <w:sz w:val="20"/>
-          <w:szCs w:val="20"/>
+          <w:sz w:val="24"/>
+          <w:szCs w:val="24"/>
         </w:rPr>
         <w:t>.1 (dias trabalhados), descontinuidade dos serviços e ou caso nossa equipe de campo fique na obra aguardando frente de serviços por motivos não imputáveis a Filtrovali será relatado e indicado em RDO (no campo Stand-by - uma diária corresponde a - 08hrs);</w:t>
       </w:r>
@@ -5649,18 +6271,19 @@
           <w:ilvl w:val="1"/>
           <w:numId w:val="2"/>
         </w:numPr>
-        <w:spacing w:after="120" w:line="240" w:lineRule="auto" w:before="0"/>
-        <w:rPr>
-          <w:rFonts w:ascii="Arial" w:hAnsi="Arial" w:cs="Arial"/>
-          <w:sz w:val="20"/>
-          <w:szCs w:val="20"/>
-        </w:rPr>
-      </w:pPr>
-      <w:r>
-        <w:rPr>
-          <w:rFonts w:ascii="Arial" w:hAnsi="Arial" w:cs="Arial"/>
-          <w:sz w:val="20"/>
-          <w:szCs w:val="20"/>
+        <w:spacing w:after="120" w:line="360" w:lineRule="auto"/>
+        <w:jc w:val="both"/>
+        <w:rPr>
+          <w:rFonts w:ascii="Arial" w:hAnsi="Arial" w:cs="Arial"/>
+          <w:sz w:val="24"/>
+          <w:szCs w:val="24"/>
+        </w:rPr>
+      </w:pPr>
+      <w:r>
+        <w:rPr>
+          <w:rFonts w:ascii="Arial" w:hAnsi="Arial" w:cs="Arial"/>
+          <w:sz w:val="24"/>
+          <w:szCs w:val="24"/>
         </w:rPr>
         <w:t>A proposta deverá fazer parte integrante do contrato;</w:t>
       </w:r>
@@ -5672,60 +6295,60 @@
           <w:ilvl w:val="1"/>
           <w:numId w:val="2"/>
         </w:numPr>
-        <w:spacing w:after="120" w:line="240" w:lineRule="auto" w:before="0"/>
+        <w:spacing w:after="120" w:line="360" w:lineRule="auto" w:before="0"/>
         <w:jc w:val="both"/>
         <w:rPr>
           <w:rFonts w:ascii="Arial" w:hAnsi="Arial" w:cs="Arial"/>
           <w:b/>
-          <w:sz w:val="20"/>
-          <w:szCs w:val="20"/>
-        </w:rPr>
-      </w:pPr>
-      <w:r>
-        <w:rPr>
-          <w:rFonts w:ascii="Arial" w:eastAsia="Arial" w:hAnsi="Arial"/>
-          <w:sz w:val="20"/>
-          <w:szCs w:val="20"/>
+          <w:sz w:val="24"/>
+          <w:szCs w:val="24"/>
+        </w:rPr>
+      </w:pPr>
+      <w:r>
+        <w:rPr>
+          <w:rFonts w:ascii="Arial" w:hAnsi="Arial" w:cs="Arial"/>
+          <w:sz w:val="24"/>
+          <w:szCs w:val="24"/>
         </w:rPr>
         <w:t xml:space="preserve">Em casos de eventos de desmobilizações/mobilizações além do previsto, o solicitante terá que formalizar o pedido de desmobilização de equipe ou equipamento por e-mail expressando acordo com o item </w:t>
       </w:r>
       <w:r>
         <w:rPr>
-          <w:rFonts w:ascii="Arial" w:eastAsia="Arial" w:hAnsi="Arial"/>
-          <w:sz w:val="20"/>
-          <w:szCs w:val="20"/>
+          <w:rFonts w:ascii="Arial" w:hAnsi="Arial" w:cs="Arial"/>
+          <w:sz w:val="24"/>
+          <w:szCs w:val="24"/>
         </w:rPr>
         <w:t>9</w:t>
       </w:r>
       <w:r>
         <w:rPr>
-          <w:rFonts w:ascii="Arial" w:eastAsia="Arial" w:hAnsi="Arial"/>
-          <w:sz w:val="20"/>
-          <w:szCs w:val="20"/>
+          <w:rFonts w:ascii="Arial" w:hAnsi="Arial" w:cs="Arial"/>
+          <w:sz w:val="24"/>
+          <w:szCs w:val="24"/>
         </w:rPr>
         <w:t xml:space="preserve">.3 e/ou </w:t>
       </w:r>
       <w:r>
         <w:rPr>
-          <w:rFonts w:ascii="Arial" w:eastAsia="Arial" w:hAnsi="Arial"/>
-          <w:sz w:val="20"/>
-          <w:szCs w:val="20"/>
+          <w:rFonts w:ascii="Arial" w:hAnsi="Arial" w:cs="Arial"/>
+          <w:sz w:val="24"/>
+          <w:szCs w:val="24"/>
         </w:rPr>
         <w:t>9</w:t>
       </w:r>
       <w:r>
         <w:rPr>
-          <w:rFonts w:ascii="Arial" w:eastAsia="Arial" w:hAnsi="Arial"/>
-          <w:sz w:val="20"/>
-          <w:szCs w:val="20"/>
+          <w:rFonts w:ascii="Arial" w:hAnsi="Arial" w:cs="Arial"/>
+          <w:sz w:val="24"/>
+          <w:szCs w:val="24"/>
         </w:rPr>
         <w:t>.4 da proposta comercial</w:t>
       </w:r>
       <w:r>
         <w:rPr>
-          <w:rFonts w:ascii="Arial" w:eastAsia="Arial" w:hAnsi="Arial"/>
-          <w:sz w:val="20"/>
-          <w:szCs w:val="20"/>
+          <w:rFonts w:ascii="Arial" w:hAnsi="Arial" w:cs="Arial"/>
+          <w:sz w:val="24"/>
+          <w:szCs w:val="24"/>
         </w:rPr>
         <w:t>;</w:t>
       </w:r>
@@ -5737,21 +6360,21 @@
           <w:ilvl w:val="1"/>
           <w:numId w:val="2"/>
         </w:numPr>
-        <w:spacing w:after="120" w:line="240" w:lineRule="auto" w:before="0"/>
+        <w:spacing w:after="120" w:line="360" w:lineRule="auto" w:before="0"/>
         <w:jc w:val="both"/>
         <w:rPr>
           <w:rFonts w:ascii="Arial" w:hAnsi="Arial" w:cs="Arial"/>
           <w:bCs/>
-          <w:sz w:val="20"/>
-          <w:szCs w:val="20"/>
+          <w:sz w:val="24"/>
+          <w:szCs w:val="24"/>
         </w:rPr>
       </w:pPr>
       <w:r>
         <w:rPr>
           <w:rFonts w:ascii="Arial" w:hAnsi="Arial" w:cs="Arial"/>
           <w:bCs/>
-          <w:sz w:val="20"/>
-          <w:szCs w:val="20"/>
+          <w:sz w:val="24"/>
+          <w:szCs w:val="24"/>
         </w:rPr>
         <w:t>O revesament</w:t>
       </w:r>
@@ -5759,8 +6382,8 @@
         <w:rPr>
           <w:rFonts w:ascii="Arial" w:hAnsi="Arial" w:cs="Arial"/>
           <w:bCs/>
-          <w:sz w:val="20"/>
-          <w:szCs w:val="20"/>
+          <w:sz w:val="24"/>
+          <w:szCs w:val="24"/>
         </w:rPr>
         <w:t>o</w:t>
       </w:r>
@@ -5768,8 +6391,8 @@
         <w:rPr>
           <w:rFonts w:ascii="Arial" w:hAnsi="Arial" w:cs="Arial"/>
           <w:bCs/>
-          <w:sz w:val="20"/>
-          <w:szCs w:val="20"/>
+          <w:sz w:val="24"/>
+          <w:szCs w:val="24"/>
         </w:rPr>
         <w:t xml:space="preserve"> entre </w:t>
       </w:r>
@@ -5777,8 +6400,8 @@
         <w:rPr>
           <w:rFonts w:ascii="Arial" w:hAnsi="Arial" w:cs="Arial"/>
           <w:bCs/>
-          <w:sz w:val="20"/>
-          <w:szCs w:val="20"/>
+          <w:sz w:val="24"/>
+          <w:szCs w:val="24"/>
         </w:rPr>
         <w:t xml:space="preserve">o </w:t>
       </w:r>
@@ -5786,8 +6409,8 @@
         <w:rPr>
           <w:rFonts w:ascii="Arial" w:hAnsi="Arial" w:cs="Arial"/>
           <w:bCs/>
-          <w:sz w:val="20"/>
-          <w:szCs w:val="20"/>
+          <w:sz w:val="24"/>
+          <w:szCs w:val="24"/>
         </w:rPr>
         <w:t xml:space="preserve">anjo e hidrojatista deverá ocorrer em até 1h </w:t>
       </w:r>
@@ -5795,8 +6418,8 @@
         <w:rPr>
           <w:rFonts w:ascii="Arial" w:hAnsi="Arial" w:cs="Arial"/>
           <w:bCs/>
-          <w:sz w:val="20"/>
-          <w:szCs w:val="20"/>
+          <w:sz w:val="24"/>
+          <w:szCs w:val="24"/>
         </w:rPr>
         <w:t xml:space="preserve">consecutiva </w:t>
       </w:r>
@@ -5804,8 +6427,8 @@
         <w:rPr>
           <w:rFonts w:ascii="Arial" w:hAnsi="Arial" w:cs="Arial"/>
           <w:bCs/>
-          <w:sz w:val="20"/>
-          <w:szCs w:val="20"/>
+          <w:sz w:val="24"/>
+          <w:szCs w:val="24"/>
         </w:rPr>
         <w:t>de hidrojateamento</w:t>
       </w:r>
@@ -5813,8 +6436,8 @@
         <w:rPr>
           <w:rFonts w:ascii="Arial" w:hAnsi="Arial" w:cs="Arial"/>
           <w:bCs/>
-          <w:sz w:val="20"/>
-          <w:szCs w:val="20"/>
+          <w:sz w:val="24"/>
+          <w:szCs w:val="24"/>
         </w:rPr>
         <w:t>.</w:t>
       </w:r>
@@ -5822,8 +6445,8 @@
         <w:rPr>
           <w:rFonts w:ascii="Arial" w:hAnsi="Arial" w:cs="Arial"/>
           <w:bCs/>
-          <w:sz w:val="20"/>
-          <w:szCs w:val="20"/>
+          <w:sz w:val="24"/>
+          <w:szCs w:val="24"/>
         </w:rPr>
         <w:t xml:space="preserve"> </w:t>
       </w:r>
@@ -9050,19 +9673,22 @@
     </w:lvl>
   </w:abstractNum>
   <w:abstractNum w:abstractNumId="23" w15:restartNumberingAfterBreak="0">
-    <w:nsid w:val="67C718BA"/>
+    <w:nsid w:val="2B767868"/>
     <w:multiLevelType w:val="multilevel"/>
-    <w:tmpl w:val="A0241662"/>
+    <w:tmpl w:val="062C2F86"/>
     <w:lvl w:ilvl="0">
       <w:start w:val="1"/>
       <w:numFmt w:val="decimal"/>
+      <w:pStyle w:val="Ttulo1"/>
       <w:lvlText w:val="%1"/>
       <w:lvlJc w:val="left"/>
       <w:pPr>
+        <w:tabs>
+          <w:tab w:val="num" w:pos="0"/>
+        </w:tabs>
         <w:ind w:left="360" w:hanging="360"/>
       </w:pPr>
       <w:rPr>
-        <w:rFonts w:hint="default"/>
         <w:b/>
         <w:bCs/>
       </w:rPr>
@@ -9070,13 +9696,16 @@
     <w:lvl w:ilvl="1">
       <w:start w:val="1"/>
       <w:numFmt w:val="decimal"/>
+      <w:pStyle w:val="Ttulo2"/>
       <w:lvlText w:val="%1.%2"/>
       <w:lvlJc w:val="left"/>
       <w:pPr>
+        <w:tabs>
+          <w:tab w:val="num" w:pos="0"/>
+        </w:tabs>
         <w:ind w:left="1068" w:hanging="360"/>
       </w:pPr>
       <w:rPr>
-        <w:rFonts w:hint="default"/>
         <w:b/>
         <w:bCs/>
       </w:rPr>
@@ -9084,14 +9713,15 @@
     <w:lvl w:ilvl="2">
       <w:start w:val="1"/>
       <w:numFmt w:val="decimal"/>
+      <w:pStyle w:val="Ttulo3"/>
       <w:lvlText w:val="%1.%2.%3"/>
       <w:lvlJc w:val="left"/>
       <w:pPr>
+        <w:tabs>
+          <w:tab w:val="num" w:pos="0"/>
+        </w:tabs>
         <w:ind w:left="2136" w:hanging="720"/>
       </w:pPr>
-      <w:rPr>
-        <w:rFonts w:hint="default"/>
-      </w:rPr>
     </w:lvl>
     <w:lvl w:ilvl="3">
       <w:start w:val="1"/>
@@ -9099,13 +9729,11 @@
       <w:lvlText w:val="%1.%2.%3.%4"/>
       <w:lvlJc w:val="left"/>
       <w:pPr>
+        <w:tabs>
+          <w:tab w:val="num" w:pos="0"/>
+        </w:tabs>
         <w:ind w:left="2844" w:hanging="720"/>
       </w:pPr>
-      <w:rPr>
-        <w:rFonts w:hint="default"/>
-        <w:b w:val="0"/>
-        <w:bCs/>
-      </w:rPr>
     </w:lvl>
     <w:lvl w:ilvl="4">
       <w:start w:val="1"/>
@@ -9113,11 +9741,11 @@
       <w:lvlText w:val="%1.%2.%3.%4.%5"/>
       <w:lvlJc w:val="left"/>
       <w:pPr>
+        <w:tabs>
+          <w:tab w:val="num" w:pos="0"/>
+        </w:tabs>
         <w:ind w:left="3912" w:hanging="1080"/>
       </w:pPr>
-      <w:rPr>
-        <w:rFonts w:hint="default"/>
-      </w:rPr>
     </w:lvl>
     <w:lvl w:ilvl="5">
       <w:start w:val="1"/>
@@ -9125,11 +9753,11 @@
       <w:lvlText w:val="%1.%2.%3.%4.%5.%6"/>
       <w:lvlJc w:val="left"/>
       <w:pPr>
+        <w:tabs>
+          <w:tab w:val="num" w:pos="0"/>
+        </w:tabs>
         <w:ind w:left="4620" w:hanging="1080"/>
       </w:pPr>
-      <w:rPr>
-        <w:rFonts w:hint="default"/>
-      </w:rPr>
     </w:lvl>
     <w:lvl w:ilvl="6">
       <w:start w:val="1"/>
@@ -9137,11 +9765,11 @@
       <w:lvlText w:val="%1.%2.%3.%4.%5.%6.%7"/>
       <w:lvlJc w:val="left"/>
       <w:pPr>
+        <w:tabs>
+          <w:tab w:val="num" w:pos="0"/>
+        </w:tabs>
         <w:ind w:left="5688" w:hanging="1440"/>
       </w:pPr>
-      <w:rPr>
-        <w:rFonts w:hint="default"/>
-      </w:rPr>
     </w:lvl>
     <w:lvl w:ilvl="7">
       <w:start w:val="1"/>
@@ -9149,11 +9777,11 @@
       <w:lvlText w:val="%1.%2.%3.%4.%5.%6.%7.%8"/>
       <w:lvlJc w:val="left"/>
       <w:pPr>
+        <w:tabs>
+          <w:tab w:val="num" w:pos="0"/>
+        </w:tabs>
         <w:ind w:left="6396" w:hanging="1440"/>
       </w:pPr>
-      <w:rPr>
-        <w:rFonts w:hint="default"/>
-      </w:rPr>
     </w:lvl>
     <w:lvl w:ilvl="8">
       <w:start w:val="1"/>
@@ -9161,11 +9789,11 @@
       <w:lvlText w:val="%1.%2.%3.%4.%5.%6.%7.%8.%9"/>
       <w:lvlJc w:val="left"/>
       <w:pPr>
+        <w:tabs>
+          <w:tab w:val="num" w:pos="0"/>
+        </w:tabs>
         <w:ind w:left="7464" w:hanging="1800"/>
       </w:pPr>
-      <w:rPr>
-        <w:rFonts w:hint="default"/>
-      </w:rPr>
     </w:lvl>
   </w:abstractNum>
   <w:abstractNum w:abstractNumId="24" w15:restartNumberingAfterBreak="0">
@@ -10978,7 +11606,10 @@
   <w:style w:type="paragraph" w:default="1" w:styleId="Normal">
     <w:name w:val="Normal"/>
     <w:qFormat/>
-    <w:rsid w:val="00207374"/>
+    <w:rsid w:val="00656E0A"/>
+    <w:pPr>
+      <w:spacing w:after="160" w:line="259" w:lineRule="auto"/>
+    </w:pPr>
   </w:style>
   <w:style w:type="character" w:default="1" w:styleId="Fontepargpadro">
     <w:name w:val="Default Paragraph Font"/>
@@ -11198,6 +11829,277 @@
     <w:rPr>
       <w:b/>
       <w:bCs/>
+      <w:sz w:val="20"/>
+      <w:szCs w:val="20"/>
+    </w:rPr>
+  </w:style>
+  <w:style w:type="paragraph" w:styleId="Ttulo1">
+    <w:name w:val="heading 1"/>
+    <w:basedOn w:val="Normal"/>
+    <w:next w:val="Normal"/>
+    <w:link w:val="Ttulo1Char"/>
+    <w:uiPriority w:val="9"/>
+    <w:qFormat/>
+    <w:rsid w:val="00E3098F"/>
+    <w:pPr>
+      <w:keepNext/>
+      <w:keepLines/>
+      <w:numPr>
+        <w:numId w:val="2"/>
+      </w:numPr>
+      <w:spacing w:before="240" w:after="240" w:line="360" w:lineRule="auto"/>
+      <w:outlineLvl w:val="0"/>
+    </w:pPr>
+    <w:rPr>
+      <w:rFonts w:ascii="Arial" w:hAnsi="Arial" w:cs="Arial"/>
+      <w:b/>
+      <w:color w:val="000000" w:themeColor="text1"/>
+      <w:sz w:val="24"/>
+      <w:szCs w:val="32"/>
+    </w:rPr>
+  </w:style>
+  <w:style w:type="paragraph" w:styleId="Ttulo2">
+    <w:name w:val="heading 2"/>
+    <w:basedOn w:val="Normal"/>
+    <w:next w:val="Normal"/>
+    <w:link w:val="Ttulo2Char"/>
+    <w:uiPriority w:val="9"/>
+    <w:unhideWhenUsed/>
+    <w:qFormat/>
+    <w:rsid w:val="00E3098F"/>
+    <w:pPr>
+      <w:keepNext/>
+      <w:keepLines/>
+      <w:numPr>
+        <w:ilvl w:val="1"/>
+        <w:numId w:val="2"/>
+      </w:numPr>
+      <w:spacing w:before="200" w:after="200" w:line="360" w:lineRule="auto"/>
+      <w:outlineLvl w:val="1"/>
+    </w:pPr>
+    <w:rPr>
+      <w:rFonts w:ascii="Arial" w:hAnsi="Arial" w:cs="Arial"/>
+      <w:b/>
+      <w:color w:val="000000" w:themeColor="text1"/>
+      <w:sz w:val="24"/>
+      <w:szCs w:val="26"/>
+    </w:rPr>
+  </w:style>
+  <w:style w:type="paragraph" w:styleId="Ttulo3">
+    <w:name w:val="heading 3"/>
+    <w:basedOn w:val="Normal"/>
+    <w:next w:val="Normal"/>
+    <w:uiPriority w:val="9"/>
+    <w:unhideWhenUsed/>
+    <w:qFormat/>
+    <w:rsid w:val="00E3098F"/>
+    <w:pPr>
+      <w:keepNext/>
+      <w:keepLines/>
+      <w:numPr>
+        <w:ilvl w:val="2"/>
+        <w:numId w:val="2"/>
+      </w:numPr>
+      <w:spacing w:before="200" w:after="200" w:line="360" w:lineRule="auto"/>
+      <w:outlineLvl w:val="2"/>
+    </w:pPr>
+    <w:rPr>
+      <w:rFonts w:ascii="Arial" w:hAnsi="Arial" w:cs="Arial"/>
+      <w:b/>
+      <w:color w:val="000000" w:themeColor="text1"/>
+      <w:sz w:val="24"/>
+      <w:szCs w:val="26"/>
+    </w:rPr>
+  </w:style>
+  <w:style w:type="character" w:customStyle="1" w:styleId="Ttulo1Char">
+    <w:name w:val="Título 1 Char"/>
+    <w:basedOn w:val="Fontepargpadro"/>
+    <w:link w:val="Ttulo1"/>
+    <w:uiPriority w:val="9"/>
+    <w:rsid w:val="00E3098F"/>
+    <w:rPr>
+      <w:rFonts w:asciiTheme="majorHAnsi" w:eastAsiaTheme="majorEastAsia" w:hAnsiTheme="majorHAnsi" w:cstheme="majorBidi"/>
+      <w:b/>
+      <w:color w:val="000000" w:themeColor="text1"/>
+      <w:sz w:val="24"/>
+      <w:szCs w:val="32"/>
+    </w:rPr>
+  </w:style>
+  <w:style w:type="character" w:customStyle="1" w:styleId="Ttulo2Char">
+    <w:name w:val="Título 2 Char"/>
+    <w:basedOn w:val="Fontepargpadro"/>
+    <w:link w:val="Ttulo2"/>
+    <w:uiPriority w:val="9"/>
+    <w:rsid w:val="00E3098F"/>
+    <w:rPr>
+      <w:rFonts w:asciiTheme="majorHAnsi" w:eastAsiaTheme="majorEastAsia" w:hAnsiTheme="majorHAnsi" w:cstheme="majorBidi"/>
+      <w:b/>
+      <w:color w:val="000000" w:themeColor="text1"/>
+      <w:sz w:val="24"/>
+      <w:szCs w:val="26"/>
+    </w:rPr>
+  </w:style>
+  <w:style w:type="paragraph" w:styleId="Sumrio1">
+    <w:name w:val="toc 1"/>
+    <w:basedOn w:val="Normal"/>
+    <w:next w:val="Normal"/>
+    <w:autoRedefine/>
+    <w:uiPriority w:val="39"/>
+    <w:unhideWhenUsed/>
+    <w:rsid w:val="00E3098F"/>
+    <w:pPr>
+      <w:spacing w:before="240" w:after="120"/>
+    </w:pPr>
+    <w:rPr>
+      <w:rFonts w:cstheme="minorHAnsi"/>
+      <w:b/>
+      <w:bCs/>
+      <w:sz w:val="20"/>
+      <w:szCs w:val="20"/>
+    </w:rPr>
+  </w:style>
+  <w:style w:type="paragraph" w:styleId="Sumrio2">
+    <w:name w:val="toc 2"/>
+    <w:basedOn w:val="Normal"/>
+    <w:next w:val="Normal"/>
+    <w:autoRedefine/>
+    <w:uiPriority w:val="39"/>
+    <w:unhideWhenUsed/>
+    <w:rsid w:val="00E3098F"/>
+    <w:pPr>
+      <w:spacing w:before="120" w:after="0"/>
+      <w:ind w:left="220"/>
+    </w:pPr>
+    <w:rPr>
+      <w:rFonts w:cstheme="minorHAnsi"/>
+      <w:i/>
+      <w:iCs/>
+      <w:sz w:val="20"/>
+      <w:szCs w:val="20"/>
+    </w:rPr>
+  </w:style>
+  <w:style w:type="paragraph" w:styleId="Sumrio3">
+    <w:name w:val="toc 3"/>
+    <w:basedOn w:val="Normal"/>
+    <w:next w:val="Normal"/>
+    <w:autoRedefine/>
+    <w:uiPriority w:val="39"/>
+    <w:unhideWhenUsed/>
+    <w:rsid w:val="00E3098F"/>
+    <w:pPr>
+      <w:spacing w:after="0"/>
+      <w:ind w:left="440"/>
+    </w:pPr>
+    <w:rPr>
+      <w:rFonts w:cstheme="minorHAnsi"/>
+      <w:sz w:val="20"/>
+      <w:szCs w:val="20"/>
+    </w:rPr>
+  </w:style>
+  <w:style w:type="paragraph" w:styleId="Sumrio4">
+    <w:name w:val="toc 4"/>
+    <w:basedOn w:val="Normal"/>
+    <w:next w:val="Normal"/>
+    <w:autoRedefine/>
+    <w:uiPriority w:val="39"/>
+    <w:unhideWhenUsed/>
+    <w:rsid w:val="00ED3991"/>
+    <w:pPr>
+      <w:spacing w:after="0"/>
+      <w:ind w:left="660"/>
+    </w:pPr>
+    <w:rPr>
+      <w:rFonts w:cstheme="minorHAnsi"/>
+      <w:sz w:val="20"/>
+      <w:szCs w:val="20"/>
+    </w:rPr>
+  </w:style>
+  <w:style w:type="paragraph" w:styleId="Sumrio5">
+    <w:name w:val="toc 5"/>
+    <w:basedOn w:val="Normal"/>
+    <w:next w:val="Normal"/>
+    <w:autoRedefine/>
+    <w:uiPriority w:val="39"/>
+    <w:unhideWhenUsed/>
+    <w:rsid w:val="00ED3991"/>
+    <w:pPr>
+      <w:spacing w:after="0"/>
+      <w:ind w:left="880"/>
+    </w:pPr>
+    <w:rPr>
+      <w:rFonts w:cstheme="minorHAnsi"/>
+      <w:sz w:val="20"/>
+      <w:szCs w:val="20"/>
+    </w:rPr>
+  </w:style>
+  <w:style w:type="paragraph" w:styleId="Sumrio6">
+    <w:name w:val="toc 6"/>
+    <w:basedOn w:val="Normal"/>
+    <w:next w:val="Normal"/>
+    <w:autoRedefine/>
+    <w:uiPriority w:val="39"/>
+    <w:unhideWhenUsed/>
+    <w:rsid w:val="00ED3991"/>
+    <w:pPr>
+      <w:spacing w:after="0"/>
+      <w:ind w:left="1100"/>
+    </w:pPr>
+    <w:rPr>
+      <w:rFonts w:cstheme="minorHAnsi"/>
+      <w:sz w:val="20"/>
+      <w:szCs w:val="20"/>
+    </w:rPr>
+  </w:style>
+  <w:style w:type="paragraph" w:styleId="Sumrio7">
+    <w:name w:val="toc 7"/>
+    <w:basedOn w:val="Normal"/>
+    <w:next w:val="Normal"/>
+    <w:autoRedefine/>
+    <w:uiPriority w:val="39"/>
+    <w:unhideWhenUsed/>
+    <w:rsid w:val="00ED3991"/>
+    <w:pPr>
+      <w:spacing w:after="0"/>
+      <w:ind w:left="1320"/>
+    </w:pPr>
+    <w:rPr>
+      <w:rFonts w:cstheme="minorHAnsi"/>
+      <w:sz w:val="20"/>
+      <w:szCs w:val="20"/>
+    </w:rPr>
+  </w:style>
+  <w:style w:type="paragraph" w:styleId="Sumrio8">
+    <w:name w:val="toc 8"/>
+    <w:basedOn w:val="Normal"/>
+    <w:next w:val="Normal"/>
+    <w:autoRedefine/>
+    <w:uiPriority w:val="39"/>
+    <w:unhideWhenUsed/>
+    <w:rsid w:val="00ED3991"/>
+    <w:pPr>
+      <w:spacing w:after="0"/>
+      <w:ind w:left="1540"/>
+    </w:pPr>
+    <w:rPr>
+      <w:rFonts w:cstheme="minorHAnsi"/>
+      <w:sz w:val="20"/>
+      <w:szCs w:val="20"/>
+    </w:rPr>
+  </w:style>
+  <w:style w:type="paragraph" w:styleId="Sumrio9">
+    <w:name w:val="toc 9"/>
+    <w:basedOn w:val="Normal"/>
+    <w:next w:val="Normal"/>
+    <w:autoRedefine/>
+    <w:uiPriority w:val="39"/>
+    <w:unhideWhenUsed/>
+    <w:rsid w:val="00ED3991"/>
+    <w:pPr>
+      <w:spacing w:after="0"/>
+      <w:ind w:left="1760"/>
+    </w:pPr>
+    <w:rPr>
+      <w:rFonts w:cstheme="minorHAnsi"/>
       <w:sz w:val="20"/>
       <w:szCs w:val="20"/>
     </w:rPr>

--- a/backend/models/comercial/Proposta técnica hidrojateamento.docx
+++ b/backend/models/comercial/Proposta técnica hidrojateamento.docx
@@ -2259,8 +2259,8 @@
         <w:rPr>
           <w:rFonts w:ascii="Arial" w:hAnsi="Arial" w:cs="Arial"/>
           <w:b w:val="true"/>
-          <w:sz w:val="24"/>
-          <w:szCs w:val="24"/>
+          <w:sz w:val="20"/>
+          <w:szCs w:val="20"/>
           <w:bCs w:val="true"/>
         </w:rPr>
       </w:pPr>
@@ -2271,8 +2271,8 @@
           <w:rFonts w:ascii="Arial" w:hAnsi="Arial" w:cs="Arial"/>
           <w:b w:val="true"/>
           <w:bCs w:val="true"/>
-          <w:sz w:val="24"/>
-          <w:szCs w:val="24"/>
+          <w:sz w:val="20"/>
+          <w:szCs w:val="20"/>
         </w:rPr>
         <w:t>Filtrovali é a escolha certa</w:t>
       </w:r>
@@ -2281,8 +2281,8 @@
           <w:rFonts w:ascii="Arial" w:hAnsi="Arial" w:cs="Arial"/>
           <w:b w:val="true"/>
           <w:bCs w:val="true"/>
-          <w:sz w:val="24"/>
-          <w:szCs w:val="24"/>
+          <w:sz w:val="20"/>
+          <w:szCs w:val="20"/>
         </w:rPr>
         <w:t xml:space="preserve"> para a sua obra</w:t>
       </w:r>
@@ -2298,8 +2298,8 @@
           <w:rFonts w:ascii="Arial" w:hAnsi="Arial" w:cs="Arial"/>
           <w:b/>
           <w:bCs/>
-          <w:sz w:val="24"/>
-          <w:szCs w:val="24"/>
+          <w:sz w:val="20"/>
+          <w:szCs w:val="20"/>
         </w:rPr>
       </w:pPr>
     </w:p>
@@ -2312,71 +2312,71 @@
         <w:ind w:firstLine="708"/>
         <w:rPr>
           <w:rFonts w:ascii="Arial" w:hAnsi="Arial" w:cs="Arial"/>
-          <w:sz w:val="24"/>
-          <w:szCs w:val="24"/>
+          <w:sz w:val="20"/>
+          <w:szCs w:val="20"/>
         </w:rPr>
       </w:pPr>
       <w:r>
         <w:rPr>
           <w:rFonts w:ascii="Arial" w:hAnsi="Arial" w:cs="Arial"/>
-          <w:sz w:val="24"/>
-          <w:szCs w:val="24"/>
+          <w:sz w:val="20"/>
+          <w:szCs w:val="20"/>
         </w:rPr>
         <w:t xml:space="preserve">São </w:t>
       </w:r>
       <w:r>
         <w:rPr>
           <w:rFonts w:ascii="Arial" w:hAnsi="Arial" w:cs="Arial"/>
-          <w:sz w:val="24"/>
-          <w:szCs w:val="24"/>
+          <w:sz w:val="20"/>
+          <w:szCs w:val="20"/>
         </w:rPr>
         <w:t>2</w:t>
       </w:r>
       <w:r>
         <w:rPr>
           <w:rFonts w:ascii="Arial" w:hAnsi="Arial" w:cs="Arial"/>
-          <w:sz w:val="24"/>
-          <w:szCs w:val="24"/>
+          <w:sz w:val="20"/>
+          <w:szCs w:val="20"/>
         </w:rPr>
         <w:t>1</w:t>
       </w:r>
       <w:r>
         <w:rPr>
           <w:rFonts w:ascii="Arial" w:hAnsi="Arial" w:cs="Arial"/>
-          <w:sz w:val="24"/>
-          <w:szCs w:val="24"/>
+          <w:sz w:val="20"/>
+          <w:szCs w:val="20"/>
         </w:rPr>
         <w:t xml:space="preserve"> anos de história </w:t>
       </w:r>
       <w:r>
         <w:rPr>
           <w:rFonts w:ascii="Arial" w:hAnsi="Arial" w:cs="Arial"/>
-          <w:sz w:val="24"/>
-          <w:szCs w:val="24"/>
+          <w:sz w:val="20"/>
+          <w:szCs w:val="20"/>
         </w:rPr>
         <w:t>e entregas de</w:t>
       </w:r>
       <w:r>
         <w:rPr>
           <w:rFonts w:ascii="Arial" w:hAnsi="Arial" w:cs="Arial"/>
-          <w:sz w:val="24"/>
-          <w:szCs w:val="24"/>
+          <w:sz w:val="20"/>
+          <w:szCs w:val="20"/>
         </w:rPr>
         <w:t xml:space="preserve"> soluções </w:t>
       </w:r>
       <w:r>
         <w:rPr>
           <w:rFonts w:ascii="Arial" w:hAnsi="Arial" w:cs="Arial"/>
-          <w:sz w:val="24"/>
-          <w:szCs w:val="24"/>
+          <w:sz w:val="20"/>
+          <w:szCs w:val="20"/>
         </w:rPr>
         <w:t>industriais, com:</w:t>
       </w:r>
       <w:r>
         <w:rPr>
           <w:rFonts w:ascii="Arial" w:hAnsi="Arial" w:cs="Arial"/>
-          <w:sz w:val="24"/>
-          <w:szCs w:val="24"/>
+          <w:sz w:val="20"/>
+          <w:szCs w:val="20"/>
         </w:rPr>
         <w:t xml:space="preserve"> excelência, segurança, qualidade e eficiência.</w:t>
       </w:r>
@@ -2392,8 +2392,8 @@
           <w:rFonts w:ascii="Arial" w:hAnsi="Arial" w:cs="Arial"/>
           <w:b/>
           <w:bCs/>
-          <w:sz w:val="24"/>
-          <w:szCs w:val="24"/>
+          <w:sz w:val="20"/>
+          <w:szCs w:val="20"/>
         </w:rPr>
       </w:pPr>
       <w:r>
@@ -2461,19 +2461,19 @@
         <w:pStyle w:val="Ttulo2"/>
         <w:rPr>
           <w:rFonts w:ascii="Arial" w:hAnsi="Arial" w:cs="Arial"/>
-          <w:b w:val="true"/>
-          <w:sz w:val="24"/>
-          <w:szCs w:val="24"/>
-          <w:bCs w:val="true"/>
+          <w:b w:val="false"/>
+          <w:sz w:val="20"/>
+          <w:szCs w:val="20"/>
+          <w:bCs w:val="false"/>
         </w:rPr>
       </w:pPr>
       <w:r>
         <w:rPr>
           <w:rFonts w:ascii="Arial" w:hAnsi="Arial" w:cs="Arial"/>
-          <w:b w:val="true"/>
-          <w:sz w:val="24"/>
-          <w:szCs w:val="24"/>
-          <w:bCs w:val="true"/>
+          <w:b w:val="false"/>
+          <w:sz w:val="20"/>
+          <w:szCs w:val="20"/>
+          <w:bCs w:val="false"/>
         </w:rPr>
         <w:t>- Tradição, excelência e referência em serviços industriais</w:t>
       </w:r>
@@ -2485,8 +2485,8 @@
         <w:rPr>
           <w:rFonts w:ascii="Arial" w:hAnsi="Arial" w:cs="Arial"/>
           <w:b/>
-          <w:sz w:val="24"/>
-          <w:szCs w:val="24"/>
+          <w:sz w:val="20"/>
+          <w:szCs w:val="20"/>
         </w:rPr>
       </w:pPr>
     </w:p>
@@ -2528,8 +2528,8 @@
               <w:rPr>
                 <w:rFonts w:ascii="Arial" w:hAnsi="Arial" w:cs="Arial"/>
                 <w:b/>
-                <w:sz w:val="24"/>
-                <w:szCs w:val="24"/>
+                <w:sz w:val="20"/>
+                <w:szCs w:val="20"/>
               </w:rPr>
               <w:spacing w:line="240" w:lineRule="auto"/>
             </w:pPr>
@@ -2537,8 +2537,8 @@
               <w:rPr>
                 <w:rFonts w:ascii="Arial" w:hAnsi="Arial" w:cs="Arial"/>
                 <w:bCs/>
-                <w:sz w:val="24"/>
-                <w:szCs w:val="24"/>
+                <w:sz w:val="20"/>
+                <w:szCs w:val="20"/>
               </w:rPr>
               <w:t>Limpeza química de tubulações e reservatórios (decapagem e passivação)</w:t>
             </w:r>
@@ -2559,8 +2559,8 @@
               <w:rPr>
                 <w:rFonts w:ascii="Arial" w:hAnsi="Arial" w:cs="Arial"/>
                 <w:b/>
-                <w:sz w:val="24"/>
-                <w:szCs w:val="24"/>
+                <w:sz w:val="20"/>
+                <w:szCs w:val="20"/>
               </w:rPr>
               <w:spacing w:line="240" w:lineRule="auto"/>
             </w:pPr>
@@ -2568,8 +2568,8 @@
               <w:rPr>
                 <w:rFonts w:ascii="Arial" w:hAnsi="Arial" w:cs="Arial"/>
                 <w:bCs/>
-                <w:sz w:val="24"/>
-                <w:szCs w:val="24"/>
+                <w:sz w:val="20"/>
+                <w:szCs w:val="20"/>
               </w:rPr>
               <w:t>Flushing primário</w:t>
             </w:r>
@@ -2595,8 +2595,8 @@
               <w:rPr>
                 <w:rFonts w:ascii="Arial" w:hAnsi="Arial" w:cs="Arial"/>
                 <w:b/>
-                <w:sz w:val="24"/>
-                <w:szCs w:val="24"/>
+                <w:sz w:val="20"/>
+                <w:szCs w:val="20"/>
               </w:rPr>
               <w:spacing w:line="240" w:lineRule="auto"/>
             </w:pPr>
@@ -2604,8 +2604,8 @@
               <w:rPr>
                 <w:rFonts w:ascii="Arial" w:hAnsi="Arial" w:cs="Arial"/>
                 <w:bCs/>
-                <w:sz w:val="24"/>
-                <w:szCs w:val="24"/>
+                <w:sz w:val="20"/>
+                <w:szCs w:val="20"/>
               </w:rPr>
               <w:t>Flushing secundário</w:t>
             </w:r>
@@ -2626,8 +2626,8 @@
               <w:rPr>
                 <w:rFonts w:ascii="Arial" w:hAnsi="Arial" w:cs="Arial"/>
                 <w:b/>
-                <w:sz w:val="24"/>
-                <w:szCs w:val="24"/>
+                <w:sz w:val="20"/>
+                <w:szCs w:val="20"/>
               </w:rPr>
               <w:spacing w:line="240" w:lineRule="auto"/>
             </w:pPr>
@@ -2635,8 +2635,8 @@
               <w:rPr>
                 <w:rFonts w:ascii="Arial" w:hAnsi="Arial" w:cs="Arial"/>
                 <w:bCs/>
-                <w:sz w:val="24"/>
-                <w:szCs w:val="24"/>
+                <w:sz w:val="20"/>
+                <w:szCs w:val="20"/>
               </w:rPr>
               <w:t xml:space="preserve">Passagem de </w:t>
             </w:r>
@@ -2644,8 +2644,8 @@
               <w:rPr>
                 <w:rFonts w:ascii="Arial" w:hAnsi="Arial" w:cs="Arial"/>
                 <w:bCs/>
-                <w:sz w:val="24"/>
-                <w:szCs w:val="24"/>
+                <w:sz w:val="20"/>
+                <w:szCs w:val="20"/>
               </w:rPr>
               <w:t>PIG</w:t>
             </w:r>
@@ -2653,8 +2653,8 @@
               <w:rPr>
                 <w:rFonts w:ascii="Arial" w:hAnsi="Arial" w:cs="Arial"/>
                 <w:bCs/>
-                <w:sz w:val="24"/>
-                <w:szCs w:val="24"/>
+                <w:sz w:val="20"/>
+                <w:szCs w:val="20"/>
               </w:rPr>
               <w:t xml:space="preserve"> de espuma</w:t>
             </w:r>
@@ -2680,8 +2680,8 @@
               <w:rPr>
                 <w:rFonts w:ascii="Arial" w:hAnsi="Arial" w:cs="Arial"/>
                 <w:b/>
-                <w:sz w:val="24"/>
-                <w:szCs w:val="24"/>
+                <w:sz w:val="20"/>
+                <w:szCs w:val="20"/>
               </w:rPr>
               <w:spacing w:line="240" w:lineRule="auto"/>
             </w:pPr>
@@ -2689,8 +2689,8 @@
               <w:rPr>
                 <w:rFonts w:ascii="Arial" w:hAnsi="Arial" w:cs="Arial"/>
                 <w:bCs/>
-                <w:sz w:val="24"/>
-                <w:szCs w:val="24"/>
+                <w:sz w:val="20"/>
+                <w:szCs w:val="20"/>
               </w:rPr>
               <w:t>Filtragem absoluta</w:t>
             </w:r>
@@ -2711,8 +2711,8 @@
               <w:rPr>
                 <w:rFonts w:ascii="Arial" w:hAnsi="Arial" w:cs="Arial"/>
                 <w:b/>
-                <w:sz w:val="24"/>
-                <w:szCs w:val="24"/>
+                <w:sz w:val="20"/>
+                <w:szCs w:val="20"/>
               </w:rPr>
               <w:spacing w:line="240" w:lineRule="auto"/>
             </w:pPr>
@@ -2720,8 +2720,8 @@
               <w:rPr>
                 <w:rFonts w:ascii="Arial" w:hAnsi="Arial" w:cs="Arial"/>
                 <w:bCs/>
-                <w:sz w:val="24"/>
-                <w:szCs w:val="24"/>
+                <w:sz w:val="20"/>
+                <w:szCs w:val="20"/>
               </w:rPr>
               <w:t>T</w:t>
             </w:r>
@@ -2729,8 +2729,8 @@
               <w:rPr>
                 <w:rFonts w:ascii="Arial" w:hAnsi="Arial" w:cs="Arial"/>
                 <w:bCs/>
-                <w:sz w:val="24"/>
-                <w:szCs w:val="24"/>
+                <w:sz w:val="20"/>
+                <w:szCs w:val="20"/>
               </w:rPr>
               <w:t>este de pressão (teste hidrostático)</w:t>
             </w:r>
@@ -2756,8 +2756,8 @@
               <w:rPr>
                 <w:rFonts w:ascii="Arial" w:hAnsi="Arial" w:cs="Arial"/>
                 <w:bCs/>
-                <w:sz w:val="24"/>
-                <w:szCs w:val="24"/>
+                <w:sz w:val="20"/>
+                <w:szCs w:val="20"/>
               </w:rPr>
               <w:spacing w:line="240" w:lineRule="auto"/>
             </w:pPr>
@@ -2765,8 +2765,8 @@
               <w:rPr>
                 <w:rFonts w:ascii="Arial" w:hAnsi="Arial" w:cs="Arial"/>
                 <w:bCs/>
-                <w:sz w:val="24"/>
-                <w:szCs w:val="24"/>
+                <w:sz w:val="20"/>
+                <w:szCs w:val="20"/>
               </w:rPr>
               <w:t xml:space="preserve">Centrifugação e </w:t>
             </w:r>
@@ -2774,8 +2774,8 @@
               <w:rPr>
                 <w:rFonts w:ascii="Arial" w:hAnsi="Arial" w:cs="Arial"/>
                 <w:bCs/>
-                <w:sz w:val="24"/>
-                <w:szCs w:val="24"/>
+                <w:sz w:val="20"/>
+                <w:szCs w:val="20"/>
               </w:rPr>
               <w:t>desidratação de óleo</w:t>
             </w:r>
@@ -2792,8 +2792,8 @@
               <w:rPr>
                 <w:rFonts w:ascii="Arial" w:hAnsi="Arial" w:cs="Arial"/>
                 <w:bCs/>
-                <w:sz w:val="24"/>
-                <w:szCs w:val="24"/>
+                <w:sz w:val="20"/>
+                <w:szCs w:val="20"/>
               </w:rPr>
               <w:spacing w:line="240" w:lineRule="auto"/>
             </w:pPr>
@@ -2807,8 +2807,8 @@
         <w:rPr>
           <w:rFonts w:ascii="Arial" w:hAnsi="Arial" w:cs="Arial"/>
           <w:b/>
-          <w:sz w:val="24"/>
-          <w:szCs w:val="24"/>
+          <w:sz w:val="20"/>
+          <w:szCs w:val="20"/>
         </w:rPr>
       </w:pPr>
     </w:p>
@@ -2844,8 +2844,8 @@
               <w:rPr>
                 <w:rFonts w:ascii="Arial" w:hAnsi="Arial" w:cs="Arial"/>
                 <w:b/>
-                <w:sz w:val="24"/>
-                <w:szCs w:val="24"/>
+                <w:sz w:val="20"/>
+                <w:szCs w:val="20"/>
               </w:rPr>
               <w:spacing w:line="240" w:lineRule="auto"/>
             </w:pPr>
@@ -2915,8 +2915,8 @@
               <w:rPr>
                 <w:rFonts w:ascii="Arial" w:hAnsi="Arial" w:cs="Arial"/>
                 <w:b/>
-                <w:sz w:val="24"/>
-                <w:szCs w:val="24"/>
+                <w:sz w:val="20"/>
+                <w:szCs w:val="20"/>
               </w:rPr>
               <w:spacing w:line="240" w:lineRule="auto"/>
             </w:pPr>
@@ -2977,8 +2977,8 @@
               <w:rPr>
                 <w:rFonts w:ascii="Arial" w:hAnsi="Arial" w:cs="Arial"/>
                 <w:b/>
-                <w:sz w:val="24"/>
-                <w:szCs w:val="24"/>
+                <w:sz w:val="20"/>
+                <w:szCs w:val="20"/>
               </w:rPr>
               <w:spacing w:line="240" w:lineRule="auto"/>
             </w:pPr>
@@ -3039,8 +3039,8 @@
               <w:rPr>
                 <w:rFonts w:ascii="Arial" w:hAnsi="Arial" w:cs="Arial"/>
                 <w:b/>
-                <w:sz w:val="24"/>
-                <w:szCs w:val="24"/>
+                <w:sz w:val="20"/>
+                <w:szCs w:val="20"/>
               </w:rPr>
               <w:spacing w:line="240" w:lineRule="auto"/>
             </w:pPr>
@@ -3098,8 +3098,8 @@
         <w:rPr>
           <w:rFonts w:ascii="Arial" w:hAnsi="Arial" w:cs="Arial"/>
           <w:b/>
-          <w:sz w:val="24"/>
-          <w:szCs w:val="24"/>
+          <w:sz w:val="20"/>
+          <w:szCs w:val="20"/>
         </w:rPr>
       </w:pPr>
     </w:p>
@@ -3108,69 +3108,69 @@
         <w:pStyle w:val="Ttulo2"/>
         <w:rPr>
           <w:rFonts w:ascii="Arial" w:hAnsi="Arial" w:cs="Arial"/>
-          <w:sz w:val="24"/>
-          <w:szCs w:val="24"/>
-          <w:b w:val="true"/>
-          <w:bCs w:val="true"/>
+          <w:sz w:val="20"/>
+          <w:szCs w:val="20"/>
+          <w:b w:val="false"/>
+          <w:bCs w:val="false"/>
         </w:rPr>
       </w:pPr>
       <w:r>
         <w:rPr>
           <w:rFonts w:ascii="Arial" w:hAnsi="Arial" w:cs="Arial"/>
-          <w:b w:val="true"/>
-          <w:sz w:val="24"/>
-          <w:szCs w:val="24"/>
-          <w:bCs w:val="true"/>
+          <w:b w:val="false"/>
+          <w:sz w:val="20"/>
+          <w:szCs w:val="20"/>
+          <w:bCs w:val="false"/>
         </w:rPr>
         <w:t xml:space="preserve"/>
       </w:r>
       <w:r>
         <w:rPr>
           <w:rFonts w:ascii="Arial" w:hAnsi="Arial" w:cs="Arial"/>
-          <w:b w:val="true"/>
-          <w:sz w:val="24"/>
-          <w:szCs w:val="24"/>
-          <w:bCs w:val="true"/>
+          <w:b w:val="false"/>
+          <w:sz w:val="20"/>
+          <w:szCs w:val="20"/>
+          <w:bCs w:val="false"/>
         </w:rPr>
         <w:t>-</w:t>
       </w:r>
       <w:r>
         <w:rPr>
           <w:rFonts w:ascii="Arial" w:hAnsi="Arial" w:cs="Arial"/>
-          <w:b w:val="true"/>
-          <w:sz w:val="24"/>
-          <w:szCs w:val="24"/>
-          <w:bCs w:val="true"/>
+          <w:b w:val="false"/>
+          <w:sz w:val="20"/>
+          <w:szCs w:val="20"/>
+          <w:bCs w:val="false"/>
         </w:rPr>
         <w:t xml:space="preserve"> </w:t>
       </w:r>
       <w:r>
         <w:rPr>
           <w:rFonts w:ascii="Arial" w:hAnsi="Arial" w:cs="Arial"/>
-          <w:b w:val="true"/>
-          <w:sz w:val="24"/>
-          <w:szCs w:val="24"/>
-          <w:bCs w:val="true"/>
+          <w:b w:val="false"/>
+          <w:sz w:val="20"/>
+          <w:szCs w:val="20"/>
+          <w:bCs w:val="false"/>
         </w:rPr>
         <w:t>Equipamentos modernos, revisados e</w:t>
       </w:r>
       <w:r>
         <w:rPr>
           <w:rFonts w:ascii="Arial" w:hAnsi="Arial" w:cs="Arial"/>
-          <w:b w:val="true"/>
-          <w:sz w:val="24"/>
-          <w:szCs w:val="24"/>
-          <w:bCs w:val="true"/>
+          <w:b w:val="false"/>
+          <w:sz w:val="20"/>
+          <w:szCs w:val="20"/>
+          <w:bCs w:val="false"/>
         </w:rPr>
         <w:t xml:space="preserve"> alto desempenho e tecnologia</w:t>
       </w:r>
       <w:r>
         <w:rPr>
           <w:rFonts w:ascii="Arial" w:hAnsi="Arial" w:cs="Arial"/>
-          <w:b w:val="true"/>
-          <w:sz w:val="24"/>
-          <w:szCs w:val="24"/>
-          <w:bCs w:val="true"/>
+          <w:b w:val="false"/>
+          <w:sz w:val="20"/>
+          <w:szCs w:val="20"/>
+          <w:bCs w:val="false"/>
         </w:rPr>
         <w:t xml:space="preserve"> para atender qualquer demanda.</w:t>
       </w:r>
@@ -3209,8 +3209,8 @@
               <w:rPr>
                 <w:rFonts w:ascii="Arial" w:hAnsi="Arial" w:cs="Arial"/>
                 <w:bCs/>
-                <w:sz w:val="24"/>
-                <w:szCs w:val="24"/>
+                <w:sz w:val="20"/>
+                <w:szCs w:val="20"/>
               </w:rPr>
               <w:spacing w:line="240" w:lineRule="auto"/>
             </w:pPr>
@@ -3269,8 +3269,8 @@
               <w:rPr>
                 <w:rFonts w:ascii="Arial" w:hAnsi="Arial" w:cs="Arial"/>
                 <w:bCs/>
-                <w:sz w:val="24"/>
-                <w:szCs w:val="24"/>
+                <w:sz w:val="20"/>
+                <w:szCs w:val="20"/>
               </w:rPr>
               <w:spacing w:line="240" w:lineRule="auto"/>
             </w:pPr>
@@ -3330,8 +3330,8 @@
               <w:rPr>
                 <w:rFonts w:ascii="Arial" w:hAnsi="Arial" w:cs="Arial"/>
                 <w:bCs/>
-                <w:sz w:val="24"/>
-                <w:szCs w:val="24"/>
+                <w:sz w:val="20"/>
+                <w:szCs w:val="20"/>
               </w:rPr>
               <w:spacing w:line="240" w:lineRule="auto"/>
             </w:pPr>
@@ -3391,8 +3391,8 @@
               <w:rPr>
                 <w:rFonts w:ascii="Arial" w:hAnsi="Arial" w:cs="Arial"/>
                 <w:bCs/>
-                <w:sz w:val="24"/>
-                <w:szCs w:val="24"/>
+                <w:sz w:val="20"/>
+                <w:szCs w:val="20"/>
               </w:rPr>
               <w:spacing w:line="240" w:lineRule="auto"/>
             </w:pPr>
@@ -3473,8 +3473,8 @@
         <w:rPr>
           <w:rFonts w:ascii="Arial" w:hAnsi="Arial" w:cs="Arial"/>
           <w:bCs/>
-          <w:sz w:val="24"/>
-          <w:szCs w:val="24"/>
+          <w:sz w:val="20"/>
+          <w:szCs w:val="20"/>
         </w:rPr>
       </w:pPr>
     </w:p>
@@ -3483,8 +3483,8 @@
         <w:rPr>
           <w:rFonts w:ascii="Arial" w:hAnsi="Arial" w:cs="Arial"/>
           <w:bCs/>
-          <w:sz w:val="24"/>
-          <w:szCs w:val="24"/>
+          <w:sz w:val="20"/>
+          <w:szCs w:val="20"/>
         </w:rPr>
       </w:pPr>
     </w:p>
@@ -3493,19 +3493,19 @@
         <w:pStyle w:val="Ttulo2"/>
         <w:rPr>
           <w:rFonts w:ascii="Arial" w:hAnsi="Arial" w:cs="Arial"/>
-          <w:sz w:val="24"/>
-          <w:szCs w:val="24"/>
-          <w:b w:val="true"/>
-          <w:bCs w:val="true"/>
+          <w:sz w:val="20"/>
+          <w:szCs w:val="20"/>
+          <w:b w:val="false"/>
+          <w:bCs w:val="false"/>
         </w:rPr>
       </w:pPr>
       <w:r>
         <w:rPr>
           <w:rFonts w:ascii="Arial" w:hAnsi="Arial" w:cs="Arial"/>
-          <w:b w:val="true"/>
-          <w:sz w:val="24"/>
-          <w:szCs w:val="24"/>
-          <w:bCs w:val="true"/>
+          <w:b w:val="false"/>
+          <w:sz w:val="20"/>
+          <w:szCs w:val="20"/>
+          <w:bCs w:val="false"/>
         </w:rPr>
         <w:t>- Clientes que confiam e atestam a excelência da Filtrovali</w:t>
       </w:r>
@@ -3517,8 +3517,8 @@
         <w:rPr>
           <w:rFonts w:ascii="Arial" w:hAnsi="Arial" w:cs="Arial"/>
           <w:b/>
-          <w:sz w:val="24"/>
-          <w:szCs w:val="24"/>
+          <w:sz w:val="20"/>
+          <w:szCs w:val="20"/>
         </w:rPr>
       </w:pPr>
       <w:r>
@@ -3581,8 +3581,8 @@
           <w:rFonts w:ascii="Arial" w:hAnsi="Arial" w:cs="Arial"/>
           <w:b/>
           <w:bCs/>
-          <w:sz w:val="24"/>
-          <w:szCs w:val="24"/>
+          <w:sz w:val="20"/>
+          <w:szCs w:val="20"/>
         </w:rPr>
       </w:pPr>
     </w:p>
@@ -3593,8 +3593,8 @@
         <w:jc w:val="both"/>
         <w:rPr>
           <w:rFonts w:ascii="Arial" w:hAnsi="Arial" w:cs="Arial"/>
-          <w:sz w:val="24"/>
-          <w:szCs w:val="24"/>
+          <w:sz w:val="20"/>
+          <w:szCs w:val="20"/>
           <w:b w:val="true"/>
           <w:bCs w:val="true"/>
         </w:rPr>
@@ -3605,8 +3605,8 @@
           <w:rFonts w:ascii="Arial" w:hAnsi="Arial" w:cs="Arial"/>
           <w:b w:val="true"/>
           <w:bCs w:val="true"/>
-          <w:sz w:val="24"/>
-          <w:szCs w:val="24"/>
+          <w:sz w:val="20"/>
+          <w:szCs w:val="20"/>
         </w:rPr>
         <w:t>- Descrição dos serviços que serão executados:</w:t>
       </w:r>
@@ -3619,29 +3619,29 @@
         <w:jc w:val="both"/>
         <w:rPr>
           <w:rFonts w:ascii="Arial" w:hAnsi="Arial" w:cs="Arial"/>
-          <w:sz w:val="24"/>
-          <w:szCs w:val="24"/>
-          <w:b w:val="true"/>
-          <w:bCs w:val="true"/>
+          <w:sz w:val="20"/>
+          <w:szCs w:val="20"/>
+          <w:b w:val="false"/>
+          <w:bCs w:val="false"/>
         </w:rPr>
       </w:pPr>
       <w:r>
         <w:rPr>
           <w:rFonts w:ascii="Arial" w:hAnsi="Arial" w:cs="Arial"/>
-          <w:sz w:val="24"/>
-          <w:szCs w:val="24"/>
-          <w:b w:val="true"/>
-          <w:bCs w:val="true"/>
+          <w:sz w:val="20"/>
+          <w:szCs w:val="20"/>
+          <w:b w:val="false"/>
+          <w:bCs w:val="false"/>
         </w:rPr>
         <w:t xml:space="preserve">{{servico}}</w:t>
       </w:r>
       <w:r>
         <w:rPr>
           <w:rFonts w:ascii="Arial" w:hAnsi="Arial" w:cs="Arial"/>
-          <w:sz w:val="24"/>
-          <w:szCs w:val="24"/>
-          <w:b w:val="true"/>
-          <w:bCs w:val="true"/>
+          <w:sz w:val="20"/>
+          <w:szCs w:val="20"/>
+          <w:b w:val="false"/>
+          <w:bCs w:val="false"/>
         </w:rPr>
         <w:t xml:space="preserve"/>
       </w:r>
@@ -3649,20 +3649,20 @@
         <w:rPr>
           <w:rFonts w:ascii="Arial" w:hAnsi="Arial" w:cs="Arial"/>
           <w:color w:val="EE0000"/>
-          <w:sz w:val="24"/>
-          <w:szCs w:val="24"/>
-          <w:b w:val="true"/>
-          <w:bCs w:val="true"/>
+          <w:sz w:val="20"/>
+          <w:szCs w:val="20"/>
+          <w:b w:val="false"/>
+          <w:bCs w:val="false"/>
         </w:rPr>
         <w:t xml:space="preserve"/>
       </w:r>
       <w:r>
         <w:rPr>
           <w:rFonts w:ascii="Arial" w:hAnsi="Arial" w:cs="Arial"/>
-          <w:sz w:val="24"/>
-          <w:szCs w:val="24"/>
-          <w:b w:val="true"/>
-          <w:bCs w:val="true"/>
+          <w:sz w:val="20"/>
+          <w:szCs w:val="20"/>
+          <w:b w:val="false"/>
+          <w:bCs w:val="false"/>
         </w:rPr>
         <w:t/>
       </w:r>
@@ -3678,15 +3678,19 @@
         <w:jc w:val="both"/>
         <w:rPr>
           <w:rFonts w:ascii="Arial" w:hAnsi="Arial" w:cs="Arial"/>
-          <w:sz w:val="24"/>
-          <w:szCs w:val="24"/>
+          <w:bCs w:val="false"/>
+          <w:b w:val="false"/>
+          <w:sz w:val="20"/>
+          <w:szCs w:val="20"/>
         </w:rPr>
       </w:pPr>
       <w:r>
         <w:rPr>
           <w:rFonts w:ascii="Arial" w:hAnsi="Arial" w:cs="Arial"/>
-          <w:sz w:val="24"/>
-          <w:szCs w:val="24"/>
+          <w:bCs w:val="false"/>
+          <w:b w:val="false"/>
+          <w:sz w:val="20"/>
+          <w:szCs w:val="20"/>
         </w:rPr>
         <w:t>{{escopo_blocos}}</w:t>
       </w:r>
@@ -3699,16 +3703,16 @@
         <w:jc w:val="both"/>
         <w:rPr>
           <w:rFonts w:ascii="Arial" w:hAnsi="Arial" w:cs="Arial"/>
-          <w:sz w:val="24"/>
-          <w:szCs w:val="24"/>
+          <w:sz w:val="20"/>
+          <w:szCs w:val="20"/>
         </w:rPr>
       </w:pPr>
       <w:r>
         <w:rPr>
           <w:rFonts w:ascii="Arial" w:hAnsi="Arial" w:cs="Arial"/>
           <w:color w:val="EE0000"/>
-          <w:sz w:val="24"/>
-          <w:szCs w:val="24"/>
+          <w:sz w:val="20"/>
+          <w:szCs w:val="20"/>
         </w:rPr>
         <w:t xml:space="preserve">hidrojateamento em tubulações deverá utilizar estritamente máximo 20k de pressão (é proibido 40k). </w:t>
       </w:r>
@@ -3719,8 +3723,8 @@
         <w:spacing w:after="120"/>
         <w:rPr>
           <w:rFonts w:ascii="Arial" w:hAnsi="Arial" w:cs="Arial"/>
-          <w:sz w:val="24"/>
-          <w:szCs w:val="24"/>
+          <w:sz w:val="20"/>
+          <w:szCs w:val="20"/>
           <w:b w:val="true"/>
           <w:bCs w:val="true"/>
         </w:rPr>
@@ -3731,8 +3735,8 @@
           <w:rFonts w:ascii="Arial" w:hAnsi="Arial" w:cs="Arial"/>
           <w:b w:val="true"/>
           <w:bCs w:val="true"/>
-          <w:sz w:val="24"/>
-          <w:szCs w:val="24"/>
+          <w:sz w:val="20"/>
+          <w:szCs w:val="20"/>
         </w:rPr>
         <w:t xml:space="preserve">- </w:t>
       </w:r>
@@ -3742,8 +3746,8 @@
           <w:b w:val="true"/>
           <w:bCs w:val="true"/>
           <w:color w:val="000000"/>
-          <w:sz w:val="24"/>
-          <w:szCs w:val="24"/>
+          <w:sz w:val="20"/>
+          <w:szCs w:val="20"/>
         </w:rPr>
         <w:t>Matriz geral de responsabilidade</w:t>
       </w:r>
@@ -3756,30 +3760,30 @@
         <w:spacing w:after="120"/>
         <w:rPr>
           <w:rFonts w:ascii="Arial" w:hAnsi="Arial" w:cs="Arial"/>
-          <w:sz w:val="24"/>
-          <w:szCs w:val="24"/>
-          <w:b w:val="true"/>
-          <w:bCs w:val="true"/>
+          <w:sz w:val="20"/>
+          <w:szCs w:val="20"/>
+          <w:b w:val="false"/>
+          <w:bCs w:val="false"/>
         </w:rPr>
       </w:pPr>
       <w:r>
         <w:rPr>
           <w:rFonts w:ascii="Arial" w:hAnsi="Arial" w:cs="Arial"/>
-          <w:b w:val="true"/>
-          <w:bCs w:val="true"/>
+          <w:b w:val="false"/>
+          <w:bCs w:val="false"/>
           <w:color w:val="000000"/>
-          <w:sz w:val="24"/>
-          <w:szCs w:val="24"/>
+          <w:sz w:val="20"/>
+          <w:szCs w:val="20"/>
         </w:rPr>
         <w:t>Responsabilidade da Filtrovali</w:t>
       </w:r>
       <w:r>
         <w:rPr>
           <w:rFonts w:ascii="Arial" w:hAnsi="Arial" w:cs="Arial"/>
-          <w:b w:val="true"/>
-          <w:bCs w:val="true"/>
-          <w:sz w:val="24"/>
-          <w:szCs w:val="24"/>
+          <w:b w:val="false"/>
+          <w:bCs w:val="false"/>
+          <w:sz w:val="20"/>
+          <w:szCs w:val="20"/>
         </w:rPr>
         <w:t>:</w:t>
       </w:r>
@@ -3828,8 +3832,8 @@
                 <w:bCs/>
                 <w:color w:val="FFFFFF" w:themeColor="background1"/>
                 <w:lang w:eastAsia="pt-BR"/>
-                <w:sz w:val="24"/>
-                <w:szCs w:val="24"/>
+                <w:sz w:val="20"/>
+                <w:szCs w:val="20"/>
               </w:rPr>
             </w:pPr>
             <w:r>
@@ -3839,8 +3843,8 @@
                 <w:bCs/>
                 <w:color w:val="FFFFFF" w:themeColor="background1"/>
                 <w:lang w:eastAsia="pt-BR"/>
-                <w:sz w:val="24"/>
-                <w:szCs w:val="24"/>
+                <w:sz w:val="20"/>
+                <w:szCs w:val="20"/>
               </w:rPr>
               <w:t>Item</w:t>
             </w:r>
@@ -3870,8 +3874,8 @@
                 <w:bCs/>
                 <w:color w:val="FFFFFF" w:themeColor="background1"/>
                 <w:lang w:eastAsia="pt-BR"/>
-                <w:sz w:val="24"/>
-                <w:szCs w:val="24"/>
+                <w:sz w:val="20"/>
+                <w:szCs w:val="20"/>
               </w:rPr>
             </w:pPr>
             <w:r>
@@ -3881,8 +3885,8 @@
                 <w:bCs/>
                 <w:color w:val="FFFFFF" w:themeColor="background1"/>
                 <w:lang w:eastAsia="pt-BR"/>
-                <w:sz w:val="24"/>
-                <w:szCs w:val="24"/>
+                <w:sz w:val="20"/>
+                <w:szCs w:val="20"/>
               </w:rPr>
               <w:t>ESCOPO</w:t>
             </w:r>
@@ -3912,8 +3916,8 @@
                 <w:bCs/>
                 <w:color w:val="FFFFFF" w:themeColor="background1"/>
                 <w:lang w:eastAsia="pt-BR"/>
-                <w:sz w:val="24"/>
-                <w:szCs w:val="24"/>
+                <w:sz w:val="20"/>
+                <w:szCs w:val="20"/>
               </w:rPr>
             </w:pPr>
             <w:r>
@@ -3923,8 +3927,8 @@
                 <w:bCs/>
                 <w:color w:val="FFFFFF" w:themeColor="background1"/>
                 <w:lang w:eastAsia="pt-BR"/>
-                <w:sz w:val="24"/>
-                <w:szCs w:val="24"/>
+                <w:sz w:val="20"/>
+                <w:szCs w:val="20"/>
               </w:rPr>
               <w:t>NOTA</w:t>
             </w:r>
@@ -3959,8 +3963,8 @@
                 <w:bCs/>
                 <w:color w:val="000000"/>
                 <w:lang w:eastAsia="pt-BR"/>
-                <w:sz w:val="24"/>
-                <w:szCs w:val="24"/>
+                <w:sz w:val="20"/>
+                <w:szCs w:val="20"/>
               </w:rPr>
             </w:pPr>
             <w:r>
@@ -3970,8 +3974,8 @@
                 <w:bCs/>
                 <w:color w:val="000000"/>
                 <w:lang w:eastAsia="pt-BR"/>
-                <w:sz w:val="24"/>
-                <w:szCs w:val="24"/>
+                <w:sz w:val="20"/>
+                <w:szCs w:val="20"/>
               </w:rPr>
               <w:t xml:space="preserve">{{categoria_filtrovali}}</w:t>
             </w:r>
@@ -4007,10 +4011,12 @@
               <w:jc w:val="center"/>
               <w:rPr>
                 <w:rFonts w:ascii="Arial" w:hAnsi="Arial" w:cs="Arial"/>
+                <w:bCs w:val="false"/>
+                <w:b w:val="false"/>
                 <w:color w:val="000000"/>
                 <w:lang w:eastAsia="pt-BR"/>
-                <w:sz w:val="24"/>
-                <w:szCs w:val="24"/>
+                <w:sz w:val="20"/>
+                <w:szCs w:val="20"/>
               </w:rPr>
             </w:pPr>
           </w:p>
@@ -4034,8 +4040,8 @@
                 <w:rFonts w:ascii="Arial" w:hAnsi="Arial" w:cs="Arial"/>
                 <w:color w:val="000000"/>
                 <w:lang w:eastAsia="pt-BR"/>
-                <w:sz w:val="24"/>
-                <w:szCs w:val="24"/>
+                <w:sz w:val="20"/>
+                <w:szCs w:val="20"/>
               </w:rPr>
             </w:pPr>
             <w:r>
@@ -4043,8 +4049,8 @@
                 <w:rFonts w:ascii="Arial" w:hAnsi="Arial" w:cs="Arial"/>
                 <w:color w:val="000000"/>
                 <w:lang w:eastAsia="pt-BR"/>
-                <w:sz w:val="24"/>
-                <w:szCs w:val="24"/>
+                <w:sz w:val="20"/>
+                <w:szCs w:val="20"/>
               </w:rPr>
               <w:t xml:space="preserve">{{escopo_filtrovali}}</w:t>
             </w:r>
@@ -4053,8 +4059,8 @@
                 <w:rFonts w:ascii="Arial" w:hAnsi="Arial" w:cs="Arial"/>
                 <w:color w:val="000000"/>
                 <w:lang w:eastAsia="pt-BR"/>
-                <w:sz w:val="24"/>
-                <w:szCs w:val="24"/>
+                <w:sz w:val="20"/>
+                <w:szCs w:val="20"/>
               </w:rPr>
               <w:t/>
             </w:r>
@@ -4063,8 +4069,8 @@
                 <w:rFonts w:ascii="Arial" w:hAnsi="Arial" w:cs="Arial"/>
                 <w:color w:val="000000"/>
                 <w:lang w:eastAsia="pt-BR"/>
-                <w:sz w:val="24"/>
-                <w:szCs w:val="24"/>
+                <w:sz w:val="20"/>
+                <w:szCs w:val="20"/>
               </w:rPr>
               <w:t/>
             </w:r>
@@ -4074,6 +4080,8 @@
                 <w:rFonts w:ascii="Arial" w:eastAsia="Arial" w:hAnsi="Arial" w:cs="Arial"/>
                 <w:color w:val="000000"/>
                 <w:lang w:eastAsia="pt-BR"/>
+                <w:sz w:val="20"/>
+                <w:szCs w:val="20"/>
               </w:rPr>
             </w:r>
           </w:p>
@@ -4091,8 +4099,8 @@
                 <w:bCs/>
                 <w:color w:val="000000"/>
                 <w:lang w:eastAsia="pt-BR"/>
-                <w:sz w:val="24"/>
-                <w:szCs w:val="24"/>
+                <w:sz w:val="20"/>
+                <w:szCs w:val="20"/>
               </w:rPr>
             </w:pPr>
             <w:r>
@@ -4102,8 +4110,8 @@
                 <w:bCs/>
                 <w:color w:val="000000"/>
                 <w:lang w:eastAsia="pt-BR"/>
-                <w:sz w:val="24"/>
-                <w:szCs w:val="24"/>
+                <w:sz w:val="20"/>
+                <w:szCs w:val="20"/>
               </w:rPr>
               <w:t/>
             </w:r>
@@ -4114,8 +4122,8 @@
                 <w:bCs/>
                 <w:color w:val="000000"/>
                 <w:lang w:eastAsia="pt-BR"/>
-                <w:sz w:val="24"/>
-                <w:szCs w:val="24"/>
+                <w:sz w:val="20"/>
+                <w:szCs w:val="20"/>
               </w:rPr>
               <w:t xml:space="preserve"/>
             </w:r>
@@ -4126,8 +4134,8 @@
                 <w:bCs/>
                 <w:color w:val="000000"/>
                 <w:lang w:eastAsia="pt-BR"/>
-                <w:sz w:val="24"/>
-                <w:szCs w:val="24"/>
+                <w:sz w:val="20"/>
+                <w:szCs w:val="20"/>
               </w:rPr>
               <w:t/>
             </w:r>
@@ -4138,8 +4146,8 @@
                 <w:bCs/>
                 <w:color w:val="000000"/>
                 <w:lang w:eastAsia="pt-BR"/>
-                <w:sz w:val="24"/>
-                <w:szCs w:val="24"/>
+                <w:sz w:val="20"/>
+                <w:szCs w:val="20"/>
               </w:rPr>
               <w:t xml:space="preserve"/>
             </w:r>
@@ -4150,8 +4158,8 @@
                 <w:bCs/>
                 <w:color w:val="EE0000"/>
                 <w:lang w:eastAsia="pt-BR"/>
-                <w:sz w:val="24"/>
-                <w:szCs w:val="24"/>
+                <w:sz w:val="20"/>
+                <w:szCs w:val="20"/>
               </w:rPr>
               <w:t/>
             </w:r>
@@ -4169,8 +4177,8 @@
                 <w:rFonts w:ascii="Arial" w:hAnsi="Arial" w:cs="Arial"/>
                 <w:color w:val="000000"/>
                 <w:lang w:eastAsia="pt-BR"/>
-                <w:sz w:val="24"/>
-                <w:szCs w:val="24"/>
+                <w:sz w:val="20"/>
+                <w:szCs w:val="20"/>
               </w:rPr>
             </w:pPr>
             <w:r>
@@ -4178,8 +4186,8 @@
                 <w:rFonts w:ascii="Arial" w:hAnsi="Arial" w:cs="Arial"/>
                 <w:color w:val="000000"/>
                 <w:lang w:eastAsia="pt-BR"/>
-                <w:sz w:val="24"/>
-                <w:szCs w:val="24"/>
+                <w:sz w:val="20"/>
+                <w:szCs w:val="20"/>
               </w:rPr>
               <w:t/>
             </w:r>
@@ -4197,8 +4205,8 @@
                 <w:rFonts w:ascii="Arial" w:hAnsi="Arial" w:cs="Arial"/>
                 <w:color w:val="000000"/>
                 <w:lang w:eastAsia="pt-BR"/>
-                <w:sz w:val="24"/>
-                <w:szCs w:val="24"/>
+                <w:sz w:val="20"/>
+                <w:szCs w:val="20"/>
               </w:rPr>
             </w:pPr>
             <w:r>
@@ -4206,8 +4214,8 @@
                 <w:rFonts w:ascii="Arial" w:hAnsi="Arial" w:cs="Arial"/>
                 <w:color w:val="000000"/>
                 <w:lang w:eastAsia="pt-BR"/>
-                <w:sz w:val="24"/>
-                <w:szCs w:val="24"/>
+                <w:sz w:val="20"/>
+                <w:szCs w:val="20"/>
               </w:rPr>
               <w:t/>
             </w:r>
@@ -4225,8 +4233,8 @@
                 <w:rFonts w:ascii="Arial" w:hAnsi="Arial" w:cs="Arial"/>
                 <w:color w:val="000000"/>
                 <w:lang w:eastAsia="pt-BR"/>
-                <w:sz w:val="24"/>
-                <w:szCs w:val="24"/>
+                <w:sz w:val="20"/>
+                <w:szCs w:val="20"/>
               </w:rPr>
             </w:pPr>
             <w:r>
@@ -4234,8 +4242,8 @@
                 <w:rFonts w:ascii="Arial" w:hAnsi="Arial" w:cs="Arial"/>
                 <w:color w:val="000000"/>
                 <w:lang w:eastAsia="pt-BR"/>
-                <w:sz w:val="24"/>
-                <w:szCs w:val="24"/>
+                <w:sz w:val="20"/>
+                <w:szCs w:val="20"/>
               </w:rPr>
               <w:t/>
             </w:r>
@@ -4253,8 +4261,8 @@
                 <w:rFonts w:ascii="Arial" w:hAnsi="Arial" w:cs="Arial"/>
                 <w:color w:val="2F5496" w:themeColor="accent5" w:themeShade="BF"/>
                 <w:lang w:eastAsia="pt-BR"/>
-                <w:sz w:val="24"/>
-                <w:szCs w:val="24"/>
+                <w:sz w:val="20"/>
+                <w:szCs w:val="20"/>
               </w:rPr>
             </w:pPr>
             <w:r>
@@ -4262,8 +4270,8 @@
                 <w:rFonts w:ascii="Arial" w:hAnsi="Arial" w:cs="Arial"/>
                 <w:color w:val="000000"/>
                 <w:lang w:eastAsia="pt-BR"/>
-                <w:sz w:val="24"/>
-                <w:szCs w:val="24"/>
+                <w:sz w:val="20"/>
+                <w:szCs w:val="20"/>
               </w:rPr>
               <w:t xml:space="preserve"/>
             </w:r>
@@ -4272,8 +4280,8 @@
                 <w:rFonts w:ascii="Arial" w:hAnsi="Arial" w:cs="Arial"/>
                 <w:color w:val="EE0000"/>
                 <w:lang w:eastAsia="pt-BR"/>
-                <w:sz w:val="24"/>
-                <w:szCs w:val="24"/>
+                <w:sz w:val="20"/>
+                <w:szCs w:val="20"/>
               </w:rPr>
               <w:t/>
             </w:r>
@@ -4282,8 +4290,8 @@
                 <w:rFonts w:ascii="Arial" w:hAnsi="Arial" w:cs="Arial"/>
                 <w:color w:val="EE0000"/>
                 <w:lang w:eastAsia="pt-BR"/>
-                <w:sz w:val="24"/>
-                <w:szCs w:val="24"/>
+                <w:sz w:val="20"/>
+                <w:szCs w:val="20"/>
               </w:rPr>
               <w:t xml:space="preserve"/>
             </w:r>
@@ -4292,8 +4300,8 @@
                 <w:rFonts w:ascii="Arial" w:hAnsi="Arial" w:cs="Arial"/>
                 <w:color w:val="2F5496" w:themeColor="accent5" w:themeShade="BF"/>
                 <w:lang w:eastAsia="pt-BR"/>
-                <w:sz w:val="24"/>
-                <w:szCs w:val="24"/>
+                <w:sz w:val="20"/>
+                <w:szCs w:val="20"/>
               </w:rPr>
               <w:t/>
             </w:r>
@@ -4312,8 +4320,8 @@
                 <w:bCs/>
                 <w:color w:val="000000"/>
                 <w:lang w:eastAsia="pt-BR"/>
-                <w:sz w:val="24"/>
-                <w:szCs w:val="24"/>
+                <w:sz w:val="20"/>
+                <w:szCs w:val="20"/>
               </w:rPr>
             </w:pPr>
             <w:r>
@@ -4323,8 +4331,8 @@
                 <w:bCs/>
                 <w:color w:val="000000"/>
                 <w:lang w:eastAsia="pt-BR"/>
-                <w:sz w:val="24"/>
-                <w:szCs w:val="24"/>
+                <w:sz w:val="20"/>
+                <w:szCs w:val="20"/>
               </w:rPr>
               <w:t/>
             </w:r>
@@ -4335,8 +4343,8 @@
                 <w:bCs/>
                 <w:color w:val="000000"/>
                 <w:lang w:eastAsia="pt-BR"/>
-                <w:sz w:val="24"/>
-                <w:szCs w:val="24"/>
+                <w:sz w:val="20"/>
+                <w:szCs w:val="20"/>
               </w:rPr>
               <w:t xml:space="preserve"/>
             </w:r>
@@ -4347,8 +4355,8 @@
                 <w:bCs/>
                 <w:color w:val="EE0000"/>
                 <w:lang w:eastAsia="pt-BR"/>
-                <w:sz w:val="24"/>
-                <w:szCs w:val="24"/>
+                <w:sz w:val="20"/>
+                <w:szCs w:val="20"/>
               </w:rPr>
               <w:t/>
             </w:r>
@@ -4366,8 +4374,8 @@
                 <w:rFonts w:ascii="Arial" w:hAnsi="Arial" w:cs="Arial"/>
                 <w:color w:val="000000"/>
                 <w:lang w:eastAsia="pt-BR"/>
-                <w:sz w:val="24"/>
-                <w:szCs w:val="24"/>
+                <w:sz w:val="20"/>
+                <w:szCs w:val="20"/>
               </w:rPr>
             </w:pPr>
             <w:r>
@@ -4375,8 +4383,8 @@
                 <w:rFonts w:ascii="Arial" w:hAnsi="Arial" w:cs="Arial"/>
                 <w:color w:val="000000"/>
                 <w:lang w:eastAsia="pt-BR"/>
-                <w:sz w:val="24"/>
-                <w:szCs w:val="24"/>
+                <w:sz w:val="20"/>
+                <w:szCs w:val="20"/>
               </w:rPr>
               <w:t/>
             </w:r>
@@ -4394,8 +4402,8 @@
                 <w:rFonts w:ascii="Arial" w:hAnsi="Arial" w:cs="Arial"/>
                 <w:color w:val="000000"/>
                 <w:lang w:eastAsia="pt-BR"/>
-                <w:sz w:val="24"/>
-                <w:szCs w:val="24"/>
+                <w:sz w:val="20"/>
+                <w:szCs w:val="20"/>
               </w:rPr>
             </w:pPr>
             <w:r>
@@ -4403,8 +4411,8 @@
                 <w:rFonts w:ascii="Arial" w:hAnsi="Arial" w:cs="Arial"/>
                 <w:color w:val="000000"/>
                 <w:lang w:eastAsia="pt-BR"/>
-                <w:sz w:val="24"/>
-                <w:szCs w:val="24"/>
+                <w:sz w:val="20"/>
+                <w:szCs w:val="20"/>
               </w:rPr>
               <w:t/>
             </w:r>
@@ -4422,8 +4430,8 @@
                 <w:rFonts w:ascii="Arial" w:hAnsi="Arial" w:cs="Arial"/>
                 <w:color w:val="000000"/>
                 <w:lang w:eastAsia="pt-BR"/>
-                <w:sz w:val="24"/>
-                <w:szCs w:val="24"/>
+                <w:sz w:val="20"/>
+                <w:szCs w:val="20"/>
               </w:rPr>
             </w:pPr>
             <w:r>
@@ -4431,8 +4439,8 @@
                 <w:rFonts w:ascii="Arial" w:hAnsi="Arial" w:cs="Arial"/>
                 <w:color w:val="000000"/>
                 <w:lang w:eastAsia="pt-BR"/>
-                <w:sz w:val="24"/>
-                <w:szCs w:val="24"/>
+                <w:sz w:val="20"/>
+                <w:szCs w:val="20"/>
               </w:rPr>
               <w:t/>
             </w:r>
@@ -4450,8 +4458,8 @@
                 <w:rFonts w:ascii="Arial" w:hAnsi="Arial" w:cs="Arial"/>
                 <w:color w:val="2F5496" w:themeColor="accent5" w:themeShade="BF"/>
                 <w:lang w:eastAsia="pt-BR"/>
-                <w:sz w:val="24"/>
-                <w:szCs w:val="24"/>
+                <w:sz w:val="20"/>
+                <w:szCs w:val="20"/>
               </w:rPr>
             </w:pPr>
             <w:r>
@@ -4459,8 +4467,8 @@
                 <w:rFonts w:ascii="Arial" w:hAnsi="Arial" w:cs="Arial"/>
                 <w:color w:val="000000"/>
                 <w:lang w:eastAsia="pt-BR"/>
-                <w:sz w:val="24"/>
-                <w:szCs w:val="24"/>
+                <w:sz w:val="20"/>
+                <w:szCs w:val="20"/>
               </w:rPr>
               <w:t xml:space="preserve"/>
             </w:r>
@@ -4469,8 +4477,8 @@
                 <w:rFonts w:ascii="Arial" w:hAnsi="Arial" w:cs="Arial"/>
                 <w:color w:val="EE0000"/>
                 <w:lang w:eastAsia="pt-BR"/>
-                <w:sz w:val="24"/>
-                <w:szCs w:val="24"/>
+                <w:sz w:val="20"/>
+                <w:szCs w:val="20"/>
               </w:rPr>
               <w:t/>
             </w:r>
@@ -4479,8 +4487,8 @@
                 <w:rFonts w:ascii="Arial" w:hAnsi="Arial" w:cs="Arial"/>
                 <w:color w:val="EE0000"/>
                 <w:lang w:eastAsia="pt-BR"/>
-                <w:sz w:val="24"/>
-                <w:szCs w:val="24"/>
+                <w:sz w:val="20"/>
+                <w:szCs w:val="20"/>
               </w:rPr>
               <w:t xml:space="preserve"/>
             </w:r>
@@ -4489,8 +4497,8 @@
                 <w:rFonts w:ascii="Arial" w:hAnsi="Arial" w:cs="Arial"/>
                 <w:color w:val="2F5496" w:themeColor="accent5" w:themeShade="BF"/>
                 <w:lang w:eastAsia="pt-BR"/>
-                <w:sz w:val="24"/>
-                <w:szCs w:val="24"/>
+                <w:sz w:val="20"/>
+                <w:szCs w:val="20"/>
               </w:rPr>
               <w:t/>
             </w:r>
@@ -4509,8 +4517,8 @@
                 <w:bCs/>
                 <w:color w:val="000000"/>
                 <w:lang w:eastAsia="pt-BR"/>
-                <w:sz w:val="24"/>
-                <w:szCs w:val="24"/>
+                <w:sz w:val="20"/>
+                <w:szCs w:val="20"/>
               </w:rPr>
             </w:pPr>
             <w:r>
@@ -4520,8 +4528,8 @@
                 <w:bCs/>
                 <w:color w:val="000000"/>
                 <w:lang w:eastAsia="pt-BR"/>
-                <w:sz w:val="24"/>
-                <w:szCs w:val="24"/>
+                <w:sz w:val="20"/>
+                <w:szCs w:val="20"/>
               </w:rPr>
               <w:t/>
             </w:r>
@@ -4532,8 +4540,8 @@
                 <w:bCs/>
                 <w:color w:val="000000"/>
                 <w:lang w:eastAsia="pt-BR"/>
-                <w:sz w:val="24"/>
-                <w:szCs w:val="24"/>
+                <w:sz w:val="20"/>
+                <w:szCs w:val="20"/>
               </w:rPr>
               <w:t xml:space="preserve"/>
             </w:r>
@@ -4544,8 +4552,8 @@
                 <w:bCs/>
                 <w:color w:val="000000"/>
                 <w:lang w:eastAsia="pt-BR"/>
-                <w:sz w:val="24"/>
-                <w:szCs w:val="24"/>
+                <w:sz w:val="20"/>
+                <w:szCs w:val="20"/>
               </w:rPr>
               <w:t/>
             </w:r>
@@ -4556,8 +4564,8 @@
                 <w:bCs/>
                 <w:color w:val="000000"/>
                 <w:lang w:eastAsia="pt-BR"/>
-                <w:sz w:val="24"/>
-                <w:szCs w:val="24"/>
+                <w:sz w:val="20"/>
+                <w:szCs w:val="20"/>
               </w:rPr>
               <w:t xml:space="preserve"/>
             </w:r>
@@ -4575,8 +4583,8 @@
                 <w:rFonts w:ascii="Arial" w:hAnsi="Arial" w:cs="Arial"/>
                 <w:color w:val="000000"/>
                 <w:lang w:eastAsia="pt-BR"/>
-                <w:sz w:val="24"/>
-                <w:szCs w:val="24"/>
+                <w:sz w:val="20"/>
+                <w:szCs w:val="20"/>
               </w:rPr>
             </w:pPr>
             <w:r>
@@ -4584,8 +4592,8 @@
                 <w:rFonts w:ascii="Arial" w:hAnsi="Arial" w:cs="Arial"/>
                 <w:color w:val="000000"/>
                 <w:lang w:eastAsia="pt-BR"/>
-                <w:sz w:val="24"/>
-                <w:szCs w:val="24"/>
+                <w:sz w:val="20"/>
+                <w:szCs w:val="20"/>
               </w:rPr>
               <w:t/>
             </w:r>
@@ -4603,8 +4611,8 @@
                 <w:rFonts w:ascii="Arial" w:hAnsi="Arial" w:cs="Arial"/>
                 <w:color w:val="000000"/>
                 <w:lang w:eastAsia="pt-BR"/>
-                <w:sz w:val="24"/>
-                <w:szCs w:val="24"/>
+                <w:sz w:val="20"/>
+                <w:szCs w:val="20"/>
               </w:rPr>
             </w:pPr>
             <w:r>
@@ -4612,8 +4620,8 @@
                 <w:rFonts w:ascii="Arial" w:hAnsi="Arial" w:cs="Arial"/>
                 <w:color w:val="000000"/>
                 <w:lang w:eastAsia="pt-BR"/>
-                <w:sz w:val="24"/>
-                <w:szCs w:val="24"/>
+                <w:sz w:val="20"/>
+                <w:szCs w:val="20"/>
               </w:rPr>
               <w:t/>
             </w:r>
@@ -4631,8 +4639,8 @@
                 <w:rFonts w:ascii="Arial" w:hAnsi="Arial" w:cs="Arial"/>
                 <w:color w:val="000000"/>
                 <w:lang w:eastAsia="pt-BR"/>
-                <w:sz w:val="24"/>
-                <w:szCs w:val="24"/>
+                <w:sz w:val="20"/>
+                <w:szCs w:val="20"/>
               </w:rPr>
             </w:pPr>
             <w:r>
@@ -4640,8 +4648,8 @@
                 <w:rFonts w:ascii="Arial" w:hAnsi="Arial" w:cs="Arial"/>
                 <w:color w:val="000000"/>
                 <w:lang w:eastAsia="pt-BR"/>
-                <w:sz w:val="24"/>
-                <w:szCs w:val="24"/>
+                <w:sz w:val="20"/>
+                <w:szCs w:val="20"/>
               </w:rPr>
               <w:t/>
             </w:r>
@@ -4659,8 +4667,8 @@
                 <w:rFonts w:ascii="Arial" w:hAnsi="Arial" w:cs="Arial"/>
                 <w:color w:val="000000"/>
                 <w:lang w:eastAsia="pt-BR"/>
-                <w:sz w:val="24"/>
-                <w:szCs w:val="24"/>
+                <w:sz w:val="20"/>
+                <w:szCs w:val="20"/>
               </w:rPr>
             </w:pPr>
             <w:r>
@@ -4668,8 +4676,8 @@
                 <w:rFonts w:ascii="Arial" w:hAnsi="Arial" w:cs="Arial"/>
                 <w:color w:val="000000"/>
                 <w:lang w:eastAsia="pt-BR"/>
-                <w:sz w:val="24"/>
-                <w:szCs w:val="24"/>
+                <w:sz w:val="20"/>
+                <w:szCs w:val="20"/>
               </w:rPr>
               <w:t/>
             </w:r>
@@ -4687,8 +4695,8 @@
                 <w:rFonts w:ascii="Arial" w:hAnsi="Arial" w:cs="Arial"/>
                 <w:color w:val="2F5496" w:themeColor="accent5" w:themeShade="BF"/>
                 <w:lang w:eastAsia="pt-BR"/>
-                <w:sz w:val="24"/>
-                <w:szCs w:val="24"/>
+                <w:sz w:val="20"/>
+                <w:szCs w:val="20"/>
               </w:rPr>
             </w:pPr>
             <w:r>
@@ -4696,8 +4704,8 @@
                 <w:rFonts w:ascii="Arial" w:hAnsi="Arial" w:cs="Arial"/>
                 <w:color w:val="000000"/>
                 <w:lang w:eastAsia="pt-BR"/>
-                <w:sz w:val="24"/>
-                <w:szCs w:val="24"/>
+                <w:sz w:val="20"/>
+                <w:szCs w:val="20"/>
               </w:rPr>
               <w:t xml:space="preserve"/>
             </w:r>
@@ -4706,8 +4714,8 @@
                 <w:rFonts w:ascii="Arial" w:hAnsi="Arial" w:cs="Arial"/>
                 <w:color w:val="EE0000"/>
                 <w:lang w:eastAsia="pt-BR"/>
-                <w:sz w:val="24"/>
-                <w:szCs w:val="24"/>
+                <w:sz w:val="20"/>
+                <w:szCs w:val="20"/>
               </w:rPr>
               <w:t/>
             </w:r>
@@ -4716,8 +4724,8 @@
                 <w:rFonts w:ascii="Arial" w:hAnsi="Arial" w:cs="Arial"/>
                 <w:color w:val="EE0000"/>
                 <w:lang w:eastAsia="pt-BR"/>
-                <w:sz w:val="24"/>
-                <w:szCs w:val="24"/>
+                <w:sz w:val="20"/>
+                <w:szCs w:val="20"/>
               </w:rPr>
               <w:t xml:space="preserve"/>
             </w:r>
@@ -4726,8 +4734,8 @@
                 <w:rFonts w:ascii="Arial" w:hAnsi="Arial" w:cs="Arial"/>
                 <w:color w:val="2F5496" w:themeColor="accent5" w:themeShade="BF"/>
                 <w:lang w:eastAsia="pt-BR"/>
-                <w:sz w:val="24"/>
-                <w:szCs w:val="24"/>
+                <w:sz w:val="20"/>
+                <w:szCs w:val="20"/>
               </w:rPr>
               <w:t/>
             </w:r>
@@ -4746,8 +4754,8 @@
                 <w:bCs/>
                 <w:color w:val="000000"/>
                 <w:lang w:eastAsia="pt-BR"/>
-                <w:sz w:val="24"/>
-                <w:szCs w:val="24"/>
+                <w:sz w:val="20"/>
+                <w:szCs w:val="20"/>
               </w:rPr>
             </w:pPr>
             <w:r>
@@ -4757,8 +4765,8 @@
                 <w:bCs/>
                 <w:color w:val="000000"/>
                 <w:lang w:eastAsia="pt-BR"/>
-                <w:sz w:val="24"/>
-                <w:szCs w:val="24"/>
+                <w:sz w:val="20"/>
+                <w:szCs w:val="20"/>
               </w:rPr>
               <w:t/>
             </w:r>
@@ -4769,8 +4777,8 @@
                 <w:bCs/>
                 <w:color w:val="000000"/>
                 <w:lang w:eastAsia="pt-BR"/>
-                <w:sz w:val="24"/>
-                <w:szCs w:val="24"/>
+                <w:sz w:val="20"/>
+                <w:szCs w:val="20"/>
               </w:rPr>
               <w:t xml:space="preserve"/>
             </w:r>
@@ -4781,8 +4789,8 @@
                 <w:bCs/>
                 <w:color w:val="000000"/>
                 <w:lang w:eastAsia="pt-BR"/>
-                <w:sz w:val="24"/>
-                <w:szCs w:val="24"/>
+                <w:sz w:val="20"/>
+                <w:szCs w:val="20"/>
               </w:rPr>
               <w:t/>
             </w:r>
@@ -4800,8 +4808,8 @@
                 <w:rFonts w:ascii="Arial" w:hAnsi="Arial" w:cs="Arial"/>
                 <w:color w:val="000000"/>
                 <w:lang w:eastAsia="pt-BR"/>
-                <w:sz w:val="24"/>
-                <w:szCs w:val="24"/>
+                <w:sz w:val="20"/>
+                <w:szCs w:val="20"/>
               </w:rPr>
             </w:pPr>
             <w:r>
@@ -4809,8 +4817,8 @@
                 <w:rFonts w:ascii="Arial" w:hAnsi="Arial" w:cs="Arial"/>
                 <w:color w:val="000000"/>
                 <w:lang w:eastAsia="pt-BR"/>
-                <w:sz w:val="24"/>
-                <w:szCs w:val="24"/>
+                <w:sz w:val="20"/>
+                <w:szCs w:val="20"/>
               </w:rPr>
               <w:t/>
             </w:r>
@@ -4828,8 +4836,8 @@
                 <w:rFonts w:ascii="Arial" w:hAnsi="Arial" w:cs="Arial"/>
                 <w:color w:val="000000"/>
                 <w:lang w:eastAsia="pt-BR"/>
-                <w:sz w:val="24"/>
-                <w:szCs w:val="24"/>
+                <w:sz w:val="20"/>
+                <w:szCs w:val="20"/>
               </w:rPr>
             </w:pPr>
             <w:r>
@@ -4837,8 +4845,8 @@
                 <w:rFonts w:ascii="Arial" w:hAnsi="Arial" w:cs="Arial"/>
                 <w:color w:val="000000"/>
                 <w:lang w:eastAsia="pt-BR"/>
-                <w:sz w:val="24"/>
-                <w:szCs w:val="24"/>
+                <w:sz w:val="20"/>
+                <w:szCs w:val="20"/>
               </w:rPr>
               <w:t/>
             </w:r>
@@ -4856,8 +4864,8 @@
                 <w:rFonts w:ascii="Arial" w:hAnsi="Arial" w:cs="Arial"/>
                 <w:color w:val="000000"/>
                 <w:lang w:eastAsia="pt-BR"/>
-                <w:sz w:val="24"/>
-                <w:szCs w:val="24"/>
+                <w:sz w:val="20"/>
+                <w:szCs w:val="20"/>
               </w:rPr>
             </w:pPr>
             <w:r>
@@ -4865,8 +4873,8 @@
                 <w:rFonts w:ascii="Arial" w:hAnsi="Arial" w:cs="Arial"/>
                 <w:color w:val="000000"/>
                 <w:lang w:eastAsia="pt-BR"/>
-                <w:sz w:val="24"/>
-                <w:szCs w:val="24"/>
+                <w:sz w:val="20"/>
+                <w:szCs w:val="20"/>
               </w:rPr>
               <w:t/>
             </w:r>
@@ -4884,8 +4892,8 @@
                 <w:rFonts w:ascii="Arial" w:hAnsi="Arial" w:cs="Arial"/>
                 <w:color w:val="000000"/>
                 <w:lang w:eastAsia="pt-BR"/>
-                <w:sz w:val="24"/>
-                <w:szCs w:val="24"/>
+                <w:sz w:val="20"/>
+                <w:szCs w:val="20"/>
               </w:rPr>
             </w:pPr>
             <w:r>
@@ -4893,8 +4901,8 @@
                 <w:rFonts w:ascii="Arial" w:hAnsi="Arial" w:cs="Arial"/>
                 <w:color w:val="000000"/>
                 <w:lang w:eastAsia="pt-BR"/>
-                <w:sz w:val="24"/>
-                <w:szCs w:val="24"/>
+                <w:sz w:val="20"/>
+                <w:szCs w:val="20"/>
               </w:rPr>
               <w:t/>
             </w:r>
@@ -4912,8 +4920,8 @@
                 <w:rFonts w:ascii="Arial" w:hAnsi="Arial" w:cs="Arial"/>
                 <w:color w:val="000000"/>
                 <w:lang w:eastAsia="pt-BR"/>
-                <w:sz w:val="24"/>
-                <w:szCs w:val="24"/>
+                <w:sz w:val="20"/>
+                <w:szCs w:val="20"/>
               </w:rPr>
             </w:pPr>
             <w:r>
@@ -4921,8 +4929,8 @@
                 <w:rFonts w:ascii="Arial" w:hAnsi="Arial" w:cs="Arial"/>
                 <w:color w:val="000000"/>
                 <w:lang w:eastAsia="pt-BR"/>
-                <w:sz w:val="24"/>
-                <w:szCs w:val="24"/>
+                <w:sz w:val="20"/>
+                <w:szCs w:val="20"/>
               </w:rPr>
               <w:t xml:space="preserve"/>
             </w:r>
@@ -4931,8 +4939,8 @@
                 <w:rFonts w:ascii="Arial" w:hAnsi="Arial" w:cs="Arial"/>
                 <w:color w:val="EE0000"/>
                 <w:lang w:eastAsia="pt-BR"/>
-                <w:sz w:val="24"/>
-                <w:szCs w:val="24"/>
+                <w:sz w:val="20"/>
+                <w:szCs w:val="20"/>
               </w:rPr>
               <w:t/>
             </w:r>
@@ -4950,8 +4958,8 @@
                 <w:rFonts w:ascii="Arial" w:hAnsi="Arial" w:cs="Arial"/>
                 <w:color w:val="2F5496" w:themeColor="accent5" w:themeShade="BF"/>
                 <w:lang w:eastAsia="pt-BR"/>
-                <w:sz w:val="24"/>
-                <w:szCs w:val="24"/>
+                <w:sz w:val="20"/>
+                <w:szCs w:val="20"/>
               </w:rPr>
             </w:pPr>
             <w:r>
@@ -4959,8 +4967,8 @@
                 <w:rFonts w:ascii="Arial" w:hAnsi="Arial" w:cs="Arial"/>
                 <w:color w:val="000000"/>
                 <w:lang w:eastAsia="pt-BR"/>
-                <w:sz w:val="24"/>
-                <w:szCs w:val="24"/>
+                <w:sz w:val="20"/>
+                <w:szCs w:val="20"/>
               </w:rPr>
               <w:t xml:space="preserve"/>
             </w:r>
@@ -4969,8 +4977,8 @@
                 <w:rFonts w:ascii="Arial" w:hAnsi="Arial" w:cs="Arial"/>
                 <w:color w:val="EE0000"/>
                 <w:lang w:eastAsia="pt-BR"/>
-                <w:sz w:val="24"/>
-                <w:szCs w:val="24"/>
+                <w:sz w:val="20"/>
+                <w:szCs w:val="20"/>
               </w:rPr>
               <w:t/>
             </w:r>
@@ -4979,8 +4987,8 @@
                 <w:rFonts w:ascii="Arial" w:hAnsi="Arial" w:cs="Arial"/>
                 <w:color w:val="EE0000"/>
                 <w:lang w:eastAsia="pt-BR"/>
-                <w:sz w:val="24"/>
-                <w:szCs w:val="24"/>
+                <w:sz w:val="20"/>
+                <w:szCs w:val="20"/>
               </w:rPr>
               <w:t xml:space="preserve"/>
             </w:r>
@@ -4989,8 +4997,8 @@
                 <w:rFonts w:ascii="Arial" w:hAnsi="Arial" w:cs="Arial"/>
                 <w:color w:val="2F5496" w:themeColor="accent5" w:themeShade="BF"/>
                 <w:lang w:eastAsia="pt-BR"/>
-                <w:sz w:val="24"/>
-                <w:szCs w:val="24"/>
+                <w:sz w:val="20"/>
+                <w:szCs w:val="20"/>
               </w:rPr>
               <w:t/>
             </w:r>
@@ -5003,8 +5011,8 @@
                 <w:rFonts w:ascii="Arial" w:hAnsi="Arial" w:cs="Arial"/>
                 <w:color w:val="000000"/>
                 <w:lang w:eastAsia="pt-BR"/>
-                <w:sz w:val="24"/>
-                <w:szCs w:val="24"/>
+                <w:sz w:val="20"/>
+                <w:szCs w:val="20"/>
               </w:rPr>
             </w:pPr>
           </w:p>
@@ -5029,8 +5037,8 @@
                 <w:rFonts w:ascii="Arial" w:hAnsi="Arial" w:cs="Arial"/>
                 <w:color w:val="000000"/>
                 <w:lang w:eastAsia="pt-BR"/>
-                <w:sz w:val="24"/>
-                <w:szCs w:val="24"/>
+                <w:sz w:val="20"/>
+                <w:szCs w:val="20"/>
               </w:rPr>
             </w:pPr>
             <w:r>
@@ -5038,8 +5046,8 @@
                 <w:rFonts w:ascii="Arial" w:hAnsi="Arial" w:cs="Arial"/>
                 <w:color w:val="000000"/>
                 <w:lang w:eastAsia="pt-BR"/>
-                <w:sz w:val="24"/>
-                <w:szCs w:val="24"/>
+                <w:sz w:val="20"/>
+                <w:szCs w:val="20"/>
               </w:rPr>
               <w:t xml:space="preserve">{{nota_filtrovali}}</w:t>
             </w:r>
@@ -5053,30 +5061,30 @@
         <w:spacing w:after="120"/>
         <w:rPr>
           <w:rFonts w:ascii="Arial" w:hAnsi="Arial" w:cs="Arial"/>
-          <w:sz w:val="24"/>
-          <w:szCs w:val="24"/>
-          <w:b w:val="true"/>
-          <w:bCs w:val="true"/>
+          <w:sz w:val="20"/>
+          <w:szCs w:val="20"/>
+          <w:b w:val="false"/>
+          <w:bCs w:val="false"/>
         </w:rPr>
       </w:pPr>
       <w:r>
         <w:rPr>
           <w:rFonts w:ascii="Arial" w:hAnsi="Arial" w:cs="Arial"/>
-          <w:b w:val="true"/>
-          <w:bCs w:val="true"/>
+          <w:b w:val="false"/>
+          <w:bCs w:val="false"/>
           <w:color w:val="000000"/>
-          <w:sz w:val="24"/>
-          <w:szCs w:val="24"/>
+          <w:sz w:val="20"/>
+          <w:szCs w:val="20"/>
         </w:rPr>
         <w:t>Responsabilidade do Contratante</w:t>
       </w:r>
       <w:r>
         <w:rPr>
           <w:rFonts w:ascii="Arial" w:hAnsi="Arial" w:cs="Arial"/>
-          <w:b w:val="true"/>
-          <w:bCs w:val="true"/>
-          <w:sz w:val="24"/>
-          <w:szCs w:val="24"/>
+          <w:b w:val="false"/>
+          <w:bCs w:val="false"/>
+          <w:sz w:val="20"/>
+          <w:szCs w:val="20"/>
         </w:rPr>
         <w:t>:</w:t>
       </w:r>
@@ -5125,8 +5133,8 @@
                 <w:bCs/>
                 <w:color w:val="FFFFFF" w:themeColor="background1"/>
                 <w:lang w:eastAsia="pt-BR"/>
-                <w:sz w:val="24"/>
-                <w:szCs w:val="24"/>
+                <w:sz w:val="20"/>
+                <w:szCs w:val="20"/>
               </w:rPr>
             </w:pPr>
             <w:r>
@@ -5136,8 +5144,8 @@
                 <w:bCs/>
                 <w:color w:val="FFFFFF" w:themeColor="background1"/>
                 <w:lang w:eastAsia="pt-BR"/>
-                <w:sz w:val="24"/>
-                <w:szCs w:val="24"/>
+                <w:sz w:val="20"/>
+                <w:szCs w:val="20"/>
               </w:rPr>
               <w:t>Item</w:t>
             </w:r>
@@ -5167,8 +5175,8 @@
                 <w:bCs/>
                 <w:color w:val="FFFFFF" w:themeColor="background1"/>
                 <w:lang w:eastAsia="pt-BR"/>
-                <w:sz w:val="24"/>
-                <w:szCs w:val="24"/>
+                <w:sz w:val="20"/>
+                <w:szCs w:val="20"/>
               </w:rPr>
             </w:pPr>
             <w:r>
@@ -5178,8 +5186,8 @@
                 <w:bCs/>
                 <w:color w:val="FFFFFF" w:themeColor="background1"/>
                 <w:lang w:eastAsia="pt-BR"/>
-                <w:sz w:val="24"/>
-                <w:szCs w:val="24"/>
+                <w:sz w:val="20"/>
+                <w:szCs w:val="20"/>
               </w:rPr>
               <w:t>ESCOPO</w:t>
             </w:r>
@@ -5209,8 +5217,8 @@
                 <w:bCs/>
                 <w:color w:val="FFFFFF" w:themeColor="background1"/>
                 <w:lang w:eastAsia="pt-BR"/>
-                <w:sz w:val="24"/>
-                <w:szCs w:val="24"/>
+                <w:sz w:val="20"/>
+                <w:szCs w:val="20"/>
               </w:rPr>
             </w:pPr>
             <w:r>
@@ -5220,8 +5228,8 @@
                 <w:bCs/>
                 <w:color w:val="FFFFFF" w:themeColor="background1"/>
                 <w:lang w:eastAsia="pt-BR"/>
-                <w:sz w:val="24"/>
-                <w:szCs w:val="24"/>
+                <w:sz w:val="20"/>
+                <w:szCs w:val="20"/>
               </w:rPr>
               <w:t>NOTA</w:t>
             </w:r>
@@ -5255,8 +5263,8 @@
                 <w:rFonts w:ascii="Arial" w:hAnsi="Arial" w:cs="Arial"/>
                 <w:color w:val="000000"/>
                 <w:lang w:eastAsia="pt-BR"/>
-                <w:sz w:val="24"/>
-                <w:szCs w:val="24"/>
+                <w:sz w:val="20"/>
+                <w:szCs w:val="20"/>
               </w:rPr>
             </w:pPr>
             <w:r>
@@ -5265,8 +5273,8 @@
                 <w:b/>
                 <w:color w:val="000000"/>
                 <w:lang w:eastAsia="pt-BR"/>
-                <w:sz w:val="24"/>
-                <w:szCs w:val="24"/>
+                <w:sz w:val="20"/>
+                <w:szCs w:val="20"/>
               </w:rPr>
               <w:t xml:space="preserve">{{categoria_contratante}}</w:t>
             </w:r>
@@ -5302,10 +5310,12 @@
               <w:jc w:val="center"/>
               <w:rPr>
                 <w:rFonts w:ascii="Arial" w:hAnsi="Arial" w:cs="Arial"/>
+                <w:bCs w:val="false"/>
+                <w:b w:val="false"/>
                 <w:color w:val="000000"/>
                 <w:lang w:eastAsia="pt-BR"/>
-                <w:sz w:val="24"/>
-                <w:szCs w:val="24"/>
+                <w:sz w:val="20"/>
+                <w:szCs w:val="20"/>
               </w:rPr>
             </w:pPr>
           </w:p>
@@ -5328,16 +5338,16 @@
               <w:rPr>
                 <w:rFonts w:ascii="Arial" w:hAnsi="Arial" w:cs="Arial"/>
                 <w:lang w:eastAsia="pt-BR"/>
-                <w:sz w:val="24"/>
-                <w:szCs w:val="24"/>
+                <w:sz w:val="20"/>
+                <w:szCs w:val="20"/>
               </w:rPr>
             </w:pPr>
             <w:r>
               <w:rPr>
                 <w:rFonts w:ascii="Arial" w:hAnsi="Arial" w:cs="Arial"/>
                 <w:lang w:eastAsia="pt-BR"/>
-                <w:sz w:val="24"/>
-                <w:szCs w:val="24"/>
+                <w:sz w:val="20"/>
+                <w:szCs w:val="20"/>
               </w:rPr>
               <w:t xml:space="preserve">{{escopo_contratante}}</w:t>
             </w:r>
@@ -5345,8 +5355,8 @@
               <w:rPr>
                 <w:rFonts w:ascii="Arial" w:hAnsi="Arial" w:cs="Arial"/>
                 <w:lang w:eastAsia="pt-BR"/>
-                <w:sz w:val="24"/>
-                <w:szCs w:val="24"/>
+                <w:sz w:val="20"/>
+                <w:szCs w:val="20"/>
               </w:rPr>
               <w:t/>
             </w:r>
@@ -5372,8 +5382,8 @@
                 <w:rFonts w:ascii="Arial" w:hAnsi="Arial" w:cs="Arial"/>
                 <w:color w:val="000000"/>
                 <w:lang w:eastAsia="pt-BR"/>
-                <w:sz w:val="24"/>
-                <w:szCs w:val="24"/>
+                <w:sz w:val="20"/>
+                <w:szCs w:val="20"/>
               </w:rPr>
             </w:pPr>
             <w:r>
@@ -5381,8 +5391,8 @@
                 <w:rFonts w:ascii="Arial" w:hAnsi="Arial" w:cs="Arial"/>
                 <w:color w:val="000000"/>
                 <w:lang w:eastAsia="pt-BR"/>
-                <w:sz w:val="24"/>
-                <w:szCs w:val="24"/>
+                <w:sz w:val="20"/>
+                <w:szCs w:val="20"/>
               </w:rPr>
               <w:t xml:space="preserve">{{nota_contratante}}</w:t>
             </w:r>
@@ -5397,8 +5407,8 @@
         <w:jc w:val="both"/>
         <w:rPr>
           <w:rFonts w:ascii="Arial" w:hAnsi="Arial" w:cs="Arial"/>
-          <w:sz w:val="24"/>
-          <w:szCs w:val="24"/>
+          <w:sz w:val="20"/>
+          <w:szCs w:val="20"/>
           <w:b w:val="true"/>
           <w:bCs w:val="true"/>
         </w:rPr>
@@ -5409,8 +5419,8 @@
           <w:rFonts w:ascii="Arial" w:hAnsi="Arial" w:cs="Arial"/>
           <w:b w:val="true"/>
           <w:bCs w:val="true"/>
-          <w:sz w:val="24"/>
-          <w:szCs w:val="24"/>
+          <w:sz w:val="20"/>
+          <w:szCs w:val="20"/>
         </w:rPr>
         <w:t>- Previsão de atendimento</w:t>
       </w:r>
@@ -5419,8 +5429,8 @@
           <w:rFonts w:ascii="Arial" w:hAnsi="Arial" w:cs="Arial"/>
           <w:b w:val="true"/>
           <w:bCs w:val="true"/>
-          <w:sz w:val="24"/>
-          <w:szCs w:val="24"/>
+          <w:sz w:val="20"/>
+          <w:szCs w:val="20"/>
         </w:rPr>
         <w:t>:</w:t>
       </w:r>
@@ -5437,44 +5447,50 @@
         <w:jc w:val="both"/>
         <w:rPr>
           <w:rFonts w:ascii="Arial" w:hAnsi="Arial" w:cs="Arial"/>
-          <w:sz w:val="24"/>
-          <w:szCs w:val="24"/>
+          <w:bCs w:val="false"/>
+          <w:b w:val="false"/>
+          <w:sz w:val="20"/>
+          <w:szCs w:val="20"/>
         </w:rPr>
       </w:pPr>
       <w:r>
         <w:rPr>
           <w:rFonts w:ascii="Arial" w:hAnsi="Arial" w:cs="Arial"/>
-          <w:sz w:val="24"/>
-          <w:szCs w:val="24"/>
+          <w:bCs w:val="false"/>
+          <w:b w:val="false"/>
+          <w:sz w:val="20"/>
+          <w:szCs w:val="20"/>
         </w:rPr>
         <w:t xml:space="preserve">- </w:t>
       </w:r>
       <w:r>
         <w:rPr>
           <w:rFonts w:ascii="Arial" w:hAnsi="Arial" w:cs="Arial"/>
-          <w:b/>
-          <w:bCs/>
+          <w:b w:val="false"/>
+          <w:bCs w:val="false"/>
           <w:noProof/>
-          <w:sz w:val="24"/>
-          <w:szCs w:val="24"/>
+          <w:sz w:val="20"/>
+          <w:szCs w:val="20"/>
         </w:rPr>
         <w:t xml:space="preserve">{{prev_atende}}</w:t>
       </w:r>
       <w:r>
         <w:rPr>
           <w:rFonts w:ascii="Arial" w:hAnsi="Arial" w:cs="Arial"/>
-          <w:b/>
-          <w:bCs/>
-          <w:sz w:val="24"/>
-          <w:szCs w:val="24"/>
+          <w:b w:val="false"/>
+          <w:bCs w:val="false"/>
+          <w:sz w:val="20"/>
+          <w:szCs w:val="20"/>
         </w:rPr>
         <w:t xml:space="preserve"> dias </w:t>
       </w:r>
       <w:r>
         <w:rPr>
           <w:rFonts w:ascii="Arial" w:hAnsi="Arial" w:cs="Arial"/>
-          <w:sz w:val="24"/>
-          <w:szCs w:val="24"/>
+          <w:bCs w:val="false"/>
+          <w:b w:val="false"/>
+          <w:sz w:val="20"/>
+          <w:szCs w:val="20"/>
         </w:rPr>
         <w:t>após o recebimento do pedido de compras ou assinatura do contrato.</w:t>
       </w:r>
@@ -5490,15 +5506,19 @@
         <w:jc w:val="both"/>
         <w:rPr>
           <w:rFonts w:ascii="Arial" w:hAnsi="Arial" w:cs="Arial"/>
-          <w:sz w:val="24"/>
-          <w:szCs w:val="24"/>
+          <w:bCs w:val="false"/>
+          <w:b w:val="false"/>
+          <w:sz w:val="20"/>
+          <w:szCs w:val="20"/>
         </w:rPr>
       </w:pPr>
       <w:r>
         <w:rPr>
           <w:rFonts w:ascii="Arial" w:hAnsi="Arial" w:cs="Arial"/>
-          <w:sz w:val="24"/>
-          <w:szCs w:val="24"/>
+          <w:bCs w:val="false"/>
+          <w:b w:val="false"/>
+          <w:sz w:val="20"/>
+          <w:szCs w:val="20"/>
         </w:rPr>
         <w:t xml:space="preserve">O texto acima deve ser válido a cada mudança de data para atendimento.  </w:t>
       </w:r>
@@ -5510,8 +5530,8 @@
         <w:jc w:val="both"/>
         <w:rPr>
           <w:rFonts w:ascii="Arial" w:hAnsi="Arial" w:cs="Arial"/>
-          <w:sz w:val="24"/>
-          <w:szCs w:val="24"/>
+          <w:sz w:val="20"/>
+          <w:szCs w:val="20"/>
           <w:b w:val="true"/>
           <w:bCs w:val="true"/>
         </w:rPr>
@@ -5522,8 +5542,8 @@
           <w:rFonts w:ascii="Arial" w:hAnsi="Arial" w:cs="Arial"/>
           <w:b w:val="true"/>
           <w:bCs w:val="true"/>
-          <w:sz w:val="24"/>
-          <w:szCs w:val="24"/>
+          <w:sz w:val="20"/>
+          <w:szCs w:val="20"/>
         </w:rPr>
         <w:t>- Prazo para execução dos serviços:</w:t>
       </w:r>
@@ -5537,15 +5557,15 @@
         <w:jc w:val="both"/>
         <w:rPr>
           <w:rFonts w:ascii="Arial" w:hAnsi="Arial" w:cs="Arial"/>
-          <w:sz w:val="24"/>
-          <w:szCs w:val="24"/>
+          <w:sz w:val="20"/>
+          <w:szCs w:val="20"/>
         </w:rPr>
       </w:pPr>
       <w:r>
         <w:rPr>
           <w:rFonts w:ascii="Arial" w:hAnsi="Arial" w:cs="Arial"/>
-          <w:sz w:val="24"/>
-          <w:szCs w:val="24"/>
+          <w:sz w:val="20"/>
+          <w:szCs w:val="20"/>
         </w:rPr>
         <w:t>O cronograma apresentado leva em consideração a disponibilidade de todas as frentes de serviço prontas e liberadas para a equipe Filtrovali. É importante ressaltar que qualquer indisponibilidade das frentes de serviço para a equipe da Filtrovali poderá resultar em alterações no cronograma.</w:t>
       </w:r>
@@ -5557,19 +5577,19 @@
         <w:jc w:val="both"/>
         <w:rPr>
           <w:rFonts w:ascii="Arial" w:hAnsi="Arial" w:cs="Arial"/>
-          <w:sz w:val="24"/>
-          <w:szCs w:val="24"/>
-          <w:b w:val="true"/>
-          <w:bCs w:val="true"/>
+          <w:sz w:val="20"/>
+          <w:szCs w:val="20"/>
+          <w:b w:val="false"/>
+          <w:bCs w:val="false"/>
         </w:rPr>
       </w:pPr>
       <w:r>
         <w:rPr>
           <w:rFonts w:ascii="Arial" w:hAnsi="Arial" w:cs="Arial"/>
-          <w:sz w:val="24"/>
-          <w:szCs w:val="24"/>
-          <w:b w:val="true"/>
-          <w:bCs w:val="true"/>
+          <w:sz w:val="20"/>
+          <w:szCs w:val="20"/>
+          <w:b w:val="false"/>
+          <w:bCs w:val="false"/>
         </w:rPr>
         <w:t xml:space="preserve">Prazo previsto de permanência em obra (dias corridos) – </w:t>
       </w:r>
@@ -5577,20 +5597,20 @@
         <w:rPr>
           <w:rFonts w:ascii="Arial" w:hAnsi="Arial" w:cs="Arial"/>
           <w:noProof/>
-          <w:sz w:val="24"/>
-          <w:szCs w:val="24"/>
-          <w:b w:val="true"/>
-          <w:bCs w:val="true"/>
+          <w:sz w:val="20"/>
+          <w:szCs w:val="20"/>
+          <w:b w:val="false"/>
+          <w:bCs w:val="false"/>
         </w:rPr>
         <w:t xml:space="preserve">{{n_dias}}</w:t>
       </w:r>
       <w:r>
         <w:rPr>
           <w:rFonts w:ascii="Arial" w:hAnsi="Arial" w:cs="Arial"/>
-          <w:sz w:val="24"/>
-          <w:szCs w:val="24"/>
-          <w:b w:val="true"/>
-          <w:bCs w:val="true"/>
+          <w:sz w:val="20"/>
+          <w:szCs w:val="20"/>
+          <w:b w:val="false"/>
+          <w:bCs w:val="false"/>
         </w:rPr>
         <w:t xml:space="preserve"> dia(s);</w:t>
       </w:r>
@@ -5602,19 +5622,19 @@
         <w:jc w:val="both"/>
         <w:rPr>
           <w:rFonts w:ascii="Arial" w:hAnsi="Arial" w:cs="Arial"/>
-          <w:sz w:val="24"/>
-          <w:szCs w:val="24"/>
-          <w:b w:val="true"/>
-          <w:bCs w:val="true"/>
+          <w:sz w:val="20"/>
+          <w:szCs w:val="20"/>
+          <w:b w:val="false"/>
+          <w:bCs w:val="false"/>
         </w:rPr>
       </w:pPr>
       <w:r>
         <w:rPr>
           <w:rFonts w:ascii="Arial" w:hAnsi="Arial" w:cs="Arial"/>
-          <w:sz w:val="24"/>
-          <w:szCs w:val="24"/>
-          <w:b w:val="true"/>
-          <w:bCs w:val="true"/>
+          <w:sz w:val="20"/>
+          <w:szCs w:val="20"/>
+          <w:b w:val="false"/>
+          <w:bCs w:val="false"/>
         </w:rPr>
         <w:t xml:space="preserve">Prazo previsto para integração – </w:t>
       </w:r>
@@ -5622,20 +5642,20 @@
         <w:rPr>
           <w:rFonts w:ascii="Arial" w:hAnsi="Arial" w:cs="Arial"/>
           <w:noProof/>
-          <w:sz w:val="24"/>
-          <w:szCs w:val="24"/>
-          <w:b w:val="true"/>
-          <w:bCs w:val="true"/>
+          <w:sz w:val="20"/>
+          <w:szCs w:val="20"/>
+          <w:b w:val="false"/>
+          <w:bCs w:val="false"/>
         </w:rPr>
         <w:t xml:space="preserve">{{dias_treinamento}}</w:t>
       </w:r>
       <w:r>
         <w:rPr>
           <w:rFonts w:ascii="Arial" w:hAnsi="Arial" w:cs="Arial"/>
-          <w:sz w:val="24"/>
-          <w:szCs w:val="24"/>
-          <w:b w:val="true"/>
-          <w:bCs w:val="true"/>
+          <w:sz w:val="20"/>
+          <w:szCs w:val="20"/>
+          <w:b w:val="false"/>
+          <w:bCs w:val="false"/>
         </w:rPr>
         <w:t xml:space="preserve"> dia(s);</w:t>
       </w:r>
@@ -5647,19 +5667,19 @@
         <w:jc w:val="both"/>
         <w:rPr>
           <w:rFonts w:ascii="Arial" w:hAnsi="Arial" w:cs="Arial"/>
-          <w:sz w:val="24"/>
-          <w:szCs w:val="24"/>
-          <w:b w:val="true"/>
-          <w:bCs w:val="true"/>
+          <w:sz w:val="20"/>
+          <w:szCs w:val="20"/>
+          <w:b w:val="false"/>
+          <w:bCs w:val="false"/>
         </w:rPr>
       </w:pPr>
       <w:r>
         <w:rPr>
           <w:rFonts w:ascii="Arial" w:hAnsi="Arial" w:cs="Arial"/>
-          <w:sz w:val="24"/>
-          <w:szCs w:val="24"/>
-          <w:b w:val="true"/>
-          <w:bCs w:val="true"/>
+          <w:sz w:val="20"/>
+          <w:szCs w:val="20"/>
+          <w:b w:val="false"/>
+          <w:bCs w:val="false"/>
         </w:rPr>
         <w:t xml:space="preserve">Prazo previsto de execução dos serviços (dias trabalhados/uteis) – </w:t>
       </w:r>
@@ -5667,20 +5687,20 @@
         <w:rPr>
           <w:rFonts w:ascii="Arial" w:hAnsi="Arial" w:cs="Arial"/>
           <w:noProof/>
-          <w:sz w:val="24"/>
-          <w:szCs w:val="24"/>
-          <w:b w:val="true"/>
-          <w:bCs w:val="true"/>
+          <w:sz w:val="20"/>
+          <w:szCs w:val="20"/>
+          <w:b w:val="false"/>
+          <w:bCs w:val="false"/>
         </w:rPr>
         <w:t xml:space="preserve">{{n_dias_trabalhados}}</w:t>
       </w:r>
       <w:r>
         <w:rPr>
           <w:rFonts w:ascii="Arial" w:hAnsi="Arial" w:cs="Arial"/>
-          <w:sz w:val="24"/>
-          <w:szCs w:val="24"/>
-          <w:b w:val="true"/>
-          <w:bCs w:val="true"/>
+          <w:sz w:val="20"/>
+          <w:szCs w:val="20"/>
+          <w:b w:val="false"/>
+          <w:bCs w:val="false"/>
         </w:rPr>
         <w:t xml:space="preserve"> dia(as)</w:t>
       </w:r>
@@ -5692,19 +5712,19 @@
         <w:jc w:val="both"/>
         <w:rPr>
           <w:rFonts w:ascii="Arial" w:hAnsi="Arial" w:cs="Arial"/>
-          <w:sz w:val="24"/>
-          <w:szCs w:val="24"/>
-          <w:b w:val="true"/>
-          <w:bCs w:val="true"/>
+          <w:sz w:val="20"/>
+          <w:szCs w:val="20"/>
+          <w:b w:val="false"/>
+          <w:bCs w:val="false"/>
         </w:rPr>
       </w:pPr>
       <w:r>
         <w:rPr>
           <w:rFonts w:ascii="Arial" w:hAnsi="Arial" w:cs="Arial"/>
-          <w:sz w:val="24"/>
-          <w:szCs w:val="24"/>
-          <w:b w:val="true"/>
-          <w:bCs w:val="true"/>
+          <w:sz w:val="20"/>
+          <w:szCs w:val="20"/>
+          <w:b w:val="false"/>
+          <w:bCs w:val="false"/>
         </w:rPr>
         <w:t xml:space="preserve">Prazo de deslocamento (Mob/desmob) – </w:t>
       </w:r>
@@ -5712,20 +5732,20 @@
         <w:rPr>
           <w:rFonts w:ascii="Arial" w:hAnsi="Arial" w:cs="Arial"/>
           <w:noProof/>
-          <w:sz w:val="24"/>
-          <w:szCs w:val="24"/>
-          <w:b w:val="true"/>
-          <w:bCs w:val="true"/>
+          <w:sz w:val="20"/>
+          <w:szCs w:val="20"/>
+          <w:b w:val="false"/>
+          <w:bCs w:val="false"/>
         </w:rPr>
         <w:t xml:space="preserve">{{dias_mob}}</w:t>
       </w:r>
       <w:r>
         <w:rPr>
           <w:rFonts w:ascii="Arial" w:hAnsi="Arial" w:cs="Arial"/>
-          <w:sz w:val="24"/>
-          <w:szCs w:val="24"/>
-          <w:b w:val="true"/>
-          <w:bCs w:val="true"/>
+          <w:sz w:val="20"/>
+          <w:szCs w:val="20"/>
+          <w:b w:val="false"/>
+          <w:bCs w:val="false"/>
         </w:rPr>
         <w:t xml:space="preserve"> dia(s).</w:t>
       </w:r>
@@ -5737,15 +5757,15 @@
         <w:jc w:val="both"/>
         <w:rPr>
           <w:rFonts w:ascii="Arial" w:hAnsi="Arial" w:cs="Arial"/>
-          <w:sz w:val="24"/>
-          <w:szCs w:val="24"/>
+          <w:sz w:val="20"/>
+          <w:szCs w:val="20"/>
         </w:rPr>
       </w:pPr>
       <w:r>
         <w:rPr>
           <w:rFonts w:ascii="Arial" w:hAnsi="Arial" w:cs="Arial"/>
-          <w:sz w:val="24"/>
-          <w:szCs w:val="24"/>
+          <w:sz w:val="20"/>
+          <w:szCs w:val="20"/>
         </w:rPr>
         <w:t>NOTA: O prazo de deslocamento não está incluso ao prazo previsto de permanência em obra.</w:t>
       </w:r>
@@ -5757,8 +5777,8 @@
         <w:jc w:val="both"/>
         <w:rPr>
           <w:rFonts w:ascii="Arial" w:hAnsi="Arial" w:cs="Arial"/>
-          <w:sz w:val="24"/>
-          <w:szCs w:val="24"/>
+          <w:sz w:val="20"/>
+          <w:szCs w:val="20"/>
           <w:b w:val="true"/>
           <w:bCs w:val="true"/>
         </w:rPr>
@@ -5769,8 +5789,8 @@
           <w:rFonts w:ascii="Arial" w:hAnsi="Arial" w:cs="Arial"/>
           <w:b w:val="true"/>
           <w:bCs w:val="true"/>
-          <w:sz w:val="24"/>
-          <w:szCs w:val="24"/>
+          <w:sz w:val="20"/>
+          <w:szCs w:val="20"/>
         </w:rPr>
         <w:t>- Jornada de trabalho:</w:t>
       </w:r>
@@ -5784,15 +5804,15 @@
         <w:jc w:val="both"/>
         <w:rPr>
           <w:rFonts w:ascii="Arial" w:hAnsi="Arial" w:cs="Arial"/>
-          <w:sz w:val="24"/>
-          <w:szCs w:val="24"/>
+          <w:sz w:val="20"/>
+          <w:szCs w:val="20"/>
         </w:rPr>
       </w:pPr>
       <w:r>
         <w:rPr>
           <w:rFonts w:ascii="Arial" w:hAnsi="Arial" w:cs="Arial"/>
-          <w:sz w:val="24"/>
-          <w:szCs w:val="24"/>
+          <w:sz w:val="20"/>
+          <w:szCs w:val="20"/>
         </w:rPr>
         <w:t xml:space="preserve">O horário de entrada e saída das equipes em obra é flexível podendo se adaptar ao horário do projeto em questão, desde que não ultrapasse 44 horas semanais conforme normas previstas na CLT. </w:t>
       </w:r>
@@ -5804,49 +5824,49 @@
         <w:jc w:val="both"/>
         <w:rPr>
           <w:rFonts w:ascii="Arial" w:hAnsi="Arial" w:cs="Arial"/>
-          <w:sz w:val="24"/>
-          <w:szCs w:val="24"/>
-          <w:b w:val="true"/>
-          <w:bCs w:val="true"/>
+          <w:sz w:val="20"/>
+          <w:szCs w:val="20"/>
+          <w:b w:val="false"/>
+          <w:bCs w:val="false"/>
         </w:rPr>
       </w:pPr>
       <w:r>
         <w:rPr>
           <w:rFonts w:ascii="Arial" w:hAnsi="Arial" w:cs="Arial"/>
-          <w:sz w:val="24"/>
-          <w:szCs w:val="24"/>
-          <w:b w:val="true"/>
-          <w:bCs w:val="true"/>
+          <w:sz w:val="20"/>
+          <w:szCs w:val="20"/>
+          <w:b w:val="false"/>
+          <w:bCs w:val="false"/>
         </w:rPr>
         <w:t>Turno diurno</w:t>
       </w:r>
       <w:r>
         <w:rPr>
           <w:rFonts w:ascii="Arial" w:hAnsi="Arial" w:cs="Arial"/>
-          <w:sz w:val="24"/>
-          <w:szCs w:val="24"/>
-          <w:b w:val="true"/>
-          <w:bCs w:val="true"/>
+          <w:sz w:val="20"/>
+          <w:szCs w:val="20"/>
+          <w:b w:val="false"/>
+          <w:bCs w:val="false"/>
         </w:rPr>
         <w:t xml:space="preserve"> - ONSHORE</w:t>
       </w:r>
       <w:r>
         <w:rPr>
           <w:rFonts w:ascii="Arial" w:hAnsi="Arial" w:cs="Arial"/>
-          <w:sz w:val="24"/>
-          <w:szCs w:val="24"/>
-          <w:b w:val="true"/>
-          <w:bCs w:val="true"/>
+          <w:sz w:val="20"/>
+          <w:szCs w:val="20"/>
+          <w:b w:val="false"/>
+          <w:bCs w:val="false"/>
         </w:rPr>
         <w:t>:</w:t>
       </w:r>
       <w:r>
         <w:rPr>
           <w:rFonts w:ascii="Arial" w:hAnsi="Arial" w:cs="Arial"/>
-          <w:sz w:val="24"/>
-          <w:szCs w:val="24"/>
-          <w:b w:val="true"/>
-          <w:bCs w:val="true"/>
+          <w:sz w:val="20"/>
+          <w:szCs w:val="20"/>
+          <w:b w:val="false"/>
+          <w:bCs w:val="false"/>
         </w:rPr>
         <w:t xml:space="preserve"> </w:t>
       </w:r>
@@ -5862,15 +5882,19 @@
         <w:jc w:val="both"/>
         <w:rPr>
           <w:rFonts w:ascii="Arial" w:hAnsi="Arial" w:cs="Arial"/>
-          <w:sz w:val="24"/>
-          <w:szCs w:val="24"/>
+          <w:bCs w:val="false"/>
+          <w:b w:val="false"/>
+          <w:sz w:val="20"/>
+          <w:szCs w:val="20"/>
         </w:rPr>
       </w:pPr>
       <w:r>
         <w:rPr>
           <w:rFonts w:ascii="Arial" w:hAnsi="Arial" w:cs="Arial"/>
-          <w:sz w:val="24"/>
-          <w:szCs w:val="24"/>
+          <w:bCs w:val="false"/>
+          <w:b w:val="false"/>
+          <w:sz w:val="20"/>
+          <w:szCs w:val="20"/>
         </w:rPr>
         <w:t>Segunda a quinta feira – 9 horas trabalhadas – 1 hora de intervalo para almoço</w:t>
       </w:r>
@@ -5886,15 +5910,19 @@
         <w:jc w:val="both"/>
         <w:rPr>
           <w:rFonts w:ascii="Arial" w:hAnsi="Arial" w:cs="Arial"/>
-          <w:sz w:val="24"/>
-          <w:szCs w:val="24"/>
+          <w:bCs w:val="false"/>
+          <w:b w:val="false"/>
+          <w:sz w:val="20"/>
+          <w:szCs w:val="20"/>
         </w:rPr>
       </w:pPr>
       <w:r>
         <w:rPr>
           <w:rFonts w:ascii="Arial" w:hAnsi="Arial" w:cs="Arial"/>
-          <w:sz w:val="24"/>
-          <w:szCs w:val="24"/>
+          <w:bCs w:val="false"/>
+          <w:b w:val="false"/>
+          <w:sz w:val="20"/>
+          <w:szCs w:val="20"/>
         </w:rPr>
         <w:t>Sexta feira – 8 horas trabalhadas – 1 hora de intervalo para almoço</w:t>
       </w:r>
@@ -5906,59 +5934,59 @@
         <w:jc w:val="both"/>
         <w:rPr>
           <w:rFonts w:ascii="Arial" w:hAnsi="Arial" w:cs="Arial"/>
-          <w:sz w:val="24"/>
-          <w:szCs w:val="24"/>
-          <w:b w:val="true"/>
-          <w:bCs w:val="true"/>
+          <w:sz w:val="20"/>
+          <w:szCs w:val="20"/>
+          <w:b w:val="false"/>
+          <w:bCs w:val="false"/>
         </w:rPr>
       </w:pPr>
       <w:r>
         <w:rPr>
           <w:rFonts w:ascii="Arial" w:hAnsi="Arial" w:cs="Arial"/>
-          <w:sz w:val="24"/>
-          <w:szCs w:val="24"/>
-          <w:b w:val="true"/>
-          <w:bCs w:val="true"/>
+          <w:sz w:val="20"/>
+          <w:szCs w:val="20"/>
+          <w:b w:val="false"/>
+          <w:bCs w:val="false"/>
         </w:rPr>
         <w:t xml:space="preserve"> </w:t>
       </w:r>
       <w:r>
         <w:rPr>
           <w:rFonts w:ascii="Arial" w:hAnsi="Arial" w:cs="Arial"/>
-          <w:sz w:val="24"/>
-          <w:szCs w:val="24"/>
-          <w:b w:val="true"/>
-          <w:bCs w:val="true"/>
+          <w:sz w:val="20"/>
+          <w:szCs w:val="20"/>
+          <w:b w:val="false"/>
+          <w:bCs w:val="false"/>
         </w:rPr>
         <w:t>Turno diurno</w:t>
       </w:r>
       <w:r>
         <w:rPr>
           <w:rFonts w:ascii="Arial" w:hAnsi="Arial" w:cs="Arial"/>
-          <w:sz w:val="24"/>
-          <w:szCs w:val="24"/>
-          <w:b w:val="true"/>
-          <w:bCs w:val="true"/>
+          <w:sz w:val="20"/>
+          <w:szCs w:val="20"/>
+          <w:b w:val="false"/>
+          <w:bCs w:val="false"/>
         </w:rPr>
         <w:t xml:space="preserve"> - OFFSHORE</w:t>
       </w:r>
       <w:r>
         <w:rPr>
           <w:rFonts w:ascii="Arial" w:hAnsi="Arial" w:cs="Arial"/>
-          <w:sz w:val="24"/>
-          <w:szCs w:val="24"/>
-          <w:b w:val="true"/>
-          <w:bCs w:val="true"/>
+          <w:sz w:val="20"/>
+          <w:szCs w:val="20"/>
+          <w:b w:val="false"/>
+          <w:bCs w:val="false"/>
         </w:rPr>
         <w:t>:</w:t>
       </w:r>
       <w:r>
         <w:rPr>
           <w:rFonts w:ascii="Arial" w:hAnsi="Arial" w:cs="Arial"/>
-          <w:sz w:val="24"/>
-          <w:szCs w:val="24"/>
-          <w:b w:val="true"/>
-          <w:bCs w:val="true"/>
+          <w:sz w:val="20"/>
+          <w:szCs w:val="20"/>
+          <w:b w:val="false"/>
+          <w:bCs w:val="false"/>
         </w:rPr>
         <w:t xml:space="preserve"> </w:t>
       </w:r>
@@ -5974,15 +6002,19 @@
         <w:jc w:val="both"/>
         <w:rPr>
           <w:rFonts w:ascii="Arial" w:hAnsi="Arial" w:cs="Arial"/>
-          <w:sz w:val="24"/>
-          <w:szCs w:val="24"/>
+          <w:bCs w:val="false"/>
+          <w:b w:val="false"/>
+          <w:sz w:val="20"/>
+          <w:szCs w:val="20"/>
         </w:rPr>
       </w:pPr>
       <w:r>
         <w:rPr>
           <w:rFonts w:ascii="Arial" w:hAnsi="Arial" w:cs="Arial"/>
-          <w:sz w:val="24"/>
-          <w:szCs w:val="24"/>
+          <w:bCs w:val="false"/>
+          <w:b w:val="false"/>
+          <w:sz w:val="20"/>
+          <w:szCs w:val="20"/>
         </w:rPr>
         <w:lastRenderedPageBreak/>
         <w:t>Segunda a</w:t>
@@ -5990,8 +6022,10 @@
       <w:r>
         <w:rPr>
           <w:rFonts w:ascii="Arial" w:hAnsi="Arial" w:cs="Arial"/>
-          <w:sz w:val="24"/>
-          <w:szCs w:val="24"/>
+          <w:bCs w:val="false"/>
+          <w:b w:val="false"/>
+          <w:sz w:val="20"/>
+          <w:szCs w:val="20"/>
         </w:rPr>
         <w:t xml:space="preserve"> domingo e feriados – 11 horas trabalhadas – 1 hora de intervalo para almoço</w:t>
       </w:r>
@@ -6003,15 +6037,15 @@
         <w:jc w:val="both"/>
         <w:rPr>
           <w:rFonts w:ascii="Arial" w:hAnsi="Arial" w:cs="Arial"/>
-          <w:sz w:val="24"/>
-          <w:szCs w:val="24"/>
+          <w:sz w:val="20"/>
+          <w:szCs w:val="20"/>
         </w:rPr>
       </w:pPr>
       <w:r>
         <w:rPr>
           <w:rFonts w:ascii="Arial" w:hAnsi="Arial" w:cs="Arial"/>
-          <w:sz w:val="24"/>
-          <w:szCs w:val="24"/>
+          <w:sz w:val="20"/>
+          <w:szCs w:val="20"/>
         </w:rPr>
         <w:t xml:space="preserve">Notas: Os trabalhos em horas extras (sábados, domingos, feriados e além do previsto no item 6.1) poderão ser executados quando solicitado pela Contratante. Será feito o registro em RDO, indicado no campo Horas Extras e lançado na medição como adicional. </w:t>
       </w:r>
@@ -6023,8 +6057,8 @@
         <w:jc w:val="both"/>
         <w:rPr>
           <w:rFonts w:ascii="Arial" w:hAnsi="Arial" w:cs="Arial"/>
-          <w:sz w:val="24"/>
-          <w:szCs w:val="24"/>
+          <w:sz w:val="20"/>
+          <w:szCs w:val="20"/>
           <w:b w:val="true"/>
           <w:bCs w:val="true"/>
         </w:rPr>
@@ -6034,8 +6068,8 @@
         <w:rPr>
           <w:rFonts w:ascii="Arial" w:hAnsi="Arial" w:cs="Arial"/>
           <w:b w:val="true"/>
-          <w:sz w:val="24"/>
-          <w:szCs w:val="24"/>
+          <w:sz w:val="20"/>
+          <w:szCs w:val="20"/>
           <w:bCs w:val="true"/>
         </w:rPr>
         <w:t>- Escopo Técnico:</w:t>
@@ -6049,8 +6083,8 @@
         <w:jc w:val="both"/>
         <w:rPr>
           <w:rFonts w:ascii="Arial" w:hAnsi="Arial" w:cs="Arial"/>
-          <w:sz w:val="24"/>
-          <w:szCs w:val="24"/>
+          <w:sz w:val="20"/>
+          <w:szCs w:val="20"/>
           <w:b w:val="true"/>
           <w:bCs w:val="true"/>
         </w:rPr>
@@ -6060,8 +6094,8 @@
         <w:rPr>
           <w:rFonts w:ascii="Arial" w:hAnsi="Arial" w:cs="Arial"/>
           <w:b w:val="true"/>
-          <w:sz w:val="24"/>
-          <w:szCs w:val="24"/>
+          <w:sz w:val="20"/>
+          <w:szCs w:val="20"/>
           <w:bCs w:val="true"/>
         </w:rPr>
         <w:t>- Relatórios:</w:t>
@@ -6082,15 +6116,19 @@
         <w:jc w:val="both"/>
         <w:rPr>
           <w:rFonts w:ascii="Arial" w:hAnsi="Arial" w:cs="Arial"/>
-          <w:sz w:val="24"/>
-          <w:szCs w:val="24"/>
+          <w:bCs w:val="false"/>
+          <w:b w:val="false"/>
+          <w:sz w:val="20"/>
+          <w:szCs w:val="20"/>
         </w:rPr>
       </w:pPr>
       <w:r>
         <w:rPr>
           <w:rFonts w:ascii="Arial" w:hAnsi="Arial" w:cs="Arial"/>
-          <w:sz w:val="24"/>
-          <w:szCs w:val="24"/>
+          <w:bCs w:val="false"/>
+          <w:b w:val="false"/>
+          <w:sz w:val="20"/>
+          <w:szCs w:val="20"/>
         </w:rPr>
         <w:t>Será entregue diariamente o RDO (relatório diário de obra) descrevendo quais serviços foram executados referente ao dia de trabalho;</w:t>
       </w:r>
@@ -6105,15 +6143,15 @@
         <w:jc w:val="both"/>
         <w:rPr>
           <w:rFonts w:ascii="Arial" w:hAnsi="Arial" w:cs="Arial"/>
-          <w:sz w:val="24"/>
-          <w:szCs w:val="24"/>
+          <w:sz w:val="20"/>
+          <w:szCs w:val="20"/>
         </w:rPr>
       </w:pPr>
       <w:r>
         <w:rPr>
           <w:rFonts w:ascii="Arial" w:hAnsi="Arial" w:cs="Arial"/>
-          <w:sz w:val="24"/>
-          <w:szCs w:val="24"/>
+          <w:sz w:val="20"/>
+          <w:szCs w:val="20"/>
         </w:rPr>
         <w:t>Obs: Visando a redução de tempo e retrabalho com manutenção de relatórios, os relatórios abaixo só serão elaborados e entregues após a regularização e aprovação dos RDOs.</w:t>
       </w:r>
@@ -6125,8 +6163,8 @@
         <w:jc w:val="both"/>
         <w:rPr>
           <w:rFonts w:ascii="Arial" w:hAnsi="Arial" w:cs="Arial"/>
-          <w:sz w:val="24"/>
-          <w:szCs w:val="24"/>
+          <w:sz w:val="20"/>
+          <w:szCs w:val="20"/>
           <w:b w:val="true"/>
           <w:bCs w:val="true"/>
         </w:rPr>
@@ -6137,8 +6175,8 @@
           <w:rFonts w:ascii="Arial" w:hAnsi="Arial" w:cs="Arial"/>
           <w:b w:val="true"/>
           <w:bCs w:val="true"/>
-          <w:sz w:val="24"/>
-          <w:szCs w:val="24"/>
+          <w:sz w:val="20"/>
+          <w:szCs w:val="20"/>
         </w:rPr>
         <w:t>- Validade da proposta:</w:t>
       </w:r>
@@ -6155,42 +6193,50 @@
         <w:jc w:val="both"/>
         <w:rPr>
           <w:rFonts w:ascii="Arial" w:hAnsi="Arial" w:cs="Arial"/>
-          <w:sz w:val="24"/>
-          <w:szCs w:val="24"/>
+          <w:bCs w:val="false"/>
+          <w:b w:val="false"/>
+          <w:sz w:val="20"/>
+          <w:szCs w:val="20"/>
         </w:rPr>
       </w:pPr>
       <w:r>
         <w:rPr>
           <w:rFonts w:ascii="Arial" w:hAnsi="Arial" w:cs="Arial"/>
-          <w:sz w:val="24"/>
-          <w:szCs w:val="24"/>
+          <w:bCs w:val="false"/>
+          <w:b w:val="false"/>
+          <w:sz w:val="20"/>
+          <w:szCs w:val="20"/>
         </w:rPr>
         <w:t xml:space="preserve">- </w:t>
       </w:r>
       <w:r>
         <w:rPr>
           <w:rFonts w:ascii="Arial" w:hAnsi="Arial" w:cs="Arial"/>
+          <w:bCs w:val="false"/>
+          <w:b w:val="false"/>
           <w:noProof/>
-          <w:sz w:val="24"/>
-          <w:szCs w:val="24"/>
+          <w:sz w:val="20"/>
+          <w:szCs w:val="20"/>
         </w:rPr>
         <w:t xml:space="preserve">{{validadeProp}}</w:t>
       </w:r>
       <w:r>
         <w:rPr>
           <w:rFonts w:ascii="Arial" w:hAnsi="Arial" w:cs="Arial"/>
-          <w:b/>
-          <w:bCs/>
-          <w:sz w:val="24"/>
-          <w:szCs w:val="24"/>
+          <w:b w:val="false"/>
+          <w:bCs w:val="false"/>
+          <w:sz w:val="20"/>
+          <w:szCs w:val="20"/>
         </w:rPr>
         <w:t xml:space="preserve"> </w:t>
       </w:r>
       <w:r>
         <w:rPr>
           <w:rFonts w:ascii="Arial" w:hAnsi="Arial" w:cs="Arial"/>
-          <w:sz w:val="24"/>
-          <w:szCs w:val="24"/>
+          <w:bCs w:val="false"/>
+          <w:b w:val="false"/>
+          <w:sz w:val="20"/>
+          <w:szCs w:val="20"/>
         </w:rPr>
         <w:t>dias após a emissão.</w:t>
       </w:r>
@@ -6202,8 +6248,8 @@
         <w:jc w:val="both"/>
         <w:rPr>
           <w:rFonts w:ascii="Arial" w:hAnsi="Arial" w:cs="Arial"/>
-          <w:sz w:val="24"/>
-          <w:szCs w:val="24"/>
+          <w:sz w:val="20"/>
+          <w:szCs w:val="20"/>
           <w:b w:val="true"/>
           <w:bCs w:val="true"/>
         </w:rPr>
@@ -6213,8 +6259,8 @@
         <w:rPr>
           <w:rFonts w:ascii="Arial" w:hAnsi="Arial" w:cs="Arial"/>
           <w:b w:val="true"/>
-          <w:sz w:val="24"/>
-          <w:szCs w:val="24"/>
+          <w:sz w:val="20"/>
+          <w:szCs w:val="20"/>
           <w:bCs w:val="true"/>
         </w:rPr>
         <w:t>- Observações:</w:t>
@@ -6235,31 +6281,39 @@
         <w:jc w:val="both"/>
         <w:rPr>
           <w:rFonts w:ascii="Arial" w:hAnsi="Arial" w:cs="Arial"/>
-          <w:sz w:val="24"/>
-          <w:szCs w:val="24"/>
+          <w:bCs w:val="false"/>
+          <w:b w:val="false"/>
+          <w:sz w:val="20"/>
+          <w:szCs w:val="20"/>
         </w:rPr>
       </w:pPr>
       <w:r>
         <w:rPr>
           <w:rFonts w:ascii="Arial" w:hAnsi="Arial" w:cs="Arial"/>
-          <w:sz w:val="24"/>
-          <w:szCs w:val="24"/>
+          <w:bCs w:val="false"/>
+          <w:b w:val="false"/>
+          <w:sz w:val="20"/>
+          <w:szCs w:val="20"/>
         </w:rPr>
         <w:t xml:space="preserve">No caso de prorrogação de prazo conforme item </w:t>
       </w:r>
       <w:r>
         <w:rPr>
           <w:rFonts w:ascii="Arial" w:hAnsi="Arial" w:cs="Arial"/>
-          <w:sz w:val="24"/>
-          <w:szCs w:val="24"/>
+          <w:bCs w:val="false"/>
+          <w:b w:val="false"/>
+          <w:sz w:val="20"/>
+          <w:szCs w:val="20"/>
         </w:rPr>
         <w:t>5</w:t>
       </w:r>
       <w:r>
         <w:rPr>
           <w:rFonts w:ascii="Arial" w:hAnsi="Arial" w:cs="Arial"/>
-          <w:sz w:val="24"/>
-          <w:szCs w:val="24"/>
+          <w:bCs w:val="false"/>
+          <w:b w:val="false"/>
+          <w:sz w:val="20"/>
+          <w:szCs w:val="20"/>
         </w:rPr>
         <w:t>.1 (dias trabalhados), descontinuidade dos serviços e ou caso nossa equipe de campo fique na obra aguardando frente de serviços por motivos não imputáveis a Filtrovali será relatado e indicado em RDO (no campo Stand-by - uma diária corresponde a - 08hrs);</w:t>
       </w:r>
@@ -6275,15 +6329,19 @@
         <w:jc w:val="both"/>
         <w:rPr>
           <w:rFonts w:ascii="Arial" w:hAnsi="Arial" w:cs="Arial"/>
-          <w:sz w:val="24"/>
-          <w:szCs w:val="24"/>
+          <w:bCs w:val="false"/>
+          <w:b w:val="false"/>
+          <w:sz w:val="20"/>
+          <w:szCs w:val="20"/>
         </w:rPr>
       </w:pPr>
       <w:r>
         <w:rPr>
           <w:rFonts w:ascii="Arial" w:hAnsi="Arial" w:cs="Arial"/>
-          <w:sz w:val="24"/>
-          <w:szCs w:val="24"/>
+          <w:bCs w:val="false"/>
+          <w:b w:val="false"/>
+          <w:sz w:val="20"/>
+          <w:szCs w:val="20"/>
         </w:rPr>
         <w:t>A proposta deverá fazer parte integrante do contrato;</w:t>
       </w:r>
@@ -6299,56 +6357,69 @@
         <w:jc w:val="both"/>
         <w:rPr>
           <w:rFonts w:ascii="Arial" w:hAnsi="Arial" w:cs="Arial"/>
-          <w:b/>
-          <w:sz w:val="24"/>
-          <w:szCs w:val="24"/>
+          <w:bCs w:val="false"/>
+          <w:b w:val="false"/>
+          <w:sz w:val="20"/>
+          <w:szCs w:val="20"/>
         </w:rPr>
       </w:pPr>
       <w:r>
         <w:rPr>
           <w:rFonts w:ascii="Arial" w:hAnsi="Arial" w:cs="Arial"/>
-          <w:sz w:val="24"/>
-          <w:szCs w:val="24"/>
+          <w:bCs w:val="false"/>
+          <w:b w:val="false"/>
+          <w:sz w:val="20"/>
+          <w:szCs w:val="20"/>
         </w:rPr>
         <w:t xml:space="preserve">Em casos de eventos de desmobilizações/mobilizações além do previsto, o solicitante terá que formalizar o pedido de desmobilização de equipe ou equipamento por e-mail expressando acordo com o item </w:t>
       </w:r>
       <w:r>
         <w:rPr>
           <w:rFonts w:ascii="Arial" w:hAnsi="Arial" w:cs="Arial"/>
-          <w:sz w:val="24"/>
-          <w:szCs w:val="24"/>
+          <w:bCs w:val="false"/>
+          <w:b w:val="false"/>
+          <w:sz w:val="20"/>
+          <w:szCs w:val="20"/>
         </w:rPr>
         <w:t>9</w:t>
       </w:r>
       <w:r>
         <w:rPr>
           <w:rFonts w:ascii="Arial" w:hAnsi="Arial" w:cs="Arial"/>
-          <w:sz w:val="24"/>
-          <w:szCs w:val="24"/>
+          <w:bCs w:val="false"/>
+          <w:b w:val="false"/>
+          <w:sz w:val="20"/>
+          <w:szCs w:val="20"/>
         </w:rPr>
         <w:t xml:space="preserve">.3 e/ou </w:t>
       </w:r>
       <w:r>
         <w:rPr>
           <w:rFonts w:ascii="Arial" w:hAnsi="Arial" w:cs="Arial"/>
-          <w:sz w:val="24"/>
-          <w:szCs w:val="24"/>
+          <w:bCs w:val="false"/>
+          <w:b w:val="false"/>
+          <w:sz w:val="20"/>
+          <w:szCs w:val="20"/>
         </w:rPr>
         <w:t>9</w:t>
       </w:r>
       <w:r>
         <w:rPr>
           <w:rFonts w:ascii="Arial" w:hAnsi="Arial" w:cs="Arial"/>
-          <w:sz w:val="24"/>
-          <w:szCs w:val="24"/>
+          <w:bCs w:val="false"/>
+          <w:b w:val="false"/>
+          <w:sz w:val="20"/>
+          <w:szCs w:val="20"/>
         </w:rPr>
         <w:t>.4 da proposta comercial</w:t>
       </w:r>
       <w:r>
         <w:rPr>
           <w:rFonts w:ascii="Arial" w:hAnsi="Arial" w:cs="Arial"/>
-          <w:sz w:val="24"/>
-          <w:szCs w:val="24"/>
+          <w:bCs w:val="false"/>
+          <w:b w:val="false"/>
+          <w:sz w:val="20"/>
+          <w:szCs w:val="20"/>
         </w:rPr>
         <w:t>;</w:t>
       </w:r>
@@ -6364,89 +6435,99 @@
         <w:jc w:val="both"/>
         <w:rPr>
           <w:rFonts w:ascii="Arial" w:hAnsi="Arial" w:cs="Arial"/>
-          <w:bCs/>
-          <w:sz w:val="24"/>
-          <w:szCs w:val="24"/>
+          <w:b w:val="false"/>
+          <w:bCs w:val="false"/>
+          <w:sz w:val="20"/>
+          <w:szCs w:val="20"/>
         </w:rPr>
       </w:pPr>
       <w:r>
         <w:rPr>
           <w:rFonts w:ascii="Arial" w:hAnsi="Arial" w:cs="Arial"/>
-          <w:bCs/>
-          <w:sz w:val="24"/>
-          <w:szCs w:val="24"/>
+          <w:b w:val="false"/>
+          <w:bCs w:val="false"/>
+          <w:sz w:val="20"/>
+          <w:szCs w:val="20"/>
         </w:rPr>
         <w:t>O revesament</w:t>
       </w:r>
       <w:r>
         <w:rPr>
           <w:rFonts w:ascii="Arial" w:hAnsi="Arial" w:cs="Arial"/>
-          <w:bCs/>
-          <w:sz w:val="24"/>
-          <w:szCs w:val="24"/>
+          <w:b w:val="false"/>
+          <w:bCs w:val="false"/>
+          <w:sz w:val="20"/>
+          <w:szCs w:val="20"/>
         </w:rPr>
         <w:t>o</w:t>
       </w:r>
       <w:r>
         <w:rPr>
           <w:rFonts w:ascii="Arial" w:hAnsi="Arial" w:cs="Arial"/>
-          <w:bCs/>
-          <w:sz w:val="24"/>
-          <w:szCs w:val="24"/>
+          <w:b w:val="false"/>
+          <w:bCs w:val="false"/>
+          <w:sz w:val="20"/>
+          <w:szCs w:val="20"/>
         </w:rPr>
         <w:t xml:space="preserve"> entre </w:t>
       </w:r>
       <w:r>
         <w:rPr>
           <w:rFonts w:ascii="Arial" w:hAnsi="Arial" w:cs="Arial"/>
-          <w:bCs/>
-          <w:sz w:val="24"/>
-          <w:szCs w:val="24"/>
+          <w:b w:val="false"/>
+          <w:bCs w:val="false"/>
+          <w:sz w:val="20"/>
+          <w:szCs w:val="20"/>
         </w:rPr>
         <w:t xml:space="preserve">o </w:t>
       </w:r>
       <w:r>
         <w:rPr>
           <w:rFonts w:ascii="Arial" w:hAnsi="Arial" w:cs="Arial"/>
-          <w:bCs/>
-          <w:sz w:val="24"/>
-          <w:szCs w:val="24"/>
+          <w:b w:val="false"/>
+          <w:bCs w:val="false"/>
+          <w:sz w:val="20"/>
+          <w:szCs w:val="20"/>
         </w:rPr>
         <w:t xml:space="preserve">anjo e hidrojatista deverá ocorrer em até 1h </w:t>
       </w:r>
       <w:r>
         <w:rPr>
           <w:rFonts w:ascii="Arial" w:hAnsi="Arial" w:cs="Arial"/>
-          <w:bCs/>
-          <w:sz w:val="24"/>
-          <w:szCs w:val="24"/>
+          <w:b w:val="false"/>
+          <w:bCs w:val="false"/>
+          <w:sz w:val="20"/>
+          <w:szCs w:val="20"/>
         </w:rPr>
         <w:t xml:space="preserve">consecutiva </w:t>
       </w:r>
       <w:r>
         <w:rPr>
           <w:rFonts w:ascii="Arial" w:hAnsi="Arial" w:cs="Arial"/>
-          <w:bCs/>
-          <w:sz w:val="24"/>
-          <w:szCs w:val="24"/>
+          <w:b w:val="false"/>
+          <w:bCs w:val="false"/>
+          <w:sz w:val="20"/>
+          <w:szCs w:val="20"/>
         </w:rPr>
         <w:t>de hidrojateamento</w:t>
       </w:r>
       <w:r>
         <w:rPr>
           <w:rFonts w:ascii="Arial" w:hAnsi="Arial" w:cs="Arial"/>
-          <w:bCs/>
-          <w:sz w:val="24"/>
-          <w:szCs w:val="24"/>
+          <w:b w:val="false"/>
+          <w:bCs w:val="false"/>
+          <w:sz w:val="20"/>
+          <w:szCs w:val="20"/>
         </w:rPr>
         <w:t>.</w:t>
       </w:r>
       <w:r>
         <w:rPr>
           <w:rFonts w:ascii="Arial" w:hAnsi="Arial" w:cs="Arial"/>
-          <w:bCs/>
-          <w:sz w:val="24"/>
-          <w:szCs w:val="24"/>
+          <w:b w:val="false"/>
+          <w:bCs w:val="false"/>
+          <w:sz w:val="20"/>
+          <w:szCs w:val="20"/>
         </w:rPr>
         <w:t xml:space="preserve"> </w:t>
       </w:r>
@@ -6521,20 +6602,44 @@
         <w:pPr>
           <w:pStyle w:val="Rodap"/>
           <w:jc w:val="right"/>
+          <w:rPr>
+            <w:sz w:val="20"/>
+            <w:szCs w:val="20"/>
+          </w:rPr>
         </w:pPr>
         <w:r>
+          <w:rPr>
+            <w:sz w:val="20"/>
+            <w:szCs w:val="20"/>
+          </w:rPr>
           <w:fldChar w:fldCharType="begin"/>
         </w:r>
         <w:r>
+          <w:rPr>
+            <w:sz w:val="20"/>
+            <w:szCs w:val="20"/>
+          </w:rPr>
           <w:instrText>PAGE   \* MERGEFORMAT</w:instrText>
         </w:r>
         <w:r>
+          <w:rPr>
+            <w:sz w:val="20"/>
+            <w:szCs w:val="20"/>
+          </w:rPr>
           <w:fldChar w:fldCharType="separate"/>
         </w:r>
         <w:r>
+          <w:rPr>
+            <w:sz w:val="20"/>
+            <w:szCs w:val="20"/>
+          </w:rPr>
           <w:t>2</w:t>
         </w:r>
         <w:r>
+          <w:rPr>
+            <w:sz w:val="20"/>
+            <w:szCs w:val="20"/>
+          </w:rPr>
           <w:fldChar w:fldCharType="end"/>
         </w:r>
       </w:p>
@@ -6721,6 +6826,7 @@
       <w:rPr>
         <w:rFonts w:ascii="Courier New" w:hAnsi="Courier New" w:hint="default"/>
         <w:sz w:val="20"/>
+        <w:szCs w:val="20"/>
       </w:rPr>
     </w:lvl>
     <w:lvl w:ilvl="1" w:tentative="1">
@@ -6737,6 +6843,7 @@
       <w:rPr>
         <w:rFonts w:ascii="Courier New" w:hAnsi="Courier New" w:hint="default"/>
         <w:sz w:val="20"/>
+        <w:szCs w:val="20"/>
       </w:rPr>
     </w:lvl>
     <w:lvl w:ilvl="2" w:tentative="1">
@@ -6753,6 +6860,7 @@
       <w:rPr>
         <w:rFonts w:ascii="Courier New" w:hAnsi="Courier New" w:hint="default"/>
         <w:sz w:val="20"/>
+        <w:szCs w:val="20"/>
       </w:rPr>
     </w:lvl>
     <w:lvl w:ilvl="3" w:tentative="1">
@@ -6769,6 +6877,7 @@
       <w:rPr>
         <w:rFonts w:ascii="Courier New" w:hAnsi="Courier New" w:hint="default"/>
         <w:sz w:val="20"/>
+        <w:szCs w:val="20"/>
       </w:rPr>
     </w:lvl>
     <w:lvl w:ilvl="4" w:tentative="1">
@@ -6785,6 +6894,7 @@
       <w:rPr>
         <w:rFonts w:ascii="Courier New" w:hAnsi="Courier New" w:hint="default"/>
         <w:sz w:val="20"/>
+        <w:szCs w:val="20"/>
       </w:rPr>
     </w:lvl>
     <w:lvl w:ilvl="5" w:tentative="1">
@@ -6801,6 +6911,7 @@
       <w:rPr>
         <w:rFonts w:ascii="Courier New" w:hAnsi="Courier New" w:hint="default"/>
         <w:sz w:val="20"/>
+        <w:szCs w:val="20"/>
       </w:rPr>
     </w:lvl>
     <w:lvl w:ilvl="6" w:tentative="1">
@@ -6817,6 +6928,7 @@
       <w:rPr>
         <w:rFonts w:ascii="Courier New" w:hAnsi="Courier New" w:hint="default"/>
         <w:sz w:val="20"/>
+        <w:szCs w:val="20"/>
       </w:rPr>
     </w:lvl>
     <w:lvl w:ilvl="7" w:tentative="1">
@@ -6833,6 +6945,7 @@
       <w:rPr>
         <w:rFonts w:ascii="Courier New" w:hAnsi="Courier New" w:hint="default"/>
         <w:sz w:val="20"/>
+        <w:szCs w:val="20"/>
       </w:rPr>
     </w:lvl>
     <w:lvl w:ilvl="8" w:tentative="1">
@@ -6849,6 +6962,7 @@
       <w:rPr>
         <w:rFonts w:ascii="Courier New" w:hAnsi="Courier New" w:hint="default"/>
         <w:sz w:val="20"/>
+        <w:szCs w:val="20"/>
       </w:rPr>
     </w:lvl>
   </w:abstractNum>
@@ -6866,6 +6980,10 @@
       </w:pPr>
       <w:rPr>
         <w:rFonts w:hint="default"/>
+        <w:bCs w:val="true"/>
+        <w:b w:val="true"/>
+        <w:sz w:val="20"/>
+        <w:szCs w:val="20"/>
       </w:rPr>
     </w:lvl>
     <w:lvl w:ilvl="1" w:tplc="04160019" w:tentative="1">
@@ -6876,6 +6994,10 @@
       <w:pPr>
         <w:ind w:left="1440" w:hanging="360"/>
       </w:pPr>
+      <w:rPr>
+        <w:sz w:val="20"/>
+        <w:szCs w:val="20"/>
+      </w:rPr>
     </w:lvl>
     <w:lvl w:ilvl="2" w:tplc="0416001B" w:tentative="1">
       <w:start w:val="1"/>
@@ -6885,6 +7007,10 @@
       <w:pPr>
         <w:ind w:left="2160" w:hanging="180"/>
       </w:pPr>
+      <w:rPr>
+        <w:sz w:val="20"/>
+        <w:szCs w:val="20"/>
+      </w:rPr>
     </w:lvl>
     <w:lvl w:ilvl="3" w:tplc="0416000F" w:tentative="1">
       <w:start w:val="1"/>
@@ -6894,6 +7020,12 @@
       <w:pPr>
         <w:ind w:left="2880" w:hanging="360"/>
       </w:pPr>
+      <w:rPr>
+        <w:bCs w:val="true"/>
+        <w:b w:val="true"/>
+        <w:sz w:val="20"/>
+        <w:szCs w:val="20"/>
+      </w:rPr>
     </w:lvl>
     <w:lvl w:ilvl="4" w:tplc="04160019" w:tentative="1">
       <w:start w:val="1"/>
@@ -6903,6 +7035,10 @@
       <w:pPr>
         <w:ind w:left="3600" w:hanging="360"/>
       </w:pPr>
+      <w:rPr>
+        <w:sz w:val="20"/>
+        <w:szCs w:val="20"/>
+      </w:rPr>
     </w:lvl>
     <w:lvl w:ilvl="5" w:tplc="0416001B" w:tentative="1">
       <w:start w:val="1"/>
@@ -6912,6 +7048,10 @@
       <w:pPr>
         <w:ind w:left="4320" w:hanging="180"/>
       </w:pPr>
+      <w:rPr>
+        <w:sz w:val="20"/>
+        <w:szCs w:val="20"/>
+      </w:rPr>
     </w:lvl>
     <w:lvl w:ilvl="6" w:tplc="0416000F" w:tentative="1">
       <w:start w:val="1"/>
@@ -6921,6 +7061,12 @@
       <w:pPr>
         <w:ind w:left="5040" w:hanging="360"/>
       </w:pPr>
+      <w:rPr>
+        <w:bCs w:val="true"/>
+        <w:b w:val="true"/>
+        <w:sz w:val="20"/>
+        <w:szCs w:val="20"/>
+      </w:rPr>
     </w:lvl>
     <w:lvl w:ilvl="7" w:tplc="04160019" w:tentative="1">
       <w:start w:val="1"/>
@@ -6930,6 +7076,10 @@
       <w:pPr>
         <w:ind w:left="5760" w:hanging="360"/>
       </w:pPr>
+      <w:rPr>
+        <w:sz w:val="20"/>
+        <w:szCs w:val="20"/>
+      </w:rPr>
     </w:lvl>
     <w:lvl w:ilvl="8" w:tplc="0416001B" w:tentative="1">
       <w:start w:val="1"/>
@@ -6939,6 +7089,10 @@
       <w:pPr>
         <w:ind w:left="6480" w:hanging="180"/>
       </w:pPr>
+      <w:rPr>
+        <w:sz w:val="20"/>
+        <w:szCs w:val="20"/>
+      </w:rPr>
     </w:lvl>
   </w:abstractNum>
   <w:abstractNum w:abstractNumId="2" w15:restartNumberingAfterBreak="0">
@@ -6959,6 +7113,7 @@
       <w:rPr>
         <w:rFonts w:ascii="Courier New" w:hAnsi="Courier New" w:hint="default"/>
         <w:sz w:val="20"/>
+        <w:szCs w:val="20"/>
       </w:rPr>
     </w:lvl>
     <w:lvl w:ilvl="1" w:tentative="1">
@@ -6975,6 +7130,7 @@
       <w:rPr>
         <w:rFonts w:ascii="Courier New" w:hAnsi="Courier New" w:hint="default"/>
         <w:sz w:val="20"/>
+        <w:szCs w:val="20"/>
       </w:rPr>
     </w:lvl>
     <w:lvl w:ilvl="2" w:tentative="1">
@@ -6991,6 +7147,7 @@
       <w:rPr>
         <w:rFonts w:ascii="Courier New" w:hAnsi="Courier New" w:hint="default"/>
         <w:sz w:val="20"/>
+        <w:szCs w:val="20"/>
       </w:rPr>
     </w:lvl>
     <w:lvl w:ilvl="3" w:tentative="1">
@@ -7007,6 +7164,7 @@
       <w:rPr>
         <w:rFonts w:ascii="Courier New" w:hAnsi="Courier New" w:hint="default"/>
         <w:sz w:val="20"/>
+        <w:szCs w:val="20"/>
       </w:rPr>
     </w:lvl>
     <w:lvl w:ilvl="4" w:tentative="1">
@@ -7023,6 +7181,7 @@
       <w:rPr>
         <w:rFonts w:ascii="Courier New" w:hAnsi="Courier New" w:hint="default"/>
         <w:sz w:val="20"/>
+        <w:szCs w:val="20"/>
       </w:rPr>
     </w:lvl>
     <w:lvl w:ilvl="5" w:tentative="1">
@@ -7039,6 +7198,7 @@
       <w:rPr>
         <w:rFonts w:ascii="Courier New" w:hAnsi="Courier New" w:hint="default"/>
         <w:sz w:val="20"/>
+        <w:szCs w:val="20"/>
       </w:rPr>
     </w:lvl>
     <w:lvl w:ilvl="6" w:tentative="1">
@@ -7055,6 +7215,7 @@
       <w:rPr>
         <w:rFonts w:ascii="Courier New" w:hAnsi="Courier New" w:hint="default"/>
         <w:sz w:val="20"/>
+        <w:szCs w:val="20"/>
       </w:rPr>
     </w:lvl>
     <w:lvl w:ilvl="7" w:tentative="1">
@@ -7071,6 +7232,7 @@
       <w:rPr>
         <w:rFonts w:ascii="Courier New" w:hAnsi="Courier New" w:hint="default"/>
         <w:sz w:val="20"/>
+        <w:szCs w:val="20"/>
       </w:rPr>
     </w:lvl>
     <w:lvl w:ilvl="8" w:tentative="1">
@@ -7087,6 +7249,7 @@
       <w:rPr>
         <w:rFonts w:ascii="Courier New" w:hAnsi="Courier New" w:hint="default"/>
         <w:sz w:val="20"/>
+        <w:szCs w:val="20"/>
       </w:rPr>
     </w:lvl>
   </w:abstractNum>
@@ -7108,6 +7271,7 @@
       <w:rPr>
         <w:rFonts w:ascii="Courier New" w:hAnsi="Courier New" w:hint="default"/>
         <w:sz w:val="20"/>
+        <w:szCs w:val="20"/>
       </w:rPr>
     </w:lvl>
     <w:lvl w:ilvl="1" w:tentative="1">
@@ -7124,6 +7288,7 @@
       <w:rPr>
         <w:rFonts w:ascii="Courier New" w:hAnsi="Courier New" w:hint="default"/>
         <w:sz w:val="20"/>
+        <w:szCs w:val="20"/>
       </w:rPr>
     </w:lvl>
     <w:lvl w:ilvl="2" w:tentative="1">
@@ -7140,6 +7305,7 @@
       <w:rPr>
         <w:rFonts w:ascii="Courier New" w:hAnsi="Courier New" w:hint="default"/>
         <w:sz w:val="20"/>
+        <w:szCs w:val="20"/>
       </w:rPr>
     </w:lvl>
     <w:lvl w:ilvl="3" w:tentative="1">
@@ -7156,6 +7322,7 @@
       <w:rPr>
         <w:rFonts w:ascii="Courier New" w:hAnsi="Courier New" w:hint="default"/>
         <w:sz w:val="20"/>
+        <w:szCs w:val="20"/>
       </w:rPr>
     </w:lvl>
     <w:lvl w:ilvl="4" w:tentative="1">
@@ -7172,6 +7339,7 @@
       <w:rPr>
         <w:rFonts w:ascii="Courier New" w:hAnsi="Courier New" w:hint="default"/>
         <w:sz w:val="20"/>
+        <w:szCs w:val="20"/>
       </w:rPr>
     </w:lvl>
     <w:lvl w:ilvl="5" w:tentative="1">
@@ -7188,6 +7356,7 @@
       <w:rPr>
         <w:rFonts w:ascii="Courier New" w:hAnsi="Courier New" w:hint="default"/>
         <w:sz w:val="20"/>
+        <w:szCs w:val="20"/>
       </w:rPr>
     </w:lvl>
     <w:lvl w:ilvl="6" w:tentative="1">
@@ -7204,6 +7373,7 @@
       <w:rPr>
         <w:rFonts w:ascii="Courier New" w:hAnsi="Courier New" w:hint="default"/>
         <w:sz w:val="20"/>
+        <w:szCs w:val="20"/>
       </w:rPr>
     </w:lvl>
     <w:lvl w:ilvl="7" w:tentative="1">
@@ -7220,6 +7390,7 @@
       <w:rPr>
         <w:rFonts w:ascii="Courier New" w:hAnsi="Courier New" w:hint="default"/>
         <w:sz w:val="20"/>
+        <w:szCs w:val="20"/>
       </w:rPr>
     </w:lvl>
     <w:lvl w:ilvl="8" w:tentative="1">
@@ -7236,6 +7407,7 @@
       <w:rPr>
         <w:rFonts w:ascii="Courier New" w:hAnsi="Courier New" w:hint="default"/>
         <w:sz w:val="20"/>
+        <w:szCs w:val="20"/>
       </w:rPr>
     </w:lvl>
   </w:abstractNum>
@@ -7257,6 +7429,7 @@
       <w:rPr>
         <w:rFonts w:ascii="Courier New" w:hAnsi="Courier New" w:hint="default"/>
         <w:sz w:val="20"/>
+        <w:szCs w:val="20"/>
       </w:rPr>
     </w:lvl>
     <w:lvl w:ilvl="1" w:tentative="1">
@@ -7273,6 +7446,7 @@
       <w:rPr>
         <w:rFonts w:ascii="Courier New" w:hAnsi="Courier New" w:hint="default"/>
         <w:sz w:val="20"/>
+        <w:szCs w:val="20"/>
       </w:rPr>
     </w:lvl>
     <w:lvl w:ilvl="2" w:tentative="1">
@@ -7289,6 +7463,7 @@
       <w:rPr>
         <w:rFonts w:ascii="Courier New" w:hAnsi="Courier New" w:hint="default"/>
         <w:sz w:val="20"/>
+        <w:szCs w:val="20"/>
       </w:rPr>
     </w:lvl>
     <w:lvl w:ilvl="3" w:tentative="1">
@@ -7305,6 +7480,7 @@
       <w:rPr>
         <w:rFonts w:ascii="Courier New" w:hAnsi="Courier New" w:hint="default"/>
         <w:sz w:val="20"/>
+        <w:szCs w:val="20"/>
       </w:rPr>
     </w:lvl>
     <w:lvl w:ilvl="4" w:tentative="1">
@@ -7321,6 +7497,7 @@
       <w:rPr>
         <w:rFonts w:ascii="Courier New" w:hAnsi="Courier New" w:hint="default"/>
         <w:sz w:val="20"/>
+        <w:szCs w:val="20"/>
       </w:rPr>
     </w:lvl>
     <w:lvl w:ilvl="5" w:tentative="1">
@@ -7337,6 +7514,7 @@
       <w:rPr>
         <w:rFonts w:ascii="Courier New" w:hAnsi="Courier New" w:hint="default"/>
         <w:sz w:val="20"/>
+        <w:szCs w:val="20"/>
       </w:rPr>
     </w:lvl>
     <w:lvl w:ilvl="6" w:tentative="1">
@@ -7353,6 +7531,7 @@
       <w:rPr>
         <w:rFonts w:ascii="Courier New" w:hAnsi="Courier New" w:hint="default"/>
         <w:sz w:val="20"/>
+        <w:szCs w:val="20"/>
       </w:rPr>
     </w:lvl>
     <w:lvl w:ilvl="7" w:tentative="1">
@@ -7369,6 +7548,7 @@
       <w:rPr>
         <w:rFonts w:ascii="Courier New" w:hAnsi="Courier New" w:hint="default"/>
         <w:sz w:val="20"/>
+        <w:szCs w:val="20"/>
       </w:rPr>
     </w:lvl>
     <w:lvl w:ilvl="8" w:tentative="1">
@@ -7385,6 +7565,7 @@
       <w:rPr>
         <w:rFonts w:ascii="Courier New" w:hAnsi="Courier New" w:hint="default"/>
         <w:sz w:val="20"/>
+        <w:szCs w:val="20"/>
       </w:rPr>
     </w:lvl>
   </w:abstractNum>
@@ -7406,6 +7587,7 @@
       <w:rPr>
         <w:rFonts w:ascii="Courier New" w:hAnsi="Courier New" w:hint="default"/>
         <w:sz w:val="20"/>
+        <w:szCs w:val="20"/>
       </w:rPr>
     </w:lvl>
     <w:lvl w:ilvl="1" w:tentative="1">
@@ -7422,6 +7604,7 @@
       <w:rPr>
         <w:rFonts w:ascii="Courier New" w:hAnsi="Courier New" w:hint="default"/>
         <w:sz w:val="20"/>
+        <w:szCs w:val="20"/>
       </w:rPr>
     </w:lvl>
     <w:lvl w:ilvl="2" w:tentative="1">
@@ -7438,6 +7621,7 @@
       <w:rPr>
         <w:rFonts w:ascii="Courier New" w:hAnsi="Courier New" w:hint="default"/>
         <w:sz w:val="20"/>
+        <w:szCs w:val="20"/>
       </w:rPr>
     </w:lvl>
     <w:lvl w:ilvl="3" w:tentative="1">
@@ -7454,6 +7638,7 @@
       <w:rPr>
         <w:rFonts w:ascii="Courier New" w:hAnsi="Courier New" w:hint="default"/>
         <w:sz w:val="20"/>
+        <w:szCs w:val="20"/>
       </w:rPr>
     </w:lvl>
     <w:lvl w:ilvl="4" w:tentative="1">
@@ -7470,6 +7655,7 @@
       <w:rPr>
         <w:rFonts w:ascii="Courier New" w:hAnsi="Courier New" w:hint="default"/>
         <w:sz w:val="20"/>
+        <w:szCs w:val="20"/>
       </w:rPr>
     </w:lvl>
     <w:lvl w:ilvl="5" w:tentative="1">
@@ -7486,6 +7672,7 @@
       <w:rPr>
         <w:rFonts w:ascii="Courier New" w:hAnsi="Courier New" w:hint="default"/>
         <w:sz w:val="20"/>
+        <w:szCs w:val="20"/>
       </w:rPr>
     </w:lvl>
     <w:lvl w:ilvl="6" w:tentative="1">
@@ -7502,6 +7689,7 @@
       <w:rPr>
         <w:rFonts w:ascii="Courier New" w:hAnsi="Courier New" w:hint="default"/>
         <w:sz w:val="20"/>
+        <w:szCs w:val="20"/>
       </w:rPr>
     </w:lvl>
     <w:lvl w:ilvl="7" w:tentative="1">
@@ -7518,6 +7706,7 @@
       <w:rPr>
         <w:rFonts w:ascii="Courier New" w:hAnsi="Courier New" w:hint="default"/>
         <w:sz w:val="20"/>
+        <w:szCs w:val="20"/>
       </w:rPr>
     </w:lvl>
     <w:lvl w:ilvl="8" w:tentative="1">
@@ -7534,6 +7723,7 @@
       <w:rPr>
         <w:rFonts w:ascii="Courier New" w:hAnsi="Courier New" w:hint="default"/>
         <w:sz w:val="20"/>
+        <w:szCs w:val="20"/>
       </w:rPr>
     </w:lvl>
   </w:abstractNum>
@@ -7552,6 +7742,12 @@
         </w:tabs>
         <w:ind w:left="720" w:hanging="360"/>
       </w:pPr>
+      <w:rPr>
+        <w:bCs w:val="true"/>
+        <w:b w:val="true"/>
+        <w:sz w:val="20"/>
+        <w:szCs w:val="20"/>
+      </w:rPr>
     </w:lvl>
     <w:lvl w:ilvl="1" w:tentative="1">
       <w:start w:val="1"/>
@@ -7564,6 +7760,12 @@
         </w:tabs>
         <w:ind w:left="1440" w:hanging="360"/>
       </w:pPr>
+      <w:rPr>
+        <w:bCs w:val="true"/>
+        <w:b w:val="true"/>
+        <w:sz w:val="20"/>
+        <w:szCs w:val="20"/>
+      </w:rPr>
     </w:lvl>
     <w:lvl w:ilvl="2" w:tentative="1">
       <w:start w:val="1"/>
@@ -7576,6 +7778,12 @@
         </w:tabs>
         <w:ind w:left="2160" w:hanging="360"/>
       </w:pPr>
+      <w:rPr>
+        <w:bCs w:val="true"/>
+        <w:b w:val="true"/>
+        <w:sz w:val="20"/>
+        <w:szCs w:val="20"/>
+      </w:rPr>
     </w:lvl>
     <w:lvl w:ilvl="3" w:tentative="1">
       <w:start w:val="1"/>
@@ -7588,6 +7796,12 @@
         </w:tabs>
         <w:ind w:left="2880" w:hanging="360"/>
       </w:pPr>
+      <w:rPr>
+        <w:bCs w:val="true"/>
+        <w:b w:val="true"/>
+        <w:sz w:val="20"/>
+        <w:szCs w:val="20"/>
+      </w:rPr>
     </w:lvl>
     <w:lvl w:ilvl="4" w:tentative="1">
       <w:start w:val="1"/>
@@ -7600,6 +7814,12 @@
         </w:tabs>
         <w:ind w:left="3600" w:hanging="360"/>
       </w:pPr>
+      <w:rPr>
+        <w:bCs w:val="true"/>
+        <w:b w:val="true"/>
+        <w:sz w:val="20"/>
+        <w:szCs w:val="20"/>
+      </w:rPr>
     </w:lvl>
     <w:lvl w:ilvl="5" w:tentative="1">
       <w:start w:val="1"/>
@@ -7612,6 +7832,12 @@
         </w:tabs>
         <w:ind w:left="4320" w:hanging="360"/>
       </w:pPr>
+      <w:rPr>
+        <w:bCs w:val="true"/>
+        <w:b w:val="true"/>
+        <w:sz w:val="20"/>
+        <w:szCs w:val="20"/>
+      </w:rPr>
     </w:lvl>
     <w:lvl w:ilvl="6" w:tentative="1">
       <w:start w:val="1"/>
@@ -7624,6 +7850,12 @@
         </w:tabs>
         <w:ind w:left="5040" w:hanging="360"/>
       </w:pPr>
+      <w:rPr>
+        <w:bCs w:val="true"/>
+        <w:b w:val="true"/>
+        <w:sz w:val="20"/>
+        <w:szCs w:val="20"/>
+      </w:rPr>
     </w:lvl>
     <w:lvl w:ilvl="7" w:tentative="1">
       <w:start w:val="1"/>
@@ -7636,6 +7868,12 @@
         </w:tabs>
         <w:ind w:left="5760" w:hanging="360"/>
       </w:pPr>
+      <w:rPr>
+        <w:bCs w:val="true"/>
+        <w:b w:val="true"/>
+        <w:sz w:val="20"/>
+        <w:szCs w:val="20"/>
+      </w:rPr>
     </w:lvl>
     <w:lvl w:ilvl="8" w:tentative="1">
       <w:start w:val="1"/>
@@ -7648,6 +7886,12 @@
         </w:tabs>
         <w:ind w:left="6480" w:hanging="360"/>
       </w:pPr>
+      <w:rPr>
+        <w:bCs w:val="true"/>
+        <w:b w:val="true"/>
+        <w:sz w:val="20"/>
+        <w:szCs w:val="20"/>
+      </w:rPr>
     </w:lvl>
   </w:abstractNum>
   <w:abstractNum w:abstractNumId="7" w15:restartNumberingAfterBreak="0">
@@ -7664,6 +7908,8 @@
       </w:pPr>
       <w:rPr>
         <w:rFonts w:ascii="Courier New" w:hAnsi="Courier New" w:cs="Courier New" w:hint="default"/>
+        <w:sz w:val="20"/>
+        <w:szCs w:val="20"/>
       </w:rPr>
     </w:lvl>
     <w:lvl w:ilvl="1" w:tplc="04160003" w:tentative="1">
@@ -7676,6 +7922,8 @@
       </w:pPr>
       <w:rPr>
         <w:rFonts w:ascii="Courier New" w:hAnsi="Courier New" w:cs="Courier New" w:hint="default"/>
+        <w:sz w:val="20"/>
+        <w:szCs w:val="20"/>
       </w:rPr>
     </w:lvl>
     <w:lvl w:ilvl="2" w:tplc="04160005" w:tentative="1">
@@ -7688,6 +7936,8 @@
       </w:pPr>
       <w:rPr>
         <w:rFonts w:ascii="Wingdings" w:hAnsi="Wingdings" w:hint="default"/>
+        <w:sz w:val="20"/>
+        <w:szCs w:val="20"/>
       </w:rPr>
     </w:lvl>
     <w:lvl w:ilvl="3" w:tplc="04160001" w:tentative="1">
@@ -7700,6 +7950,8 @@
       </w:pPr>
       <w:rPr>
         <w:rFonts w:ascii="Symbol" w:hAnsi="Symbol" w:hint="default"/>
+        <w:sz w:val="20"/>
+        <w:szCs w:val="20"/>
       </w:rPr>
     </w:lvl>
     <w:lvl w:ilvl="4" w:tplc="04160003" w:tentative="1">
@@ -7712,6 +7964,8 @@
       </w:pPr>
       <w:rPr>
         <w:rFonts w:ascii="Courier New" w:hAnsi="Courier New" w:cs="Courier New" w:hint="default"/>
+        <w:sz w:val="20"/>
+        <w:szCs w:val="20"/>
       </w:rPr>
     </w:lvl>
     <w:lvl w:ilvl="5" w:tplc="04160005" w:tentative="1">
@@ -7724,6 +7978,8 @@
       </w:pPr>
       <w:rPr>
         <w:rFonts w:ascii="Wingdings" w:hAnsi="Wingdings" w:hint="default"/>
+        <w:sz w:val="20"/>
+        <w:szCs w:val="20"/>
       </w:rPr>
     </w:lvl>
     <w:lvl w:ilvl="6" w:tplc="04160001" w:tentative="1">
@@ -7736,6 +7992,8 @@
       </w:pPr>
       <w:rPr>
         <w:rFonts w:ascii="Symbol" w:hAnsi="Symbol" w:hint="default"/>
+        <w:sz w:val="20"/>
+        <w:szCs w:val="20"/>
       </w:rPr>
     </w:lvl>
     <w:lvl w:ilvl="7" w:tplc="04160003" w:tentative="1">
@@ -7748,6 +8006,8 @@
       </w:pPr>
       <w:rPr>
         <w:rFonts w:ascii="Courier New" w:hAnsi="Courier New" w:cs="Courier New" w:hint="default"/>
+        <w:sz w:val="20"/>
+        <w:szCs w:val="20"/>
       </w:rPr>
     </w:lvl>
     <w:lvl w:ilvl="8" w:tplc="04160005" w:tentative="1">
@@ -7760,6 +8020,8 @@
       </w:pPr>
       <w:rPr>
         <w:rFonts w:ascii="Wingdings" w:hAnsi="Wingdings" w:hint="default"/>
+        <w:sz w:val="20"/>
+        <w:szCs w:val="20"/>
       </w:rPr>
     </w:lvl>
   </w:abstractNum>
@@ -7781,6 +8043,7 @@
       <w:rPr>
         <w:rFonts w:ascii="Courier New" w:hAnsi="Courier New" w:hint="default"/>
         <w:sz w:val="20"/>
+        <w:szCs w:val="20"/>
       </w:rPr>
     </w:lvl>
     <w:lvl w:ilvl="1" w:tentative="1">
@@ -7797,6 +8060,7 @@
       <w:rPr>
         <w:rFonts w:ascii="Courier New" w:hAnsi="Courier New" w:hint="default"/>
         <w:sz w:val="20"/>
+        <w:szCs w:val="20"/>
       </w:rPr>
     </w:lvl>
     <w:lvl w:ilvl="2" w:tentative="1">
@@ -7813,6 +8077,7 @@
       <w:rPr>
         <w:rFonts w:ascii="Courier New" w:hAnsi="Courier New" w:hint="default"/>
         <w:sz w:val="20"/>
+        <w:szCs w:val="20"/>
       </w:rPr>
     </w:lvl>
     <w:lvl w:ilvl="3" w:tentative="1">
@@ -7829,6 +8094,7 @@
       <w:rPr>
         <w:rFonts w:ascii="Courier New" w:hAnsi="Courier New" w:hint="default"/>
         <w:sz w:val="20"/>
+        <w:szCs w:val="20"/>
       </w:rPr>
     </w:lvl>
     <w:lvl w:ilvl="4" w:tentative="1">
@@ -7845,6 +8111,7 @@
       <w:rPr>
         <w:rFonts w:ascii="Courier New" w:hAnsi="Courier New" w:hint="default"/>
         <w:sz w:val="20"/>
+        <w:szCs w:val="20"/>
       </w:rPr>
     </w:lvl>
     <w:lvl w:ilvl="5" w:tentative="1">
@@ -7861,6 +8128,7 @@
       <w:rPr>
         <w:rFonts w:ascii="Courier New" w:hAnsi="Courier New" w:hint="default"/>
         <w:sz w:val="20"/>
+        <w:szCs w:val="20"/>
       </w:rPr>
     </w:lvl>
     <w:lvl w:ilvl="6" w:tentative="1">
@@ -7877,6 +8145,7 @@
       <w:rPr>
         <w:rFonts w:ascii="Courier New" w:hAnsi="Courier New" w:hint="default"/>
         <w:sz w:val="20"/>
+        <w:szCs w:val="20"/>
       </w:rPr>
     </w:lvl>
     <w:lvl w:ilvl="7" w:tentative="1">
@@ -7893,6 +8162,7 @@
       <w:rPr>
         <w:rFonts w:ascii="Courier New" w:hAnsi="Courier New" w:hint="default"/>
         <w:sz w:val="20"/>
+        <w:szCs w:val="20"/>
       </w:rPr>
     </w:lvl>
     <w:lvl w:ilvl="8" w:tentative="1">
@@ -7909,6 +8179,7 @@
       <w:rPr>
         <w:rFonts w:ascii="Courier New" w:hAnsi="Courier New" w:hint="default"/>
         <w:sz w:val="20"/>
+        <w:szCs w:val="20"/>
       </w:rPr>
     </w:lvl>
   </w:abstractNum>
@@ -7926,8 +8197,10 @@
       </w:pPr>
       <w:rPr>
         <w:rFonts w:hint="default"/>
-        <w:b/>
-        <w:bCs/>
+        <w:b w:val="true"/>
+        <w:bCs w:val="true"/>
+        <w:sz w:val="20"/>
+        <w:szCs w:val="20"/>
       </w:rPr>
     </w:lvl>
     <w:lvl w:ilvl="1" w:tplc="04160019" w:tentative="1">
@@ -7938,6 +8211,10 @@
       <w:pPr>
         <w:ind w:left="1440" w:hanging="360"/>
       </w:pPr>
+      <w:rPr>
+        <w:sz w:val="20"/>
+        <w:szCs w:val="20"/>
+      </w:rPr>
     </w:lvl>
     <w:lvl w:ilvl="2" w:tplc="0416001B" w:tentative="1">
       <w:start w:val="1"/>
@@ -7947,6 +8224,10 @@
       <w:pPr>
         <w:ind w:left="2160" w:hanging="180"/>
       </w:pPr>
+      <w:rPr>
+        <w:sz w:val="20"/>
+        <w:szCs w:val="20"/>
+      </w:rPr>
     </w:lvl>
     <w:lvl w:ilvl="3" w:tplc="0416000F" w:tentative="1">
       <w:start w:val="1"/>
@@ -7956,6 +8237,12 @@
       <w:pPr>
         <w:ind w:left="2880" w:hanging="360"/>
       </w:pPr>
+      <w:rPr>
+        <w:bCs w:val="true"/>
+        <w:b w:val="true"/>
+        <w:sz w:val="20"/>
+        <w:szCs w:val="20"/>
+      </w:rPr>
     </w:lvl>
     <w:lvl w:ilvl="4" w:tplc="04160019" w:tentative="1">
       <w:start w:val="1"/>
@@ -7965,6 +8252,10 @@
       <w:pPr>
         <w:ind w:left="3600" w:hanging="360"/>
       </w:pPr>
+      <w:rPr>
+        <w:sz w:val="20"/>
+        <w:szCs w:val="20"/>
+      </w:rPr>
     </w:lvl>
     <w:lvl w:ilvl="5" w:tplc="0416001B" w:tentative="1">
       <w:start w:val="1"/>
@@ -7974,6 +8265,10 @@
       <w:pPr>
         <w:ind w:left="4320" w:hanging="180"/>
       </w:pPr>
+      <w:rPr>
+        <w:sz w:val="20"/>
+        <w:szCs w:val="20"/>
+      </w:rPr>
     </w:lvl>
     <w:lvl w:ilvl="6" w:tplc="0416000F" w:tentative="1">
       <w:start w:val="1"/>
@@ -7983,6 +8278,12 @@
       <w:pPr>
         <w:ind w:left="5040" w:hanging="360"/>
       </w:pPr>
+      <w:rPr>
+        <w:bCs w:val="true"/>
+        <w:b w:val="true"/>
+        <w:sz w:val="20"/>
+        <w:szCs w:val="20"/>
+      </w:rPr>
     </w:lvl>
     <w:lvl w:ilvl="7" w:tplc="04160019" w:tentative="1">
       <w:start w:val="1"/>
@@ -7992,6 +8293,10 @@
       <w:pPr>
         <w:ind w:left="5760" w:hanging="360"/>
       </w:pPr>
+      <w:rPr>
+        <w:sz w:val="20"/>
+        <w:szCs w:val="20"/>
+      </w:rPr>
     </w:lvl>
     <w:lvl w:ilvl="8" w:tplc="0416001B" w:tentative="1">
       <w:start w:val="1"/>
@@ -8001,6 +8306,10 @@
       <w:pPr>
         <w:ind w:left="6480" w:hanging="180"/>
       </w:pPr>
+      <w:rPr>
+        <w:sz w:val="20"/>
+        <w:szCs w:val="20"/>
+      </w:rPr>
     </w:lvl>
   </w:abstractNum>
   <w:abstractNum w:abstractNumId="10" w15:restartNumberingAfterBreak="0">
@@ -8017,6 +8326,10 @@
       </w:pPr>
       <w:rPr>
         <w:rFonts w:hint="default"/>
+        <w:bCs w:val="true"/>
+        <w:b w:val="true"/>
+        <w:sz w:val="20"/>
+        <w:szCs w:val="20"/>
       </w:rPr>
     </w:lvl>
     <w:lvl w:ilvl="1">
@@ -8030,6 +8343,10 @@
       </w:pPr>
       <w:rPr>
         <w:rFonts w:hint="default"/>
+        <w:bCs w:val="true"/>
+        <w:b w:val="true"/>
+        <w:sz w:val="20"/>
+        <w:szCs w:val="20"/>
       </w:rPr>
     </w:lvl>
     <w:lvl w:ilvl="2">
@@ -8043,6 +8360,10 @@
       </w:pPr>
       <w:rPr>
         <w:rFonts w:hint="default"/>
+        <w:bCs w:val="true"/>
+        <w:b w:val="true"/>
+        <w:sz w:val="20"/>
+        <w:szCs w:val="20"/>
       </w:rPr>
     </w:lvl>
     <w:lvl w:ilvl="3">
@@ -8056,6 +8377,10 @@
       </w:pPr>
       <w:rPr>
         <w:rFonts w:hint="default"/>
+        <w:bCs w:val="true"/>
+        <w:b w:val="true"/>
+        <w:sz w:val="20"/>
+        <w:szCs w:val="20"/>
       </w:rPr>
     </w:lvl>
     <w:lvl w:ilvl="4">
@@ -8069,6 +8394,10 @@
       </w:pPr>
       <w:rPr>
         <w:rFonts w:hint="default"/>
+        <w:bCs w:val="true"/>
+        <w:b w:val="true"/>
+        <w:sz w:val="20"/>
+        <w:szCs w:val="20"/>
       </w:rPr>
     </w:lvl>
     <w:lvl w:ilvl="5">
@@ -8082,6 +8411,10 @@
       </w:pPr>
       <w:rPr>
         <w:rFonts w:hint="default"/>
+        <w:bCs w:val="true"/>
+        <w:b w:val="true"/>
+        <w:sz w:val="20"/>
+        <w:szCs w:val="20"/>
       </w:rPr>
     </w:lvl>
     <w:lvl w:ilvl="6">
@@ -8095,6 +8428,10 @@
       </w:pPr>
       <w:rPr>
         <w:rFonts w:hint="default"/>
+        <w:bCs w:val="true"/>
+        <w:b w:val="true"/>
+        <w:sz w:val="20"/>
+        <w:szCs w:val="20"/>
       </w:rPr>
     </w:lvl>
     <w:lvl w:ilvl="7">
@@ -8108,6 +8445,10 @@
       </w:pPr>
       <w:rPr>
         <w:rFonts w:hint="default"/>
+        <w:bCs w:val="true"/>
+        <w:b w:val="true"/>
+        <w:sz w:val="20"/>
+        <w:szCs w:val="20"/>
       </w:rPr>
     </w:lvl>
     <w:lvl w:ilvl="8">
@@ -8121,6 +8462,10 @@
       </w:pPr>
       <w:rPr>
         <w:rFonts w:hint="default"/>
+        <w:bCs w:val="true"/>
+        <w:b w:val="true"/>
+        <w:sz w:val="20"/>
+        <w:szCs w:val="20"/>
       </w:rPr>
     </w:lvl>
   </w:abstractNum>
@@ -8142,6 +8487,7 @@
       <w:rPr>
         <w:rFonts w:ascii="Courier New" w:hAnsi="Courier New" w:hint="default"/>
         <w:sz w:val="20"/>
+        <w:szCs w:val="20"/>
       </w:rPr>
     </w:lvl>
     <w:lvl w:ilvl="1" w:tentative="1">
@@ -8158,6 +8504,7 @@
       <w:rPr>
         <w:rFonts w:ascii="Courier New" w:hAnsi="Courier New" w:hint="default"/>
         <w:sz w:val="20"/>
+        <w:szCs w:val="20"/>
       </w:rPr>
     </w:lvl>
     <w:lvl w:ilvl="2" w:tentative="1">
@@ -8174,6 +8521,7 @@
       <w:rPr>
         <w:rFonts w:ascii="Courier New" w:hAnsi="Courier New" w:hint="default"/>
         <w:sz w:val="20"/>
+        <w:szCs w:val="20"/>
       </w:rPr>
     </w:lvl>
     <w:lvl w:ilvl="3" w:tentative="1">
@@ -8190,6 +8538,7 @@
       <w:rPr>
         <w:rFonts w:ascii="Courier New" w:hAnsi="Courier New" w:hint="default"/>
         <w:sz w:val="20"/>
+        <w:szCs w:val="20"/>
       </w:rPr>
     </w:lvl>
     <w:lvl w:ilvl="4" w:tentative="1">
@@ -8206,6 +8555,7 @@
       <w:rPr>
         <w:rFonts w:ascii="Courier New" w:hAnsi="Courier New" w:hint="default"/>
         <w:sz w:val="20"/>
+        <w:szCs w:val="20"/>
       </w:rPr>
     </w:lvl>
     <w:lvl w:ilvl="5" w:tentative="1">
@@ -8222,6 +8572,7 @@
       <w:rPr>
         <w:rFonts w:ascii="Courier New" w:hAnsi="Courier New" w:hint="default"/>
         <w:sz w:val="20"/>
+        <w:szCs w:val="20"/>
       </w:rPr>
     </w:lvl>
     <w:lvl w:ilvl="6" w:tentative="1">
@@ -8238,6 +8589,7 @@
       <w:rPr>
         <w:rFonts w:ascii="Courier New" w:hAnsi="Courier New" w:hint="default"/>
         <w:sz w:val="20"/>
+        <w:szCs w:val="20"/>
       </w:rPr>
     </w:lvl>
     <w:lvl w:ilvl="7" w:tentative="1">
@@ -8254,6 +8606,7 @@
       <w:rPr>
         <w:rFonts w:ascii="Courier New" w:hAnsi="Courier New" w:hint="default"/>
         <w:sz w:val="20"/>
+        <w:szCs w:val="20"/>
       </w:rPr>
     </w:lvl>
     <w:lvl w:ilvl="8" w:tentative="1">
@@ -8270,6 +8623,7 @@
       <w:rPr>
         <w:rFonts w:ascii="Courier New" w:hAnsi="Courier New" w:hint="default"/>
         <w:sz w:val="20"/>
+        <w:szCs w:val="20"/>
       </w:rPr>
     </w:lvl>
   </w:abstractNum>
@@ -8291,6 +8645,7 @@
       <w:rPr>
         <w:rFonts w:ascii="Courier New" w:hAnsi="Courier New" w:hint="default"/>
         <w:sz w:val="20"/>
+        <w:szCs w:val="20"/>
       </w:rPr>
     </w:lvl>
     <w:lvl w:ilvl="1" w:tentative="1">
@@ -8307,6 +8662,7 @@
       <w:rPr>
         <w:rFonts w:ascii="Courier New" w:hAnsi="Courier New" w:hint="default"/>
         <w:sz w:val="20"/>
+        <w:szCs w:val="20"/>
       </w:rPr>
     </w:lvl>
     <w:lvl w:ilvl="2" w:tentative="1">
@@ -8323,6 +8679,7 @@
       <w:rPr>
         <w:rFonts w:ascii="Courier New" w:hAnsi="Courier New" w:hint="default"/>
         <w:sz w:val="20"/>
+        <w:szCs w:val="20"/>
       </w:rPr>
     </w:lvl>
     <w:lvl w:ilvl="3" w:tentative="1">
@@ -8339,6 +8696,7 @@
       <w:rPr>
         <w:rFonts w:ascii="Courier New" w:hAnsi="Courier New" w:hint="default"/>
         <w:sz w:val="20"/>
+        <w:szCs w:val="20"/>
       </w:rPr>
     </w:lvl>
     <w:lvl w:ilvl="4" w:tentative="1">
@@ -8355,6 +8713,7 @@
       <w:rPr>
         <w:rFonts w:ascii="Courier New" w:hAnsi="Courier New" w:hint="default"/>
         <w:sz w:val="20"/>
+        <w:szCs w:val="20"/>
       </w:rPr>
     </w:lvl>
     <w:lvl w:ilvl="5" w:tentative="1">
@@ -8371,6 +8730,7 @@
       <w:rPr>
         <w:rFonts w:ascii="Courier New" w:hAnsi="Courier New" w:hint="default"/>
         <w:sz w:val="20"/>
+        <w:szCs w:val="20"/>
       </w:rPr>
     </w:lvl>
     <w:lvl w:ilvl="6" w:tentative="1">
@@ -8387,6 +8747,7 @@
       <w:rPr>
         <w:rFonts w:ascii="Courier New" w:hAnsi="Courier New" w:hint="default"/>
         <w:sz w:val="20"/>
+        <w:szCs w:val="20"/>
       </w:rPr>
     </w:lvl>
     <w:lvl w:ilvl="7" w:tentative="1">
@@ -8403,6 +8764,7 @@
       <w:rPr>
         <w:rFonts w:ascii="Courier New" w:hAnsi="Courier New" w:hint="default"/>
         <w:sz w:val="20"/>
+        <w:szCs w:val="20"/>
       </w:rPr>
     </w:lvl>
     <w:lvl w:ilvl="8" w:tentative="1">
@@ -8419,6 +8781,7 @@
       <w:rPr>
         <w:rFonts w:ascii="Courier New" w:hAnsi="Courier New" w:hint="default"/>
         <w:sz w:val="20"/>
+        <w:szCs w:val="20"/>
       </w:rPr>
     </w:lvl>
   </w:abstractNum>
@@ -8436,6 +8799,10 @@
       </w:pPr>
       <w:rPr>
         <w:rFonts w:hint="default"/>
+        <w:bCs w:val="true"/>
+        <w:b w:val="true"/>
+        <w:sz w:val="20"/>
+        <w:szCs w:val="20"/>
       </w:rPr>
     </w:lvl>
     <w:lvl w:ilvl="1" w:tplc="04160019" w:tentative="1">
@@ -8446,6 +8813,10 @@
       <w:pPr>
         <w:ind w:left="1440" w:hanging="360"/>
       </w:pPr>
+      <w:rPr>
+        <w:sz w:val="20"/>
+        <w:szCs w:val="20"/>
+      </w:rPr>
     </w:lvl>
     <w:lvl w:ilvl="2" w:tplc="0416001B" w:tentative="1">
       <w:start w:val="1"/>
@@ -8455,6 +8826,10 @@
       <w:pPr>
         <w:ind w:left="2160" w:hanging="180"/>
       </w:pPr>
+      <w:rPr>
+        <w:sz w:val="20"/>
+        <w:szCs w:val="20"/>
+      </w:rPr>
     </w:lvl>
     <w:lvl w:ilvl="3" w:tplc="0416000F" w:tentative="1">
       <w:start w:val="1"/>
@@ -8464,6 +8839,12 @@
       <w:pPr>
         <w:ind w:left="2880" w:hanging="360"/>
       </w:pPr>
+      <w:rPr>
+        <w:bCs w:val="true"/>
+        <w:b w:val="true"/>
+        <w:sz w:val="20"/>
+        <w:szCs w:val="20"/>
+      </w:rPr>
     </w:lvl>
     <w:lvl w:ilvl="4" w:tplc="04160019" w:tentative="1">
       <w:start w:val="1"/>
@@ -8473,6 +8854,10 @@
       <w:pPr>
         <w:ind w:left="3600" w:hanging="360"/>
       </w:pPr>
+      <w:rPr>
+        <w:sz w:val="20"/>
+        <w:szCs w:val="20"/>
+      </w:rPr>
     </w:lvl>
     <w:lvl w:ilvl="5" w:tplc="0416001B" w:tentative="1">
       <w:start w:val="1"/>
@@ -8482,6 +8867,10 @@
       <w:pPr>
         <w:ind w:left="4320" w:hanging="180"/>
       </w:pPr>
+      <w:rPr>
+        <w:sz w:val="20"/>
+        <w:szCs w:val="20"/>
+      </w:rPr>
     </w:lvl>
     <w:lvl w:ilvl="6" w:tplc="0416000F" w:tentative="1">
       <w:start w:val="1"/>
@@ -8491,6 +8880,12 @@
       <w:pPr>
         <w:ind w:left="5040" w:hanging="360"/>
       </w:pPr>
+      <w:rPr>
+        <w:bCs w:val="true"/>
+        <w:b w:val="true"/>
+        <w:sz w:val="20"/>
+        <w:szCs w:val="20"/>
+      </w:rPr>
     </w:lvl>
     <w:lvl w:ilvl="7" w:tplc="04160019" w:tentative="1">
       <w:start w:val="1"/>
@@ -8500,6 +8895,10 @@
       <w:pPr>
         <w:ind w:left="5760" w:hanging="360"/>
       </w:pPr>
+      <w:rPr>
+        <w:sz w:val="20"/>
+        <w:szCs w:val="20"/>
+      </w:rPr>
     </w:lvl>
     <w:lvl w:ilvl="8" w:tplc="0416001B" w:tentative="1">
       <w:start w:val="1"/>
@@ -8509,6 +8908,10 @@
       <w:pPr>
         <w:ind w:left="6480" w:hanging="180"/>
       </w:pPr>
+      <w:rPr>
+        <w:sz w:val="20"/>
+        <w:szCs w:val="20"/>
+      </w:rPr>
     </w:lvl>
   </w:abstractNum>
   <w:abstractNum w:abstractNumId="14" w15:restartNumberingAfterBreak="0">
@@ -8529,6 +8932,7 @@
       <w:rPr>
         <w:rFonts w:ascii="Courier New" w:hAnsi="Courier New" w:hint="default"/>
         <w:sz w:val="20"/>
+        <w:szCs w:val="20"/>
       </w:rPr>
     </w:lvl>
     <w:lvl w:ilvl="1" w:tentative="1">
@@ -8545,6 +8949,7 @@
       <w:rPr>
         <w:rFonts w:ascii="Courier New" w:hAnsi="Courier New" w:hint="default"/>
         <w:sz w:val="20"/>
+        <w:szCs w:val="20"/>
       </w:rPr>
     </w:lvl>
     <w:lvl w:ilvl="2" w:tentative="1">
@@ -8561,6 +8966,7 @@
       <w:rPr>
         <w:rFonts w:ascii="Courier New" w:hAnsi="Courier New" w:hint="default"/>
         <w:sz w:val="20"/>
+        <w:szCs w:val="20"/>
       </w:rPr>
     </w:lvl>
     <w:lvl w:ilvl="3" w:tentative="1">
@@ -8577,6 +8983,7 @@
       <w:rPr>
         <w:rFonts w:ascii="Courier New" w:hAnsi="Courier New" w:hint="default"/>
         <w:sz w:val="20"/>
+        <w:szCs w:val="20"/>
       </w:rPr>
     </w:lvl>
     <w:lvl w:ilvl="4" w:tentative="1">
@@ -8593,6 +9000,7 @@
       <w:rPr>
         <w:rFonts w:ascii="Courier New" w:hAnsi="Courier New" w:hint="default"/>
         <w:sz w:val="20"/>
+        <w:szCs w:val="20"/>
       </w:rPr>
     </w:lvl>
     <w:lvl w:ilvl="5" w:tentative="1">
@@ -8609,6 +9017,7 @@
       <w:rPr>
         <w:rFonts w:ascii="Courier New" w:hAnsi="Courier New" w:hint="default"/>
         <w:sz w:val="20"/>
+        <w:szCs w:val="20"/>
       </w:rPr>
     </w:lvl>
     <w:lvl w:ilvl="6" w:tentative="1">
@@ -8625,6 +9034,7 @@
       <w:rPr>
         <w:rFonts w:ascii="Courier New" w:hAnsi="Courier New" w:hint="default"/>
         <w:sz w:val="20"/>
+        <w:szCs w:val="20"/>
       </w:rPr>
     </w:lvl>
     <w:lvl w:ilvl="7" w:tentative="1">
@@ -8641,6 +9051,7 @@
       <w:rPr>
         <w:rFonts w:ascii="Courier New" w:hAnsi="Courier New" w:hint="default"/>
         <w:sz w:val="20"/>
+        <w:szCs w:val="20"/>
       </w:rPr>
     </w:lvl>
     <w:lvl w:ilvl="8" w:tentative="1">
@@ -8657,6 +9068,7 @@
       <w:rPr>
         <w:rFonts w:ascii="Courier New" w:hAnsi="Courier New" w:hint="default"/>
         <w:sz w:val="20"/>
+        <w:szCs w:val="20"/>
       </w:rPr>
     </w:lvl>
   </w:abstractNum>
@@ -8678,6 +9090,7 @@
       <w:rPr>
         <w:rFonts w:ascii="Courier New" w:hAnsi="Courier New" w:hint="default"/>
         <w:sz w:val="20"/>
+        <w:szCs w:val="20"/>
       </w:rPr>
     </w:lvl>
     <w:lvl w:ilvl="1" w:tentative="1">
@@ -8694,6 +9107,7 @@
       <w:rPr>
         <w:rFonts w:ascii="Courier New" w:hAnsi="Courier New" w:hint="default"/>
         <w:sz w:val="20"/>
+        <w:szCs w:val="20"/>
       </w:rPr>
     </w:lvl>
     <w:lvl w:ilvl="2" w:tentative="1">
@@ -8710,6 +9124,7 @@
       <w:rPr>
         <w:rFonts w:ascii="Courier New" w:hAnsi="Courier New" w:hint="default"/>
         <w:sz w:val="20"/>
+        <w:szCs w:val="20"/>
       </w:rPr>
     </w:lvl>
     <w:lvl w:ilvl="3" w:tentative="1">
@@ -8726,6 +9141,7 @@
       <w:rPr>
         <w:rFonts w:ascii="Courier New" w:hAnsi="Courier New" w:hint="default"/>
         <w:sz w:val="20"/>
+        <w:szCs w:val="20"/>
       </w:rPr>
     </w:lvl>
     <w:lvl w:ilvl="4" w:tentative="1">
@@ -8742,6 +9158,7 @@
       <w:rPr>
         <w:rFonts w:ascii="Courier New" w:hAnsi="Courier New" w:hint="default"/>
         <w:sz w:val="20"/>
+        <w:szCs w:val="20"/>
       </w:rPr>
     </w:lvl>
     <w:lvl w:ilvl="5" w:tentative="1">
@@ -8758,6 +9175,7 @@
       <w:rPr>
         <w:rFonts w:ascii="Courier New" w:hAnsi="Courier New" w:hint="default"/>
         <w:sz w:val="20"/>
+        <w:szCs w:val="20"/>
       </w:rPr>
     </w:lvl>
     <w:lvl w:ilvl="6" w:tentative="1">
@@ -8774,6 +9192,7 @@
       <w:rPr>
         <w:rFonts w:ascii="Courier New" w:hAnsi="Courier New" w:hint="default"/>
         <w:sz w:val="20"/>
+        <w:szCs w:val="20"/>
       </w:rPr>
     </w:lvl>
     <w:lvl w:ilvl="7" w:tentative="1">
@@ -8790,6 +9209,7 @@
       <w:rPr>
         <w:rFonts w:ascii="Courier New" w:hAnsi="Courier New" w:hint="default"/>
         <w:sz w:val="20"/>
+        <w:szCs w:val="20"/>
       </w:rPr>
     </w:lvl>
     <w:lvl w:ilvl="8" w:tentative="1">
@@ -8806,6 +9226,7 @@
       <w:rPr>
         <w:rFonts w:ascii="Courier New" w:hAnsi="Courier New" w:hint="default"/>
         <w:sz w:val="20"/>
+        <w:szCs w:val="20"/>
       </w:rPr>
     </w:lvl>
   </w:abstractNum>
@@ -8823,6 +9244,8 @@
       </w:pPr>
       <w:rPr>
         <w:rFonts w:ascii="Courier New" w:hAnsi="Courier New" w:cs="Courier New" w:hint="default"/>
+        <w:sz w:val="20"/>
+        <w:szCs w:val="20"/>
       </w:rPr>
     </w:lvl>
     <w:lvl w:ilvl="1" w:tplc="04160003">
@@ -8835,6 +9258,8 @@
       </w:pPr>
       <w:rPr>
         <w:rFonts w:ascii="Courier New" w:hAnsi="Courier New" w:cs="Courier New" w:hint="default"/>
+        <w:sz w:val="20"/>
+        <w:szCs w:val="20"/>
       </w:rPr>
     </w:lvl>
     <w:lvl w:ilvl="2" w:tplc="04160005" w:tentative="1">
@@ -8847,6 +9272,8 @@
       </w:pPr>
       <w:rPr>
         <w:rFonts w:ascii="Wingdings" w:hAnsi="Wingdings" w:hint="default"/>
+        <w:sz w:val="20"/>
+        <w:szCs w:val="20"/>
       </w:rPr>
     </w:lvl>
     <w:lvl w:ilvl="3" w:tplc="04160001" w:tentative="1">
@@ -8859,6 +9286,8 @@
       </w:pPr>
       <w:rPr>
         <w:rFonts w:ascii="Symbol" w:hAnsi="Symbol" w:hint="default"/>
+        <w:sz w:val="20"/>
+        <w:szCs w:val="20"/>
       </w:rPr>
     </w:lvl>
     <w:lvl w:ilvl="4" w:tplc="04160003" w:tentative="1">
@@ -8871,6 +9300,8 @@
       </w:pPr>
       <w:rPr>
         <w:rFonts w:ascii="Courier New" w:hAnsi="Courier New" w:cs="Courier New" w:hint="default"/>
+        <w:sz w:val="20"/>
+        <w:szCs w:val="20"/>
       </w:rPr>
     </w:lvl>
     <w:lvl w:ilvl="5" w:tplc="04160005" w:tentative="1">
@@ -8883,6 +9314,8 @@
       </w:pPr>
       <w:rPr>
         <w:rFonts w:ascii="Wingdings" w:hAnsi="Wingdings" w:hint="default"/>
+        <w:sz w:val="20"/>
+        <w:szCs w:val="20"/>
       </w:rPr>
     </w:lvl>
     <w:lvl w:ilvl="6" w:tplc="04160001" w:tentative="1">
@@ -8895,6 +9328,8 @@
       </w:pPr>
       <w:rPr>
         <w:rFonts w:ascii="Symbol" w:hAnsi="Symbol" w:hint="default"/>
+        <w:sz w:val="20"/>
+        <w:szCs w:val="20"/>
       </w:rPr>
     </w:lvl>
     <w:lvl w:ilvl="7" w:tplc="04160003" w:tentative="1">
@@ -8907,6 +9342,8 @@
       </w:pPr>
       <w:rPr>
         <w:rFonts w:ascii="Courier New" w:hAnsi="Courier New" w:cs="Courier New" w:hint="default"/>
+        <w:sz w:val="20"/>
+        <w:szCs w:val="20"/>
       </w:rPr>
     </w:lvl>
     <w:lvl w:ilvl="8" w:tplc="04160005" w:tentative="1">
@@ -8919,6 +9356,8 @@
       </w:pPr>
       <w:rPr>
         <w:rFonts w:ascii="Wingdings" w:hAnsi="Wingdings" w:hint="default"/>
+        <w:sz w:val="20"/>
+        <w:szCs w:val="20"/>
       </w:rPr>
     </w:lvl>
   </w:abstractNum>
@@ -8936,6 +9375,8 @@
       </w:pPr>
       <w:rPr>
         <w:rFonts w:ascii="Courier New" w:hAnsi="Courier New" w:cs="Courier New" w:hint="default"/>
+        <w:sz w:val="20"/>
+        <w:szCs w:val="20"/>
       </w:rPr>
     </w:lvl>
     <w:lvl w:ilvl="1" w:tplc="04160003" w:tentative="1">
@@ -8948,6 +9389,8 @@
       </w:pPr>
       <w:rPr>
         <w:rFonts w:ascii="Courier New" w:hAnsi="Courier New" w:cs="Courier New" w:hint="default"/>
+        <w:sz w:val="20"/>
+        <w:szCs w:val="20"/>
       </w:rPr>
     </w:lvl>
     <w:lvl w:ilvl="2" w:tplc="04160005" w:tentative="1">
@@ -8960,6 +9403,8 @@
       </w:pPr>
       <w:rPr>
         <w:rFonts w:ascii="Wingdings" w:hAnsi="Wingdings" w:hint="default"/>
+        <w:sz w:val="20"/>
+        <w:szCs w:val="20"/>
       </w:rPr>
     </w:lvl>
     <w:lvl w:ilvl="3" w:tplc="04160001" w:tentative="1">
@@ -8972,6 +9417,8 @@
       </w:pPr>
       <w:rPr>
         <w:rFonts w:ascii="Symbol" w:hAnsi="Symbol" w:hint="default"/>
+        <w:sz w:val="20"/>
+        <w:szCs w:val="20"/>
       </w:rPr>
     </w:lvl>
     <w:lvl w:ilvl="4" w:tplc="04160003" w:tentative="1">
@@ -8984,6 +9431,8 @@
       </w:pPr>
       <w:rPr>
         <w:rFonts w:ascii="Courier New" w:hAnsi="Courier New" w:cs="Courier New" w:hint="default"/>
+        <w:sz w:val="20"/>
+        <w:szCs w:val="20"/>
       </w:rPr>
     </w:lvl>
     <w:lvl w:ilvl="5" w:tplc="04160005" w:tentative="1">
@@ -8996,6 +9445,8 @@
       </w:pPr>
       <w:rPr>
         <w:rFonts w:ascii="Wingdings" w:hAnsi="Wingdings" w:hint="default"/>
+        <w:sz w:val="20"/>
+        <w:szCs w:val="20"/>
       </w:rPr>
     </w:lvl>
     <w:lvl w:ilvl="6" w:tplc="04160001" w:tentative="1">
@@ -9008,6 +9459,8 @@
       </w:pPr>
       <w:rPr>
         <w:rFonts w:ascii="Symbol" w:hAnsi="Symbol" w:hint="default"/>
+        <w:sz w:val="20"/>
+        <w:szCs w:val="20"/>
       </w:rPr>
     </w:lvl>
     <w:lvl w:ilvl="7" w:tplc="04160003" w:tentative="1">
@@ -9020,6 +9473,8 @@
       </w:pPr>
       <w:rPr>
         <w:rFonts w:ascii="Courier New" w:hAnsi="Courier New" w:cs="Courier New" w:hint="default"/>
+        <w:sz w:val="20"/>
+        <w:szCs w:val="20"/>
       </w:rPr>
     </w:lvl>
     <w:lvl w:ilvl="8" w:tplc="04160005" w:tentative="1">
@@ -9032,6 +9487,8 @@
       </w:pPr>
       <w:rPr>
         <w:rFonts w:ascii="Wingdings" w:hAnsi="Wingdings" w:hint="default"/>
+        <w:sz w:val="20"/>
+        <w:szCs w:val="20"/>
       </w:rPr>
     </w:lvl>
   </w:abstractNum>
@@ -9053,6 +9510,7 @@
       <w:rPr>
         <w:rFonts w:ascii="Courier New" w:hAnsi="Courier New" w:hint="default"/>
         <w:sz w:val="20"/>
+        <w:szCs w:val="20"/>
       </w:rPr>
     </w:lvl>
     <w:lvl w:ilvl="1" w:tentative="1">
@@ -9069,6 +9527,7 @@
       <w:rPr>
         <w:rFonts w:ascii="Courier New" w:hAnsi="Courier New" w:hint="default"/>
         <w:sz w:val="20"/>
+        <w:szCs w:val="20"/>
       </w:rPr>
     </w:lvl>
     <w:lvl w:ilvl="2" w:tentative="1">
@@ -9085,6 +9544,7 @@
       <w:rPr>
         <w:rFonts w:ascii="Courier New" w:hAnsi="Courier New" w:hint="default"/>
         <w:sz w:val="20"/>
+        <w:szCs w:val="20"/>
       </w:rPr>
     </w:lvl>
     <w:lvl w:ilvl="3" w:tentative="1">
@@ -9101,6 +9561,7 @@
       <w:rPr>
         <w:rFonts w:ascii="Courier New" w:hAnsi="Courier New" w:hint="default"/>
         <w:sz w:val="20"/>
+        <w:szCs w:val="20"/>
       </w:rPr>
     </w:lvl>
     <w:lvl w:ilvl="4" w:tentative="1">
@@ -9117,6 +9578,7 @@
       <w:rPr>
         <w:rFonts w:ascii="Courier New" w:hAnsi="Courier New" w:hint="default"/>
         <w:sz w:val="20"/>
+        <w:szCs w:val="20"/>
       </w:rPr>
     </w:lvl>
     <w:lvl w:ilvl="5" w:tentative="1">
@@ -9133,6 +9595,7 @@
       <w:rPr>
         <w:rFonts w:ascii="Courier New" w:hAnsi="Courier New" w:hint="default"/>
         <w:sz w:val="20"/>
+        <w:szCs w:val="20"/>
       </w:rPr>
     </w:lvl>
     <w:lvl w:ilvl="6" w:tentative="1">
@@ -9149,6 +9612,7 @@
       <w:rPr>
         <w:rFonts w:ascii="Courier New" w:hAnsi="Courier New" w:hint="default"/>
         <w:sz w:val="20"/>
+        <w:szCs w:val="20"/>
       </w:rPr>
     </w:lvl>
     <w:lvl w:ilvl="7" w:tentative="1">
@@ -9165,6 +9629,7 @@
       <w:rPr>
         <w:rFonts w:ascii="Courier New" w:hAnsi="Courier New" w:hint="default"/>
         <w:sz w:val="20"/>
+        <w:szCs w:val="20"/>
       </w:rPr>
     </w:lvl>
     <w:lvl w:ilvl="8" w:tentative="1">
@@ -9181,6 +9646,7 @@
       <w:rPr>
         <w:rFonts w:ascii="Courier New" w:hAnsi="Courier New" w:hint="default"/>
         <w:sz w:val="20"/>
+        <w:szCs w:val="20"/>
       </w:rPr>
     </w:lvl>
   </w:abstractNum>
@@ -9198,6 +9664,8 @@
       </w:pPr>
       <w:rPr>
         <w:rFonts w:ascii="Courier New" w:hAnsi="Courier New" w:hint="default"/>
+        <w:sz w:val="20"/>
+        <w:szCs w:val="20"/>
       </w:rPr>
     </w:lvl>
     <w:lvl w:ilvl="1" w:tplc="04160003">
@@ -9210,6 +9678,8 @@
       </w:pPr>
       <w:rPr>
         <w:rFonts w:ascii="Courier New" w:hAnsi="Courier New" w:cs="Courier New" w:hint="default"/>
+        <w:sz w:val="20"/>
+        <w:szCs w:val="20"/>
       </w:rPr>
     </w:lvl>
     <w:lvl w:ilvl="2" w:tplc="04160005" w:tentative="1">
@@ -9222,6 +9692,8 @@
       </w:pPr>
       <w:rPr>
         <w:rFonts w:ascii="Wingdings" w:hAnsi="Wingdings" w:hint="default"/>
+        <w:sz w:val="20"/>
+        <w:szCs w:val="20"/>
       </w:rPr>
     </w:lvl>
     <w:lvl w:ilvl="3" w:tplc="04160001" w:tentative="1">
@@ -9234,6 +9706,8 @@
       </w:pPr>
       <w:rPr>
         <w:rFonts w:ascii="Symbol" w:hAnsi="Symbol" w:hint="default"/>
+        <w:sz w:val="20"/>
+        <w:szCs w:val="20"/>
       </w:rPr>
     </w:lvl>
     <w:lvl w:ilvl="4" w:tplc="04160003" w:tentative="1">
@@ -9246,6 +9720,8 @@
       </w:pPr>
       <w:rPr>
         <w:rFonts w:ascii="Courier New" w:hAnsi="Courier New" w:cs="Courier New" w:hint="default"/>
+        <w:sz w:val="20"/>
+        <w:szCs w:val="20"/>
       </w:rPr>
     </w:lvl>
     <w:lvl w:ilvl="5" w:tplc="04160005" w:tentative="1">
@@ -9258,6 +9734,8 @@
       </w:pPr>
       <w:rPr>
         <w:rFonts w:ascii="Wingdings" w:hAnsi="Wingdings" w:hint="default"/>
+        <w:sz w:val="20"/>
+        <w:szCs w:val="20"/>
       </w:rPr>
     </w:lvl>
     <w:lvl w:ilvl="6" w:tplc="04160001" w:tentative="1">
@@ -9270,6 +9748,8 @@
       </w:pPr>
       <w:rPr>
         <w:rFonts w:ascii="Symbol" w:hAnsi="Symbol" w:hint="default"/>
+        <w:sz w:val="20"/>
+        <w:szCs w:val="20"/>
       </w:rPr>
     </w:lvl>
     <w:lvl w:ilvl="7" w:tplc="04160003" w:tentative="1">
@@ -9282,6 +9762,8 @@
       </w:pPr>
       <w:rPr>
         <w:rFonts w:ascii="Courier New" w:hAnsi="Courier New" w:cs="Courier New" w:hint="default"/>
+        <w:sz w:val="20"/>
+        <w:szCs w:val="20"/>
       </w:rPr>
     </w:lvl>
     <w:lvl w:ilvl="8" w:tplc="04160005" w:tentative="1">
@@ -9294,6 +9776,8 @@
       </w:pPr>
       <w:rPr>
         <w:rFonts w:ascii="Wingdings" w:hAnsi="Wingdings" w:hint="default"/>
+        <w:sz w:val="20"/>
+        <w:szCs w:val="20"/>
       </w:rPr>
     </w:lvl>
   </w:abstractNum>
@@ -9311,6 +9795,8 @@
       </w:pPr>
       <w:rPr>
         <w:rFonts w:ascii="Courier New" w:hAnsi="Courier New" w:cs="Courier New" w:hint="default"/>
+        <w:sz w:val="20"/>
+        <w:szCs w:val="20"/>
       </w:rPr>
     </w:lvl>
     <w:lvl w:ilvl="1" w:tplc="04160003" w:tentative="1">
@@ -9323,6 +9809,8 @@
       </w:pPr>
       <w:rPr>
         <w:rFonts w:ascii="Courier New" w:hAnsi="Courier New" w:cs="Courier New" w:hint="default"/>
+        <w:sz w:val="20"/>
+        <w:szCs w:val="20"/>
       </w:rPr>
     </w:lvl>
     <w:lvl w:ilvl="2" w:tplc="04160005" w:tentative="1">
@@ -9335,6 +9823,8 @@
       </w:pPr>
       <w:rPr>
         <w:rFonts w:ascii="Wingdings" w:hAnsi="Wingdings" w:hint="default"/>
+        <w:sz w:val="20"/>
+        <w:szCs w:val="20"/>
       </w:rPr>
     </w:lvl>
     <w:lvl w:ilvl="3" w:tplc="04160001" w:tentative="1">
@@ -9347,6 +9837,8 @@
       </w:pPr>
       <w:rPr>
         <w:rFonts w:ascii="Symbol" w:hAnsi="Symbol" w:hint="default"/>
+        <w:sz w:val="20"/>
+        <w:szCs w:val="20"/>
       </w:rPr>
     </w:lvl>
     <w:lvl w:ilvl="4" w:tplc="04160003" w:tentative="1">
@@ -9359,6 +9851,8 @@
       </w:pPr>
       <w:rPr>
         <w:rFonts w:ascii="Courier New" w:hAnsi="Courier New" w:cs="Courier New" w:hint="default"/>
+        <w:sz w:val="20"/>
+        <w:szCs w:val="20"/>
       </w:rPr>
     </w:lvl>
     <w:lvl w:ilvl="5" w:tplc="04160005" w:tentative="1">
@@ -9371,6 +9865,8 @@
       </w:pPr>
       <w:rPr>
         <w:rFonts w:ascii="Wingdings" w:hAnsi="Wingdings" w:hint="default"/>
+        <w:sz w:val="20"/>
+        <w:szCs w:val="20"/>
       </w:rPr>
     </w:lvl>
     <w:lvl w:ilvl="6" w:tplc="04160001" w:tentative="1">
@@ -9383,6 +9879,8 @@
       </w:pPr>
       <w:rPr>
         <w:rFonts w:ascii="Symbol" w:hAnsi="Symbol" w:hint="default"/>
+        <w:sz w:val="20"/>
+        <w:szCs w:val="20"/>
       </w:rPr>
     </w:lvl>
     <w:lvl w:ilvl="7" w:tplc="04160003" w:tentative="1">
@@ -9395,6 +9893,8 @@
       </w:pPr>
       <w:rPr>
         <w:rFonts w:ascii="Courier New" w:hAnsi="Courier New" w:cs="Courier New" w:hint="default"/>
+        <w:sz w:val="20"/>
+        <w:szCs w:val="20"/>
       </w:rPr>
     </w:lvl>
     <w:lvl w:ilvl="8" w:tplc="04160005" w:tentative="1">
@@ -9407,6 +9907,8 @@
       </w:pPr>
       <w:rPr>
         <w:rFonts w:ascii="Wingdings" w:hAnsi="Wingdings" w:hint="default"/>
+        <w:sz w:val="20"/>
+        <w:szCs w:val="20"/>
       </w:rPr>
     </w:lvl>
   </w:abstractNum>
@@ -9425,6 +9927,12 @@
         </w:tabs>
         <w:ind w:left="720" w:hanging="360"/>
       </w:pPr>
+      <w:rPr>
+        <w:bCs w:val="true"/>
+        <w:b w:val="true"/>
+        <w:sz w:val="20"/>
+        <w:szCs w:val="20"/>
+      </w:rPr>
     </w:lvl>
     <w:lvl w:ilvl="1" w:tentative="1">
       <w:start w:val="1"/>
@@ -9437,6 +9945,12 @@
         </w:tabs>
         <w:ind w:left="1440" w:hanging="360"/>
       </w:pPr>
+      <w:rPr>
+        <w:bCs w:val="true"/>
+        <w:b w:val="true"/>
+        <w:sz w:val="20"/>
+        <w:szCs w:val="20"/>
+      </w:rPr>
     </w:lvl>
     <w:lvl w:ilvl="2" w:tentative="1">
       <w:start w:val="1"/>
@@ -9449,6 +9963,12 @@
         </w:tabs>
         <w:ind w:left="2160" w:hanging="360"/>
       </w:pPr>
+      <w:rPr>
+        <w:bCs w:val="true"/>
+        <w:b w:val="true"/>
+        <w:sz w:val="20"/>
+        <w:szCs w:val="20"/>
+      </w:rPr>
     </w:lvl>
     <w:lvl w:ilvl="3" w:tentative="1">
       <w:start w:val="1"/>
@@ -9461,6 +9981,12 @@
         </w:tabs>
         <w:ind w:left="2880" w:hanging="360"/>
       </w:pPr>
+      <w:rPr>
+        <w:bCs w:val="true"/>
+        <w:b w:val="true"/>
+        <w:sz w:val="20"/>
+        <w:szCs w:val="20"/>
+      </w:rPr>
     </w:lvl>
     <w:lvl w:ilvl="4" w:tentative="1">
       <w:start w:val="1"/>
@@ -9473,6 +9999,12 @@
         </w:tabs>
         <w:ind w:left="3600" w:hanging="360"/>
       </w:pPr>
+      <w:rPr>
+        <w:bCs w:val="true"/>
+        <w:b w:val="true"/>
+        <w:sz w:val="20"/>
+        <w:szCs w:val="20"/>
+      </w:rPr>
     </w:lvl>
     <w:lvl w:ilvl="5" w:tentative="1">
       <w:start w:val="1"/>
@@ -9485,6 +10017,12 @@
         </w:tabs>
         <w:ind w:left="4320" w:hanging="360"/>
       </w:pPr>
+      <w:rPr>
+        <w:bCs w:val="true"/>
+        <w:b w:val="true"/>
+        <w:sz w:val="20"/>
+        <w:szCs w:val="20"/>
+      </w:rPr>
     </w:lvl>
     <w:lvl w:ilvl="6" w:tentative="1">
       <w:start w:val="1"/>
@@ -9497,6 +10035,12 @@
         </w:tabs>
         <w:ind w:left="5040" w:hanging="360"/>
       </w:pPr>
+      <w:rPr>
+        <w:bCs w:val="true"/>
+        <w:b w:val="true"/>
+        <w:sz w:val="20"/>
+        <w:szCs w:val="20"/>
+      </w:rPr>
     </w:lvl>
     <w:lvl w:ilvl="7" w:tentative="1">
       <w:start w:val="1"/>
@@ -9509,6 +10053,12 @@
         </w:tabs>
         <w:ind w:left="5760" w:hanging="360"/>
       </w:pPr>
+      <w:rPr>
+        <w:bCs w:val="true"/>
+        <w:b w:val="true"/>
+        <w:sz w:val="20"/>
+        <w:szCs w:val="20"/>
+      </w:rPr>
     </w:lvl>
     <w:lvl w:ilvl="8" w:tentative="1">
       <w:start w:val="1"/>
@@ -9521,6 +10071,12 @@
         </w:tabs>
         <w:ind w:left="6480" w:hanging="360"/>
       </w:pPr>
+      <w:rPr>
+        <w:bCs w:val="true"/>
+        <w:b w:val="true"/>
+        <w:sz w:val="20"/>
+        <w:szCs w:val="20"/>
+      </w:rPr>
     </w:lvl>
   </w:abstractNum>
   <w:abstractNum w:abstractNumId="22" w15:restartNumberingAfterBreak="0">
@@ -9541,6 +10097,7 @@
       <w:rPr>
         <w:rFonts w:ascii="Courier New" w:hAnsi="Courier New" w:hint="default"/>
         <w:sz w:val="20"/>
+        <w:szCs w:val="20"/>
       </w:rPr>
     </w:lvl>
     <w:lvl w:ilvl="1" w:tentative="1">
@@ -9557,6 +10114,7 @@
       <w:rPr>
         <w:rFonts w:ascii="Courier New" w:hAnsi="Courier New" w:hint="default"/>
         <w:sz w:val="20"/>
+        <w:szCs w:val="20"/>
       </w:rPr>
     </w:lvl>
     <w:lvl w:ilvl="2" w:tentative="1">
@@ -9573,6 +10131,7 @@
       <w:rPr>
         <w:rFonts w:ascii="Courier New" w:hAnsi="Courier New" w:hint="default"/>
         <w:sz w:val="20"/>
+        <w:szCs w:val="20"/>
       </w:rPr>
     </w:lvl>
     <w:lvl w:ilvl="3" w:tentative="1">
@@ -9589,6 +10148,7 @@
       <w:rPr>
         <w:rFonts w:ascii="Courier New" w:hAnsi="Courier New" w:hint="default"/>
         <w:sz w:val="20"/>
+        <w:szCs w:val="20"/>
       </w:rPr>
     </w:lvl>
     <w:lvl w:ilvl="4" w:tentative="1">
@@ -9605,6 +10165,7 @@
       <w:rPr>
         <w:rFonts w:ascii="Courier New" w:hAnsi="Courier New" w:hint="default"/>
         <w:sz w:val="20"/>
+        <w:szCs w:val="20"/>
       </w:rPr>
     </w:lvl>
     <w:lvl w:ilvl="5" w:tentative="1">
@@ -9621,6 +10182,7 @@
       <w:rPr>
         <w:rFonts w:ascii="Courier New" w:hAnsi="Courier New" w:hint="default"/>
         <w:sz w:val="20"/>
+        <w:szCs w:val="20"/>
       </w:rPr>
     </w:lvl>
     <w:lvl w:ilvl="6" w:tentative="1">
@@ -9637,6 +10199,7 @@
       <w:rPr>
         <w:rFonts w:ascii="Courier New" w:hAnsi="Courier New" w:hint="default"/>
         <w:sz w:val="20"/>
+        <w:szCs w:val="20"/>
       </w:rPr>
     </w:lvl>
     <w:lvl w:ilvl="7" w:tentative="1">
@@ -9653,6 +10216,7 @@
       <w:rPr>
         <w:rFonts w:ascii="Courier New" w:hAnsi="Courier New" w:hint="default"/>
         <w:sz w:val="20"/>
+        <w:szCs w:val="20"/>
       </w:rPr>
     </w:lvl>
     <w:lvl w:ilvl="8" w:tentative="1">
@@ -9669,6 +10233,7 @@
       <w:rPr>
         <w:rFonts w:ascii="Courier New" w:hAnsi="Courier New" w:hint="default"/>
         <w:sz w:val="20"/>
+        <w:szCs w:val="20"/>
       </w:rPr>
     </w:lvl>
   </w:abstractNum>
@@ -9689,8 +10254,10 @@
         <w:ind w:left="360" w:hanging="360"/>
       </w:pPr>
       <w:rPr>
-        <w:b/>
-        <w:bCs/>
+        <w:b w:val="true"/>
+        <w:bCs w:val="true"/>
+        <w:sz w:val="20"/>
+        <w:szCs w:val="20"/>
       </w:rPr>
     </w:lvl>
     <w:lvl w:ilvl="1">
@@ -9706,8 +10273,10 @@
         <w:ind w:left="1068" w:hanging="360"/>
       </w:pPr>
       <w:rPr>
-        <w:b/>
-        <w:bCs/>
+        <w:b w:val="true"/>
+        <w:bCs w:val="true"/>
+        <w:sz w:val="20"/>
+        <w:szCs w:val="20"/>
       </w:rPr>
     </w:lvl>
     <w:lvl w:ilvl="2">
@@ -9722,6 +10291,12 @@
         </w:tabs>
         <w:ind w:left="2136" w:hanging="720"/>
       </w:pPr>
+      <w:rPr>
+        <w:bCs w:val="true"/>
+        <w:b w:val="true"/>
+        <w:sz w:val="20"/>
+        <w:szCs w:val="20"/>
+      </w:rPr>
     </w:lvl>
     <w:lvl w:ilvl="3">
       <w:start w:val="1"/>
@@ -9734,6 +10309,12 @@
         </w:tabs>
         <w:ind w:left="2844" w:hanging="720"/>
       </w:pPr>
+      <w:rPr>
+        <w:bCs w:val="true"/>
+        <w:b w:val="true"/>
+        <w:sz w:val="20"/>
+        <w:szCs w:val="20"/>
+      </w:rPr>
     </w:lvl>
     <w:lvl w:ilvl="4">
       <w:start w:val="1"/>
@@ -9746,6 +10327,12 @@
         </w:tabs>
         <w:ind w:left="3912" w:hanging="1080"/>
       </w:pPr>
+      <w:rPr>
+        <w:bCs w:val="true"/>
+        <w:b w:val="true"/>
+        <w:sz w:val="20"/>
+        <w:szCs w:val="20"/>
+      </w:rPr>
     </w:lvl>
     <w:lvl w:ilvl="5">
       <w:start w:val="1"/>
@@ -9758,6 +10345,12 @@
         </w:tabs>
         <w:ind w:left="4620" w:hanging="1080"/>
       </w:pPr>
+      <w:rPr>
+        <w:bCs w:val="true"/>
+        <w:b w:val="true"/>
+        <w:sz w:val="20"/>
+        <w:szCs w:val="20"/>
+      </w:rPr>
     </w:lvl>
     <w:lvl w:ilvl="6">
       <w:start w:val="1"/>
@@ -9770,6 +10363,12 @@
         </w:tabs>
         <w:ind w:left="5688" w:hanging="1440"/>
       </w:pPr>
+      <w:rPr>
+        <w:bCs w:val="true"/>
+        <w:b w:val="true"/>
+        <w:sz w:val="20"/>
+        <w:szCs w:val="20"/>
+      </w:rPr>
     </w:lvl>
     <w:lvl w:ilvl="7">
       <w:start w:val="1"/>
@@ -9782,6 +10381,12 @@
         </w:tabs>
         <w:ind w:left="6396" w:hanging="1440"/>
       </w:pPr>
+      <w:rPr>
+        <w:bCs w:val="true"/>
+        <w:b w:val="true"/>
+        <w:sz w:val="20"/>
+        <w:szCs w:val="20"/>
+      </w:rPr>
     </w:lvl>
     <w:lvl w:ilvl="8">
       <w:start w:val="1"/>
@@ -9794,6 +10399,12 @@
         </w:tabs>
         <w:ind w:left="7464" w:hanging="1800"/>
       </w:pPr>
+      <w:rPr>
+        <w:bCs w:val="true"/>
+        <w:b w:val="true"/>
+        <w:sz w:val="20"/>
+        <w:szCs w:val="20"/>
+      </w:rPr>
     </w:lvl>
   </w:abstractNum>
   <w:abstractNum w:abstractNumId="24" w15:restartNumberingAfterBreak="0">
@@ -9814,6 +10425,7 @@
       <w:rPr>
         <w:rFonts w:ascii="Courier New" w:hAnsi="Courier New" w:hint="default"/>
         <w:sz w:val="20"/>
+        <w:szCs w:val="20"/>
       </w:rPr>
     </w:lvl>
     <w:lvl w:ilvl="1" w:tentative="1">
@@ -9830,6 +10442,7 @@
       <w:rPr>
         <w:rFonts w:ascii="Courier New" w:hAnsi="Courier New" w:hint="default"/>
         <w:sz w:val="20"/>
+        <w:szCs w:val="20"/>
       </w:rPr>
     </w:lvl>
     <w:lvl w:ilvl="2" w:tentative="1">
@@ -9846,6 +10459,7 @@
       <w:rPr>
         <w:rFonts w:ascii="Courier New" w:hAnsi="Courier New" w:hint="default"/>
         <w:sz w:val="20"/>
+        <w:szCs w:val="20"/>
       </w:rPr>
     </w:lvl>
     <w:lvl w:ilvl="3" w:tentative="1">
@@ -9862,6 +10476,7 @@
       <w:rPr>
         <w:rFonts w:ascii="Courier New" w:hAnsi="Courier New" w:hint="default"/>
         <w:sz w:val="20"/>
+        <w:szCs w:val="20"/>
       </w:rPr>
     </w:lvl>
     <w:lvl w:ilvl="4" w:tentative="1">
@@ -9878,6 +10493,7 @@
       <w:rPr>
         <w:rFonts w:ascii="Courier New" w:hAnsi="Courier New" w:hint="default"/>
         <w:sz w:val="20"/>
+        <w:szCs w:val="20"/>
       </w:rPr>
     </w:lvl>
     <w:lvl w:ilvl="5" w:tentative="1">
@@ -9894,6 +10510,7 @@
       <w:rPr>
         <w:rFonts w:ascii="Courier New" w:hAnsi="Courier New" w:hint="default"/>
         <w:sz w:val="20"/>
+        <w:szCs w:val="20"/>
       </w:rPr>
     </w:lvl>
     <w:lvl w:ilvl="6" w:tentative="1">
@@ -9910,6 +10527,7 @@
       <w:rPr>
         <w:rFonts w:ascii="Courier New" w:hAnsi="Courier New" w:hint="default"/>
         <w:sz w:val="20"/>
+        <w:szCs w:val="20"/>
       </w:rPr>
     </w:lvl>
     <w:lvl w:ilvl="7" w:tentative="1">
@@ -9926,6 +10544,7 @@
       <w:rPr>
         <w:rFonts w:ascii="Courier New" w:hAnsi="Courier New" w:hint="default"/>
         <w:sz w:val="20"/>
+        <w:szCs w:val="20"/>
       </w:rPr>
     </w:lvl>
     <w:lvl w:ilvl="8" w:tentative="1">
@@ -9942,6 +10561,7 @@
       <w:rPr>
         <w:rFonts w:ascii="Courier New" w:hAnsi="Courier New" w:hint="default"/>
         <w:sz w:val="20"/>
+        <w:szCs w:val="20"/>
       </w:rPr>
     </w:lvl>
   </w:abstractNum>
@@ -9963,6 +10583,7 @@
       <w:rPr>
         <w:rFonts w:ascii="Courier New" w:hAnsi="Courier New" w:hint="default"/>
         <w:sz w:val="20"/>
+        <w:szCs w:val="20"/>
       </w:rPr>
     </w:lvl>
     <w:lvl w:ilvl="1" w:tentative="1">
@@ -9979,6 +10600,7 @@
       <w:rPr>
         <w:rFonts w:ascii="Courier New" w:hAnsi="Courier New" w:hint="default"/>
         <w:sz w:val="20"/>
+        <w:szCs w:val="20"/>
       </w:rPr>
     </w:lvl>
     <w:lvl w:ilvl="2" w:tentative="1">
@@ -9995,6 +10617,7 @@
       <w:rPr>
         <w:rFonts w:ascii="Courier New" w:hAnsi="Courier New" w:hint="default"/>
         <w:sz w:val="20"/>
+        <w:szCs w:val="20"/>
       </w:rPr>
     </w:lvl>
     <w:lvl w:ilvl="3" w:tentative="1">
@@ -10011,6 +10634,7 @@
       <w:rPr>
         <w:rFonts w:ascii="Courier New" w:hAnsi="Courier New" w:hint="default"/>
         <w:sz w:val="20"/>
+        <w:szCs w:val="20"/>
       </w:rPr>
     </w:lvl>
     <w:lvl w:ilvl="4" w:tentative="1">
@@ -10027,6 +10651,7 @@
       <w:rPr>
         <w:rFonts w:ascii="Courier New" w:hAnsi="Courier New" w:hint="default"/>
         <w:sz w:val="20"/>
+        <w:szCs w:val="20"/>
       </w:rPr>
     </w:lvl>
     <w:lvl w:ilvl="5" w:tentative="1">
@@ -10043,6 +10668,7 @@
       <w:rPr>
         <w:rFonts w:ascii="Courier New" w:hAnsi="Courier New" w:hint="default"/>
         <w:sz w:val="20"/>
+        <w:szCs w:val="20"/>
       </w:rPr>
     </w:lvl>
     <w:lvl w:ilvl="6" w:tentative="1">
@@ -10059,6 +10685,7 @@
       <w:rPr>
         <w:rFonts w:ascii="Courier New" w:hAnsi="Courier New" w:hint="default"/>
         <w:sz w:val="20"/>
+        <w:szCs w:val="20"/>
       </w:rPr>
     </w:lvl>
     <w:lvl w:ilvl="7" w:tentative="1">
@@ -10075,6 +10702,7 @@
       <w:rPr>
         <w:rFonts w:ascii="Courier New" w:hAnsi="Courier New" w:hint="default"/>
         <w:sz w:val="20"/>
+        <w:szCs w:val="20"/>
       </w:rPr>
     </w:lvl>
     <w:lvl w:ilvl="8" w:tentative="1">
@@ -10091,6 +10719,7 @@
       <w:rPr>
         <w:rFonts w:ascii="Courier New" w:hAnsi="Courier New" w:hint="default"/>
         <w:sz w:val="20"/>
+        <w:szCs w:val="20"/>
       </w:rPr>
     </w:lvl>
   </w:abstractNum>
@@ -10112,6 +10741,7 @@
       <w:rPr>
         <w:rFonts w:ascii="Courier New" w:hAnsi="Courier New" w:hint="default"/>
         <w:sz w:val="20"/>
+        <w:szCs w:val="20"/>
       </w:rPr>
     </w:lvl>
     <w:lvl w:ilvl="1" w:tentative="1">
@@ -10128,6 +10758,7 @@
       <w:rPr>
         <w:rFonts w:ascii="Courier New" w:hAnsi="Courier New" w:hint="default"/>
         <w:sz w:val="20"/>
+        <w:szCs w:val="20"/>
       </w:rPr>
     </w:lvl>
     <w:lvl w:ilvl="2" w:tentative="1">
@@ -10144,6 +10775,7 @@
       <w:rPr>
         <w:rFonts w:ascii="Courier New" w:hAnsi="Courier New" w:hint="default"/>
         <w:sz w:val="20"/>
+        <w:szCs w:val="20"/>
       </w:rPr>
     </w:lvl>
     <w:lvl w:ilvl="3" w:tentative="1">
@@ -10160,6 +10792,7 @@
       <w:rPr>
         <w:rFonts w:ascii="Courier New" w:hAnsi="Courier New" w:hint="default"/>
         <w:sz w:val="20"/>
+        <w:szCs w:val="20"/>
       </w:rPr>
     </w:lvl>
     <w:lvl w:ilvl="4" w:tentative="1">
@@ -10176,6 +10809,7 @@
       <w:rPr>
         <w:rFonts w:ascii="Courier New" w:hAnsi="Courier New" w:hint="default"/>
         <w:sz w:val="20"/>
+        <w:szCs w:val="20"/>
       </w:rPr>
     </w:lvl>
     <w:lvl w:ilvl="5" w:tentative="1">
@@ -10192,6 +10826,7 @@
       <w:rPr>
         <w:rFonts w:ascii="Courier New" w:hAnsi="Courier New" w:hint="default"/>
         <w:sz w:val="20"/>
+        <w:szCs w:val="20"/>
       </w:rPr>
     </w:lvl>
     <w:lvl w:ilvl="6" w:tentative="1">
@@ -10208,6 +10843,7 @@
       <w:rPr>
         <w:rFonts w:ascii="Courier New" w:hAnsi="Courier New" w:hint="default"/>
         <w:sz w:val="20"/>
+        <w:szCs w:val="20"/>
       </w:rPr>
     </w:lvl>
     <w:lvl w:ilvl="7" w:tentative="1">
@@ -10224,6 +10860,7 @@
       <w:rPr>
         <w:rFonts w:ascii="Courier New" w:hAnsi="Courier New" w:hint="default"/>
         <w:sz w:val="20"/>
+        <w:szCs w:val="20"/>
       </w:rPr>
     </w:lvl>
     <w:lvl w:ilvl="8" w:tentative="1">
@@ -10240,6 +10877,7 @@
       <w:rPr>
         <w:rFonts w:ascii="Courier New" w:hAnsi="Courier New" w:hint="default"/>
         <w:sz w:val="20"/>
+        <w:szCs w:val="20"/>
       </w:rPr>
     </w:lvl>
   </w:abstractNum>
@@ -10261,6 +10899,7 @@
       <w:rPr>
         <w:rFonts w:ascii="Courier New" w:hAnsi="Courier New" w:hint="default"/>
         <w:sz w:val="20"/>
+        <w:szCs w:val="20"/>
       </w:rPr>
     </w:lvl>
     <w:lvl w:ilvl="1" w:tentative="1">
@@ -10277,6 +10916,7 @@
       <w:rPr>
         <w:rFonts w:ascii="Courier New" w:hAnsi="Courier New" w:hint="default"/>
         <w:sz w:val="20"/>
+        <w:szCs w:val="20"/>
       </w:rPr>
     </w:lvl>
     <w:lvl w:ilvl="2" w:tentative="1">
@@ -10293,6 +10933,7 @@
       <w:rPr>
         <w:rFonts w:ascii="Courier New" w:hAnsi="Courier New" w:hint="default"/>
         <w:sz w:val="20"/>
+        <w:szCs w:val="20"/>
       </w:rPr>
     </w:lvl>
     <w:lvl w:ilvl="3" w:tentative="1">
@@ -10309,6 +10950,7 @@
       <w:rPr>
         <w:rFonts w:ascii="Courier New" w:hAnsi="Courier New" w:hint="default"/>
         <w:sz w:val="20"/>
+        <w:szCs w:val="20"/>
       </w:rPr>
     </w:lvl>
     <w:lvl w:ilvl="4" w:tentative="1">
@@ -10325,6 +10967,7 @@
       <w:rPr>
         <w:rFonts w:ascii="Courier New" w:hAnsi="Courier New" w:hint="default"/>
         <w:sz w:val="20"/>
+        <w:szCs w:val="20"/>
       </w:rPr>
     </w:lvl>
     <w:lvl w:ilvl="5" w:tentative="1">
@@ -10341,6 +10984,7 @@
       <w:rPr>
         <w:rFonts w:ascii="Courier New" w:hAnsi="Courier New" w:hint="default"/>
         <w:sz w:val="20"/>
+        <w:szCs w:val="20"/>
       </w:rPr>
     </w:lvl>
     <w:lvl w:ilvl="6" w:tentative="1">
@@ -10357,6 +11001,7 @@
       <w:rPr>
         <w:rFonts w:ascii="Courier New" w:hAnsi="Courier New" w:hint="default"/>
         <w:sz w:val="20"/>
+        <w:szCs w:val="20"/>
       </w:rPr>
     </w:lvl>
     <w:lvl w:ilvl="7" w:tentative="1">
@@ -10373,6 +11018,7 @@
       <w:rPr>
         <w:rFonts w:ascii="Courier New" w:hAnsi="Courier New" w:hint="default"/>
         <w:sz w:val="20"/>
+        <w:szCs w:val="20"/>
       </w:rPr>
     </w:lvl>
     <w:lvl w:ilvl="8" w:tentative="1">
@@ -10389,6 +11035,7 @@
       <w:rPr>
         <w:rFonts w:ascii="Courier New" w:hAnsi="Courier New" w:hint="default"/>
         <w:sz w:val="20"/>
+        <w:szCs w:val="20"/>
       </w:rPr>
     </w:lvl>
   </w:abstractNum>
@@ -10406,6 +11053,8 @@
       </w:pPr>
       <w:rPr>
         <w:rFonts w:ascii="Symbol" w:hAnsi="Symbol" w:hint="default"/>
+        <w:sz w:val="20"/>
+        <w:szCs w:val="20"/>
       </w:rPr>
     </w:lvl>
     <w:lvl w:ilvl="1" w:tplc="04160003" w:tentative="1">
@@ -10418,6 +11067,8 @@
       </w:pPr>
       <w:rPr>
         <w:rFonts w:ascii="Courier New" w:hAnsi="Courier New" w:cs="Courier New" w:hint="default"/>
+        <w:sz w:val="20"/>
+        <w:szCs w:val="20"/>
       </w:rPr>
     </w:lvl>
     <w:lvl w:ilvl="2" w:tplc="04160005" w:tentative="1">
@@ -10430,6 +11081,8 @@
       </w:pPr>
       <w:rPr>
         <w:rFonts w:ascii="Wingdings" w:hAnsi="Wingdings" w:hint="default"/>
+        <w:sz w:val="20"/>
+        <w:szCs w:val="20"/>
       </w:rPr>
     </w:lvl>
     <w:lvl w:ilvl="3" w:tplc="04160001" w:tentative="1">
@@ -10442,6 +11095,8 @@
       </w:pPr>
       <w:rPr>
         <w:rFonts w:ascii="Symbol" w:hAnsi="Symbol" w:hint="default"/>
+        <w:sz w:val="20"/>
+        <w:szCs w:val="20"/>
       </w:rPr>
     </w:lvl>
     <w:lvl w:ilvl="4" w:tplc="04160003" w:tentative="1">
@@ -10454,6 +11109,8 @@
       </w:pPr>
       <w:rPr>
         <w:rFonts w:ascii="Courier New" w:hAnsi="Courier New" w:cs="Courier New" w:hint="default"/>
+        <w:sz w:val="20"/>
+        <w:szCs w:val="20"/>
       </w:rPr>
     </w:lvl>
     <w:lvl w:ilvl="5" w:tplc="04160005" w:tentative="1">
@@ -10466,6 +11123,8 @@
       </w:pPr>
       <w:rPr>
         <w:rFonts w:ascii="Wingdings" w:hAnsi="Wingdings" w:hint="default"/>
+        <w:sz w:val="20"/>
+        <w:szCs w:val="20"/>
       </w:rPr>
     </w:lvl>
     <w:lvl w:ilvl="6" w:tplc="04160001" w:tentative="1">
@@ -10478,6 +11137,8 @@
       </w:pPr>
       <w:rPr>
         <w:rFonts w:ascii="Symbol" w:hAnsi="Symbol" w:hint="default"/>
+        <w:sz w:val="20"/>
+        <w:szCs w:val="20"/>
       </w:rPr>
     </w:lvl>
     <w:lvl w:ilvl="7" w:tplc="04160003" w:tentative="1">
@@ -10490,6 +11151,8 @@
       </w:pPr>
       <w:rPr>
         <w:rFonts w:ascii="Courier New" w:hAnsi="Courier New" w:cs="Courier New" w:hint="default"/>
+        <w:sz w:val="20"/>
+        <w:szCs w:val="20"/>
       </w:rPr>
     </w:lvl>
     <w:lvl w:ilvl="8" w:tplc="04160005" w:tentative="1">
@@ -10502,6 +11165,8 @@
       </w:pPr>
       <w:rPr>
         <w:rFonts w:ascii="Wingdings" w:hAnsi="Wingdings" w:hint="default"/>
+        <w:sz w:val="20"/>
+        <w:szCs w:val="20"/>
       </w:rPr>
     </w:lvl>
   </w:abstractNum>
@@ -10523,6 +11188,7 @@
       <w:rPr>
         <w:rFonts w:ascii="Courier New" w:hAnsi="Courier New" w:hint="default"/>
         <w:sz w:val="20"/>
+        <w:szCs w:val="20"/>
       </w:rPr>
     </w:lvl>
     <w:lvl w:ilvl="1" w:tentative="1">
@@ -10539,6 +11205,7 @@
       <w:rPr>
         <w:rFonts w:ascii="Courier New" w:hAnsi="Courier New" w:hint="default"/>
         <w:sz w:val="20"/>
+        <w:szCs w:val="20"/>
       </w:rPr>
     </w:lvl>
     <w:lvl w:ilvl="2" w:tentative="1">
@@ -10555,6 +11222,7 @@
       <w:rPr>
         <w:rFonts w:ascii="Courier New" w:hAnsi="Courier New" w:hint="default"/>
         <w:sz w:val="20"/>
+        <w:szCs w:val="20"/>
       </w:rPr>
     </w:lvl>
     <w:lvl w:ilvl="3" w:tentative="1">
@@ -10571,6 +11239,7 @@
       <w:rPr>
         <w:rFonts w:ascii="Courier New" w:hAnsi="Courier New" w:hint="default"/>
         <w:sz w:val="20"/>
+        <w:szCs w:val="20"/>
       </w:rPr>
     </w:lvl>
     <w:lvl w:ilvl="4" w:tentative="1">
@@ -10587,6 +11256,7 @@
       <w:rPr>
         <w:rFonts w:ascii="Courier New" w:hAnsi="Courier New" w:hint="default"/>
         <w:sz w:val="20"/>
+        <w:szCs w:val="20"/>
       </w:rPr>
     </w:lvl>
     <w:lvl w:ilvl="5" w:tentative="1">
@@ -10603,6 +11273,7 @@
       <w:rPr>
         <w:rFonts w:ascii="Courier New" w:hAnsi="Courier New" w:hint="default"/>
         <w:sz w:val="20"/>
+        <w:szCs w:val="20"/>
       </w:rPr>
     </w:lvl>
     <w:lvl w:ilvl="6" w:tentative="1">
@@ -10619,6 +11290,7 @@
       <w:rPr>
         <w:rFonts w:ascii="Courier New" w:hAnsi="Courier New" w:hint="default"/>
         <w:sz w:val="20"/>
+        <w:szCs w:val="20"/>
       </w:rPr>
     </w:lvl>
     <w:lvl w:ilvl="7" w:tentative="1">
@@ -10635,6 +11307,7 @@
       <w:rPr>
         <w:rFonts w:ascii="Courier New" w:hAnsi="Courier New" w:hint="default"/>
         <w:sz w:val="20"/>
+        <w:szCs w:val="20"/>
       </w:rPr>
     </w:lvl>
     <w:lvl w:ilvl="8" w:tentative="1">
@@ -10651,6 +11324,7 @@
       <w:rPr>
         <w:rFonts w:ascii="Courier New" w:hAnsi="Courier New" w:hint="default"/>
         <w:sz w:val="20"/>
+        <w:szCs w:val="20"/>
       </w:rPr>
     </w:lvl>
   </w:abstractNum>
@@ -10672,6 +11346,7 @@
       <w:rPr>
         <w:rFonts w:ascii="Courier New" w:hAnsi="Courier New" w:hint="default"/>
         <w:sz w:val="20"/>
+        <w:szCs w:val="20"/>
       </w:rPr>
     </w:lvl>
     <w:lvl w:ilvl="1" w:tentative="1">
@@ -10688,6 +11363,7 @@
       <w:rPr>
         <w:rFonts w:ascii="Courier New" w:hAnsi="Courier New" w:hint="default"/>
         <w:sz w:val="20"/>
+        <w:szCs w:val="20"/>
       </w:rPr>
     </w:lvl>
     <w:lvl w:ilvl="2" w:tentative="1">
@@ -10704,6 +11380,7 @@
       <w:rPr>
         <w:rFonts w:ascii="Courier New" w:hAnsi="Courier New" w:hint="default"/>
         <w:sz w:val="20"/>
+        <w:szCs w:val="20"/>
       </w:rPr>
     </w:lvl>
     <w:lvl w:ilvl="3" w:tentative="1">
@@ -10720,6 +11397,7 @@
       <w:rPr>
         <w:rFonts w:ascii="Courier New" w:hAnsi="Courier New" w:hint="default"/>
         <w:sz w:val="20"/>
+        <w:szCs w:val="20"/>
       </w:rPr>
     </w:lvl>
     <w:lvl w:ilvl="4" w:tentative="1">
@@ -10736,6 +11414,7 @@
       <w:rPr>
         <w:rFonts w:ascii="Courier New" w:hAnsi="Courier New" w:hint="default"/>
         <w:sz w:val="20"/>
+        <w:szCs w:val="20"/>
       </w:rPr>
     </w:lvl>
     <w:lvl w:ilvl="5" w:tentative="1">
@@ -10752,6 +11431,7 @@
       <w:rPr>
         <w:rFonts w:ascii="Courier New" w:hAnsi="Courier New" w:hint="default"/>
         <w:sz w:val="20"/>
+        <w:szCs w:val="20"/>
       </w:rPr>
     </w:lvl>
     <w:lvl w:ilvl="6" w:tentative="1">
@@ -10768,6 +11448,7 @@
       <w:rPr>
         <w:rFonts w:ascii="Courier New" w:hAnsi="Courier New" w:hint="default"/>
         <w:sz w:val="20"/>
+        <w:szCs w:val="20"/>
       </w:rPr>
     </w:lvl>
     <w:lvl w:ilvl="7" w:tentative="1">
@@ -10784,6 +11465,7 @@
       <w:rPr>
         <w:rFonts w:ascii="Courier New" w:hAnsi="Courier New" w:hint="default"/>
         <w:sz w:val="20"/>
+        <w:szCs w:val="20"/>
       </w:rPr>
     </w:lvl>
     <w:lvl w:ilvl="8" w:tentative="1">
@@ -10800,6 +11482,7 @@
       <w:rPr>
         <w:rFonts w:ascii="Courier New" w:hAnsi="Courier New" w:hint="default"/>
         <w:sz w:val="20"/>
+        <w:szCs w:val="20"/>
       </w:rPr>
     </w:lvl>
   </w:abstractNum>
@@ -10821,6 +11504,7 @@
       <w:rPr>
         <w:rFonts w:ascii="Courier New" w:hAnsi="Courier New" w:hint="default"/>
         <w:sz w:val="20"/>
+        <w:szCs w:val="20"/>
       </w:rPr>
     </w:lvl>
     <w:lvl w:ilvl="1" w:tentative="1">
@@ -10837,6 +11521,7 @@
       <w:rPr>
         <w:rFonts w:ascii="Courier New" w:hAnsi="Courier New" w:hint="default"/>
         <w:sz w:val="20"/>
+        <w:szCs w:val="20"/>
       </w:rPr>
     </w:lvl>
     <w:lvl w:ilvl="2" w:tentative="1">
@@ -10853,6 +11538,7 @@
       <w:rPr>
         <w:rFonts w:ascii="Courier New" w:hAnsi="Courier New" w:hint="default"/>
         <w:sz w:val="20"/>
+        <w:szCs w:val="20"/>
       </w:rPr>
     </w:lvl>
     <w:lvl w:ilvl="3" w:tentative="1">
@@ -10869,6 +11555,7 @@
       <w:rPr>
         <w:rFonts w:ascii="Courier New" w:hAnsi="Courier New" w:hint="default"/>
         <w:sz w:val="20"/>
+        <w:szCs w:val="20"/>
       </w:rPr>
     </w:lvl>
     <w:lvl w:ilvl="4" w:tentative="1">
@@ -10885,6 +11572,7 @@
       <w:rPr>
         <w:rFonts w:ascii="Courier New" w:hAnsi="Courier New" w:hint="default"/>
         <w:sz w:val="20"/>
+        <w:szCs w:val="20"/>
       </w:rPr>
     </w:lvl>
     <w:lvl w:ilvl="5" w:tentative="1">
@@ -10901,6 +11589,7 @@
       <w:rPr>
         <w:rFonts w:ascii="Courier New" w:hAnsi="Courier New" w:hint="default"/>
         <w:sz w:val="20"/>
+        <w:szCs w:val="20"/>
       </w:rPr>
     </w:lvl>
     <w:lvl w:ilvl="6" w:tentative="1">
@@ -10917,6 +11606,7 @@
       <w:rPr>
         <w:rFonts w:ascii="Courier New" w:hAnsi="Courier New" w:hint="default"/>
         <w:sz w:val="20"/>
+        <w:szCs w:val="20"/>
       </w:rPr>
     </w:lvl>
     <w:lvl w:ilvl="7" w:tentative="1">
@@ -10933,6 +11623,7 @@
       <w:rPr>
         <w:rFonts w:ascii="Courier New" w:hAnsi="Courier New" w:hint="default"/>
         <w:sz w:val="20"/>
+        <w:szCs w:val="20"/>
       </w:rPr>
     </w:lvl>
     <w:lvl w:ilvl="8" w:tentative="1">
@@ -10949,6 +11640,7 @@
       <w:rPr>
         <w:rFonts w:ascii="Courier New" w:hAnsi="Courier New" w:hint="default"/>
         <w:sz w:val="20"/>
+        <w:szCs w:val="20"/>
       </w:rPr>
     </w:lvl>
   </w:abstractNum>
@@ -10970,6 +11662,7 @@
       <w:rPr>
         <w:rFonts w:ascii="Courier New" w:hAnsi="Courier New" w:hint="default"/>
         <w:sz w:val="20"/>
+        <w:szCs w:val="20"/>
       </w:rPr>
     </w:lvl>
     <w:lvl w:ilvl="1" w:tentative="1">
@@ -10986,6 +11679,7 @@
       <w:rPr>
         <w:rFonts w:ascii="Courier New" w:hAnsi="Courier New" w:hint="default"/>
         <w:sz w:val="20"/>
+        <w:szCs w:val="20"/>
       </w:rPr>
     </w:lvl>
     <w:lvl w:ilvl="2" w:tentative="1">
@@ -11002,6 +11696,7 @@
       <w:rPr>
         <w:rFonts w:ascii="Courier New" w:hAnsi="Courier New" w:hint="default"/>
         <w:sz w:val="20"/>
+        <w:szCs w:val="20"/>
       </w:rPr>
     </w:lvl>
     <w:lvl w:ilvl="3" w:tentative="1">
@@ -11018,6 +11713,7 @@
       <w:rPr>
         <w:rFonts w:ascii="Courier New" w:hAnsi="Courier New" w:hint="default"/>
         <w:sz w:val="20"/>
+        <w:szCs w:val="20"/>
       </w:rPr>
     </w:lvl>
     <w:lvl w:ilvl="4" w:tentative="1">
@@ -11034,6 +11730,7 @@
       <w:rPr>
         <w:rFonts w:ascii="Courier New" w:hAnsi="Courier New" w:hint="default"/>
         <w:sz w:val="20"/>
+        <w:szCs w:val="20"/>
       </w:rPr>
     </w:lvl>
     <w:lvl w:ilvl="5" w:tentative="1">
@@ -11050,6 +11747,7 @@
       <w:rPr>
         <w:rFonts w:ascii="Courier New" w:hAnsi="Courier New" w:hint="default"/>
         <w:sz w:val="20"/>
+        <w:szCs w:val="20"/>
       </w:rPr>
     </w:lvl>
     <w:lvl w:ilvl="6" w:tentative="1">
@@ -11066,6 +11764,7 @@
       <w:rPr>
         <w:rFonts w:ascii="Courier New" w:hAnsi="Courier New" w:hint="default"/>
         <w:sz w:val="20"/>
+        <w:szCs w:val="20"/>
       </w:rPr>
     </w:lvl>
     <w:lvl w:ilvl="7" w:tentative="1">
@@ -11082,6 +11781,7 @@
       <w:rPr>
         <w:rFonts w:ascii="Courier New" w:hAnsi="Courier New" w:hint="default"/>
         <w:sz w:val="20"/>
+        <w:szCs w:val="20"/>
       </w:rPr>
     </w:lvl>
     <w:lvl w:ilvl="8" w:tentative="1">
@@ -11098,6 +11798,7 @@
       <w:rPr>
         <w:rFonts w:ascii="Courier New" w:hAnsi="Courier New" w:hint="default"/>
         <w:sz w:val="20"/>
+        <w:szCs w:val="20"/>
       </w:rPr>
     </w:lvl>
   </w:abstractNum>
@@ -11717,6 +12418,10 @@
       </w:tabs>
       <w:spacing w:after="0" w:line="240" w:lineRule="auto"/>
     </w:pPr>
+    <w:rPr>
+      <w:sz w:val="20"/>
+      <w:szCs w:val="20"/>
+    </w:rPr>
   </w:style>
   <w:style w:type="character" w:customStyle="1" w:styleId="RodapChar">
     <w:name w:val="Rodapé Char"/>
@@ -11724,6 +12429,10 @@
     <w:link w:val="Rodap"/>
     <w:uiPriority w:val="99"/>
     <w:rsid w:val="00FB5352"/>
+    <w:rPr>
+      <w:sz w:val="20"/>
+      <w:szCs w:val="20"/>
+    </w:rPr>
   </w:style>
   <w:style w:type="character" w:styleId="Hyperlink">
     <w:name w:val="Hyperlink"/>
@@ -11854,8 +12563,8 @@
       <w:rFonts w:ascii="Arial" w:hAnsi="Arial" w:cs="Arial"/>
       <w:b/>
       <w:color w:val="000000" w:themeColor="text1"/>
-      <w:sz w:val="24"/>
-      <w:szCs w:val="32"/>
+      <w:sz w:val="20"/>
+      <w:szCs w:val="20"/>
     </w:rPr>
   </w:style>
   <w:style w:type="paragraph" w:styleId="Ttulo2">
@@ -11879,10 +12588,11 @@
     </w:pPr>
     <w:rPr>
       <w:rFonts w:ascii="Arial" w:hAnsi="Arial" w:cs="Arial"/>
-      <w:b/>
+      <w:bCs w:val="0"/>
+      <w:b w:val="0"/>
       <w:color w:val="000000" w:themeColor="text1"/>
-      <w:sz w:val="24"/>
-      <w:szCs w:val="26"/>
+      <w:sz w:val="20"/>
+      <w:szCs w:val="20"/>
     </w:rPr>
   </w:style>
   <w:style w:type="paragraph" w:styleId="Ttulo3">
@@ -11905,10 +12615,11 @@
     </w:pPr>
     <w:rPr>
       <w:rFonts w:ascii="Arial" w:hAnsi="Arial" w:cs="Arial"/>
-      <w:b/>
+      <w:bCs w:val="0"/>
+      <w:b w:val="0"/>
       <w:color w:val="000000" w:themeColor="text1"/>
-      <w:sz w:val="24"/>
-      <w:szCs w:val="26"/>
+      <w:sz w:val="20"/>
+      <w:szCs w:val="20"/>
     </w:rPr>
   </w:style>
   <w:style w:type="character" w:customStyle="1" w:styleId="Ttulo1Char">
@@ -11921,8 +12632,8 @@
       <w:rFonts w:asciiTheme="majorHAnsi" w:eastAsiaTheme="majorEastAsia" w:hAnsiTheme="majorHAnsi" w:cstheme="majorBidi"/>
       <w:b/>
       <w:color w:val="000000" w:themeColor="text1"/>
-      <w:sz w:val="24"/>
-      <w:szCs w:val="32"/>
+      <w:sz w:val="20"/>
+      <w:szCs w:val="20"/>
     </w:rPr>
   </w:style>
   <w:style w:type="character" w:customStyle="1" w:styleId="Ttulo2Char">
@@ -11933,10 +12644,11 @@
     <w:rsid w:val="00E3098F"/>
     <w:rPr>
       <w:rFonts w:asciiTheme="majorHAnsi" w:eastAsiaTheme="majorEastAsia" w:hAnsiTheme="majorHAnsi" w:cstheme="majorBidi"/>
-      <w:b/>
+      <w:bCs w:val="0"/>
+      <w:b w:val="0"/>
       <w:color w:val="000000" w:themeColor="text1"/>
-      <w:sz w:val="24"/>
-      <w:szCs w:val="26"/>
+      <w:sz w:val="20"/>
+      <w:szCs w:val="20"/>
     </w:rPr>
   </w:style>
   <w:style w:type="paragraph" w:styleId="Sumrio1">
